--- a/documentacion/provisional_DocumentacionProyecto_2VIFC302.docx
+++ b/documentacion/provisional_DocumentacionProyecto_2VIFC302.docx
@@ -1218,7 +1218,7 @@
           <w:lang w:eastAsia="es-VE"/>
         </w:rPr>
         <w:drawing>
-          <wp:inline distT="0" distB="0" distL="0" distR="0" wp14:anchorId="1183C0B2" wp14:editId="4EF1F914">
+          <wp:inline distT="0" distB="0" distL="0" distR="0" wp14:anchorId="1183C0B2" wp14:editId="3541654A">
             <wp:extent cx="7556500" cy="10599420"/>
             <wp:effectExtent l="0" t="0" r="6350" b="0"/>
             <wp:docPr id="2" name="Imagen 2" descr="D:\servicios forobeta posts\diseño grafico\CLIENTES\Feelmusic - 05.11.18\archivos\11\11.jpg"/>
@@ -1364,7 +1364,7 @@
             </w:rPr>
             <w:fldChar w:fldCharType="separate"/>
           </w:r>
-          <w:hyperlink w:anchor="_Toc230171231" w:history="1">
+          <w:hyperlink w:anchor="_Toc230268507" w:history="1">
             <w:r>
               <w:rPr>
                 <w:rStyle w:val="Hipervnculo"/>
@@ -1391,7 +1391,7 @@
                 <w:noProof/>
                 <w:webHidden/>
               </w:rPr>
-              <w:instrText xml:space="preserve"> PAGEREF _Toc230171231 \h </w:instrText>
+              <w:instrText xml:space="preserve"> PAGEREF _Toc230268507 \h </w:instrText>
             </w:r>
             <w:r>
               <w:rPr>
@@ -1437,7 +1437,7 @@
               <w:lang w:eastAsia="es-ES"/>
             </w:rPr>
           </w:pPr>
-          <w:hyperlink w:anchor="_Toc230171232" w:history="1">
+          <w:hyperlink w:anchor="_Toc230268508" w:history="1">
             <w:r>
               <w:rPr>
                 <w:rStyle w:val="Hipervnculo"/>
@@ -1481,7 +1481,7 @@
                 <w:noProof/>
                 <w:webHidden/>
               </w:rPr>
-              <w:instrText xml:space="preserve"> PAGEREF _Toc230171232 \h </w:instrText>
+              <w:instrText xml:space="preserve"> PAGEREF _Toc230268508 \h </w:instrText>
             </w:r>
             <w:r>
               <w:rPr>
@@ -1527,7 +1527,7 @@
               <w:lang w:eastAsia="es-ES"/>
             </w:rPr>
           </w:pPr>
-          <w:hyperlink w:anchor="_Toc230171233" w:history="1">
+          <w:hyperlink w:anchor="_Toc230268509" w:history="1">
             <w:r>
               <w:rPr>
                 <w:rStyle w:val="Hipervnculo"/>
@@ -1571,7 +1571,7 @@
                 <w:noProof/>
                 <w:webHidden/>
               </w:rPr>
-              <w:instrText xml:space="preserve"> PAGEREF _Toc230171233 \h </w:instrText>
+              <w:instrText xml:space="preserve"> PAGEREF _Toc230268509 \h </w:instrText>
             </w:r>
             <w:r>
               <w:rPr>
@@ -1617,7 +1617,7 @@
               <w:lang w:eastAsia="es-ES"/>
             </w:rPr>
           </w:pPr>
-          <w:hyperlink w:anchor="_Toc230171234" w:history="1">
+          <w:hyperlink w:anchor="_Toc230268510" w:history="1">
             <w:r>
               <w:rPr>
                 <w:rStyle w:val="Hipervnculo"/>
@@ -1661,7 +1661,7 @@
                 <w:noProof/>
                 <w:webHidden/>
               </w:rPr>
-              <w:instrText xml:space="preserve"> PAGEREF _Toc230171234 \h </w:instrText>
+              <w:instrText xml:space="preserve"> PAGEREF _Toc230268510 \h </w:instrText>
             </w:r>
             <w:r>
               <w:rPr>
@@ -1707,7 +1707,7 @@
               <w:lang w:eastAsia="es-ES"/>
             </w:rPr>
           </w:pPr>
-          <w:hyperlink w:anchor="_Toc230171235" w:history="1">
+          <w:hyperlink w:anchor="_Toc230268511" w:history="1">
             <w:r>
               <w:rPr>
                 <w:rStyle w:val="Hipervnculo"/>
@@ -1751,7 +1751,7 @@
                 <w:noProof/>
                 <w:webHidden/>
               </w:rPr>
-              <w:instrText xml:space="preserve"> PAGEREF _Toc230171235 \h </w:instrText>
+              <w:instrText xml:space="preserve"> PAGEREF _Toc230268511 \h </w:instrText>
             </w:r>
             <w:r>
               <w:rPr>
@@ -1797,7 +1797,7 @@
               <w:lang w:eastAsia="es-ES"/>
             </w:rPr>
           </w:pPr>
-          <w:hyperlink w:anchor="_Toc230171237" w:history="1">
+          <w:hyperlink w:anchor="_Toc230268513" w:history="1">
             <w:r>
               <w:rPr>
                 <w:rStyle w:val="Hipervnculo"/>
@@ -1841,7 +1841,7 @@
                 <w:noProof/>
                 <w:webHidden/>
               </w:rPr>
-              <w:instrText xml:space="preserve"> PAGEREF _Toc230171237 \h </w:instrText>
+              <w:instrText xml:space="preserve"> PAGEREF _Toc230268513 \h </w:instrText>
             </w:r>
             <w:r>
               <w:rPr>
@@ -1887,7 +1887,7 @@
               <w:lang w:eastAsia="es-ES"/>
             </w:rPr>
           </w:pPr>
-          <w:hyperlink w:anchor="_Toc230171238" w:history="1">
+          <w:hyperlink w:anchor="_Toc230268514" w:history="1">
             <w:r>
               <w:rPr>
                 <w:rStyle w:val="Hipervnculo"/>
@@ -1931,7 +1931,7 @@
                 <w:noProof/>
                 <w:webHidden/>
               </w:rPr>
-              <w:instrText xml:space="preserve"> PAGEREF _Toc230171238 \h </w:instrText>
+              <w:instrText xml:space="preserve"> PAGEREF _Toc230268514 \h </w:instrText>
             </w:r>
             <w:r>
               <w:rPr>
@@ -1977,7 +1977,7 @@
               <w:lang w:eastAsia="es-ES"/>
             </w:rPr>
           </w:pPr>
-          <w:hyperlink w:anchor="_Toc230171239" w:history="1">
+          <w:hyperlink w:anchor="_Toc230268515" w:history="1">
             <w:r>
               <w:rPr>
                 <w:rStyle w:val="Hipervnculo"/>
@@ -2021,7 +2021,7 @@
                 <w:noProof/>
                 <w:webHidden/>
               </w:rPr>
-              <w:instrText xml:space="preserve"> PAGEREF _Toc230171239 \h </w:instrText>
+              <w:instrText xml:space="preserve"> PAGEREF _Toc230268515 \h </w:instrText>
             </w:r>
             <w:r>
               <w:rPr>
@@ -2067,7 +2067,7 @@
               <w:lang w:eastAsia="es-ES"/>
             </w:rPr>
           </w:pPr>
-          <w:hyperlink w:anchor="_Toc230171240" w:history="1">
+          <w:hyperlink w:anchor="_Toc230268516" w:history="1">
             <w:r>
               <w:rPr>
                 <w:rStyle w:val="Hipervnculo"/>
@@ -2111,7 +2111,7 @@
                 <w:noProof/>
                 <w:webHidden/>
               </w:rPr>
-              <w:instrText xml:space="preserve"> PAGEREF _Toc230171240 \h </w:instrText>
+              <w:instrText xml:space="preserve"> PAGEREF _Toc230268516 \h </w:instrText>
             </w:r>
             <w:r>
               <w:rPr>
@@ -2157,7 +2157,7 @@
               <w:lang w:eastAsia="es-ES"/>
             </w:rPr>
           </w:pPr>
-          <w:hyperlink w:anchor="_Toc230171241" w:history="1">
+          <w:hyperlink w:anchor="_Toc230268517" w:history="1">
             <w:r>
               <w:rPr>
                 <w:rStyle w:val="Hipervnculo"/>
@@ -2201,7 +2201,7 @@
                 <w:noProof/>
                 <w:webHidden/>
               </w:rPr>
-              <w:instrText xml:space="preserve"> PAGEREF _Toc230171241 \h </w:instrText>
+              <w:instrText xml:space="preserve"> PAGEREF _Toc230268517 \h </w:instrText>
             </w:r>
             <w:r>
               <w:rPr>
@@ -2247,7 +2247,7 @@
               <w:lang w:eastAsia="es-ES"/>
             </w:rPr>
           </w:pPr>
-          <w:hyperlink w:anchor="_Toc230171242" w:history="1">
+          <w:hyperlink w:anchor="_Toc230268518" w:history="1">
             <w:r>
               <w:rPr>
                 <w:rStyle w:val="Hipervnculo"/>
@@ -2291,7 +2291,7 @@
                 <w:noProof/>
                 <w:webHidden/>
               </w:rPr>
-              <w:instrText xml:space="preserve"> PAGEREF _Toc230171242 \h </w:instrText>
+              <w:instrText xml:space="preserve"> PAGEREF _Toc230268518 \h </w:instrText>
             </w:r>
             <w:r>
               <w:rPr>
@@ -2337,7 +2337,7 @@
               <w:lang w:eastAsia="es-ES"/>
             </w:rPr>
           </w:pPr>
-          <w:hyperlink w:anchor="_Toc230171243" w:history="1">
+          <w:hyperlink w:anchor="_Toc230268519" w:history="1">
             <w:r>
               <w:rPr>
                 <w:rStyle w:val="Hipervnculo"/>
@@ -2381,7 +2381,7 @@
                 <w:noProof/>
                 <w:webHidden/>
               </w:rPr>
-              <w:instrText xml:space="preserve"> PAGEREF _Toc230171243 \h </w:instrText>
+              <w:instrText xml:space="preserve"> PAGEREF _Toc230268519 \h </w:instrText>
             </w:r>
             <w:r>
               <w:rPr>
@@ -2427,7 +2427,7 @@
               <w:lang w:eastAsia="es-ES"/>
             </w:rPr>
           </w:pPr>
-          <w:hyperlink w:anchor="_Toc230171244" w:history="1">
+          <w:hyperlink w:anchor="_Toc230268520" w:history="1">
             <w:r>
               <w:rPr>
                 <w:rStyle w:val="Hipervnculo"/>
@@ -2471,7 +2471,7 @@
                 <w:noProof/>
                 <w:webHidden/>
               </w:rPr>
-              <w:instrText xml:space="preserve"> PAGEREF _Toc230171244 \h </w:instrText>
+              <w:instrText xml:space="preserve"> PAGEREF _Toc230268520 \h </w:instrText>
             </w:r>
             <w:r>
               <w:rPr>
@@ -2517,7 +2517,7 @@
               <w:lang w:eastAsia="es-ES"/>
             </w:rPr>
           </w:pPr>
-          <w:hyperlink w:anchor="_Toc230171245" w:history="1">
+          <w:hyperlink w:anchor="_Toc230268521" w:history="1">
             <w:r>
               <w:rPr>
                 <w:rStyle w:val="Hipervnculo"/>
@@ -2561,7 +2561,7 @@
                 <w:noProof/>
                 <w:webHidden/>
               </w:rPr>
-              <w:instrText xml:space="preserve"> PAGEREF _Toc230171245 \h </w:instrText>
+              <w:instrText xml:space="preserve"> PAGEREF _Toc230268521 \h </w:instrText>
             </w:r>
             <w:r>
               <w:rPr>
@@ -2607,7 +2607,7 @@
               <w:lang w:eastAsia="es-ES"/>
             </w:rPr>
           </w:pPr>
-          <w:hyperlink w:anchor="_Toc230171246" w:history="1">
+          <w:hyperlink w:anchor="_Toc230268522" w:history="1">
             <w:r>
               <w:rPr>
                 <w:rStyle w:val="Hipervnculo"/>
@@ -2653,7 +2653,7 @@
                 <w:noProof/>
                 <w:webHidden/>
               </w:rPr>
-              <w:instrText xml:space="preserve"> PAGEREF _Toc230171246 \h </w:instrText>
+              <w:instrText xml:space="preserve"> PAGEREF _Toc230268522 \h </w:instrText>
             </w:r>
             <w:r>
               <w:rPr>
@@ -2699,7 +2699,7 @@
               <w:lang w:eastAsia="es-ES"/>
             </w:rPr>
           </w:pPr>
-          <w:hyperlink w:anchor="_Toc230171247" w:history="1">
+          <w:hyperlink w:anchor="_Toc230268523" w:history="1">
             <w:r>
               <w:rPr>
                 <w:rStyle w:val="Hipervnculo"/>
@@ -2743,7 +2743,7 @@
                 <w:noProof/>
                 <w:webHidden/>
               </w:rPr>
-              <w:instrText xml:space="preserve"> PAGEREF _Toc230171247 \h </w:instrText>
+              <w:instrText xml:space="preserve"> PAGEREF _Toc230268523 \h </w:instrText>
             </w:r>
             <w:r>
               <w:rPr>
@@ -2789,7 +2789,7 @@
               <w:lang w:eastAsia="es-ES"/>
             </w:rPr>
           </w:pPr>
-          <w:hyperlink w:anchor="_Toc230171248" w:history="1">
+          <w:hyperlink w:anchor="_Toc230268524" w:history="1">
             <w:r>
               <w:rPr>
                 <w:rStyle w:val="Hipervnculo"/>
@@ -2833,7 +2833,7 @@
                 <w:noProof/>
                 <w:webHidden/>
               </w:rPr>
-              <w:instrText xml:space="preserve"> PAGEREF _Toc230171248 \h </w:instrText>
+              <w:instrText xml:space="preserve"> PAGEREF _Toc230268524 \h </w:instrText>
             </w:r>
             <w:r>
               <w:rPr>
@@ -2879,7 +2879,7 @@
               <w:lang w:eastAsia="es-ES"/>
             </w:rPr>
           </w:pPr>
-          <w:hyperlink w:anchor="_Toc230171249" w:history="1">
+          <w:hyperlink w:anchor="_Toc230268525" w:history="1">
             <w:r>
               <w:rPr>
                 <w:rStyle w:val="Hipervnculo"/>
@@ -2923,7 +2923,7 @@
                 <w:noProof/>
                 <w:webHidden/>
               </w:rPr>
-              <w:instrText xml:space="preserve"> PAGEREF _Toc230171249 \h </w:instrText>
+              <w:instrText xml:space="preserve"> PAGEREF _Toc230268525 \h </w:instrText>
             </w:r>
             <w:r>
               <w:rPr>
@@ -2969,7 +2969,7 @@
               <w:lang w:eastAsia="es-ES"/>
             </w:rPr>
           </w:pPr>
-          <w:hyperlink w:anchor="_Toc230171250" w:history="1">
+          <w:hyperlink w:anchor="_Toc230268526" w:history="1">
             <w:r>
               <w:rPr>
                 <w:rStyle w:val="Hipervnculo"/>
@@ -3013,7 +3013,7 @@
                 <w:noProof/>
                 <w:webHidden/>
               </w:rPr>
-              <w:instrText xml:space="preserve"> PAGEREF _Toc230171250 \h </w:instrText>
+              <w:instrText xml:space="preserve"> PAGEREF _Toc230268526 \h </w:instrText>
             </w:r>
             <w:r>
               <w:rPr>
@@ -3059,7 +3059,7 @@
               <w:lang w:eastAsia="es-ES"/>
             </w:rPr>
           </w:pPr>
-          <w:hyperlink w:anchor="_Toc230171251" w:history="1">
+          <w:hyperlink w:anchor="_Toc230268527" w:history="1">
             <w:r>
               <w:rPr>
                 <w:rStyle w:val="Hipervnculo"/>
@@ -3082,21 +3082,7 @@
                 <w:rStyle w:val="Hipervnculo"/>
                 <w:noProof/>
               </w:rPr>
-              <w:t>PLANIFICACIÓ</w:t>
-            </w:r>
-            <w:r>
-              <w:rPr>
-                <w:rStyle w:val="Hipervnculo"/>
-                <w:noProof/>
-              </w:rPr>
-              <w:t>N</w:t>
-            </w:r>
-            <w:r>
-              <w:rPr>
-                <w:rStyle w:val="Hipervnculo"/>
-                <w:noProof/>
-              </w:rPr>
-              <w:t xml:space="preserve"> Y PRESUPUESTO</w:t>
+              <w:t>PLANIFICACIÓN Y PRESUPUESTO</w:t>
             </w:r>
             <w:r>
               <w:rPr>
@@ -3117,7 +3103,7 @@
                 <w:noProof/>
                 <w:webHidden/>
               </w:rPr>
-              <w:instrText xml:space="preserve"> PAGEREF _Toc230171251 \h </w:instrText>
+              <w:instrText xml:space="preserve"> PAGEREF _Toc230268527 \h </w:instrText>
             </w:r>
             <w:r>
               <w:rPr>
@@ -3163,13 +3149,13 @@
               <w:lang w:eastAsia="es-ES"/>
             </w:rPr>
           </w:pPr>
-          <w:hyperlink w:anchor="_Toc230171255" w:history="1">
+          <w:hyperlink w:anchor="_Toc230268530" w:history="1">
             <w:r>
               <w:rPr>
                 <w:rStyle w:val="Hipervnculo"/>
                 <w:noProof/>
               </w:rPr>
-              <w:t>6.1.</w:t>
+              <w:t>5.1.</w:t>
             </w:r>
             <w:r>
               <w:rPr>
@@ -3207,7 +3193,7 @@
                 <w:noProof/>
                 <w:webHidden/>
               </w:rPr>
-              <w:instrText xml:space="preserve"> PAGEREF _Toc230171255 \h </w:instrText>
+              <w:instrText xml:space="preserve"> PAGEREF _Toc230268530 \h </w:instrText>
             </w:r>
             <w:r>
               <w:rPr>
@@ -3253,13 +3239,13 @@
               <w:lang w:eastAsia="es-ES"/>
             </w:rPr>
           </w:pPr>
-          <w:hyperlink w:anchor="_Toc230171256" w:history="1">
+          <w:hyperlink w:anchor="_Toc230268531" w:history="1">
             <w:r>
               <w:rPr>
                 <w:rStyle w:val="Hipervnculo"/>
                 <w:noProof/>
               </w:rPr>
-              <w:t>6.2.</w:t>
+              <w:t>5.2.</w:t>
             </w:r>
             <w:r>
               <w:rPr>
@@ -3297,7 +3283,7 @@
                 <w:noProof/>
                 <w:webHidden/>
               </w:rPr>
-              <w:instrText xml:space="preserve"> PAGEREF _Toc230171256 \h </w:instrText>
+              <w:instrText xml:space="preserve"> PAGEREF _Toc230268531 \h </w:instrText>
             </w:r>
             <w:r>
               <w:rPr>
@@ -3343,7 +3329,7 @@
               <w:lang w:eastAsia="es-ES"/>
             </w:rPr>
           </w:pPr>
-          <w:hyperlink w:anchor="_Toc230171257" w:history="1">
+          <w:hyperlink w:anchor="_Toc230268532" w:history="1">
             <w:r>
               <w:rPr>
                 <w:rStyle w:val="Hipervnculo"/>
@@ -3387,7 +3373,7 @@
                 <w:noProof/>
                 <w:webHidden/>
               </w:rPr>
-              <w:instrText xml:space="preserve"> PAGEREF _Toc230171257 \h </w:instrText>
+              <w:instrText xml:space="preserve"> PAGEREF _Toc230268532 \h </w:instrText>
             </w:r>
             <w:r>
               <w:rPr>
@@ -3433,13 +3419,13 @@
               <w:lang w:eastAsia="es-ES"/>
             </w:rPr>
           </w:pPr>
-          <w:hyperlink w:anchor="_Toc230171259" w:history="1">
+          <w:hyperlink w:anchor="_Toc230268534" w:history="1">
             <w:r>
               <w:rPr>
                 <w:rStyle w:val="Hipervnculo"/>
                 <w:noProof/>
               </w:rPr>
-              <w:t>7.1.</w:t>
+              <w:t>6.1.</w:t>
             </w:r>
             <w:r>
               <w:rPr>
@@ -3477,7 +3463,7 @@
                 <w:noProof/>
                 <w:webHidden/>
               </w:rPr>
-              <w:instrText xml:space="preserve"> PAGEREF _Toc230171259 \h </w:instrText>
+              <w:instrText xml:space="preserve"> PAGEREF _Toc230268534 \h </w:instrText>
             </w:r>
             <w:r>
               <w:rPr>
@@ -3523,13 +3509,13 @@
               <w:lang w:eastAsia="es-ES"/>
             </w:rPr>
           </w:pPr>
-          <w:hyperlink w:anchor="_Toc230171260" w:history="1">
+          <w:hyperlink w:anchor="_Toc230268535" w:history="1">
             <w:r>
               <w:rPr>
                 <w:rStyle w:val="Hipervnculo"/>
                 <w:noProof/>
               </w:rPr>
-              <w:t>7.2.</w:t>
+              <w:t>6.2.</w:t>
             </w:r>
             <w:r>
               <w:rPr>
@@ -3567,7 +3553,7 @@
                 <w:noProof/>
                 <w:webHidden/>
               </w:rPr>
-              <w:instrText xml:space="preserve"> PAGEREF _Toc230171260 \h </w:instrText>
+              <w:instrText xml:space="preserve"> PAGEREF _Toc230268535 \h </w:instrText>
             </w:r>
             <w:r>
               <w:rPr>
@@ -3613,7 +3599,7 @@
               <w:lang w:eastAsia="es-ES"/>
             </w:rPr>
           </w:pPr>
-          <w:hyperlink w:anchor="_Toc230171261" w:history="1">
+          <w:hyperlink w:anchor="_Toc230268536" w:history="1">
             <w:r>
               <w:rPr>
                 <w:rStyle w:val="Hipervnculo"/>
@@ -3636,7 +3622,21 @@
                 <w:rStyle w:val="Hipervnculo"/>
                 <w:noProof/>
               </w:rPr>
-              <w:t>RELACIÓN CON LOS MÓDULOS DEL CICLO</w:t>
+              <w:t>RELACI</w:t>
+            </w:r>
+            <w:r>
+              <w:rPr>
+                <w:rStyle w:val="Hipervnculo"/>
+                <w:noProof/>
+              </w:rPr>
+              <w:t>Ó</w:t>
+            </w:r>
+            <w:r>
+              <w:rPr>
+                <w:rStyle w:val="Hipervnculo"/>
+                <w:noProof/>
+              </w:rPr>
+              <w:t>N CON LOS MÓDULOS DEL CICLO</w:t>
             </w:r>
             <w:r>
               <w:rPr>
@@ -3657,7 +3657,7 @@
                 <w:noProof/>
                 <w:webHidden/>
               </w:rPr>
-              <w:instrText xml:space="preserve"> PAGEREF _Toc230171261 \h </w:instrText>
+              <w:instrText xml:space="preserve"> PAGEREF _Toc230268536 \h </w:instrText>
             </w:r>
             <w:r>
               <w:rPr>
@@ -3677,7 +3677,7 @@
                 <w:noProof/>
                 <w:webHidden/>
               </w:rPr>
-              <w:t>19</w:t>
+              <w:t>20</w:t>
             </w:r>
             <w:r>
               <w:rPr>
@@ -3703,7 +3703,7 @@
               <w:lang w:eastAsia="es-ES"/>
             </w:rPr>
           </w:pPr>
-          <w:hyperlink w:anchor="_Toc230171262" w:history="1">
+          <w:hyperlink w:anchor="_Toc230268537" w:history="1">
             <w:r>
               <w:rPr>
                 <w:rStyle w:val="Hipervnculo"/>
@@ -3747,7 +3747,7 @@
                 <w:noProof/>
                 <w:webHidden/>
               </w:rPr>
-              <w:instrText xml:space="preserve"> PAGEREF _Toc230171262 \h </w:instrText>
+              <w:instrText xml:space="preserve"> PAGEREF _Toc230268537 \h </w:instrText>
             </w:r>
             <w:r>
               <w:rPr>
@@ -3767,7 +3767,7 @@
                 <w:noProof/>
                 <w:webHidden/>
               </w:rPr>
-              <w:t>19</w:t>
+              <w:t>21</w:t>
             </w:r>
             <w:r>
               <w:rPr>
@@ -3793,7 +3793,7 @@
               <w:lang w:eastAsia="es-ES"/>
             </w:rPr>
           </w:pPr>
-          <w:hyperlink w:anchor="_Toc230171263" w:history="1">
+          <w:hyperlink w:anchor="_Toc230268538" w:history="1">
             <w:r>
               <w:rPr>
                 <w:rStyle w:val="Hipervnculo"/>
@@ -3837,7 +3837,7 @@
                 <w:noProof/>
                 <w:webHidden/>
               </w:rPr>
-              <w:instrText xml:space="preserve"> PAGEREF _Toc230171263 \h </w:instrText>
+              <w:instrText xml:space="preserve"> PAGEREF _Toc230268538 \h </w:instrText>
             </w:r>
             <w:r>
               <w:rPr>
@@ -3857,7 +3857,7 @@
                 <w:noProof/>
                 <w:webHidden/>
               </w:rPr>
-              <w:t>19</w:t>
+              <w:t>21</w:t>
             </w:r>
             <w:r>
               <w:rPr>
@@ -3883,13 +3883,13 @@
               <w:lang w:eastAsia="es-ES"/>
             </w:rPr>
           </w:pPr>
-          <w:hyperlink w:anchor="_Toc230171267" w:history="1">
+          <w:hyperlink w:anchor="_Toc230268542" w:history="1">
             <w:r>
               <w:rPr>
                 <w:rStyle w:val="Hipervnculo"/>
                 <w:noProof/>
               </w:rPr>
-              <w:t>10.1.</w:t>
+              <w:t>9.1.</w:t>
             </w:r>
             <w:r>
               <w:rPr>
@@ -3927,7 +3927,7 @@
                 <w:noProof/>
                 <w:webHidden/>
               </w:rPr>
-              <w:instrText xml:space="preserve"> PAGEREF _Toc230171267 \h </w:instrText>
+              <w:instrText xml:space="preserve"> PAGEREF _Toc230268542 \h </w:instrText>
             </w:r>
             <w:r>
               <w:rPr>
@@ -3947,7 +3947,7 @@
                 <w:noProof/>
                 <w:webHidden/>
               </w:rPr>
-              <w:t>19</w:t>
+              <w:t>21</w:t>
             </w:r>
             <w:r>
               <w:rPr>
@@ -3973,7 +3973,7 @@
               <w:lang w:eastAsia="es-ES"/>
             </w:rPr>
           </w:pPr>
-          <w:hyperlink w:anchor="_Toc230171268" w:history="1">
+          <w:hyperlink w:anchor="_Toc230268543" w:history="1">
             <w:r>
               <w:rPr>
                 <w:rStyle w:val="Hipervnculo"/>
@@ -4017,7 +4017,7 @@
                 <w:noProof/>
                 <w:webHidden/>
               </w:rPr>
-              <w:instrText xml:space="preserve"> PAGEREF _Toc230171268 \h </w:instrText>
+              <w:instrText xml:space="preserve"> PAGEREF _Toc230268543 \h </w:instrText>
             </w:r>
             <w:r>
               <w:rPr>
@@ -4037,7 +4037,7 @@
                 <w:noProof/>
                 <w:webHidden/>
               </w:rPr>
-              <w:t>19</w:t>
+              <w:t>21</w:t>
             </w:r>
             <w:r>
               <w:rPr>
@@ -4063,13 +4063,13 @@
               <w:lang w:eastAsia="es-ES"/>
             </w:rPr>
           </w:pPr>
-          <w:hyperlink w:anchor="_Toc230171270" w:history="1">
+          <w:hyperlink w:anchor="_Toc230268545" w:history="1">
             <w:r>
               <w:rPr>
                 <w:rStyle w:val="Hipervnculo"/>
                 <w:noProof/>
               </w:rPr>
-              <w:t>11.1.</w:t>
+              <w:t>10.1.</w:t>
             </w:r>
             <w:r>
               <w:rPr>
@@ -4107,295 +4107,7 @@
                 <w:noProof/>
                 <w:webHidden/>
               </w:rPr>
-              <w:instrText xml:space="preserve"> PAGEREF _Toc230171270 \h </w:instrText>
-            </w:r>
-            <w:r>
-              <w:rPr>
-                <w:noProof/>
-                <w:webHidden/>
-              </w:rPr>
-            </w:r>
-            <w:r>
-              <w:rPr>
-                <w:noProof/>
-                <w:webHidden/>
-              </w:rPr>
-              <w:fldChar w:fldCharType="separate"/>
-            </w:r>
-            <w:r>
-              <w:rPr>
-                <w:noProof/>
-                <w:webHidden/>
-              </w:rPr>
-              <w:t>20</w:t>
-            </w:r>
-            <w:r>
-              <w:rPr>
-                <w:noProof/>
-                <w:webHidden/>
-              </w:rPr>
-              <w:fldChar w:fldCharType="end"/>
-            </w:r>
-          </w:hyperlink>
-        </w:p>
-        <w:p>
-          <w:pPr>
-            <w:pStyle w:val="TDC3"/>
-            <w:tabs>
-              <w:tab w:val="right" w:leader="dot" w:pos="9628"/>
-            </w:tabs>
-            <w:rPr>
-              <w:rFonts w:eastAsiaTheme="minorEastAsia"/>
-              <w:noProof/>
-              <w:sz w:val="24"/>
-              <w:szCs w:val="24"/>
-              <w:lang w:eastAsia="es-ES"/>
-            </w:rPr>
-          </w:pPr>
-          <w:hyperlink w:anchor="_Toc230171271" w:history="1">
-            <w:r>
-              <w:rPr>
-                <w:rStyle w:val="Hipervnculo"/>
-                <w:noProof/>
-              </w:rPr>
-              <w:t>10.1.1. PALETA DE COLORES</w:t>
-            </w:r>
-            <w:r>
-              <w:rPr>
-                <w:noProof/>
-                <w:webHidden/>
-              </w:rPr>
-              <w:tab/>
-            </w:r>
-            <w:r>
-              <w:rPr>
-                <w:noProof/>
-                <w:webHidden/>
-              </w:rPr>
-              <w:fldChar w:fldCharType="begin"/>
-            </w:r>
-            <w:r>
-              <w:rPr>
-                <w:noProof/>
-                <w:webHidden/>
-              </w:rPr>
-              <w:instrText xml:space="preserve"> PAGEREF _Toc230171271 \h </w:instrText>
-            </w:r>
-            <w:r>
-              <w:rPr>
-                <w:noProof/>
-                <w:webHidden/>
-              </w:rPr>
-            </w:r>
-            <w:r>
-              <w:rPr>
-                <w:noProof/>
-                <w:webHidden/>
-              </w:rPr>
-              <w:fldChar w:fldCharType="separate"/>
-            </w:r>
-            <w:r>
-              <w:rPr>
-                <w:noProof/>
-                <w:webHidden/>
-              </w:rPr>
-              <w:t>20</w:t>
-            </w:r>
-            <w:r>
-              <w:rPr>
-                <w:noProof/>
-                <w:webHidden/>
-              </w:rPr>
-              <w:fldChar w:fldCharType="end"/>
-            </w:r>
-          </w:hyperlink>
-        </w:p>
-        <w:p>
-          <w:pPr>
-            <w:pStyle w:val="TDC3"/>
-            <w:tabs>
-              <w:tab w:val="right" w:leader="dot" w:pos="9628"/>
-            </w:tabs>
-            <w:rPr>
-              <w:rFonts w:eastAsiaTheme="minorEastAsia"/>
-              <w:noProof/>
-              <w:sz w:val="24"/>
-              <w:szCs w:val="24"/>
-              <w:lang w:eastAsia="es-ES"/>
-            </w:rPr>
-          </w:pPr>
-          <w:hyperlink w:anchor="_Toc230171272" w:history="1">
-            <w:r>
-              <w:rPr>
-                <w:rStyle w:val="Hipervnculo"/>
-                <w:noProof/>
-              </w:rPr>
-              <w:t>10.1.2. Tipografía</w:t>
-            </w:r>
-            <w:r>
-              <w:rPr>
-                <w:noProof/>
-                <w:webHidden/>
-              </w:rPr>
-              <w:tab/>
-            </w:r>
-            <w:r>
-              <w:rPr>
-                <w:noProof/>
-                <w:webHidden/>
-              </w:rPr>
-              <w:fldChar w:fldCharType="begin"/>
-            </w:r>
-            <w:r>
-              <w:rPr>
-                <w:noProof/>
-                <w:webHidden/>
-              </w:rPr>
-              <w:instrText xml:space="preserve"> PAGEREF _Toc230171272 \h </w:instrText>
-            </w:r>
-            <w:r>
-              <w:rPr>
-                <w:noProof/>
-                <w:webHidden/>
-              </w:rPr>
-            </w:r>
-            <w:r>
-              <w:rPr>
-                <w:noProof/>
-                <w:webHidden/>
-              </w:rPr>
-              <w:fldChar w:fldCharType="separate"/>
-            </w:r>
-            <w:r>
-              <w:rPr>
-                <w:noProof/>
-                <w:webHidden/>
-              </w:rPr>
-              <w:t>20</w:t>
-            </w:r>
-            <w:r>
-              <w:rPr>
-                <w:noProof/>
-                <w:webHidden/>
-              </w:rPr>
-              <w:fldChar w:fldCharType="end"/>
-            </w:r>
-          </w:hyperlink>
-        </w:p>
-        <w:p>
-          <w:pPr>
-            <w:pStyle w:val="TDC3"/>
-            <w:tabs>
-              <w:tab w:val="right" w:leader="dot" w:pos="9628"/>
-            </w:tabs>
-            <w:rPr>
-              <w:rFonts w:eastAsiaTheme="minorEastAsia"/>
-              <w:noProof/>
-              <w:sz w:val="24"/>
-              <w:szCs w:val="24"/>
-              <w:lang w:eastAsia="es-ES"/>
-            </w:rPr>
-          </w:pPr>
-          <w:hyperlink w:anchor="_Toc230171273" w:history="1">
-            <w:r>
-              <w:rPr>
-                <w:rStyle w:val="Hipervnculo"/>
-                <w:noProof/>
-              </w:rPr>
-              <w:t>10.1.3. Clases CSS definidas</w:t>
-            </w:r>
-            <w:r>
-              <w:rPr>
-                <w:noProof/>
-                <w:webHidden/>
-              </w:rPr>
-              <w:tab/>
-            </w:r>
-            <w:r>
-              <w:rPr>
-                <w:noProof/>
-                <w:webHidden/>
-              </w:rPr>
-              <w:fldChar w:fldCharType="begin"/>
-            </w:r>
-            <w:r>
-              <w:rPr>
-                <w:noProof/>
-                <w:webHidden/>
-              </w:rPr>
-              <w:instrText xml:space="preserve"> PAGEREF _Toc230171273 \h </w:instrText>
-            </w:r>
-            <w:r>
-              <w:rPr>
-                <w:noProof/>
-                <w:webHidden/>
-              </w:rPr>
-            </w:r>
-            <w:r>
-              <w:rPr>
-                <w:noProof/>
-                <w:webHidden/>
-              </w:rPr>
-              <w:fldChar w:fldCharType="separate"/>
-            </w:r>
-            <w:r>
-              <w:rPr>
-                <w:noProof/>
-                <w:webHidden/>
-              </w:rPr>
-              <w:t>20</w:t>
-            </w:r>
-            <w:r>
-              <w:rPr>
-                <w:noProof/>
-                <w:webHidden/>
-              </w:rPr>
-              <w:fldChar w:fldCharType="end"/>
-            </w:r>
-          </w:hyperlink>
-        </w:p>
-        <w:p>
-          <w:pPr>
-            <w:pStyle w:val="TDC3"/>
-            <w:tabs>
-              <w:tab w:val="right" w:leader="dot" w:pos="9628"/>
-            </w:tabs>
-            <w:rPr>
-              <w:rFonts w:eastAsiaTheme="minorEastAsia"/>
-              <w:noProof/>
-              <w:sz w:val="24"/>
-              <w:szCs w:val="24"/>
-              <w:lang w:eastAsia="es-ES"/>
-            </w:rPr>
-          </w:pPr>
-          <w:hyperlink w:anchor="_Toc230171274" w:history="1">
-            <w:r>
-              <w:rPr>
-                <w:rStyle w:val="Hipervnculo"/>
-                <w:noProof/>
-              </w:rPr>
-              <w:t>10.1.4. IMÁGENES E ICONOS</w:t>
-            </w:r>
-            <w:r>
-              <w:rPr>
-                <w:noProof/>
-                <w:webHidden/>
-              </w:rPr>
-              <w:tab/>
-            </w:r>
-            <w:r>
-              <w:rPr>
-                <w:noProof/>
-                <w:webHidden/>
-              </w:rPr>
-              <w:fldChar w:fldCharType="begin"/>
-            </w:r>
-            <w:r>
-              <w:rPr>
-                <w:noProof/>
-                <w:webHidden/>
-              </w:rPr>
-              <w:instrText xml:space="preserve"> PAGEREF _Toc230171274 \h </w:instrText>
+              <w:instrText xml:space="preserve"> PAGEREF _Toc230268545 \h </w:instrText>
             </w:r>
             <w:r>
               <w:rPr>
@@ -4441,13 +4153,13 @@
               <w:lang w:eastAsia="es-ES"/>
             </w:rPr>
           </w:pPr>
-          <w:hyperlink w:anchor="_Toc230171275" w:history="1">
+          <w:hyperlink w:anchor="_Toc230268546" w:history="1">
             <w:r>
               <w:rPr>
                 <w:rStyle w:val="Hipervnculo"/>
                 <w:noProof/>
               </w:rPr>
-              <w:t>11.2.</w:t>
+              <w:t>10.2.</w:t>
             </w:r>
             <w:r>
               <w:rPr>
@@ -4485,7 +4197,7 @@
                 <w:noProof/>
                 <w:webHidden/>
               </w:rPr>
-              <w:instrText xml:space="preserve"> PAGEREF _Toc230171275 \h </w:instrText>
+              <w:instrText xml:space="preserve"> PAGEREF _Toc230268546 \h </w:instrText>
             </w:r>
             <w:r>
               <w:rPr>
@@ -4505,7 +4217,7 @@
                 <w:noProof/>
                 <w:webHidden/>
               </w:rPr>
-              <w:t>22</w:t>
+              <w:t>21</w:t>
             </w:r>
             <w:r>
               <w:rPr>
@@ -4531,7 +4243,7 @@
               <w:lang w:eastAsia="es-ES"/>
             </w:rPr>
           </w:pPr>
-          <w:hyperlink w:anchor="_Toc230171276" w:history="1">
+          <w:hyperlink w:anchor="_Toc230268547" w:history="1">
             <w:r>
               <w:rPr>
                 <w:rStyle w:val="Hipervnculo"/>
@@ -4575,7 +4287,7 @@
                 <w:noProof/>
                 <w:webHidden/>
               </w:rPr>
-              <w:instrText xml:space="preserve"> PAGEREF _Toc230171276 \h </w:instrText>
+              <w:instrText xml:space="preserve"> PAGEREF _Toc230268547 \h </w:instrText>
             </w:r>
             <w:r>
               <w:rPr>
@@ -4627,6 +4339,7 @@
               <w:sz w:val="20"/>
               <w:szCs w:val="20"/>
             </w:rPr>
+            <w:lastRenderedPageBreak/>
             <w:fldChar w:fldCharType="end"/>
           </w:r>
         </w:p>
@@ -5940,7 +5653,7 @@
       <w:pPr>
         <w:pStyle w:val="Ttulo2"/>
       </w:pPr>
-      <w:bookmarkStart w:id="0" w:name="_Toc230171231"/>
+      <w:bookmarkStart w:id="0" w:name="_Toc230268507"/>
       <w:r>
         <w:lastRenderedPageBreak/>
         <w:t>INTRODUCCIÓN</w:t>
@@ -6001,7 +5714,7 @@
           <w:numId w:val="2"/>
         </w:numPr>
       </w:pPr>
-      <w:bookmarkStart w:id="1" w:name="_Toc230171232"/>
+      <w:bookmarkStart w:id="1" w:name="_Toc230268508"/>
       <w:r>
         <w:t>OBJETIVOS DEL PROYECTO</w:t>
       </w:r>
@@ -6023,7 +5736,7 @@
           <w:numId w:val="3"/>
         </w:numPr>
       </w:pPr>
-      <w:bookmarkStart w:id="2" w:name="_Toc230171233"/>
+      <w:bookmarkStart w:id="2" w:name="_Toc230268509"/>
       <w:r>
         <w:t>OBJETIVO GENERAL DEL PROYECTO</w:t>
       </w:r>
@@ -6049,7 +5762,7 @@
           <w:numId w:val="3"/>
         </w:numPr>
       </w:pPr>
-      <w:bookmarkStart w:id="4" w:name="_Toc230171234"/>
+      <w:bookmarkStart w:id="4" w:name="_Toc230268510"/>
       <w:bookmarkEnd w:id="3"/>
       <w:r>
         <w:t>OBJETIVOS ESPECÍFICOS</w:t>
@@ -6181,7 +5894,7 @@
           <w:numId w:val="2"/>
         </w:numPr>
       </w:pPr>
-      <w:bookmarkStart w:id="5" w:name="_Toc230171235"/>
+      <w:bookmarkStart w:id="5" w:name="_Toc230268511"/>
       <w:r>
         <w:t>ANÁLISIS Y DISEÑO</w:t>
       </w:r>
@@ -6228,6 +5941,8 @@
       <w:bookmarkStart w:id="13" w:name="_Toc227865320"/>
       <w:bookmarkStart w:id="14" w:name="_Toc229949997"/>
       <w:bookmarkStart w:id="15" w:name="_Toc230171236"/>
+      <w:bookmarkStart w:id="16" w:name="_Toc230268471"/>
+      <w:bookmarkStart w:id="17" w:name="_Toc230268512"/>
       <w:bookmarkEnd w:id="6"/>
       <w:bookmarkEnd w:id="7"/>
       <w:bookmarkEnd w:id="8"/>
@@ -6238,6 +5953,8 @@
       <w:bookmarkEnd w:id="13"/>
       <w:bookmarkEnd w:id="14"/>
       <w:bookmarkEnd w:id="15"/>
+      <w:bookmarkEnd w:id="16"/>
+      <w:bookmarkEnd w:id="17"/>
     </w:p>
     <w:p>
       <w:pPr>
@@ -6247,11 +5964,11 @@
           <w:numId w:val="3"/>
         </w:numPr>
       </w:pPr>
-      <w:bookmarkStart w:id="16" w:name="_Toc230171237"/>
+      <w:bookmarkStart w:id="18" w:name="_Toc230268513"/>
       <w:r>
         <w:t>REQUISITOS FUNCIONALES</w:t>
       </w:r>
-      <w:bookmarkEnd w:id="16"/>
+      <w:bookmarkEnd w:id="18"/>
     </w:p>
     <w:tbl>
       <w:tblPr>
@@ -7136,12 +6853,12 @@
           <w:numId w:val="3"/>
         </w:numPr>
       </w:pPr>
-      <w:bookmarkStart w:id="17" w:name="_Toc230171238"/>
+      <w:bookmarkStart w:id="19" w:name="_Toc230268514"/>
       <w:r>
         <w:lastRenderedPageBreak/>
         <w:t>REQUISITOS NO FUNCIONALES</w:t>
       </w:r>
-      <w:bookmarkEnd w:id="17"/>
+      <w:bookmarkEnd w:id="19"/>
     </w:p>
     <w:tbl>
       <w:tblPr>
@@ -7801,11 +7518,11 @@
           <w:numId w:val="3"/>
         </w:numPr>
       </w:pPr>
-      <w:bookmarkStart w:id="18" w:name="_Toc230171239"/>
+      <w:bookmarkStart w:id="20" w:name="_Toc230268515"/>
       <w:r>
         <w:t>CASOS DE USO</w:t>
       </w:r>
-      <w:bookmarkEnd w:id="18"/>
+      <w:bookmarkEnd w:id="20"/>
     </w:p>
     <w:p>
       <w:r>
@@ -7830,12 +7547,12 @@
           <w:numId w:val="3"/>
         </w:numPr>
       </w:pPr>
-      <w:bookmarkStart w:id="19" w:name="_Toc230171240"/>
+      <w:bookmarkStart w:id="21" w:name="_Toc230268516"/>
       <w:r>
         <w:lastRenderedPageBreak/>
         <w:t>DIAGRAMA DE CASOS DE USO</w:t>
       </w:r>
-      <w:bookmarkEnd w:id="19"/>
+      <w:bookmarkEnd w:id="21"/>
     </w:p>
     <w:p>
       <w:pPr>
@@ -7900,7 +7617,7 @@
         <w:pStyle w:val="Descripcin"/>
         <w:jc w:val="center"/>
       </w:pPr>
-      <w:bookmarkStart w:id="20" w:name="_Toc230033108"/>
+      <w:bookmarkStart w:id="22" w:name="_Toc230033108"/>
       <w:r>
         <w:t xml:space="preserve">Figura </w:t>
       </w:r>
@@ -7928,7 +7645,7 @@
       <w:r>
         <w:t>Diagrama de Casos de Uso</w:t>
       </w:r>
-      <w:bookmarkEnd w:id="20"/>
+      <w:bookmarkEnd w:id="22"/>
     </w:p>
     <w:p>
       <w:pPr>
@@ -7938,11 +7655,11 @@
           <w:numId w:val="3"/>
         </w:numPr>
       </w:pPr>
-      <w:bookmarkStart w:id="21" w:name="_Toc230171241"/>
+      <w:bookmarkStart w:id="23" w:name="_Toc230268517"/>
       <w:r>
         <w:t>DESCRIPCIÓN DE LOS ACTORES</w:t>
       </w:r>
-      <w:bookmarkEnd w:id="21"/>
+      <w:bookmarkEnd w:id="23"/>
     </w:p>
     <w:p>
       <w:pPr>
@@ -8053,11 +7770,11 @@
           <w:numId w:val="3"/>
         </w:numPr>
       </w:pPr>
-      <w:bookmarkStart w:id="22" w:name="_Toc230171242"/>
+      <w:bookmarkStart w:id="24" w:name="_Toc230268518"/>
       <w:r>
         <w:t>DESCRIPCIÓN DE LOS CASOS DE USO</w:t>
       </w:r>
-      <w:bookmarkEnd w:id="22"/>
+      <w:bookmarkEnd w:id="24"/>
     </w:p>
     <w:tbl>
       <w:tblPr>
@@ -10223,11 +9940,11 @@
           <w:numId w:val="3"/>
         </w:numPr>
       </w:pPr>
-      <w:bookmarkStart w:id="23" w:name="_Toc230171243"/>
+      <w:bookmarkStart w:id="25" w:name="_Toc230268519"/>
       <w:r>
         <w:t>MODELOS DE DATOS</w:t>
       </w:r>
-      <w:bookmarkEnd w:id="23"/>
+      <w:bookmarkEnd w:id="25"/>
     </w:p>
     <w:p>
       <w:r>
@@ -10261,12 +9978,12 @@
           <w:numId w:val="3"/>
         </w:numPr>
       </w:pPr>
-      <w:bookmarkStart w:id="24" w:name="_Toc230171244"/>
+      <w:bookmarkStart w:id="26" w:name="_Toc230268520"/>
       <w:r>
         <w:lastRenderedPageBreak/>
         <w:t>DIAGRAMA E/R</w:t>
       </w:r>
-      <w:bookmarkEnd w:id="24"/>
+      <w:bookmarkEnd w:id="26"/>
     </w:p>
     <w:p>
       <w:r>
@@ -10331,7 +10048,7 @@
         <w:pStyle w:val="Descripcin"/>
         <w:jc w:val="center"/>
       </w:pPr>
-      <w:bookmarkStart w:id="25" w:name="_Toc230033109"/>
+      <w:bookmarkStart w:id="27" w:name="_Toc230033109"/>
       <w:r>
         <w:t xml:space="preserve">Figura </w:t>
       </w:r>
@@ -10359,7 +10076,7 @@
       <w:r>
         <w:t>Diagrama Entidad/Relación</w:t>
       </w:r>
-      <w:bookmarkEnd w:id="25"/>
+      <w:bookmarkEnd w:id="27"/>
     </w:p>
     <w:p>
       <w:pPr>
@@ -10369,11 +10086,11 @@
           <w:numId w:val="3"/>
         </w:numPr>
       </w:pPr>
-      <w:bookmarkStart w:id="26" w:name="_Toc230171245"/>
+      <w:bookmarkStart w:id="28" w:name="_Toc230268521"/>
       <w:r>
         <w:t>DIAGRAMA DE CLASES</w:t>
       </w:r>
-      <w:bookmarkEnd w:id="26"/>
+      <w:bookmarkEnd w:id="28"/>
     </w:p>
     <w:p>
       <w:r>
@@ -10438,7 +10155,7 @@
         <w:pStyle w:val="Descripcin"/>
         <w:jc w:val="center"/>
       </w:pPr>
-      <w:bookmarkStart w:id="27" w:name="_Toc230033110"/>
+      <w:bookmarkStart w:id="29" w:name="_Toc230033110"/>
       <w:r>
         <w:t xml:space="preserve">Figura </w:t>
       </w:r>
@@ -10463,7 +10180,7 @@
       <w:r>
         <w:t>. Diagrama de clases.</w:t>
       </w:r>
-      <w:bookmarkEnd w:id="27"/>
+      <w:bookmarkEnd w:id="29"/>
     </w:p>
     <w:p>
       <w:pPr>
@@ -10481,7 +10198,7 @@
           <w:szCs w:val="20"/>
         </w:rPr>
       </w:pPr>
-      <w:bookmarkStart w:id="28" w:name="_Toc230171246"/>
+      <w:bookmarkStart w:id="30" w:name="_Toc230268522"/>
       <w:r>
         <w:lastRenderedPageBreak/>
         <w:t xml:space="preserve">2.5 </w:t>
@@ -10492,7 +10209,7 @@
       <w:r>
         <w:t>DIAGRAMA DE PAQUETES</w:t>
       </w:r>
-      <w:bookmarkEnd w:id="28"/>
+      <w:bookmarkEnd w:id="30"/>
     </w:p>
     <w:p>
       <w:pPr>
@@ -10559,7 +10276,7 @@
         <w:pStyle w:val="Descripcin"/>
         <w:jc w:val="center"/>
       </w:pPr>
-      <w:bookmarkStart w:id="29" w:name="_Toc230033111"/>
+      <w:bookmarkStart w:id="31" w:name="_Toc230033111"/>
       <w:r>
         <w:t xml:space="preserve">Figura </w:t>
       </w:r>
@@ -10584,7 +10301,7 @@
       <w:r>
         <w:t>. Diagrama de paquetes</w:t>
       </w:r>
-      <w:bookmarkEnd w:id="29"/>
+      <w:bookmarkEnd w:id="31"/>
     </w:p>
     <w:p>
       <w:pPr>
@@ -10594,11 +10311,11 @@
           <w:numId w:val="3"/>
         </w:numPr>
       </w:pPr>
-      <w:bookmarkStart w:id="30" w:name="_Toc230171247"/>
+      <w:bookmarkStart w:id="32" w:name="_Toc230268523"/>
       <w:r>
         <w:t>INTERFACES GRÁFICAS DE USUARIO</w:t>
       </w:r>
-      <w:bookmarkEnd w:id="30"/>
+      <w:bookmarkEnd w:id="32"/>
     </w:p>
     <w:p>
       <w:r>
@@ -10669,7 +10386,7 @@
         <w:pStyle w:val="Descripcin"/>
         <w:jc w:val="center"/>
       </w:pPr>
-      <w:bookmarkStart w:id="31" w:name="_Toc230033112"/>
+      <w:bookmarkStart w:id="33" w:name="_Toc230033112"/>
       <w:r>
         <w:t xml:space="preserve">Figura </w:t>
       </w:r>
@@ -10694,7 +10411,7 @@
       <w:r>
         <w:t>. Pantalla inicio sesión</w:t>
       </w:r>
-      <w:bookmarkEnd w:id="31"/>
+      <w:bookmarkEnd w:id="33"/>
     </w:p>
     <w:p/>
     <w:p>
@@ -10754,7 +10471,7 @@
         <w:pStyle w:val="Descripcin"/>
         <w:jc w:val="center"/>
       </w:pPr>
-      <w:bookmarkStart w:id="32" w:name="_Toc230033113"/>
+      <w:bookmarkStart w:id="34" w:name="_Toc230033113"/>
       <w:r>
         <w:t xml:space="preserve">Figura </w:t>
       </w:r>
@@ -10779,7 +10496,7 @@
       <w:r>
         <w:t>. Pantalla nueva FCT – Profesor</w:t>
       </w:r>
-      <w:bookmarkEnd w:id="32"/>
+      <w:bookmarkEnd w:id="34"/>
     </w:p>
     <w:p/>
     <w:p/>
@@ -10841,7 +10558,7 @@
         <w:pStyle w:val="Descripcin"/>
         <w:jc w:val="center"/>
       </w:pPr>
-      <w:bookmarkStart w:id="33" w:name="_Toc230033114"/>
+      <w:bookmarkStart w:id="35" w:name="_Toc230033114"/>
       <w:r>
         <w:t xml:space="preserve">Figura </w:t>
       </w:r>
@@ -10866,7 +10583,7 @@
       <w:r>
         <w:t>. Pantalla Consultar empresas – Administrador</w:t>
       </w:r>
-      <w:bookmarkEnd w:id="33"/>
+      <w:bookmarkEnd w:id="35"/>
     </w:p>
     <w:p>
       <w:pPr>
@@ -10935,7 +10652,7 @@
         <w:pStyle w:val="Descripcin"/>
         <w:jc w:val="center"/>
       </w:pPr>
-      <w:bookmarkStart w:id="34" w:name="_Toc230033115"/>
+      <w:bookmarkStart w:id="36" w:name="_Toc230033115"/>
       <w:r>
         <w:t xml:space="preserve">Figura </w:t>
       </w:r>
@@ -10960,7 +10677,7 @@
       <w:r>
         <w:t>. Pantalla principal Estudiante</w:t>
       </w:r>
-      <w:bookmarkEnd w:id="34"/>
+      <w:bookmarkEnd w:id="36"/>
     </w:p>
     <w:p/>
     <w:p>
@@ -11029,7 +10746,7 @@
         <w:pStyle w:val="Descripcin"/>
         <w:jc w:val="center"/>
       </w:pPr>
-      <w:bookmarkStart w:id="35" w:name="_Toc230033116"/>
+      <w:bookmarkStart w:id="37" w:name="_Toc230033116"/>
       <w:r>
         <w:t xml:space="preserve">Figura </w:t>
       </w:r>
@@ -11054,7 +10771,7 @@
       <w:r>
         <w:t>. Pantalla principal Estudiante – Móvil</w:t>
       </w:r>
-      <w:bookmarkEnd w:id="35"/>
+      <w:bookmarkEnd w:id="37"/>
     </w:p>
     <w:p/>
     <w:p>
@@ -11114,7 +10831,7 @@
         <w:pStyle w:val="Descripcin"/>
         <w:jc w:val="center"/>
       </w:pPr>
-      <w:bookmarkStart w:id="36" w:name="_Toc230033117"/>
+      <w:bookmarkStart w:id="38" w:name="_Toc230033117"/>
       <w:r>
         <w:t xml:space="preserve">Figura </w:t>
       </w:r>
@@ -11139,7 +10856,7 @@
       <w:r>
         <w:t>. Pantalla Justificar falta – Estudiante - Móvil</w:t>
       </w:r>
-      <w:bookmarkEnd w:id="36"/>
+      <w:bookmarkEnd w:id="38"/>
     </w:p>
     <w:p>
       <w:pPr>
@@ -11203,11 +10920,11 @@
           <w:numId w:val="3"/>
         </w:numPr>
       </w:pPr>
-      <w:bookmarkStart w:id="37" w:name="_Toc230171248"/>
+      <w:bookmarkStart w:id="39" w:name="_Toc230268524"/>
       <w:r>
         <w:t>MAPA DE NAVEGABILIDAD</w:t>
       </w:r>
-      <w:bookmarkEnd w:id="37"/>
+      <w:bookmarkEnd w:id="39"/>
     </w:p>
     <w:p>
       <w:pPr>
@@ -11276,7 +10993,7 @@
         <w:pStyle w:val="Descripcin"/>
         <w:jc w:val="center"/>
       </w:pPr>
-      <w:bookmarkStart w:id="38" w:name="_Toc230033118"/>
+      <w:bookmarkStart w:id="40" w:name="_Toc230033118"/>
       <w:r>
         <w:t xml:space="preserve">Figura </w:t>
       </w:r>
@@ -11301,7 +11018,7 @@
       <w:r>
         <w:t>. Mapa de Navegabilidad</w:t>
       </w:r>
-      <w:bookmarkEnd w:id="38"/>
+      <w:bookmarkEnd w:id="40"/>
     </w:p>
     <w:p>
       <w:pPr>
@@ -11344,12 +11061,12 @@
           <w:numId w:val="2"/>
         </w:numPr>
       </w:pPr>
-      <w:bookmarkStart w:id="39" w:name="_Toc230171249"/>
+      <w:bookmarkStart w:id="41" w:name="_Toc230268525"/>
       <w:r>
         <w:lastRenderedPageBreak/>
         <w:t>PLAN DE PRUEBAS</w:t>
       </w:r>
-      <w:bookmarkEnd w:id="39"/>
+      <w:bookmarkEnd w:id="41"/>
     </w:p>
     <w:p>
       <w:r>
@@ -11404,11 +11121,11 @@
           <w:numId w:val="2"/>
         </w:numPr>
       </w:pPr>
-      <w:bookmarkStart w:id="40" w:name="_Toc230171250"/>
+      <w:bookmarkStart w:id="42" w:name="_Toc230268526"/>
       <w:r>
         <w:t>TECNOLOGÍAS EMPLEADAS</w:t>
       </w:r>
-      <w:bookmarkEnd w:id="40"/>
+      <w:bookmarkEnd w:id="42"/>
     </w:p>
     <w:p>
       <w:r>
@@ -11899,11 +11616,11 @@
           <w:numId w:val="2"/>
         </w:numPr>
       </w:pPr>
-      <w:bookmarkStart w:id="41" w:name="_Toc230171251"/>
+      <w:bookmarkStart w:id="43" w:name="_Toc230268527"/>
       <w:r>
         <w:t>PLANIFICACIÓN Y PRESUPUESTO</w:t>
       </w:r>
-      <w:bookmarkEnd w:id="41"/>
+      <w:bookmarkEnd w:id="43"/>
     </w:p>
     <w:p>
       <w:r>
@@ -11941,18 +11658,18 @@
           <w:szCs w:val="32"/>
         </w:rPr>
       </w:pPr>
-      <w:bookmarkStart w:id="42" w:name="_Toc210123171"/>
-      <w:bookmarkStart w:id="43" w:name="_Toc210123298"/>
-      <w:bookmarkStart w:id="44" w:name="_Toc210124629"/>
-      <w:bookmarkStart w:id="45" w:name="_Toc210125387"/>
-      <w:bookmarkStart w:id="46" w:name="_Toc221907963"/>
-      <w:bookmarkStart w:id="47" w:name="_Toc221908760"/>
-      <w:bookmarkStart w:id="48" w:name="_Toc227855999"/>
-      <w:bookmarkStart w:id="49" w:name="_Toc227865337"/>
-      <w:bookmarkStart w:id="50" w:name="_Toc229950015"/>
-      <w:bookmarkStart w:id="51" w:name="_Toc230171253"/>
-      <w:bookmarkEnd w:id="42"/>
-      <w:bookmarkEnd w:id="43"/>
+      <w:bookmarkStart w:id="44" w:name="_Toc210123171"/>
+      <w:bookmarkStart w:id="45" w:name="_Toc210123298"/>
+      <w:bookmarkStart w:id="46" w:name="_Toc210124629"/>
+      <w:bookmarkStart w:id="47" w:name="_Toc210125387"/>
+      <w:bookmarkStart w:id="48" w:name="_Toc221907963"/>
+      <w:bookmarkStart w:id="49" w:name="_Toc221908760"/>
+      <w:bookmarkStart w:id="50" w:name="_Toc227855999"/>
+      <w:bookmarkStart w:id="51" w:name="_Toc227865337"/>
+      <w:bookmarkStart w:id="52" w:name="_Toc229950015"/>
+      <w:bookmarkStart w:id="53" w:name="_Toc230171253"/>
+      <w:bookmarkStart w:id="54" w:name="_Toc230268487"/>
+      <w:bookmarkStart w:id="55" w:name="_Toc230268528"/>
       <w:bookmarkEnd w:id="44"/>
       <w:bookmarkEnd w:id="45"/>
       <w:bookmarkEnd w:id="46"/>
@@ -11961,6 +11678,10 @@
       <w:bookmarkEnd w:id="49"/>
       <w:bookmarkEnd w:id="50"/>
       <w:bookmarkEnd w:id="51"/>
+      <w:bookmarkEnd w:id="52"/>
+      <w:bookmarkEnd w:id="53"/>
+      <w:bookmarkEnd w:id="54"/>
+      <w:bookmarkEnd w:id="55"/>
     </w:p>
     <w:p>
       <w:pPr>
@@ -11982,26 +11703,30 @@
           <w:szCs w:val="32"/>
         </w:rPr>
       </w:pPr>
-      <w:bookmarkStart w:id="52" w:name="_Toc210123172"/>
-      <w:bookmarkStart w:id="53" w:name="_Toc210123299"/>
-      <w:bookmarkStart w:id="54" w:name="_Toc210124630"/>
-      <w:bookmarkStart w:id="55" w:name="_Toc210125388"/>
-      <w:bookmarkStart w:id="56" w:name="_Toc221907964"/>
-      <w:bookmarkStart w:id="57" w:name="_Toc221908761"/>
-      <w:bookmarkStart w:id="58" w:name="_Toc227856000"/>
-      <w:bookmarkStart w:id="59" w:name="_Toc227865338"/>
-      <w:bookmarkStart w:id="60" w:name="_Toc229950016"/>
-      <w:bookmarkStart w:id="61" w:name="_Toc230171254"/>
-      <w:bookmarkEnd w:id="52"/>
-      <w:bookmarkEnd w:id="53"/>
-      <w:bookmarkEnd w:id="54"/>
-      <w:bookmarkEnd w:id="55"/>
+      <w:bookmarkStart w:id="56" w:name="_Toc210123172"/>
+      <w:bookmarkStart w:id="57" w:name="_Toc210123299"/>
+      <w:bookmarkStart w:id="58" w:name="_Toc210124630"/>
+      <w:bookmarkStart w:id="59" w:name="_Toc210125388"/>
+      <w:bookmarkStart w:id="60" w:name="_Toc221907964"/>
+      <w:bookmarkStart w:id="61" w:name="_Toc221908761"/>
+      <w:bookmarkStart w:id="62" w:name="_Toc227856000"/>
+      <w:bookmarkStart w:id="63" w:name="_Toc227865338"/>
+      <w:bookmarkStart w:id="64" w:name="_Toc229950016"/>
+      <w:bookmarkStart w:id="65" w:name="_Toc230171254"/>
+      <w:bookmarkStart w:id="66" w:name="_Toc230268488"/>
+      <w:bookmarkStart w:id="67" w:name="_Toc230268529"/>
       <w:bookmarkEnd w:id="56"/>
       <w:bookmarkEnd w:id="57"/>
       <w:bookmarkEnd w:id="58"/>
       <w:bookmarkEnd w:id="59"/>
       <w:bookmarkEnd w:id="60"/>
       <w:bookmarkEnd w:id="61"/>
+      <w:bookmarkEnd w:id="62"/>
+      <w:bookmarkEnd w:id="63"/>
+      <w:bookmarkEnd w:id="64"/>
+      <w:bookmarkEnd w:id="65"/>
+      <w:bookmarkEnd w:id="66"/>
+      <w:bookmarkEnd w:id="67"/>
     </w:p>
     <w:p>
       <w:pPr>
@@ -12011,11 +11736,11 @@
           <w:numId w:val="3"/>
         </w:numPr>
       </w:pPr>
-      <w:bookmarkStart w:id="62" w:name="_Toc230171255"/>
+      <w:bookmarkStart w:id="68" w:name="_Toc230268530"/>
       <w:r>
         <w:t>DIAGRAMA DE GANTT</w:t>
       </w:r>
-      <w:bookmarkEnd w:id="62"/>
+      <w:bookmarkEnd w:id="68"/>
     </w:p>
     <w:p>
       <w:pPr>
@@ -12073,7 +11798,7 @@
         <w:pStyle w:val="Descripcin"/>
         <w:jc w:val="center"/>
       </w:pPr>
-      <w:bookmarkStart w:id="63" w:name="_Toc230033119"/>
+      <w:bookmarkStart w:id="69" w:name="_Toc230033119"/>
       <w:r>
         <w:t xml:space="preserve">Figura </w:t>
       </w:r>
@@ -12098,7 +11823,7 @@
       <w:r>
         <w:t>. Diagrama de Gantt</w:t>
       </w:r>
-      <w:bookmarkEnd w:id="63"/>
+      <w:bookmarkEnd w:id="69"/>
     </w:p>
     <w:p/>
     <w:p>
@@ -12109,21 +11834,15 @@
           <w:numId w:val="3"/>
         </w:numPr>
       </w:pPr>
-      <w:bookmarkStart w:id="64" w:name="_Toc230171256"/>
+      <w:bookmarkStart w:id="70" w:name="_Toc230268531"/>
       <w:r>
         <w:t>ESTIMACIONES DE COSTES</w:t>
       </w:r>
-      <w:bookmarkEnd w:id="64"/>
-    </w:p>
-    <w:p>
-      <w:r>
-        <w:t xml:space="preserve">A </w:t>
-      </w:r>
-      <w:r>
-        <w:t>continuación,</w:t>
-      </w:r>
-      <w:r>
-        <w:t xml:space="preserve"> se recogen los costes estimados para el desarrollo completo del proyecto, considerando un equipo formado por una desarrolladora</w:t>
+      <w:bookmarkEnd w:id="70"/>
+    </w:p>
+    <w:p>
+      <w:r>
+        <w:t>A continuación, se recogen los costes estimados para el desarrollo completo del proyecto, considerando un equipo formado por una desarrolladora</w:t>
       </w:r>
       <w:r>
         <w:t xml:space="preserve"> junior</w:t>
@@ -12308,10 +12027,7 @@
               <w:cnfStyle w:val="000000100000" w:firstRow="0" w:lastRow="0" w:firstColumn="0" w:lastColumn="0" w:oddVBand="0" w:evenVBand="0" w:oddHBand="1" w:evenHBand="0" w:firstRowFirstColumn="0" w:firstRowLastColumn="0" w:lastRowFirstColumn="0" w:lastRowLastColumn="0"/>
             </w:pPr>
             <w:r>
-              <w:t>15 meses x</w:t>
-            </w:r>
-            <w:r>
-              <w:t xml:space="preserve"> 4€/mes</w:t>
+              <w:t>15 meses x 4€/mes</w:t>
             </w:r>
           </w:p>
         </w:tc>
@@ -12352,10 +12068,7 @@
               <w:cnfStyle w:val="000000000000" w:firstRow="0" w:lastRow="0" w:firstColumn="0" w:lastColumn="0" w:oddVBand="0" w:evenVBand="0" w:oddHBand="0" w:evenHBand="0" w:firstRowFirstColumn="0" w:firstRowLastColumn="0" w:lastRowFirstColumn="0" w:lastRowLastColumn="0"/>
             </w:pPr>
             <w:r>
-              <w:t>15 meses x</w:t>
-            </w:r>
-            <w:r>
-              <w:t xml:space="preserve"> 25€/mes</w:t>
+              <w:t>15 meses x 25€/mes</w:t>
             </w:r>
           </w:p>
         </w:tc>
@@ -12592,15 +12305,24 @@
           <w:numId w:val="2"/>
         </w:numPr>
       </w:pPr>
-      <w:bookmarkStart w:id="65" w:name="_Toc230171257"/>
+      <w:bookmarkStart w:id="71" w:name="_Toc230268532"/>
       <w:r>
         <w:t>FUTURAS MEJORAS Y AMPLIACIONES</w:t>
       </w:r>
-      <w:bookmarkEnd w:id="65"/>
-    </w:p>
-    <w:p>
-      <w:r>
-        <w:t>(…)</w:t>
+      <w:bookmarkEnd w:id="71"/>
+    </w:p>
+    <w:p>
+      <w:r>
+        <w:t xml:space="preserve">A </w:t>
+      </w:r>
+      <w:r>
+        <w:t>continuación,</w:t>
+      </w:r>
+      <w:r>
+        <w:t xml:space="preserve"> se recogen las principales propuestas de mejora y ampliación identificadas para versiones futuras de la aplicación Gestiona, partiendo de las especificaciones </w:t>
+      </w:r>
+      <w:r>
+        <w:t>que hemos estipulado con anterioridad.</w:t>
       </w:r>
     </w:p>
     <w:p>
@@ -12623,26 +12345,30 @@
           <w:szCs w:val="32"/>
         </w:rPr>
       </w:pPr>
-      <w:bookmarkStart w:id="66" w:name="_Toc210123176"/>
-      <w:bookmarkStart w:id="67" w:name="_Toc210123303"/>
-      <w:bookmarkStart w:id="68" w:name="_Toc210124634"/>
-      <w:bookmarkStart w:id="69" w:name="_Toc210125392"/>
-      <w:bookmarkStart w:id="70" w:name="_Toc221907968"/>
-      <w:bookmarkStart w:id="71" w:name="_Toc221908765"/>
-      <w:bookmarkStart w:id="72" w:name="_Toc227856004"/>
-      <w:bookmarkStart w:id="73" w:name="_Toc227865342"/>
-      <w:bookmarkStart w:id="74" w:name="_Toc229950020"/>
-      <w:bookmarkStart w:id="75" w:name="_Toc230171258"/>
-      <w:bookmarkEnd w:id="66"/>
-      <w:bookmarkEnd w:id="67"/>
-      <w:bookmarkEnd w:id="68"/>
-      <w:bookmarkEnd w:id="69"/>
-      <w:bookmarkEnd w:id="70"/>
-      <w:bookmarkEnd w:id="71"/>
+      <w:bookmarkStart w:id="72" w:name="_Toc210123176"/>
+      <w:bookmarkStart w:id="73" w:name="_Toc210123303"/>
+      <w:bookmarkStart w:id="74" w:name="_Toc210124634"/>
+      <w:bookmarkStart w:id="75" w:name="_Toc210125392"/>
+      <w:bookmarkStart w:id="76" w:name="_Toc221907968"/>
+      <w:bookmarkStart w:id="77" w:name="_Toc221908765"/>
+      <w:bookmarkStart w:id="78" w:name="_Toc227856004"/>
+      <w:bookmarkStart w:id="79" w:name="_Toc227865342"/>
+      <w:bookmarkStart w:id="80" w:name="_Toc229950020"/>
+      <w:bookmarkStart w:id="81" w:name="_Toc230171258"/>
+      <w:bookmarkStart w:id="82" w:name="_Toc230268492"/>
+      <w:bookmarkStart w:id="83" w:name="_Toc230268533"/>
       <w:bookmarkEnd w:id="72"/>
       <w:bookmarkEnd w:id="73"/>
       <w:bookmarkEnd w:id="74"/>
       <w:bookmarkEnd w:id="75"/>
+      <w:bookmarkEnd w:id="76"/>
+      <w:bookmarkEnd w:id="77"/>
+      <w:bookmarkEnd w:id="78"/>
+      <w:bookmarkEnd w:id="79"/>
+      <w:bookmarkEnd w:id="80"/>
+      <w:bookmarkEnd w:id="81"/>
+      <w:bookmarkEnd w:id="82"/>
+      <w:bookmarkEnd w:id="83"/>
     </w:p>
     <w:p>
       <w:pPr>
@@ -12652,17 +12378,129 @@
           <w:numId w:val="3"/>
         </w:numPr>
       </w:pPr>
-      <w:bookmarkStart w:id="76" w:name="_Toc230171259"/>
+      <w:bookmarkStart w:id="84" w:name="_Toc230268534"/>
       <w:r>
         <w:t>PROPUESTAS DE MEJORA Y AMPLIACIONES</w:t>
       </w:r>
-      <w:bookmarkEnd w:id="76"/>
-    </w:p>
-    <w:p>
-      <w:r>
-        <w:t>(…)</w:t>
-      </w:r>
-    </w:p>
+      <w:bookmarkEnd w:id="84"/>
+    </w:p>
+    <w:p>
+      <w:pPr>
+        <w:pStyle w:val="font-claude-response-body"/>
+        <w:ind w:left="360"/>
+        <w:rPr>
+          <w:rFonts w:asciiTheme="minorHAnsi" w:hAnsiTheme="minorHAnsi"/>
+        </w:rPr>
+      </w:pPr>
+      <w:r>
+        <w:rPr>
+          <w:rStyle w:val="Fuerte"/>
+          <w:rFonts w:asciiTheme="minorHAnsi" w:hAnsiTheme="minorHAnsi"/>
+        </w:rPr>
+        <w:t>Mejora 1 — Recuperación de contraseña</w:t>
+      </w:r>
+      <w:r>
+        <w:rPr>
+          <w:rFonts w:asciiTheme="minorHAnsi" w:hAnsiTheme="minorHAnsi"/>
+        </w:rPr>
+        <w:t xml:space="preserve">: </w:t>
+      </w:r>
+      <w:r>
+        <w:rPr>
+          <w:rFonts w:asciiTheme="minorHAnsi" w:hAnsiTheme="minorHAnsi"/>
+        </w:rPr>
+        <w:t>Implementar un mecanismo seguro de recuperación de contraseña mediante el envío de una contraseña temporal al correo electrónico asociado a la cuenta del usuario. El usuario recibiría un email automático con las nuevas credenciales y se le obligaría a cambiarlas en el primer acceso.</w:t>
+      </w:r>
+    </w:p>
+    <w:p>
+      <w:pPr>
+        <w:pStyle w:val="font-claude-response-body"/>
+        <w:ind w:left="360"/>
+        <w:rPr>
+          <w:rFonts w:asciiTheme="minorHAnsi" w:hAnsiTheme="minorHAnsi"/>
+        </w:rPr>
+      </w:pPr>
+      <w:r>
+        <w:rPr>
+          <w:rStyle w:val="Fuerte"/>
+          <w:rFonts w:asciiTheme="minorHAnsi" w:hAnsiTheme="minorHAnsi"/>
+        </w:rPr>
+        <w:t>Mejora 2 — Generación automática de documentos PDF</w:t>
+      </w:r>
+      <w:r>
+        <w:rPr>
+          <w:rStyle w:val="Fuerte"/>
+          <w:rFonts w:asciiTheme="minorHAnsi" w:hAnsiTheme="minorHAnsi"/>
+        </w:rPr>
+        <w:t>:</w:t>
+      </w:r>
+      <w:r>
+        <w:rPr>
+          <w:rFonts w:asciiTheme="minorHAnsi" w:hAnsiTheme="minorHAnsi"/>
+        </w:rPr>
+        <w:t xml:space="preserve"> Implementar la generación automática de documentos PDF a partir de los datos registrados en el sistema, como convenios de prácticas, informes de evaluación y certificados de realización de FCT. Esto eliminaría la necesidad de gestionar estos documentos de forma manual fuera de la aplicación.</w:t>
+      </w:r>
+    </w:p>
+    <w:p>
+      <w:pPr>
+        <w:pStyle w:val="font-claude-response-body"/>
+        <w:ind w:left="360"/>
+        <w:rPr>
+          <w:rFonts w:asciiTheme="minorHAnsi" w:hAnsiTheme="minorHAnsi"/>
+        </w:rPr>
+      </w:pPr>
+      <w:r>
+        <w:rPr>
+          <w:rStyle w:val="Fuerte"/>
+          <w:rFonts w:asciiTheme="minorHAnsi" w:hAnsiTheme="minorHAnsi"/>
+        </w:rPr>
+        <w:t>Mejora 3 — Notificaciones por correo electrónico</w:t>
+      </w:r>
+      <w:r>
+        <w:rPr>
+          <w:rStyle w:val="Fuerte"/>
+          <w:rFonts w:asciiTheme="minorHAnsi" w:hAnsiTheme="minorHAnsi"/>
+        </w:rPr>
+        <w:t>:</w:t>
+      </w:r>
+      <w:r>
+        <w:rPr>
+          <w:rFonts w:asciiTheme="minorHAnsi" w:hAnsiTheme="minorHAnsi"/>
+        </w:rPr>
+        <w:t xml:space="preserve"> Implementar un sistema de notificaciones automáticas por email que informe a los usuarios ante eventos relevantes, como la asignación de una FCT, el registro de una falta de asistencia o una evaluación pendiente de completar.</w:t>
+      </w:r>
+    </w:p>
+    <w:p>
+      <w:pPr>
+        <w:pStyle w:val="font-claude-response-body"/>
+        <w:ind w:left="360"/>
+        <w:rPr>
+          <w:rFonts w:asciiTheme="minorHAnsi" w:hAnsiTheme="minorHAnsi"/>
+        </w:rPr>
+      </w:pPr>
+      <w:r>
+        <w:rPr>
+          <w:rStyle w:val="Fuerte"/>
+          <w:rFonts w:asciiTheme="minorHAnsi" w:hAnsiTheme="minorHAnsi"/>
+        </w:rPr>
+        <w:t>Mejora 4 — Estadísticas avanzadas</w:t>
+      </w:r>
+      <w:r>
+        <w:rPr>
+          <w:rStyle w:val="Fuerte"/>
+          <w:rFonts w:asciiTheme="minorHAnsi" w:hAnsiTheme="minorHAnsi"/>
+        </w:rPr>
+        <w:t>:</w:t>
+      </w:r>
+      <w:r>
+        <w:rPr>
+          <w:rFonts w:asciiTheme="minorHAnsi" w:hAnsiTheme="minorHAnsi"/>
+        </w:rPr>
+        <w:t xml:space="preserve"> Ampliar el panel de estadísticas actual con gráficas e informes detallados sobre el estado de las FCTs por curso, empresa o periodo académico, permitiendo al Administrador y al Profesorado tomar decisiones basadas en datos históricos.</w:t>
+      </w:r>
+    </w:p>
+    <w:p/>
+    <w:p/>
     <w:p>
       <w:pPr>
         <w:pStyle w:val="Ttulo2"/>
@@ -12671,17 +12509,228 @@
           <w:numId w:val="3"/>
         </w:numPr>
       </w:pPr>
-      <w:bookmarkStart w:id="77" w:name="_Toc230171260"/>
+      <w:bookmarkStart w:id="85" w:name="_Toc230268535"/>
       <w:r>
         <w:t>IMPACTO Y RIESGO DE LOS CAMBIOS PROPUESTOS</w:t>
       </w:r>
-      <w:bookmarkEnd w:id="77"/>
-    </w:p>
-    <w:p>
-      <w:r>
-        <w:t>(…)</w:t>
-      </w:r>
-    </w:p>
+      <w:bookmarkEnd w:id="85"/>
+    </w:p>
+    <w:p>
+      <w:r>
+        <w:t>Para cada mejora propuesta se analiza el impacto esperado en el sistema y los posibles riesgos asociados a su implementación.</w:t>
+      </w:r>
+    </w:p>
+    <w:p>
+      <w:pPr>
+        <w:rPr>
+          <w:b/>
+          <w:bCs/>
+        </w:rPr>
+      </w:pPr>
+      <w:r>
+        <w:rPr>
+          <w:b/>
+          <w:bCs/>
+        </w:rPr>
+        <w:t>Mejora 1 — Recuperación de contraseña</w:t>
+      </w:r>
+    </w:p>
+    <w:p>
+      <w:pPr>
+        <w:ind w:firstLine="708"/>
+      </w:pPr>
+      <w:r>
+        <w:lastRenderedPageBreak/>
+        <w:t xml:space="preserve"> </w:t>
+      </w:r>
+      <w:r>
+        <w:rPr>
+          <w:i/>
+          <w:iCs/>
+        </w:rPr>
+        <w:t>Impacto:</w:t>
+      </w:r>
+      <w:r>
+        <w:t xml:space="preserve"> mejora significativa en la usabilidad y autonomía del usuario, eliminando la dependencia del Administrador para restablecer credenciales manualmente.</w:t>
+      </w:r>
+    </w:p>
+    <w:p>
+      <w:pPr>
+        <w:ind w:firstLine="708"/>
+      </w:pPr>
+      <w:r>
+        <w:t xml:space="preserve"> </w:t>
+      </w:r>
+      <w:r>
+        <w:rPr>
+          <w:i/>
+          <w:iCs/>
+        </w:rPr>
+        <w:t>Riesgo:</w:t>
+      </w:r>
+      <w:r>
+        <w:t xml:space="preserve"> requiere integrar un servicio de envío de correo electrónico y gestionar correctamente la caducidad de las contraseñas temporales para evitar vulnerabilidades de seguridad.</w:t>
+      </w:r>
+    </w:p>
+    <w:p>
+      <w:pPr>
+        <w:rPr>
+          <w:b/>
+          <w:bCs/>
+        </w:rPr>
+      </w:pPr>
+      <w:r>
+        <w:rPr>
+          <w:b/>
+          <w:bCs/>
+        </w:rPr>
+        <w:t>Mejora 2 — Generación automática de documentos PDF</w:t>
+      </w:r>
+    </w:p>
+    <w:p>
+      <w:pPr>
+        <w:ind w:firstLine="708"/>
+      </w:pPr>
+      <w:r>
+        <w:t xml:space="preserve"> </w:t>
+      </w:r>
+      <w:r>
+        <w:rPr>
+          <w:i/>
+          <w:iCs/>
+        </w:rPr>
+        <w:t>Impacto:</w:t>
+      </w:r>
+      <w:r>
+        <w:t xml:space="preserve"> reducción significativa del trabajo manual asociado a la documentación de las FCTs, garantizando además que todos los documentos generados siguen el mismo formato. </w:t>
+      </w:r>
+    </w:p>
+    <w:p>
+      <w:pPr>
+        <w:ind w:firstLine="708"/>
+      </w:pPr>
+      <w:r>
+        <w:rPr>
+          <w:i/>
+          <w:iCs/>
+        </w:rPr>
+        <w:t>Riesgo:</w:t>
+      </w:r>
+      <w:r>
+        <w:t xml:space="preserve"> requiere integrar una librería externa de generación de PDF</w:t>
+      </w:r>
+      <w:r>
+        <w:t xml:space="preserve"> </w:t>
+      </w:r>
+      <w:r>
+        <w:t>y definir plantillas para cada tipo de documento, lo que supone un esfuerzo de desarrollo considerable.</w:t>
+      </w:r>
+    </w:p>
+    <w:p>
+      <w:r>
+        <w:rPr>
+          <w:b/>
+          <w:bCs/>
+        </w:rPr>
+        <w:t>Mejora 3 — Notificaciones por correo electrónico</w:t>
+      </w:r>
+      <w:r>
+        <w:t xml:space="preserve"> </w:t>
+      </w:r>
+    </w:p>
+    <w:p>
+      <w:pPr>
+        <w:ind w:firstLine="708"/>
+      </w:pPr>
+      <w:r>
+        <w:rPr>
+          <w:i/>
+          <w:iCs/>
+        </w:rPr>
+        <w:t>Impacto:</w:t>
+      </w:r>
+      <w:r>
+        <w:t xml:space="preserve"> mejora la comunicación entre los distintos perfiles de usuario y reduce el riesgo de que algún usuario no sea informado a tiempo de eventos relevantes.</w:t>
+      </w:r>
+    </w:p>
+    <w:p>
+      <w:pPr>
+        <w:ind w:firstLine="708"/>
+      </w:pPr>
+      <w:r>
+        <w:t xml:space="preserve"> </w:t>
+      </w:r>
+      <w:r>
+        <w:rPr>
+          <w:i/>
+          <w:iCs/>
+        </w:rPr>
+        <w:t>Riesgo:</w:t>
+      </w:r>
+      <w:r>
+        <w:t xml:space="preserve"> requiere configurar un servidor de correo saliente y gestionar correctamente los errores de envío, además de garantizar que los correos no sean clasificados como spam.</w:t>
+      </w:r>
+    </w:p>
+    <w:p>
+      <w:pPr>
+        <w:rPr>
+          <w:b/>
+          <w:bCs/>
+        </w:rPr>
+      </w:pPr>
+      <w:r>
+        <w:rPr>
+          <w:b/>
+          <w:bCs/>
+        </w:rPr>
+        <w:t>Mejora 4 — Estadísticas avanzadas</w:t>
+      </w:r>
+    </w:p>
+    <w:p>
+      <w:pPr>
+        <w:ind w:firstLine="360"/>
+      </w:pPr>
+      <w:r>
+        <w:t xml:space="preserve"> </w:t>
+      </w:r>
+      <w:r>
+        <w:rPr>
+          <w:i/>
+          <w:iCs/>
+        </w:rPr>
+        <w:t>Impacto:</w:t>
+      </w:r>
+      <w:r>
+        <w:t xml:space="preserve"> proporciona al Administrador y al Profesorado una visión global del estado de las FCTs, facilitando la toma de decisiones y la detección de problemas.</w:t>
+      </w:r>
+    </w:p>
+    <w:p>
+      <w:pPr>
+        <w:ind w:firstLine="360"/>
+      </w:pPr>
+      <w:r>
+        <w:t xml:space="preserve"> </w:t>
+      </w:r>
+      <w:r>
+        <w:rPr>
+          <w:i/>
+          <w:iCs/>
+        </w:rPr>
+        <w:t>Riesgo:</w:t>
+      </w:r>
+      <w:r>
+        <w:t xml:space="preserve"> requiere diseñar e implementar consultas complejas a la base de datos y elegir una librería de gráficas compatible con JavaFX, como </w:t>
+      </w:r>
+      <w:proofErr w:type="spellStart"/>
+      <w:r>
+        <w:t>JFreeChart</w:t>
+      </w:r>
+      <w:proofErr w:type="spellEnd"/>
+      <w:r>
+        <w:t>, lo que puede aumentar la complejidad del proyecto.</w:t>
+      </w:r>
+    </w:p>
+    <w:p/>
     <w:p>
       <w:pPr>
         <w:pStyle w:val="Ttulo2"/>
@@ -12690,21 +12739,15 @@
           <w:numId w:val="2"/>
         </w:numPr>
       </w:pPr>
-      <w:bookmarkStart w:id="78" w:name="_Toc230171261"/>
+      <w:bookmarkStart w:id="86" w:name="_Toc230268536"/>
       <w:r>
         <w:t>RELACIÓN CON LOS MÓDULOS DEL CICLO</w:t>
       </w:r>
-      <w:bookmarkEnd w:id="78"/>
-    </w:p>
-    <w:p>
-      <w:r>
-        <w:t xml:space="preserve">El Proyecto Intermodular integra y aplica los conocimientos adquiridos a lo largo del segundo curso del ciclo formativo. A </w:t>
-      </w:r>
-      <w:r>
-        <w:t>continuación,</w:t>
-      </w:r>
-      <w:r>
-        <w:t xml:space="preserve"> se detalla la relación entre cada módulo y los elementos concretos del proyecto en los que se refleja.</w:t>
+      <w:bookmarkEnd w:id="86"/>
+    </w:p>
+    <w:p>
+      <w:r>
+        <w:t>El Proyecto Intermodular integra y aplica los conocimientos adquiridos a lo largo del segundo curso del ciclo formativo. A continuación, se detalla la relación entre cada módulo y los elementos concretos del proyecto en los que se refleja.</w:t>
       </w:r>
     </w:p>
     <w:p>
@@ -12734,13 +12777,7 @@
         <w:t>Desarrollo de Interfaces</w:t>
       </w:r>
       <w:r>
-        <w:t xml:space="preserve"> Este módulo se refleja en múltiples aspectos del proyecto.</w:t>
-      </w:r>
-      <w:r>
-        <w:t xml:space="preserve"> </w:t>
-      </w:r>
-      <w:r>
-        <w:t xml:space="preserve">Las interfaces gráficas de escritorio han sido desarrolladas con JavaFX, usando ficheros FXML diseñados con </w:t>
+        <w:t xml:space="preserve"> Este módulo se refleja en múltiples aspectos del proyecto. Las interfaces gráficas de escritorio han sido desarrolladas con JavaFX, usando ficheros FXML diseñados con </w:t>
       </w:r>
       <w:proofErr w:type="spellStart"/>
       <w:r>
@@ -12751,32 +12788,25 @@
         <w:t xml:space="preserve"> Builder, siguiendo una guía de estilos coherente con paleta de colores, tipografía y estilos CSS definidos.</w:t>
       </w:r>
       <w:r>
-        <w:t xml:space="preserve"> Se ha desarrollado un componente personalizado (</w:t>
+        <w:t xml:space="preserve"> Se ha desarrollado un componente personalizado (PasswordFieldValidado) que añade validación visual en tiempo real mediante borde rojo o verde, empaquetado como JAR e integrado en </w:t>
       </w:r>
       <w:proofErr w:type="spellStart"/>
       <w:r>
-        <w:t>PasswordFieldValidado</w:t>
+        <w:t>SceneBuilder</w:t>
       </w:r>
       <w:proofErr w:type="spellEnd"/>
       <w:r>
-        <w:t xml:space="preserve">) que añade validación visual en tiempo real mediante borde rojo o verde, empaquetado como JAR e integrado en </w:t>
-      </w:r>
-      <w:proofErr w:type="spellStart"/>
-      <w:r>
-        <w:t>SceneBuilder</w:t>
-      </w:r>
-      <w:proofErr w:type="spellEnd"/>
-      <w:r>
         <w:t>. Además,</w:t>
       </w:r>
       <w:r>
-        <w:t xml:space="preserve"> </w:t>
-      </w:r>
-      <w:r>
-        <w:t>se ha integrado una librería externa de calendario para la pantalla del perfil Estudiante, permitiendo visualizar las faltas de asistencia de forma gráfica sobre un calendario mensual. Esto demuestra la capacidad de incorporar y adaptar componentes de terceros al proyecto.</w:t>
-      </w:r>
-      <w:r>
-        <w:t xml:space="preserve">  El layout de cada pantalla ha sido diseñado con criterios de usabilidad y accesibilidad, usando los contenedores más adecuados según cada vista. Además, el código fuente está documentado mediante comentarios Javadoc, y la aplicación incluye un sistema de ayuda para orientar al usuario en cada pantalla.</w:t>
+        <w:t xml:space="preserve"> se ha integrado una librería externa de calendario para la pantalla del perfil Estudiante, permitiendo visualizar las faltas de asistencia de forma gráfica sobre un calendario mensual. Esto demuestra la capacidad de incorporar y adaptar componentes de terceros al proyecto.</w:t>
+      </w:r>
+      <w:r>
+        <w:t xml:space="preserve">  El layout de cada pantalla ha sido diseñado con criterios de usabilidad y accesibilidad, usando los contenedores más adecuados según cada vista. Además, el código fuente está documentado </w:t>
+      </w:r>
+      <w:r>
+        <w:lastRenderedPageBreak/>
+        <w:t>mediante comentarios Javadoc, y la aplicación incluye un sistema de ayuda para orientar al usuario en cada pantalla.</w:t>
       </w:r>
     </w:p>
     <w:p>
@@ -12818,17 +12848,10 @@
           <w:b/>
           <w:bCs/>
         </w:rPr>
-        <w:lastRenderedPageBreak/>
         <w:t>Programación de Servicios y Procesos</w:t>
       </w:r>
       <w:r>
-        <w:t xml:space="preserve"> Los contenidos de este módulo se aplican en varios aspectos del proyecto relacionados con la seguridad.</w:t>
-      </w:r>
-      <w:r>
-        <w:t xml:space="preserve"> </w:t>
-      </w:r>
-      <w:r>
-        <w:t>El almacenamiento de contraseñas se realiza de forma segura mediante el algoritmo de hash BCrypt,</w:t>
+        <w:t xml:space="preserve"> Los contenidos de este módulo se aplican en varios aspectos del proyecto relacionados con la seguridad. El almacenamiento de contraseñas se realiza de forma segura mediante el algoritmo de hash BCrypt,</w:t>
       </w:r>
       <w:r>
         <w:t xml:space="preserve"> implementado en la clase </w:t>
@@ -12837,7 +12860,7 @@
         <w:rPr>
           <w:rFonts w:ascii="Courier New" w:hAnsi="Courier New" w:cs="Courier New"/>
         </w:rPr>
-        <w:t>Validador</w:t>
+        <w:t>Transformador</w:t>
       </w:r>
       <w:r>
         <w:t xml:space="preserve"> con el método </w:t>
@@ -12883,13 +12906,7 @@
         <w:rPr>
           <w:rFonts w:cs="Courier New"/>
         </w:rPr>
-        <w:t xml:space="preserve">, </w:t>
-      </w:r>
-      <w:r>
-        <w:rPr>
-          <w:rFonts w:cs="Courier New"/>
-        </w:rPr>
-        <w:t>garantizando que las contraseñas nunca se almacenan en texto plano.</w:t>
+        <w:t>, garantizando que las contraseñas nunca se almacenan en texto plano.</w:t>
       </w:r>
       <w:r>
         <w:t xml:space="preserve"> </w:t>
@@ -12932,11 +12949,11 @@
           <w:numId w:val="2"/>
         </w:numPr>
       </w:pPr>
-      <w:bookmarkStart w:id="79" w:name="_Toc230171262"/>
+      <w:bookmarkStart w:id="87" w:name="_Toc230268537"/>
       <w:r>
         <w:t>CONCLUSIONES</w:t>
       </w:r>
-      <w:bookmarkEnd w:id="79"/>
+      <w:bookmarkEnd w:id="87"/>
     </w:p>
     <w:p>
       <w:r>
@@ -12951,11 +12968,11 @@
           <w:numId w:val="2"/>
         </w:numPr>
       </w:pPr>
-      <w:bookmarkStart w:id="80" w:name="_Toc230171263"/>
+      <w:bookmarkStart w:id="88" w:name="_Toc230268538"/>
       <w:r>
         <w:t>DESPLIEGUE DE LA APLICACIÓN</w:t>
       </w:r>
-      <w:bookmarkEnd w:id="80"/>
+      <w:bookmarkEnd w:id="88"/>
     </w:p>
     <w:p>
       <w:r>
@@ -12982,26 +12999,30 @@
           <w:szCs w:val="32"/>
         </w:rPr>
       </w:pPr>
-      <w:bookmarkStart w:id="81" w:name="_Toc210123182"/>
-      <w:bookmarkStart w:id="82" w:name="_Toc210123309"/>
-      <w:bookmarkStart w:id="83" w:name="_Toc210124640"/>
-      <w:bookmarkStart w:id="84" w:name="_Toc210125398"/>
-      <w:bookmarkStart w:id="85" w:name="_Toc221907974"/>
-      <w:bookmarkStart w:id="86" w:name="_Toc221908771"/>
-      <w:bookmarkStart w:id="87" w:name="_Toc227856010"/>
-      <w:bookmarkStart w:id="88" w:name="_Toc227865348"/>
-      <w:bookmarkStart w:id="89" w:name="_Toc229950026"/>
-      <w:bookmarkStart w:id="90" w:name="_Toc230171264"/>
-      <w:bookmarkEnd w:id="81"/>
-      <w:bookmarkEnd w:id="82"/>
-      <w:bookmarkEnd w:id="83"/>
-      <w:bookmarkEnd w:id="84"/>
-      <w:bookmarkEnd w:id="85"/>
-      <w:bookmarkEnd w:id="86"/>
-      <w:bookmarkEnd w:id="87"/>
-      <w:bookmarkEnd w:id="88"/>
+      <w:bookmarkStart w:id="89" w:name="_Toc210123182"/>
+      <w:bookmarkStart w:id="90" w:name="_Toc210123309"/>
+      <w:bookmarkStart w:id="91" w:name="_Toc210124640"/>
+      <w:bookmarkStart w:id="92" w:name="_Toc210125398"/>
+      <w:bookmarkStart w:id="93" w:name="_Toc221907974"/>
+      <w:bookmarkStart w:id="94" w:name="_Toc221908771"/>
+      <w:bookmarkStart w:id="95" w:name="_Toc227856010"/>
+      <w:bookmarkStart w:id="96" w:name="_Toc227865348"/>
+      <w:bookmarkStart w:id="97" w:name="_Toc229950026"/>
+      <w:bookmarkStart w:id="98" w:name="_Toc230171264"/>
+      <w:bookmarkStart w:id="99" w:name="_Toc230268498"/>
+      <w:bookmarkStart w:id="100" w:name="_Toc230268539"/>
       <w:bookmarkEnd w:id="89"/>
       <w:bookmarkEnd w:id="90"/>
+      <w:bookmarkEnd w:id="91"/>
+      <w:bookmarkEnd w:id="92"/>
+      <w:bookmarkEnd w:id="93"/>
+      <w:bookmarkEnd w:id="94"/>
+      <w:bookmarkEnd w:id="95"/>
+      <w:bookmarkEnd w:id="96"/>
+      <w:bookmarkEnd w:id="97"/>
+      <w:bookmarkEnd w:id="98"/>
+      <w:bookmarkEnd w:id="99"/>
+      <w:bookmarkEnd w:id="100"/>
     </w:p>
     <w:p>
       <w:pPr>
@@ -13023,26 +13044,30 @@
           <w:szCs w:val="32"/>
         </w:rPr>
       </w:pPr>
-      <w:bookmarkStart w:id="91" w:name="_Toc210123183"/>
-      <w:bookmarkStart w:id="92" w:name="_Toc210123310"/>
-      <w:bookmarkStart w:id="93" w:name="_Toc210124641"/>
-      <w:bookmarkStart w:id="94" w:name="_Toc210125399"/>
-      <w:bookmarkStart w:id="95" w:name="_Toc221907975"/>
-      <w:bookmarkStart w:id="96" w:name="_Toc221908772"/>
-      <w:bookmarkStart w:id="97" w:name="_Toc227856011"/>
-      <w:bookmarkStart w:id="98" w:name="_Toc227865349"/>
-      <w:bookmarkStart w:id="99" w:name="_Toc229950027"/>
-      <w:bookmarkStart w:id="100" w:name="_Toc230171265"/>
-      <w:bookmarkEnd w:id="91"/>
-      <w:bookmarkEnd w:id="92"/>
-      <w:bookmarkEnd w:id="93"/>
-      <w:bookmarkEnd w:id="94"/>
-      <w:bookmarkEnd w:id="95"/>
-      <w:bookmarkEnd w:id="96"/>
-      <w:bookmarkEnd w:id="97"/>
-      <w:bookmarkEnd w:id="98"/>
-      <w:bookmarkEnd w:id="99"/>
-      <w:bookmarkEnd w:id="100"/>
+      <w:bookmarkStart w:id="101" w:name="_Toc210123183"/>
+      <w:bookmarkStart w:id="102" w:name="_Toc210123310"/>
+      <w:bookmarkStart w:id="103" w:name="_Toc210124641"/>
+      <w:bookmarkStart w:id="104" w:name="_Toc210125399"/>
+      <w:bookmarkStart w:id="105" w:name="_Toc221907975"/>
+      <w:bookmarkStart w:id="106" w:name="_Toc221908772"/>
+      <w:bookmarkStart w:id="107" w:name="_Toc227856011"/>
+      <w:bookmarkStart w:id="108" w:name="_Toc227865349"/>
+      <w:bookmarkStart w:id="109" w:name="_Toc229950027"/>
+      <w:bookmarkStart w:id="110" w:name="_Toc230171265"/>
+      <w:bookmarkStart w:id="111" w:name="_Toc230268499"/>
+      <w:bookmarkStart w:id="112" w:name="_Toc230268540"/>
+      <w:bookmarkEnd w:id="101"/>
+      <w:bookmarkEnd w:id="102"/>
+      <w:bookmarkEnd w:id="103"/>
+      <w:bookmarkEnd w:id="104"/>
+      <w:bookmarkEnd w:id="105"/>
+      <w:bookmarkEnd w:id="106"/>
+      <w:bookmarkEnd w:id="107"/>
+      <w:bookmarkEnd w:id="108"/>
+      <w:bookmarkEnd w:id="109"/>
+      <w:bookmarkEnd w:id="110"/>
+      <w:bookmarkEnd w:id="111"/>
+      <w:bookmarkEnd w:id="112"/>
     </w:p>
     <w:p>
       <w:pPr>
@@ -13064,74 +13089,18 @@
           <w:szCs w:val="32"/>
         </w:rPr>
       </w:pPr>
-      <w:bookmarkStart w:id="101" w:name="_Toc210123184"/>
-      <w:bookmarkStart w:id="102" w:name="_Toc210123311"/>
-      <w:bookmarkStart w:id="103" w:name="_Toc210124642"/>
-      <w:bookmarkStart w:id="104" w:name="_Toc210125400"/>
-      <w:bookmarkStart w:id="105" w:name="_Toc221907976"/>
-      <w:bookmarkStart w:id="106" w:name="_Toc221908773"/>
-      <w:bookmarkStart w:id="107" w:name="_Toc227856012"/>
-      <w:bookmarkStart w:id="108" w:name="_Toc227865350"/>
-      <w:bookmarkStart w:id="109" w:name="_Toc229950028"/>
-      <w:bookmarkStart w:id="110" w:name="_Toc230171266"/>
-      <w:bookmarkEnd w:id="101"/>
-      <w:bookmarkEnd w:id="102"/>
-      <w:bookmarkEnd w:id="103"/>
-      <w:bookmarkEnd w:id="104"/>
-      <w:bookmarkEnd w:id="105"/>
-      <w:bookmarkEnd w:id="106"/>
-      <w:bookmarkEnd w:id="107"/>
-      <w:bookmarkEnd w:id="108"/>
-      <w:bookmarkEnd w:id="109"/>
-      <w:bookmarkEnd w:id="110"/>
-    </w:p>
-    <w:p>
-      <w:pPr>
-        <w:pStyle w:val="Ttulo2"/>
-        <w:numPr>
-          <w:ilvl w:val="1"/>
-          <w:numId w:val="3"/>
-        </w:numPr>
-      </w:pPr>
-      <w:bookmarkStart w:id="111" w:name="_Toc230171267"/>
-      <w:r>
-        <w:t>INSTALACIÓN</w:t>
-      </w:r>
-      <w:bookmarkEnd w:id="111"/>
-    </w:p>
-    <w:p>
-      <w:r>
-        <w:t>(…)</w:t>
-      </w:r>
-    </w:p>
-    <w:p>
-      <w:pPr>
-        <w:pStyle w:val="Ttulo2"/>
-        <w:numPr>
-          <w:ilvl w:val="0"/>
-          <w:numId w:val="2"/>
-        </w:numPr>
-      </w:pPr>
-      <w:bookmarkStart w:id="112" w:name="_Toc230171268"/>
-      <w:r>
-        <w:t>GUÍA DE ESTILOS Y MANUAL DE USUARIO</w:t>
-      </w:r>
-      <w:bookmarkEnd w:id="112"/>
-    </w:p>
-    <w:p>
-      <w:r>
-        <w:t>En este apartado se describen los estilos que utiliza la aplicación en sus diferentes variables.</w:t>
-      </w:r>
-      <w:bookmarkStart w:id="113" w:name="_Toc210123187"/>
-      <w:bookmarkStart w:id="114" w:name="_Toc210123314"/>
-      <w:bookmarkStart w:id="115" w:name="_Toc210124645"/>
-      <w:bookmarkStart w:id="116" w:name="_Toc210125403"/>
-      <w:bookmarkStart w:id="117" w:name="_Toc221907979"/>
-      <w:bookmarkStart w:id="118" w:name="_Toc221908776"/>
-      <w:bookmarkStart w:id="119" w:name="_Toc227856015"/>
-      <w:bookmarkStart w:id="120" w:name="_Toc227865353"/>
-      <w:bookmarkStart w:id="121" w:name="_Toc229950031"/>
-      <w:bookmarkStart w:id="122" w:name="_Toc230171269"/>
+      <w:bookmarkStart w:id="113" w:name="_Toc210123184"/>
+      <w:bookmarkStart w:id="114" w:name="_Toc210123311"/>
+      <w:bookmarkStart w:id="115" w:name="_Toc210124642"/>
+      <w:bookmarkStart w:id="116" w:name="_Toc210125400"/>
+      <w:bookmarkStart w:id="117" w:name="_Toc221907976"/>
+      <w:bookmarkStart w:id="118" w:name="_Toc221908773"/>
+      <w:bookmarkStart w:id="119" w:name="_Toc227856012"/>
+      <w:bookmarkStart w:id="120" w:name="_Toc227865350"/>
+      <w:bookmarkStart w:id="121" w:name="_Toc229950028"/>
+      <w:bookmarkStart w:id="122" w:name="_Toc230171266"/>
+      <w:bookmarkStart w:id="123" w:name="_Toc230268500"/>
+      <w:bookmarkStart w:id="124" w:name="_Toc230268541"/>
       <w:bookmarkEnd w:id="113"/>
       <w:bookmarkEnd w:id="114"/>
       <w:bookmarkEnd w:id="115"/>
@@ -13142,6 +13111,63 @@
       <w:bookmarkEnd w:id="120"/>
       <w:bookmarkEnd w:id="121"/>
       <w:bookmarkEnd w:id="122"/>
+      <w:bookmarkEnd w:id="123"/>
+      <w:bookmarkEnd w:id="124"/>
+    </w:p>
+    <w:p>
+      <w:pPr>
+        <w:pStyle w:val="Ttulo2"/>
+        <w:numPr>
+          <w:ilvl w:val="1"/>
+          <w:numId w:val="3"/>
+        </w:numPr>
+      </w:pPr>
+      <w:bookmarkStart w:id="125" w:name="_Toc230268542"/>
+      <w:r>
+        <w:t>INSTALACIÓN</w:t>
+      </w:r>
+      <w:bookmarkEnd w:id="125"/>
+    </w:p>
+    <w:p>
+      <w:r>
+        <w:t>(…)</w:t>
+      </w:r>
+    </w:p>
+    <w:p>
+      <w:pPr>
+        <w:pStyle w:val="Ttulo2"/>
+        <w:numPr>
+          <w:ilvl w:val="0"/>
+          <w:numId w:val="2"/>
+        </w:numPr>
+      </w:pPr>
+      <w:bookmarkStart w:id="126" w:name="_Toc230268543"/>
+      <w:r>
+        <w:t>GUÍA DE ESTILOS Y MANUAL DE USUARIO</w:t>
+      </w:r>
+      <w:bookmarkEnd w:id="126"/>
+    </w:p>
+    <w:p>
+      <w:bookmarkStart w:id="127" w:name="_Toc210123187"/>
+      <w:bookmarkStart w:id="128" w:name="_Toc210123314"/>
+      <w:bookmarkStart w:id="129" w:name="_Toc210124645"/>
+      <w:bookmarkStart w:id="130" w:name="_Toc210125403"/>
+      <w:bookmarkStart w:id="131" w:name="_Toc221907979"/>
+      <w:bookmarkStart w:id="132" w:name="_Toc221908776"/>
+      <w:bookmarkStart w:id="133" w:name="_Toc227856015"/>
+      <w:bookmarkStart w:id="134" w:name="_Toc227865353"/>
+      <w:bookmarkStart w:id="135" w:name="_Toc229950031"/>
+      <w:bookmarkStart w:id="136" w:name="_Toc230171269"/>
+      <w:bookmarkEnd w:id="127"/>
+      <w:bookmarkEnd w:id="128"/>
+      <w:bookmarkEnd w:id="129"/>
+      <w:bookmarkEnd w:id="130"/>
+      <w:bookmarkEnd w:id="131"/>
+      <w:bookmarkEnd w:id="132"/>
+      <w:bookmarkEnd w:id="133"/>
+      <w:bookmarkEnd w:id="134"/>
+      <w:bookmarkEnd w:id="135"/>
+      <w:bookmarkEnd w:id="136"/>
     </w:p>
     <w:p>
       <w:pPr>
@@ -13163,6 +13189,10 @@
           <w:szCs w:val="32"/>
         </w:rPr>
       </w:pPr>
+      <w:bookmarkStart w:id="137" w:name="_Toc230268503"/>
+      <w:bookmarkStart w:id="138" w:name="_Toc230268544"/>
+      <w:bookmarkEnd w:id="137"/>
+      <w:bookmarkEnd w:id="138"/>
     </w:p>
     <w:p>
       <w:pPr>
@@ -13172,2519 +13202,40 @@
           <w:numId w:val="3"/>
         </w:numPr>
       </w:pPr>
-      <w:bookmarkStart w:id="123" w:name="_Toc230171270"/>
+      <w:bookmarkStart w:id="139" w:name="_Toc230268545"/>
       <w:r>
         <w:t>GUÍA DE ESTILOS</w:t>
       </w:r>
-      <w:bookmarkEnd w:id="123"/>
-    </w:p>
-    <w:p>
-      <w:pPr>
-        <w:pStyle w:val="Ttulo3"/>
-        <w:ind w:left="360"/>
-      </w:pPr>
-      <w:bookmarkStart w:id="124" w:name="_Toc230171271"/>
-      <w:r>
-        <w:t>10.1.1. PALETA DE COLORES</w:t>
-      </w:r>
-      <w:bookmarkEnd w:id="124"/>
-    </w:p>
-    <w:p>
-      <w:pPr>
-        <w:rPr>
-          <w:color w:val="EE0000"/>
-          <w:u w:val="single"/>
-        </w:rPr>
-      </w:pPr>
-      <w:r>
-        <w:rPr>
-          <w:noProof/>
-        </w:rPr>
-        <mc:AlternateContent>
-          <mc:Choice Requires="wps">
-            <w:drawing>
-              <wp:anchor distT="0" distB="0" distL="114300" distR="114300" simplePos="0" relativeHeight="251663364" behindDoc="0" locked="0" layoutInCell="1" allowOverlap="1" wp14:anchorId="477FD5B1" wp14:editId="1BE49B9C">
-                <wp:simplePos x="0" y="0"/>
-                <wp:positionH relativeFrom="column">
-                  <wp:posOffset>5145405</wp:posOffset>
-                </wp:positionH>
-                <wp:positionV relativeFrom="paragraph">
-                  <wp:posOffset>3234690</wp:posOffset>
-                </wp:positionV>
-                <wp:extent cx="1517650" cy="635"/>
-                <wp:effectExtent l="0" t="0" r="0" b="0"/>
-                <wp:wrapSquare wrapText="bothSides"/>
-                <wp:docPr id="1629102843" name="Cuadro de texto 1"/>
-                <wp:cNvGraphicFramePr/>
-                <a:graphic xmlns:a="http://schemas.openxmlformats.org/drawingml/2006/main">
-                  <a:graphicData uri="http://schemas.microsoft.com/office/word/2010/wordprocessingShape">
-                    <wps:wsp>
-                      <wps:cNvSpPr txBox="1"/>
-                      <wps:spPr>
-                        <a:xfrm>
-                          <a:off x="0" y="0"/>
-                          <a:ext cx="1517650" cy="635"/>
-                        </a:xfrm>
-                        <a:prstGeom prst="rect">
-                          <a:avLst/>
-                        </a:prstGeom>
-                        <a:solidFill>
-                          <a:prstClr val="white"/>
-                        </a:solidFill>
-                        <a:ln>
-                          <a:noFill/>
-                        </a:ln>
-                      </wps:spPr>
-                      <wps:txbx>
-                        <w:txbxContent>
-                          <w:p>
-                            <w:pPr>
-                              <w:pStyle w:val="Descripcin"/>
-                              <w:rPr>
-                                <w:noProof/>
-                                <w:color w:val="EE0000"/>
-                                <w:sz w:val="22"/>
-                                <w:szCs w:val="22"/>
-                                <w:u w:val="single"/>
-                              </w:rPr>
-                            </w:pPr>
-                            <w:r>
-                              <w:t xml:space="preserve">Figura </w:t>
-                            </w:r>
-                            <w:r>
-                              <w:t>10</w:t>
-                            </w:r>
-                            <w:r>
-                              <w:t>. Paleta de colores</w:t>
-                            </w:r>
-                          </w:p>
-                        </w:txbxContent>
-                      </wps:txbx>
-                      <wps:bodyPr rot="0" spcFirstLastPara="0" vertOverflow="overflow" horzOverflow="overflow" vert="horz" wrap="square" lIns="0" tIns="0" rIns="0" bIns="0" numCol="1" spcCol="0" rtlCol="0" fromWordArt="0" anchor="t" anchorCtr="0" forceAA="0" compatLnSpc="1">
-                        <a:prstTxWarp prst="textNoShape">
-                          <a:avLst/>
-                        </a:prstTxWarp>
-                        <a:spAutoFit/>
-                      </wps:bodyPr>
-                    </wps:wsp>
-                  </a:graphicData>
-                </a:graphic>
-              </wp:anchor>
-            </w:drawing>
-          </mc:Choice>
-          <mc:Fallback>
-            <w:pict>
-              <v:shape w14:anchorId="477FD5B1" id="Cuadro de texto 1" o:spid="_x0000_s1031" type="#_x0000_t202" style="position:absolute;margin-left:405.15pt;margin-top:254.7pt;width:119.5pt;height:.05pt;z-index:251663364;visibility:visible;mso-wrap-style:square;mso-wrap-distance-left:9pt;mso-wrap-distance-top:0;mso-wrap-distance-right:9pt;mso-wrap-distance-bottom:0;mso-position-horizontal:absolute;mso-position-horizontal-relative:text;mso-position-vertical:absolute;mso-position-vertical-relative:text;v-text-anchor:top" o:gfxdata="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" stroked="f">
-                <v:textbox style="mso-fit-shape-to-text:t" inset="0,0,0,0">
-                  <w:txbxContent>
-                    <w:p>
-                      <w:pPr>
-                        <w:pStyle w:val="Descripcin"/>
-                        <w:rPr>
-                          <w:noProof/>
-                          <w:color w:val="EE0000"/>
-                          <w:sz w:val="22"/>
-                          <w:szCs w:val="22"/>
-                          <w:u w:val="single"/>
-                        </w:rPr>
-                      </w:pPr>
-                      <w:r>
-                        <w:t xml:space="preserve">Figura </w:t>
-                      </w:r>
-                      <w:r>
-                        <w:t>10</w:t>
-                      </w:r>
-                      <w:r>
-                        <w:t>. Paleta de colores</w:t>
-                      </w:r>
-                    </w:p>
-                  </w:txbxContent>
-                </v:textbox>
-                <w10:wrap type="square"/>
-              </v:shape>
-            </w:pict>
-          </mc:Fallback>
-        </mc:AlternateContent>
-      </w:r>
-      <w:r>
-        <w:rPr>
-          <w:noProof/>
-        </w:rPr>
-        <mc:AlternateContent>
-          <mc:Choice Requires="wps">
-            <w:drawing>
-              <wp:anchor distT="0" distB="0" distL="114300" distR="114300" simplePos="0" relativeHeight="251665412" behindDoc="0" locked="0" layoutInCell="1" allowOverlap="1" wp14:anchorId="2750FC6C" wp14:editId="3000F73D">
-                <wp:simplePos x="0" y="0"/>
-                <wp:positionH relativeFrom="column">
-                  <wp:posOffset>5145405</wp:posOffset>
-                </wp:positionH>
-                <wp:positionV relativeFrom="paragraph">
-                  <wp:posOffset>3234690</wp:posOffset>
-                </wp:positionV>
-                <wp:extent cx="1517650" cy="635"/>
-                <wp:effectExtent l="0" t="0" r="0" b="0"/>
-                <wp:wrapSquare wrapText="bothSides"/>
-                <wp:docPr id="1167116793" name="Cuadro de texto 1"/>
-                <wp:cNvGraphicFramePr/>
-                <a:graphic xmlns:a="http://schemas.openxmlformats.org/drawingml/2006/main">
-                  <a:graphicData uri="http://schemas.microsoft.com/office/word/2010/wordprocessingShape">
-                    <wps:wsp>
-                      <wps:cNvSpPr txBox="1"/>
-                      <wps:spPr>
-                        <a:xfrm>
-                          <a:off x="0" y="0"/>
-                          <a:ext cx="1517650" cy="635"/>
-                        </a:xfrm>
-                        <a:prstGeom prst="rect">
-                          <a:avLst/>
-                        </a:prstGeom>
-                        <a:solidFill>
-                          <a:prstClr val="white"/>
-                        </a:solidFill>
-                        <a:ln>
-                          <a:noFill/>
-                        </a:ln>
-                      </wps:spPr>
-                      <wps:txbx>
-                        <w:txbxContent>
-                          <w:p>
-                            <w:pPr>
-                              <w:pStyle w:val="Descripcin"/>
-                              <w:rPr>
-                                <w:noProof/>
-                                <w:sz w:val="22"/>
-                                <w:szCs w:val="22"/>
-                              </w:rPr>
-                            </w:pPr>
-                            <w:bookmarkStart w:id="125" w:name="_Toc230033120"/>
-                            <w:r>
-                              <w:t xml:space="preserve">Figura </w:t>
-                            </w:r>
-                            <w:r>
-                              <w:fldChar w:fldCharType="begin"/>
-                            </w:r>
-                            <w:r>
-                              <w:instrText xml:space="preserve"> SEQ Figura \* ARABIC </w:instrText>
-                            </w:r>
-                            <w:r>
-                              <w:fldChar w:fldCharType="separate"/>
-                            </w:r>
-                            <w:r>
-                              <w:rPr>
-                                <w:noProof/>
-                              </w:rPr>
-                              <w:t>13</w:t>
-                            </w:r>
-                            <w:r>
-                              <w:fldChar w:fldCharType="end"/>
-                            </w:r>
-                            <w:r>
-                              <w:t>. Paleta colores</w:t>
-                            </w:r>
-                            <w:bookmarkEnd w:id="125"/>
-                          </w:p>
-                        </w:txbxContent>
-                      </wps:txbx>
-                      <wps:bodyPr rot="0" spcFirstLastPara="0" vertOverflow="overflow" horzOverflow="overflow" vert="horz" wrap="square" lIns="0" tIns="0" rIns="0" bIns="0" numCol="1" spcCol="0" rtlCol="0" fromWordArt="0" anchor="t" anchorCtr="0" forceAA="0" compatLnSpc="1">
-                        <a:prstTxWarp prst="textNoShape">
-                          <a:avLst/>
-                        </a:prstTxWarp>
-                        <a:spAutoFit/>
-                      </wps:bodyPr>
-                    </wps:wsp>
-                  </a:graphicData>
-                </a:graphic>
-              </wp:anchor>
-            </w:drawing>
-          </mc:Choice>
-          <mc:Fallback>
-            <w:pict>
-              <v:shape w14:anchorId="2750FC6C" id="_x0000_s1032" type="#_x0000_t202" style="position:absolute;margin-left:405.15pt;margin-top:254.7pt;width:119.5pt;height:.05pt;z-index:251665412;visibility:visible;mso-wrap-style:square;mso-wrap-distance-left:9pt;mso-wrap-distance-top:0;mso-wrap-distance-right:9pt;mso-wrap-distance-bottom:0;mso-position-horizontal:absolute;mso-position-horizontal-relative:text;mso-position-vertical:absolute;mso-position-vertical-relative:text;v-text-anchor:top" o:gfxdata="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" stroked="f">
-                <v:textbox style="mso-fit-shape-to-text:t" inset="0,0,0,0">
-                  <w:txbxContent>
-                    <w:p>
-                      <w:pPr>
-                        <w:pStyle w:val="Descripcin"/>
-                        <w:rPr>
-                          <w:noProof/>
-                          <w:sz w:val="22"/>
-                          <w:szCs w:val="22"/>
-                        </w:rPr>
-                      </w:pPr>
-                      <w:bookmarkStart w:id="126" w:name="_Toc230033120"/>
-                      <w:r>
-                        <w:t xml:space="preserve">Figura </w:t>
-                      </w:r>
-                      <w:r>
-                        <w:fldChar w:fldCharType="begin"/>
-                      </w:r>
-                      <w:r>
-                        <w:instrText xml:space="preserve"> SEQ Figura \* ARABIC </w:instrText>
-                      </w:r>
-                      <w:r>
-                        <w:fldChar w:fldCharType="separate"/>
-                      </w:r>
-                      <w:r>
-                        <w:rPr>
-                          <w:noProof/>
-                        </w:rPr>
-                        <w:t>13</w:t>
-                      </w:r>
-                      <w:r>
-                        <w:fldChar w:fldCharType="end"/>
-                      </w:r>
-                      <w:r>
-                        <w:t>. Paleta colores</w:t>
-                      </w:r>
-                      <w:bookmarkEnd w:id="126"/>
-                    </w:p>
-                  </w:txbxContent>
-                </v:textbox>
-                <w10:wrap type="square"/>
-              </v:shape>
-            </w:pict>
-          </mc:Fallback>
-        </mc:AlternateContent>
-      </w:r>
-      <w:r>
-        <w:rPr>
-          <w:noProof/>
-          <w:color w:val="EE0000"/>
-          <w:u w:val="single"/>
-        </w:rPr>
-        <w:drawing>
-          <wp:anchor distT="0" distB="0" distL="114300" distR="114300" simplePos="0" relativeHeight="251659268" behindDoc="0" locked="0" layoutInCell="1" allowOverlap="1" wp14:anchorId="5D3AAB7B" wp14:editId="00F836D1">
-            <wp:simplePos x="0" y="0"/>
-            <wp:positionH relativeFrom="page">
-              <wp:posOffset>5248910</wp:posOffset>
-            </wp:positionH>
-            <wp:positionV relativeFrom="paragraph">
-              <wp:posOffset>1043305</wp:posOffset>
-            </wp:positionV>
-            <wp:extent cx="2751455" cy="1517650"/>
-            <wp:effectExtent l="7303" t="0" r="0" b="0"/>
-            <wp:wrapSquare wrapText="bothSides"/>
-            <wp:docPr id="521076909" name="Imagen 6"/>
-            <wp:cNvGraphicFramePr>
-              <a:graphicFrameLocks xmlns:a="http://schemas.openxmlformats.org/drawingml/2006/main" noChangeAspect="1"/>
-            </wp:cNvGraphicFramePr>
-            <a:graphic xmlns:a="http://schemas.openxmlformats.org/drawingml/2006/main">
-              <a:graphicData uri="http://schemas.openxmlformats.org/drawingml/2006/picture">
-                <pic:pic xmlns:pic="http://schemas.openxmlformats.org/drawingml/2006/picture">
-                  <pic:nvPicPr>
-                    <pic:cNvPr id="521076909" name="Imagen 521076909"/>
-                    <pic:cNvPicPr/>
-                  </pic:nvPicPr>
-                  <pic:blipFill>
-                    <a:blip r:embed="rId28" cstate="print">
-                      <a:extLst>
-                        <a:ext uri="{28A0092B-C50C-407E-A947-70E740481C1C}">
-                          <a14:useLocalDpi xmlns:a14="http://schemas.microsoft.com/office/drawing/2010/main" val="0"/>
-                        </a:ext>
-                      </a:extLst>
-                    </a:blip>
-                    <a:stretch>
-                      <a:fillRect/>
-                    </a:stretch>
-                  </pic:blipFill>
-                  <pic:spPr>
-                    <a:xfrm rot="5400000">
-                      <a:off x="0" y="0"/>
-                      <a:ext cx="2751455" cy="1517650"/>
-                    </a:xfrm>
-                    <a:prstGeom prst="rect">
-                      <a:avLst/>
-                    </a:prstGeom>
-                  </pic:spPr>
-                </pic:pic>
-              </a:graphicData>
-            </a:graphic>
-            <wp14:sizeRelH relativeFrom="margin">
-              <wp14:pctWidth>0</wp14:pctWidth>
-            </wp14:sizeRelH>
-            <wp14:sizeRelV relativeFrom="margin">
-              <wp14:pctHeight>0</wp14:pctHeight>
-            </wp14:sizeRelV>
-          </wp:anchor>
-        </w:drawing>
-      </w:r>
-      <w:r>
-        <w:rPr>
-          <w:color w:val="EE0000"/>
-          <w:u w:val="single"/>
-        </w:rPr>
-        <w:t>*colores elegidos por el momento*</w:t>
-      </w:r>
-    </w:p>
-    <w:tbl>
-      <w:tblPr>
-        <w:tblStyle w:val="Tablaconcuadrcula4-nfasis1"/>
-        <w:tblW w:w="7792" w:type="dxa"/>
-        <w:tblLook w:val="04A0" w:firstRow="1" w:lastRow="0" w:firstColumn="1" w:lastColumn="0" w:noHBand="0" w:noVBand="1"/>
-      </w:tblPr>
-      <w:tblGrid>
-        <w:gridCol w:w="1800"/>
-        <w:gridCol w:w="1800"/>
-        <w:gridCol w:w="4192"/>
-      </w:tblGrid>
-      <w:tr>
-        <w:trPr>
-          <w:cnfStyle w:val="100000000000" w:firstRow="1" w:lastRow="0" w:firstColumn="0" w:lastColumn="0" w:oddVBand="0" w:evenVBand="0" w:oddHBand="0" w:evenHBand="0" w:firstRowFirstColumn="0" w:firstRowLastColumn="0" w:lastRowFirstColumn="0" w:lastRowLastColumn="0"/>
-        </w:trPr>
-        <w:tc>
-          <w:tcPr>
-            <w:cnfStyle w:val="001000000000" w:firstRow="0" w:lastRow="0" w:firstColumn="1" w:lastColumn="0" w:oddVBand="0" w:evenVBand="0" w:oddHBand="0" w:evenHBand="0" w:firstRowFirstColumn="0" w:firstRowLastColumn="0" w:lastRowFirstColumn="0" w:lastRowLastColumn="0"/>
-            <w:tcW w:w="1800" w:type="dxa"/>
-            <w:hideMark/>
-          </w:tcPr>
-          <w:p>
-            <w:pPr>
-              <w:spacing w:after="160" w:line="259" w:lineRule="auto"/>
-            </w:pPr>
-            <w:r>
-              <w:t>Código HEX</w:t>
-            </w:r>
-          </w:p>
-        </w:tc>
-        <w:tc>
-          <w:tcPr>
-            <w:tcW w:w="1800" w:type="dxa"/>
-            <w:hideMark/>
-          </w:tcPr>
-          <w:p>
-            <w:pPr>
-              <w:spacing w:after="160" w:line="259" w:lineRule="auto"/>
-              <w:cnfStyle w:val="100000000000" w:firstRow="1" w:lastRow="0" w:firstColumn="0" w:lastColumn="0" w:oddVBand="0" w:evenVBand="0" w:oddHBand="0" w:evenHBand="0" w:firstRowFirstColumn="0" w:firstRowLastColumn="0" w:lastRowFirstColumn="0" w:lastRowLastColumn="0"/>
-            </w:pPr>
-            <w:r>
-              <w:t>Nombre</w:t>
-            </w:r>
-          </w:p>
-        </w:tc>
-        <w:tc>
-          <w:tcPr>
-            <w:tcW w:w="4192" w:type="dxa"/>
-            <w:hideMark/>
-          </w:tcPr>
-          <w:p>
-            <w:pPr>
-              <w:spacing w:after="160" w:line="259" w:lineRule="auto"/>
-              <w:cnfStyle w:val="100000000000" w:firstRow="1" w:lastRow="0" w:firstColumn="0" w:lastColumn="0" w:oddVBand="0" w:evenVBand="0" w:oddHBand="0" w:evenHBand="0" w:firstRowFirstColumn="0" w:firstRowLastColumn="0" w:lastRowFirstColumn="0" w:lastRowLastColumn="0"/>
-            </w:pPr>
-            <w:r>
-              <w:t>Uso</w:t>
-            </w:r>
-          </w:p>
-        </w:tc>
-      </w:tr>
-      <w:tr>
-        <w:trPr>
-          <w:cnfStyle w:val="000000100000" w:firstRow="0" w:lastRow="0" w:firstColumn="0" w:lastColumn="0" w:oddVBand="0" w:evenVBand="0" w:oddHBand="1" w:evenHBand="0" w:firstRowFirstColumn="0" w:firstRowLastColumn="0" w:lastRowFirstColumn="0" w:lastRowLastColumn="0"/>
-        </w:trPr>
-        <w:tc>
-          <w:tcPr>
-            <w:cnfStyle w:val="001000000000" w:firstRow="0" w:lastRow="0" w:firstColumn="1" w:lastColumn="0" w:oddVBand="0" w:evenVBand="0" w:oddHBand="0" w:evenHBand="0" w:firstRowFirstColumn="0" w:firstRowLastColumn="0" w:lastRowFirstColumn="0" w:lastRowLastColumn="0"/>
-            <w:tcW w:w="1800" w:type="dxa"/>
-            <w:hideMark/>
-          </w:tcPr>
-          <w:p>
-            <w:pPr>
-              <w:spacing w:after="160" w:line="259" w:lineRule="auto"/>
-            </w:pPr>
-            <w:r>
-              <w:t>#18406a</w:t>
-            </w:r>
-          </w:p>
-        </w:tc>
-        <w:tc>
-          <w:tcPr>
-            <w:tcW w:w="1800" w:type="dxa"/>
-            <w:hideMark/>
-          </w:tcPr>
-          <w:p>
-            <w:pPr>
-              <w:spacing w:after="160" w:line="259" w:lineRule="auto"/>
-              <w:cnfStyle w:val="000000100000" w:firstRow="0" w:lastRow="0" w:firstColumn="0" w:lastColumn="0" w:oddVBand="0" w:evenVBand="0" w:oddHBand="1" w:evenHBand="0" w:firstRowFirstColumn="0" w:firstRowLastColumn="0" w:lastRowFirstColumn="0" w:lastRowLastColumn="0"/>
-            </w:pPr>
-            <w:r>
-              <w:t>Azul oscuro</w:t>
-            </w:r>
-          </w:p>
-        </w:tc>
-        <w:tc>
-          <w:tcPr>
-            <w:tcW w:w="4192" w:type="dxa"/>
-            <w:hideMark/>
-          </w:tcPr>
-          <w:p>
-            <w:pPr>
-              <w:spacing w:after="160" w:line="259" w:lineRule="auto"/>
-              <w:cnfStyle w:val="000000100000" w:firstRow="0" w:lastRow="0" w:firstColumn="0" w:lastColumn="0" w:oddVBand="0" w:evenVBand="0" w:oddHBand="1" w:evenHBand="0" w:firstRowFirstColumn="0" w:firstRowLastColumn="0" w:lastRowFirstColumn="0" w:lastRowLastColumn="0"/>
-            </w:pPr>
-            <w:r>
-              <w:t>Fondo del menú lateral, títulos principales</w:t>
-            </w:r>
-          </w:p>
-        </w:tc>
-      </w:tr>
-      <w:tr>
-        <w:tc>
-          <w:tcPr>
-            <w:cnfStyle w:val="001000000000" w:firstRow="0" w:lastRow="0" w:firstColumn="1" w:lastColumn="0" w:oddVBand="0" w:evenVBand="0" w:oddHBand="0" w:evenHBand="0" w:firstRowFirstColumn="0" w:firstRowLastColumn="0" w:lastRowFirstColumn="0" w:lastRowLastColumn="0"/>
-            <w:tcW w:w="1800" w:type="dxa"/>
-            <w:hideMark/>
-          </w:tcPr>
-          <w:p>
-            <w:pPr>
-              <w:spacing w:after="160" w:line="259" w:lineRule="auto"/>
-            </w:pPr>
-            <w:r>
-              <w:t>#4c85b9</w:t>
-            </w:r>
-          </w:p>
-        </w:tc>
-        <w:tc>
-          <w:tcPr>
-            <w:tcW w:w="1800" w:type="dxa"/>
-            <w:hideMark/>
-          </w:tcPr>
-          <w:p>
-            <w:pPr>
-              <w:spacing w:after="160" w:line="259" w:lineRule="auto"/>
-              <w:cnfStyle w:val="000000000000" w:firstRow="0" w:lastRow="0" w:firstColumn="0" w:lastColumn="0" w:oddVBand="0" w:evenVBand="0" w:oddHBand="0" w:evenHBand="0" w:firstRowFirstColumn="0" w:firstRowLastColumn="0" w:lastRowFirstColumn="0" w:lastRowLastColumn="0"/>
-            </w:pPr>
-            <w:r>
-              <w:t>Azul medio</w:t>
-            </w:r>
-          </w:p>
-        </w:tc>
-        <w:tc>
-          <w:tcPr>
-            <w:tcW w:w="4192" w:type="dxa"/>
-            <w:hideMark/>
-          </w:tcPr>
-          <w:p>
-            <w:pPr>
-              <w:spacing w:after="160" w:line="259" w:lineRule="auto"/>
-              <w:cnfStyle w:val="000000000000" w:firstRow="0" w:lastRow="0" w:firstColumn="0" w:lastColumn="0" w:oddVBand="0" w:evenVBand="0" w:oddHBand="0" w:evenHBand="0" w:firstRowFirstColumn="0" w:firstRowLastColumn="0" w:lastRowFirstColumn="0" w:lastRowLastColumn="0"/>
-            </w:pPr>
-            <w:r>
-              <w:t>Hover de botones primarios y menú</w:t>
-            </w:r>
-          </w:p>
-        </w:tc>
-      </w:tr>
-      <w:tr>
-        <w:trPr>
-          <w:cnfStyle w:val="000000100000" w:firstRow="0" w:lastRow="0" w:firstColumn="0" w:lastColumn="0" w:oddVBand="0" w:evenVBand="0" w:oddHBand="1" w:evenHBand="0" w:firstRowFirstColumn="0" w:firstRowLastColumn="0" w:lastRowFirstColumn="0" w:lastRowLastColumn="0"/>
-        </w:trPr>
-        <w:tc>
-          <w:tcPr>
-            <w:cnfStyle w:val="001000000000" w:firstRow="0" w:lastRow="0" w:firstColumn="1" w:lastColumn="0" w:oddVBand="0" w:evenVBand="0" w:oddHBand="0" w:evenHBand="0" w:firstRowFirstColumn="0" w:firstRowLastColumn="0" w:lastRowFirstColumn="0" w:lastRowLastColumn="0"/>
-            <w:tcW w:w="1800" w:type="dxa"/>
-            <w:hideMark/>
-          </w:tcPr>
-          <w:p>
-            <w:pPr>
-              <w:spacing w:after="160" w:line="259" w:lineRule="auto"/>
-            </w:pPr>
-            <w:r>
-              <w:t>#53ade1</w:t>
-            </w:r>
-          </w:p>
-        </w:tc>
-        <w:tc>
-          <w:tcPr>
-            <w:tcW w:w="1800" w:type="dxa"/>
-            <w:hideMark/>
-          </w:tcPr>
-          <w:p>
-            <w:pPr>
-              <w:spacing w:after="160" w:line="259" w:lineRule="auto"/>
-              <w:cnfStyle w:val="000000100000" w:firstRow="0" w:lastRow="0" w:firstColumn="0" w:lastColumn="0" w:oddVBand="0" w:evenVBand="0" w:oddHBand="1" w:evenHBand="0" w:firstRowFirstColumn="0" w:firstRowLastColumn="0" w:lastRowFirstColumn="0" w:lastRowLastColumn="0"/>
-            </w:pPr>
-            <w:r>
-              <w:t>Azul claro</w:t>
-            </w:r>
-          </w:p>
-        </w:tc>
-        <w:tc>
-          <w:tcPr>
-            <w:tcW w:w="4192" w:type="dxa"/>
-            <w:hideMark/>
-          </w:tcPr>
-          <w:p>
-            <w:pPr>
-              <w:spacing w:after="160" w:line="259" w:lineRule="auto"/>
-              <w:cnfStyle w:val="000000100000" w:firstRow="0" w:lastRow="0" w:firstColumn="0" w:lastColumn="0" w:oddVBand="0" w:evenVBand="0" w:oddHBand="1" w:evenHBand="0" w:firstRowFirstColumn="0" w:firstRowLastColumn="0" w:lastRowFirstColumn="0" w:lastRowLastColumn="0"/>
-            </w:pPr>
-            <w:r>
-              <w:t>Botones de acción primaria (Guardar, Confirmar)</w:t>
-            </w:r>
-          </w:p>
-        </w:tc>
-      </w:tr>
-      <w:tr>
-        <w:tc>
-          <w:tcPr>
-            <w:cnfStyle w:val="001000000000" w:firstRow="0" w:lastRow="0" w:firstColumn="1" w:lastColumn="0" w:oddVBand="0" w:evenVBand="0" w:oddHBand="0" w:evenHBand="0" w:firstRowFirstColumn="0" w:firstRowLastColumn="0" w:lastRowFirstColumn="0" w:lastRowLastColumn="0"/>
-            <w:tcW w:w="1800" w:type="dxa"/>
-            <w:hideMark/>
-          </w:tcPr>
-          <w:p>
-            <w:pPr>
-              <w:spacing w:after="160" w:line="259" w:lineRule="auto"/>
-            </w:pPr>
-            <w:r>
-              <w:t>#44cbea</w:t>
-            </w:r>
-          </w:p>
-        </w:tc>
-        <w:tc>
-          <w:tcPr>
-            <w:tcW w:w="1800" w:type="dxa"/>
-            <w:hideMark/>
-          </w:tcPr>
-          <w:p>
-            <w:pPr>
-              <w:spacing w:after="160" w:line="259" w:lineRule="auto"/>
-              <w:cnfStyle w:val="000000000000" w:firstRow="0" w:lastRow="0" w:firstColumn="0" w:lastColumn="0" w:oddVBand="0" w:evenVBand="0" w:oddHBand="0" w:evenHBand="0" w:firstRowFirstColumn="0" w:firstRowLastColumn="0" w:lastRowFirstColumn="0" w:lastRowLastColumn="0"/>
-            </w:pPr>
-            <w:r>
-              <w:t xml:space="preserve">Azul </w:t>
-            </w:r>
-            <w:proofErr w:type="spellStart"/>
-            <w:r>
-              <w:t>cyan</w:t>
-            </w:r>
-            <w:proofErr w:type="spellEnd"/>
-          </w:p>
-        </w:tc>
-        <w:tc>
-          <w:tcPr>
-            <w:tcW w:w="4192" w:type="dxa"/>
-            <w:hideMark/>
-          </w:tcPr>
-          <w:p>
-            <w:pPr>
-              <w:spacing w:after="160" w:line="259" w:lineRule="auto"/>
-              <w:cnfStyle w:val="000000000000" w:firstRow="0" w:lastRow="0" w:firstColumn="0" w:lastColumn="0" w:oddVBand="0" w:evenVBand="0" w:oddHBand="0" w:evenHBand="0" w:firstRowFirstColumn="0" w:firstRowLastColumn="0" w:lastRowFirstColumn="0" w:lastRowLastColumn="0"/>
-            </w:pPr>
-            <w:r>
-              <w:t>Texto de botones del menú lateral</w:t>
-            </w:r>
-          </w:p>
-        </w:tc>
-      </w:tr>
-      <w:tr>
-        <w:trPr>
-          <w:cnfStyle w:val="000000100000" w:firstRow="0" w:lastRow="0" w:firstColumn="0" w:lastColumn="0" w:oddVBand="0" w:evenVBand="0" w:oddHBand="1" w:evenHBand="0" w:firstRowFirstColumn="0" w:firstRowLastColumn="0" w:lastRowFirstColumn="0" w:lastRowLastColumn="0"/>
-        </w:trPr>
-        <w:tc>
-          <w:tcPr>
-            <w:cnfStyle w:val="001000000000" w:firstRow="0" w:lastRow="0" w:firstColumn="1" w:lastColumn="0" w:oddVBand="0" w:evenVBand="0" w:oddHBand="0" w:evenHBand="0" w:firstRowFirstColumn="0" w:firstRowLastColumn="0" w:lastRowFirstColumn="0" w:lastRowLastColumn="0"/>
-            <w:tcW w:w="1800" w:type="dxa"/>
-            <w:hideMark/>
-          </w:tcPr>
-          <w:p>
-            <w:pPr>
-              <w:spacing w:after="160" w:line="259" w:lineRule="auto"/>
-            </w:pPr>
-            <w:r>
-              <w:t>#6468d1</w:t>
-            </w:r>
-          </w:p>
-        </w:tc>
-        <w:tc>
-          <w:tcPr>
-            <w:tcW w:w="1800" w:type="dxa"/>
-            <w:hideMark/>
-          </w:tcPr>
-          <w:p>
-            <w:pPr>
-              <w:spacing w:after="160" w:line="259" w:lineRule="auto"/>
-              <w:cnfStyle w:val="000000100000" w:firstRow="0" w:lastRow="0" w:firstColumn="0" w:lastColumn="0" w:oddVBand="0" w:evenVBand="0" w:oddHBand="1" w:evenHBand="0" w:firstRowFirstColumn="0" w:firstRowLastColumn="0" w:lastRowFirstColumn="0" w:lastRowLastColumn="0"/>
-            </w:pPr>
-            <w:r>
-              <w:t>Morado</w:t>
-            </w:r>
-          </w:p>
-        </w:tc>
-        <w:tc>
-          <w:tcPr>
-            <w:tcW w:w="4192" w:type="dxa"/>
-            <w:hideMark/>
-          </w:tcPr>
-          <w:p>
-            <w:pPr>
-              <w:spacing w:after="160" w:line="259" w:lineRule="auto"/>
-              <w:cnfStyle w:val="000000100000" w:firstRow="0" w:lastRow="0" w:firstColumn="0" w:lastColumn="0" w:oddVBand="0" w:evenVBand="0" w:oddHBand="1" w:evenHBand="0" w:firstRowFirstColumn="0" w:firstRowLastColumn="0" w:lastRowFirstColumn="0" w:lastRowLastColumn="0"/>
-            </w:pPr>
-            <w:r>
-              <w:t>Botones de acción secundaria o peligro</w:t>
-            </w:r>
-          </w:p>
-        </w:tc>
-      </w:tr>
-      <w:tr>
-        <w:tc>
-          <w:tcPr>
-            <w:cnfStyle w:val="001000000000" w:firstRow="0" w:lastRow="0" w:firstColumn="1" w:lastColumn="0" w:oddVBand="0" w:evenVBand="0" w:oddHBand="0" w:evenHBand="0" w:firstRowFirstColumn="0" w:firstRowLastColumn="0" w:lastRowFirstColumn="0" w:lastRowLastColumn="0"/>
-            <w:tcW w:w="1800" w:type="dxa"/>
-            <w:hideMark/>
-          </w:tcPr>
-          <w:p>
-            <w:pPr>
-              <w:spacing w:after="160" w:line="259" w:lineRule="auto"/>
-            </w:pPr>
-            <w:r>
-              <w:t>#6188d8</w:t>
-            </w:r>
-          </w:p>
-        </w:tc>
-        <w:tc>
-          <w:tcPr>
-            <w:tcW w:w="1800" w:type="dxa"/>
-            <w:hideMark/>
-          </w:tcPr>
-          <w:p>
-            <w:pPr>
-              <w:spacing w:after="160" w:line="259" w:lineRule="auto"/>
-              <w:cnfStyle w:val="000000000000" w:firstRow="0" w:lastRow="0" w:firstColumn="0" w:lastColumn="0" w:oddVBand="0" w:evenVBand="0" w:oddHBand="0" w:evenHBand="0" w:firstRowFirstColumn="0" w:firstRowLastColumn="0" w:lastRowFirstColumn="0" w:lastRowLastColumn="0"/>
-            </w:pPr>
-            <w:r>
-              <w:t>Morado claro</w:t>
-            </w:r>
-          </w:p>
-        </w:tc>
-        <w:tc>
-          <w:tcPr>
-            <w:tcW w:w="4192" w:type="dxa"/>
-            <w:hideMark/>
-          </w:tcPr>
-          <w:p>
-            <w:pPr>
-              <w:spacing w:after="160" w:line="259" w:lineRule="auto"/>
-              <w:cnfStyle w:val="000000000000" w:firstRow="0" w:lastRow="0" w:firstColumn="0" w:lastColumn="0" w:oddVBand="0" w:evenVBand="0" w:oddHBand="0" w:evenHBand="0" w:firstRowFirstColumn="0" w:firstRowLastColumn="0" w:lastRowFirstColumn="0" w:lastRowLastColumn="0"/>
-            </w:pPr>
-            <w:r>
-              <w:t>Hover de botones de acción secundaria</w:t>
-            </w:r>
-          </w:p>
-        </w:tc>
-      </w:tr>
-      <w:tr>
-        <w:trPr>
-          <w:cnfStyle w:val="000000100000" w:firstRow="0" w:lastRow="0" w:firstColumn="0" w:lastColumn="0" w:oddVBand="0" w:evenVBand="0" w:oddHBand="1" w:evenHBand="0" w:firstRowFirstColumn="0" w:firstRowLastColumn="0" w:lastRowFirstColumn="0" w:lastRowLastColumn="0"/>
-        </w:trPr>
-        <w:tc>
-          <w:tcPr>
-            <w:cnfStyle w:val="001000000000" w:firstRow="0" w:lastRow="0" w:firstColumn="1" w:lastColumn="0" w:oddVBand="0" w:evenVBand="0" w:oddHBand="0" w:evenHBand="0" w:firstRowFirstColumn="0" w:firstRowLastColumn="0" w:lastRowFirstColumn="0" w:lastRowLastColumn="0"/>
-            <w:tcW w:w="1800" w:type="dxa"/>
-            <w:hideMark/>
-          </w:tcPr>
-          <w:p>
-            <w:pPr>
-              <w:spacing w:after="160" w:line="259" w:lineRule="auto"/>
-            </w:pPr>
-            <w:r>
-              <w:t>#e1e8ee</w:t>
-            </w:r>
-          </w:p>
-        </w:tc>
-        <w:tc>
-          <w:tcPr>
-            <w:tcW w:w="1800" w:type="dxa"/>
-            <w:hideMark/>
-          </w:tcPr>
-          <w:p>
-            <w:pPr>
-              <w:spacing w:after="160" w:line="259" w:lineRule="auto"/>
-              <w:cnfStyle w:val="000000100000" w:firstRow="0" w:lastRow="0" w:firstColumn="0" w:lastColumn="0" w:oddVBand="0" w:evenVBand="0" w:oddHBand="1" w:evenHBand="0" w:firstRowFirstColumn="0" w:firstRowLastColumn="0" w:lastRowFirstColumn="0" w:lastRowLastColumn="0"/>
-            </w:pPr>
-            <w:r>
-              <w:t>Gris muy claro</w:t>
-            </w:r>
-          </w:p>
-        </w:tc>
-        <w:tc>
-          <w:tcPr>
-            <w:tcW w:w="4192" w:type="dxa"/>
-            <w:hideMark/>
-          </w:tcPr>
-          <w:p>
-            <w:pPr>
-              <w:spacing w:after="160" w:line="259" w:lineRule="auto"/>
-              <w:cnfStyle w:val="000000100000" w:firstRow="0" w:lastRow="0" w:firstColumn="0" w:lastColumn="0" w:oddVBand="0" w:evenVBand="0" w:oddHBand="1" w:evenHBand="0" w:firstRowFirstColumn="0" w:firstRowLastColumn="0" w:lastRowFirstColumn="0" w:lastRowLastColumn="0"/>
-            </w:pPr>
-            <w:r>
-              <w:t>Fondo principal de la aplicación, texto sobre fondos oscuros</w:t>
-            </w:r>
-          </w:p>
-        </w:tc>
-      </w:tr>
-    </w:tbl>
-    <w:p>
-      <w:r>
-        <w:rPr>
-          <w:noProof/>
-        </w:rPr>
-        <mc:AlternateContent>
-          <mc:Choice Requires="wps">
-            <w:drawing>
-              <wp:anchor distT="0" distB="0" distL="114300" distR="114300" simplePos="0" relativeHeight="251661316" behindDoc="0" locked="0" layoutInCell="1" allowOverlap="1" wp14:anchorId="415FCCAF" wp14:editId="0D185269">
-                <wp:simplePos x="0" y="0"/>
-                <wp:positionH relativeFrom="column">
-                  <wp:posOffset>5377815</wp:posOffset>
-                </wp:positionH>
-                <wp:positionV relativeFrom="paragraph">
-                  <wp:posOffset>52705</wp:posOffset>
-                </wp:positionV>
-                <wp:extent cx="1285240" cy="288290"/>
-                <wp:effectExtent l="0" t="0" r="0" b="0"/>
-                <wp:wrapSquare wrapText="bothSides"/>
-                <wp:docPr id="917730273" name="Cuadro de texto 1"/>
-                <wp:cNvGraphicFramePr/>
-                <a:graphic xmlns:a="http://schemas.openxmlformats.org/drawingml/2006/main">
-                  <a:graphicData uri="http://schemas.microsoft.com/office/word/2010/wordprocessingShape">
-                    <wps:wsp>
-                      <wps:cNvSpPr txBox="1"/>
-                      <wps:spPr>
-                        <a:xfrm>
-                          <a:off x="0" y="0"/>
-                          <a:ext cx="1285240" cy="288290"/>
-                        </a:xfrm>
-                        <a:prstGeom prst="rect">
-                          <a:avLst/>
-                        </a:prstGeom>
-                        <a:solidFill>
-                          <a:prstClr val="white"/>
-                        </a:solidFill>
-                        <a:ln>
-                          <a:noFill/>
-                        </a:ln>
-                      </wps:spPr>
-                      <wps:txbx>
-                        <w:txbxContent>
-                          <w:p>
-                            <w:pPr>
-                              <w:pStyle w:val="Descripcin"/>
-                              <w:rPr>
-                                <w:noProof/>
-                                <w:color w:val="EE0000"/>
-                                <w:sz w:val="22"/>
-                                <w:szCs w:val="22"/>
-                                <w:u w:val="single"/>
-                              </w:rPr>
-                            </w:pPr>
-                            <w:r>
-                              <w:t>Figura 9. Paleta colores</w:t>
-                            </w:r>
-                          </w:p>
-                        </w:txbxContent>
-                      </wps:txbx>
-                      <wps:bodyPr rot="0" spcFirstLastPara="0" vertOverflow="overflow" horzOverflow="overflow" vert="horz" wrap="square" lIns="0" tIns="0" rIns="0" bIns="0" numCol="1" spcCol="0" rtlCol="0" fromWordArt="0" anchor="t" anchorCtr="0" forceAA="0" compatLnSpc="1">
-                        <a:prstTxWarp prst="textNoShape">
-                          <a:avLst/>
-                        </a:prstTxWarp>
-                        <a:noAutofit/>
-                      </wps:bodyPr>
-                    </wps:wsp>
-                  </a:graphicData>
-                </a:graphic>
-                <wp14:sizeRelH relativeFrom="margin">
-                  <wp14:pctWidth>0</wp14:pctWidth>
-                </wp14:sizeRelH>
-                <wp14:sizeRelV relativeFrom="margin">
-                  <wp14:pctHeight>0</wp14:pctHeight>
-                </wp14:sizeRelV>
-              </wp:anchor>
-            </w:drawing>
-          </mc:Choice>
-          <mc:Fallback>
-            <w:pict>
-              <v:shape w14:anchorId="415FCCAF" id="_x0000_s1033" type="#_x0000_t202" style="position:absolute;margin-left:423.45pt;margin-top:4.15pt;width:101.2pt;height:22.7pt;z-index:251661316;visibility:visible;mso-wrap-style:square;mso-width-percent:0;mso-height-percent:0;mso-wrap-distance-left:9pt;mso-wrap-distance-top:0;mso-wrap-distance-right:9pt;mso-wrap-distance-bottom:0;mso-position-horizontal:absolute;mso-position-horizontal-relative:text;mso-position-vertical:absolute;mso-position-vertical-relative:text;mso-width-percent:0;mso-height-percent:0;mso-width-relative:margin;mso-height-relative:margin;v-text-anchor:top" o:gfxdata="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" stroked="f">
-                <v:textbox inset="0,0,0,0">
-                  <w:txbxContent>
-                    <w:p>
-                      <w:pPr>
-                        <w:pStyle w:val="Descripcin"/>
-                        <w:rPr>
-                          <w:noProof/>
-                          <w:color w:val="EE0000"/>
-                          <w:sz w:val="22"/>
-                          <w:szCs w:val="22"/>
-                          <w:u w:val="single"/>
-                        </w:rPr>
-                      </w:pPr>
-                      <w:r>
-                        <w:t>Figura 9. Paleta colores</w:t>
-                      </w:r>
-                    </w:p>
-                  </w:txbxContent>
-                </v:textbox>
-                <w10:wrap type="square"/>
-              </v:shape>
-            </w:pict>
-          </mc:Fallback>
-        </mc:AlternateContent>
-      </w:r>
-    </w:p>
-    <w:p>
-      <w:pPr>
-        <w:pStyle w:val="Ttulo3"/>
-      </w:pPr>
-      <w:bookmarkStart w:id="127" w:name="_Toc230171272"/>
-      <w:r>
-        <w:t xml:space="preserve">10.1.2. </w:t>
-      </w:r>
-      <w:r>
-        <w:t>Tipografía</w:t>
-      </w:r>
-      <w:bookmarkEnd w:id="127"/>
-    </w:p>
-    <w:p>
-      <w:r>
-        <w:t xml:space="preserve">La fuente principal de la aplicación es Arial, </w:t>
+      <w:bookmarkEnd w:id="139"/>
+    </w:p>
+    <w:p>
+      <w:r>
+        <w:t xml:space="preserve">Los criterios visuales y de diseño aplicados en el desarrollo de la interfaz gráfica de la aplicación Gestiona se recogen en detalle en el documento independiente </w:t>
+      </w:r>
+      <w:r>
+        <w:rPr>
+          <w:b/>
+          <w:bCs/>
+        </w:rPr>
+        <w:t xml:space="preserve">Guía de Estilos – </w:t>
+      </w:r>
+      <w:r>
+        <w:rPr>
+          <w:b/>
+          <w:bCs/>
+        </w:rPr>
+        <w:t>Gestiona.pdf,</w:t>
+      </w:r>
+      <w:r>
+        <w:t xml:space="preserve"> adjunto a esta documentación. Dicho documento incluye la paleta de colores, tipografía, componentes principales, componente personalizado, </w:t>
       </w:r>
       <w:proofErr w:type="spellStart"/>
       <w:r>
-        <w:t>sans-serif</w:t>
+        <w:t>layouts</w:t>
       </w:r>
       <w:proofErr w:type="spellEnd"/>
       <w:r>
-        <w:t>, disponible en todos los sistemas operativos sin necesidad de instalación adicional. Se utilizan tres tamaños principales:</w:t>
-      </w:r>
-    </w:p>
-    <w:p>
-      <w:r>
-        <w:t>• Títulos de panel: 18px, negrit</w:t>
-      </w:r>
-      <w:r>
-        <w:t>a</w:t>
-      </w:r>
-    </w:p>
-    <w:p>
-      <w:r>
-        <w:t>• Texto de botones de menú: 13px</w:t>
-      </w:r>
-    </w:p>
-    <w:p>
-      <w:r>
-        <w:t>• Texto general de formularios y tablas: 12px, color por defecto del sistema</w:t>
-      </w:r>
-    </w:p>
-    <w:p/>
-    <w:p>
-      <w:pPr>
-        <w:pStyle w:val="Ttulo3"/>
-      </w:pPr>
-      <w:bookmarkStart w:id="128" w:name="_Toc230171273"/>
-      <w:r>
-        <w:t xml:space="preserve">10.1.3. </w:t>
-      </w:r>
-      <w:r>
-        <w:t>Clases CSS definidas</w:t>
-      </w:r>
-      <w:bookmarkEnd w:id="128"/>
-    </w:p>
-    <w:p>
-      <w:r>
-        <w:t xml:space="preserve">Los estilos se definen en el fichero Styles.css ubicado en </w:t>
-      </w:r>
-      <w:proofErr w:type="spellStart"/>
-      <w:r>
-        <w:t>src</w:t>
-      </w:r>
-      <w:proofErr w:type="spellEnd"/>
-      <w:r>
-        <w:t>/</w:t>
-      </w:r>
-      <w:proofErr w:type="spellStart"/>
-      <w:r>
-        <w:t>main</w:t>
-      </w:r>
-      <w:proofErr w:type="spellEnd"/>
-      <w:r>
-        <w:t>/</w:t>
-      </w:r>
-      <w:proofErr w:type="spellStart"/>
-      <w:r>
-        <w:t>resources</w:t>
-      </w:r>
-      <w:proofErr w:type="spellEnd"/>
-      <w:r>
-        <w:t>/</w:t>
-      </w:r>
-      <w:proofErr w:type="spellStart"/>
-      <w:r>
-        <w:t>styles</w:t>
-      </w:r>
-      <w:proofErr w:type="spellEnd"/>
-      <w:r>
-        <w:t xml:space="preserve">/. Se aplican a los componentes JavaFX mediante el atributo </w:t>
-      </w:r>
-      <w:proofErr w:type="spellStart"/>
-      <w:r>
-        <w:t>styleClass</w:t>
-      </w:r>
-      <w:proofErr w:type="spellEnd"/>
-      <w:r>
-        <w:t xml:space="preserve"> en los ficheros FXML.</w:t>
-      </w:r>
-    </w:p>
-    <w:p/>
-    <w:tbl>
-      <w:tblPr>
-        <w:tblStyle w:val="Tablaconcuadrcula4-nfasis1"/>
-        <w:tblpPr w:leftFromText="141" w:rightFromText="141" w:vertAnchor="text" w:tblpY="1"/>
-        <w:tblOverlap w:val="never"/>
-        <w:tblW w:w="9200" w:type="dxa"/>
-        <w:tblLook w:val="04A0" w:firstRow="1" w:lastRow="0" w:firstColumn="1" w:lastColumn="0" w:noHBand="0" w:noVBand="1"/>
-      </w:tblPr>
-      <w:tblGrid>
-        <w:gridCol w:w="2800"/>
-        <w:gridCol w:w="6400"/>
-      </w:tblGrid>
-      <w:tr>
-        <w:trPr>
-          <w:cnfStyle w:val="100000000000" w:firstRow="1" w:lastRow="0" w:firstColumn="0" w:lastColumn="0" w:oddVBand="0" w:evenVBand="0" w:oddHBand="0" w:evenHBand="0" w:firstRowFirstColumn="0" w:firstRowLastColumn="0" w:lastRowFirstColumn="0" w:lastRowLastColumn="0"/>
-        </w:trPr>
-        <w:tc>
-          <w:tcPr>
-            <w:cnfStyle w:val="001000000000" w:firstRow="0" w:lastRow="0" w:firstColumn="1" w:lastColumn="0" w:oddVBand="0" w:evenVBand="0" w:oddHBand="0" w:evenHBand="0" w:firstRowFirstColumn="0" w:firstRowLastColumn="0" w:lastRowFirstColumn="0" w:lastRowLastColumn="0"/>
-            <w:tcW w:w="2800" w:type="dxa"/>
-            <w:hideMark/>
-          </w:tcPr>
-          <w:p>
-            <w:pPr>
-              <w:spacing w:after="160" w:line="259" w:lineRule="auto"/>
-            </w:pPr>
-            <w:r>
-              <w:t>Clase CSS</w:t>
-            </w:r>
-          </w:p>
-        </w:tc>
-        <w:tc>
-          <w:tcPr>
-            <w:tcW w:w="6400" w:type="dxa"/>
-            <w:hideMark/>
-          </w:tcPr>
-          <w:p>
-            <w:pPr>
-              <w:spacing w:after="160" w:line="259" w:lineRule="auto"/>
-              <w:cnfStyle w:val="100000000000" w:firstRow="1" w:lastRow="0" w:firstColumn="0" w:lastColumn="0" w:oddVBand="0" w:evenVBand="0" w:oddHBand="0" w:evenHBand="0" w:firstRowFirstColumn="0" w:firstRowLastColumn="0" w:lastRowFirstColumn="0" w:lastRowLastColumn="0"/>
-            </w:pPr>
-            <w:r>
-              <w:t>Descripción</w:t>
-            </w:r>
-          </w:p>
-        </w:tc>
-      </w:tr>
-      <w:tr>
-        <w:trPr>
-          <w:cnfStyle w:val="000000100000" w:firstRow="0" w:lastRow="0" w:firstColumn="0" w:lastColumn="0" w:oddVBand="0" w:evenVBand="0" w:oddHBand="1" w:evenHBand="0" w:firstRowFirstColumn="0" w:firstRowLastColumn="0" w:lastRowFirstColumn="0" w:lastRowLastColumn="0"/>
-        </w:trPr>
-        <w:tc>
-          <w:tcPr>
-            <w:cnfStyle w:val="001000000000" w:firstRow="0" w:lastRow="0" w:firstColumn="1" w:lastColumn="0" w:oddVBand="0" w:evenVBand="0" w:oddHBand="0" w:evenHBand="0" w:firstRowFirstColumn="0" w:firstRowLastColumn="0" w:lastRowFirstColumn="0" w:lastRowLastColumn="0"/>
-            <w:tcW w:w="2800" w:type="dxa"/>
-            <w:hideMark/>
-          </w:tcPr>
-          <w:p>
-            <w:pPr>
-              <w:spacing w:after="160" w:line="259" w:lineRule="auto"/>
-            </w:pPr>
-            <w:r>
-              <w:t>.fondo-principal</w:t>
-            </w:r>
-          </w:p>
-        </w:tc>
-        <w:tc>
-          <w:tcPr>
-            <w:tcW w:w="6400" w:type="dxa"/>
-            <w:hideMark/>
-          </w:tcPr>
-          <w:p>
-            <w:pPr>
-              <w:spacing w:after="160" w:line="259" w:lineRule="auto"/>
-              <w:cnfStyle w:val="000000100000" w:firstRow="0" w:lastRow="0" w:firstColumn="0" w:lastColumn="0" w:oddVBand="0" w:evenVBand="0" w:oddHBand="1" w:evenHBand="0" w:firstRowFirstColumn="0" w:firstRowLastColumn="0" w:lastRowFirstColumn="0" w:lastRowLastColumn="0"/>
-            </w:pPr>
-            <w:r>
-              <w:t>Color de fondo de la zona central de la aplicación (#e1e8ee)</w:t>
-            </w:r>
-          </w:p>
-        </w:tc>
-      </w:tr>
-      <w:tr>
-        <w:tc>
-          <w:tcPr>
-            <w:cnfStyle w:val="001000000000" w:firstRow="0" w:lastRow="0" w:firstColumn="1" w:lastColumn="0" w:oddVBand="0" w:evenVBand="0" w:oddHBand="0" w:evenHBand="0" w:firstRowFirstColumn="0" w:firstRowLastColumn="0" w:lastRowFirstColumn="0" w:lastRowLastColumn="0"/>
-            <w:tcW w:w="2800" w:type="dxa"/>
-            <w:hideMark/>
-          </w:tcPr>
-          <w:p>
-            <w:pPr>
-              <w:spacing w:after="160" w:line="259" w:lineRule="auto"/>
-            </w:pPr>
-            <w:r>
-              <w:t>.fondo-</w:t>
-            </w:r>
-            <w:proofErr w:type="spellStart"/>
-            <w:r>
-              <w:t>menu</w:t>
-            </w:r>
-            <w:proofErr w:type="spellEnd"/>
-          </w:p>
-        </w:tc>
-        <w:tc>
-          <w:tcPr>
-            <w:tcW w:w="6400" w:type="dxa"/>
-            <w:hideMark/>
-          </w:tcPr>
-          <w:p>
-            <w:pPr>
-              <w:spacing w:after="160" w:line="259" w:lineRule="auto"/>
-              <w:cnfStyle w:val="000000000000" w:firstRow="0" w:lastRow="0" w:firstColumn="0" w:lastColumn="0" w:oddVBand="0" w:evenVBand="0" w:oddHBand="0" w:evenHBand="0" w:firstRowFirstColumn="0" w:firstRowLastColumn="0" w:lastRowFirstColumn="0" w:lastRowLastColumn="0"/>
-            </w:pPr>
-            <w:r>
-              <w:t>Color de fondo del menú lateral (#18406a)</w:t>
-            </w:r>
-          </w:p>
-        </w:tc>
-      </w:tr>
-      <w:tr>
-        <w:trPr>
-          <w:cnfStyle w:val="000000100000" w:firstRow="0" w:lastRow="0" w:firstColumn="0" w:lastColumn="0" w:oddVBand="0" w:evenVBand="0" w:oddHBand="1" w:evenHBand="0" w:firstRowFirstColumn="0" w:firstRowLastColumn="0" w:lastRowFirstColumn="0" w:lastRowLastColumn="0"/>
-        </w:trPr>
-        <w:tc>
-          <w:tcPr>
-            <w:cnfStyle w:val="001000000000" w:firstRow="0" w:lastRow="0" w:firstColumn="1" w:lastColumn="0" w:oddVBand="0" w:evenVBand="0" w:oddHBand="0" w:evenHBand="0" w:firstRowFirstColumn="0" w:firstRowLastColumn="0" w:lastRowFirstColumn="0" w:lastRowLastColumn="0"/>
-            <w:tcW w:w="2800" w:type="dxa"/>
-            <w:hideMark/>
-          </w:tcPr>
-          <w:p>
-            <w:pPr>
-              <w:spacing w:after="160" w:line="259" w:lineRule="auto"/>
-            </w:pPr>
-            <w:r>
-              <w:t>.</w:t>
-            </w:r>
-            <w:proofErr w:type="spellStart"/>
-            <w:r>
-              <w:t>btn</w:t>
-            </w:r>
-            <w:proofErr w:type="spellEnd"/>
-            <w:r>
-              <w:t>-primario</w:t>
-            </w:r>
-          </w:p>
-        </w:tc>
-        <w:tc>
-          <w:tcPr>
-            <w:tcW w:w="6400" w:type="dxa"/>
-            <w:hideMark/>
-          </w:tcPr>
-          <w:p>
-            <w:pPr>
-              <w:spacing w:after="160" w:line="259" w:lineRule="auto"/>
-              <w:cnfStyle w:val="000000100000" w:firstRow="0" w:lastRow="0" w:firstColumn="0" w:lastColumn="0" w:oddVBand="0" w:evenVBand="0" w:oddHBand="1" w:evenHBand="0" w:firstRowFirstColumn="0" w:firstRowLastColumn="0" w:lastRowFirstColumn="0" w:lastRowLastColumn="0"/>
-            </w:pPr>
-            <w:r>
-              <w:t>Botón de acción principal. Fondo #53ade1, texto blanco, negrita</w:t>
-            </w:r>
-          </w:p>
-        </w:tc>
-      </w:tr>
-      <w:tr>
-        <w:tc>
-          <w:tcPr>
-            <w:cnfStyle w:val="001000000000" w:firstRow="0" w:lastRow="0" w:firstColumn="1" w:lastColumn="0" w:oddVBand="0" w:evenVBand="0" w:oddHBand="0" w:evenHBand="0" w:firstRowFirstColumn="0" w:firstRowLastColumn="0" w:lastRowFirstColumn="0" w:lastRowLastColumn="0"/>
-            <w:tcW w:w="2800" w:type="dxa"/>
-            <w:hideMark/>
-          </w:tcPr>
-          <w:p>
-            <w:pPr>
-              <w:spacing w:after="160" w:line="259" w:lineRule="auto"/>
-            </w:pPr>
-            <w:r>
-              <w:t>.</w:t>
-            </w:r>
-            <w:proofErr w:type="spellStart"/>
-            <w:r>
-              <w:t>btn-primario:hover</w:t>
-            </w:r>
-            <w:proofErr w:type="spellEnd"/>
-          </w:p>
-        </w:tc>
-        <w:tc>
-          <w:tcPr>
-            <w:tcW w:w="6400" w:type="dxa"/>
-            <w:hideMark/>
-          </w:tcPr>
-          <w:p>
-            <w:pPr>
-              <w:spacing w:after="160" w:line="259" w:lineRule="auto"/>
-              <w:cnfStyle w:val="000000000000" w:firstRow="0" w:lastRow="0" w:firstColumn="0" w:lastColumn="0" w:oddVBand="0" w:evenVBand="0" w:oddHBand="0" w:evenHBand="0" w:firstRowFirstColumn="0" w:firstRowLastColumn="0" w:lastRowFirstColumn="0" w:lastRowLastColumn="0"/>
-            </w:pPr>
-            <w:r>
-              <w:t xml:space="preserve">Estado </w:t>
-            </w:r>
-            <w:proofErr w:type="spellStart"/>
-            <w:r>
-              <w:t>hover</w:t>
-            </w:r>
-            <w:proofErr w:type="spellEnd"/>
-            <w:r>
-              <w:t xml:space="preserve"> del botón primario. Fondo #4c85b9</w:t>
-            </w:r>
-          </w:p>
-        </w:tc>
-      </w:tr>
-      <w:tr>
-        <w:trPr>
-          <w:cnfStyle w:val="000000100000" w:firstRow="0" w:lastRow="0" w:firstColumn="0" w:lastColumn="0" w:oddVBand="0" w:evenVBand="0" w:oddHBand="1" w:evenHBand="0" w:firstRowFirstColumn="0" w:firstRowLastColumn="0" w:lastRowFirstColumn="0" w:lastRowLastColumn="0"/>
-        </w:trPr>
-        <w:tc>
-          <w:tcPr>
-            <w:cnfStyle w:val="001000000000" w:firstRow="0" w:lastRow="0" w:firstColumn="1" w:lastColumn="0" w:oddVBand="0" w:evenVBand="0" w:oddHBand="0" w:evenHBand="0" w:firstRowFirstColumn="0" w:firstRowLastColumn="0" w:lastRowFirstColumn="0" w:lastRowLastColumn="0"/>
-            <w:tcW w:w="2800" w:type="dxa"/>
-            <w:hideMark/>
-          </w:tcPr>
-          <w:p>
-            <w:pPr>
-              <w:spacing w:after="160" w:line="259" w:lineRule="auto"/>
-            </w:pPr>
-            <w:r>
-              <w:t>.</w:t>
-            </w:r>
-            <w:proofErr w:type="spellStart"/>
-            <w:r>
-              <w:t>btn</w:t>
-            </w:r>
-            <w:proofErr w:type="spellEnd"/>
-            <w:r>
-              <w:t>-peligro</w:t>
-            </w:r>
-          </w:p>
-        </w:tc>
-        <w:tc>
-          <w:tcPr>
-            <w:tcW w:w="6400" w:type="dxa"/>
-            <w:hideMark/>
-          </w:tcPr>
-          <w:p>
-            <w:pPr>
-              <w:spacing w:after="160" w:line="259" w:lineRule="auto"/>
-              <w:cnfStyle w:val="000000100000" w:firstRow="0" w:lastRow="0" w:firstColumn="0" w:lastColumn="0" w:oddVBand="0" w:evenVBand="0" w:oddHBand="1" w:evenHBand="0" w:firstRowFirstColumn="0" w:firstRowLastColumn="0" w:lastRowFirstColumn="0" w:lastRowLastColumn="0"/>
-            </w:pPr>
-            <w:r>
-              <w:t>Botón de acción secundaria o destructiva. Fondo #6468d1, texto blanco</w:t>
-            </w:r>
-          </w:p>
-        </w:tc>
-      </w:tr>
-      <w:tr>
-        <w:tc>
-          <w:tcPr>
-            <w:cnfStyle w:val="001000000000" w:firstRow="0" w:lastRow="0" w:firstColumn="1" w:lastColumn="0" w:oddVBand="0" w:evenVBand="0" w:oddHBand="0" w:evenHBand="0" w:firstRowFirstColumn="0" w:firstRowLastColumn="0" w:lastRowFirstColumn="0" w:lastRowLastColumn="0"/>
-            <w:tcW w:w="2800" w:type="dxa"/>
-            <w:hideMark/>
-          </w:tcPr>
-          <w:p>
-            <w:pPr>
-              <w:spacing w:after="160" w:line="259" w:lineRule="auto"/>
-            </w:pPr>
-            <w:r>
-              <w:lastRenderedPageBreak/>
-              <w:t>.</w:t>
-            </w:r>
-            <w:proofErr w:type="spellStart"/>
-            <w:r>
-              <w:t>btn-peligro:hover</w:t>
-            </w:r>
-            <w:proofErr w:type="spellEnd"/>
-          </w:p>
-        </w:tc>
-        <w:tc>
-          <w:tcPr>
-            <w:tcW w:w="6400" w:type="dxa"/>
-            <w:hideMark/>
-          </w:tcPr>
-          <w:p>
-            <w:pPr>
-              <w:spacing w:after="160" w:line="259" w:lineRule="auto"/>
-              <w:cnfStyle w:val="000000000000" w:firstRow="0" w:lastRow="0" w:firstColumn="0" w:lastColumn="0" w:oddVBand="0" w:evenVBand="0" w:oddHBand="0" w:evenHBand="0" w:firstRowFirstColumn="0" w:firstRowLastColumn="0" w:lastRowFirstColumn="0" w:lastRowLastColumn="0"/>
-            </w:pPr>
-            <w:r>
-              <w:t xml:space="preserve">Estado </w:t>
-            </w:r>
-            <w:proofErr w:type="spellStart"/>
-            <w:r>
-              <w:t>hover</w:t>
-            </w:r>
-            <w:proofErr w:type="spellEnd"/>
-            <w:r>
-              <w:t xml:space="preserve"> del botón peligro. Fondo #6188d8</w:t>
-            </w:r>
-          </w:p>
-        </w:tc>
-      </w:tr>
-      <w:tr>
-        <w:trPr>
-          <w:cnfStyle w:val="000000100000" w:firstRow="0" w:lastRow="0" w:firstColumn="0" w:lastColumn="0" w:oddVBand="0" w:evenVBand="0" w:oddHBand="1" w:evenHBand="0" w:firstRowFirstColumn="0" w:firstRowLastColumn="0" w:lastRowFirstColumn="0" w:lastRowLastColumn="0"/>
-        </w:trPr>
-        <w:tc>
-          <w:tcPr>
-            <w:cnfStyle w:val="001000000000" w:firstRow="0" w:lastRow="0" w:firstColumn="1" w:lastColumn="0" w:oddVBand="0" w:evenVBand="0" w:oddHBand="0" w:evenHBand="0" w:firstRowFirstColumn="0" w:firstRowLastColumn="0" w:lastRowFirstColumn="0" w:lastRowLastColumn="0"/>
-            <w:tcW w:w="2800" w:type="dxa"/>
-            <w:hideMark/>
-          </w:tcPr>
-          <w:p>
-            <w:pPr>
-              <w:spacing w:after="160" w:line="259" w:lineRule="auto"/>
-            </w:pPr>
-            <w:r>
-              <w:t>.titulo-panel</w:t>
-            </w:r>
-          </w:p>
-        </w:tc>
-        <w:tc>
-          <w:tcPr>
-            <w:tcW w:w="6400" w:type="dxa"/>
-            <w:hideMark/>
-          </w:tcPr>
-          <w:p>
-            <w:pPr>
-              <w:spacing w:after="160" w:line="259" w:lineRule="auto"/>
-              <w:cnfStyle w:val="000000100000" w:firstRow="0" w:lastRow="0" w:firstColumn="0" w:lastColumn="0" w:oddVBand="0" w:evenVBand="0" w:oddHBand="1" w:evenHBand="0" w:firstRowFirstColumn="0" w:firstRowLastColumn="0" w:lastRowFirstColumn="0" w:lastRowLastColumn="0"/>
-            </w:pPr>
-            <w:r>
-              <w:t>Etiqueta de título de cada panel. Color #18406a, tamaño 18px, negrita</w:t>
-            </w:r>
-          </w:p>
-        </w:tc>
-      </w:tr>
-      <w:tr>
-        <w:tc>
-          <w:tcPr>
-            <w:cnfStyle w:val="001000000000" w:firstRow="0" w:lastRow="0" w:firstColumn="1" w:lastColumn="0" w:oddVBand="0" w:evenVBand="0" w:oddHBand="0" w:evenHBand="0" w:firstRowFirstColumn="0" w:firstRowLastColumn="0" w:lastRowFirstColumn="0" w:lastRowLastColumn="0"/>
-            <w:tcW w:w="2800" w:type="dxa"/>
-            <w:hideMark/>
-          </w:tcPr>
-          <w:p>
-            <w:pPr>
-              <w:spacing w:after="160" w:line="259" w:lineRule="auto"/>
-            </w:pPr>
-            <w:r>
-              <w:t>.</w:t>
-            </w:r>
-            <w:proofErr w:type="spellStart"/>
-            <w:r>
-              <w:t>label-menu</w:t>
-            </w:r>
-            <w:proofErr w:type="spellEnd"/>
-          </w:p>
-        </w:tc>
-        <w:tc>
-          <w:tcPr>
-            <w:tcW w:w="6400" w:type="dxa"/>
-            <w:hideMark/>
-          </w:tcPr>
-          <w:p>
-            <w:pPr>
-              <w:spacing w:after="160" w:line="259" w:lineRule="auto"/>
-              <w:cnfStyle w:val="000000000000" w:firstRow="0" w:lastRow="0" w:firstColumn="0" w:lastColumn="0" w:oddVBand="0" w:evenVBand="0" w:oddHBand="0" w:evenHBand="0" w:firstRowFirstColumn="0" w:firstRowLastColumn="0" w:lastRowFirstColumn="0" w:lastRowLastColumn="0"/>
-            </w:pPr>
-            <w:r>
-              <w:t>Etiquetas del menú lateral. Color #e1e8ee, tamaño 13px</w:t>
-            </w:r>
-          </w:p>
-        </w:tc>
-      </w:tr>
-      <w:tr>
-        <w:trPr>
-          <w:cnfStyle w:val="000000100000" w:firstRow="0" w:lastRow="0" w:firstColumn="0" w:lastColumn="0" w:oddVBand="0" w:evenVBand="0" w:oddHBand="1" w:evenHBand="0" w:firstRowFirstColumn="0" w:firstRowLastColumn="0" w:lastRowFirstColumn="0" w:lastRowLastColumn="0"/>
-        </w:trPr>
-        <w:tc>
-          <w:tcPr>
-            <w:cnfStyle w:val="001000000000" w:firstRow="0" w:lastRow="0" w:firstColumn="1" w:lastColumn="0" w:oddVBand="0" w:evenVBand="0" w:oddHBand="0" w:evenHBand="0" w:firstRowFirstColumn="0" w:firstRowLastColumn="0" w:lastRowFirstColumn="0" w:lastRowLastColumn="0"/>
-            <w:tcW w:w="2800" w:type="dxa"/>
-            <w:hideMark/>
-          </w:tcPr>
-          <w:p>
-            <w:pPr>
-              <w:spacing w:after="160" w:line="259" w:lineRule="auto"/>
-            </w:pPr>
-            <w:r>
-              <w:t>.</w:t>
-            </w:r>
-            <w:proofErr w:type="spellStart"/>
-            <w:r>
-              <w:t>btn-menu</w:t>
-            </w:r>
-            <w:proofErr w:type="spellEnd"/>
-          </w:p>
-        </w:tc>
-        <w:tc>
-          <w:tcPr>
-            <w:tcW w:w="6400" w:type="dxa"/>
-            <w:hideMark/>
-          </w:tcPr>
-          <w:p>
-            <w:pPr>
-              <w:spacing w:after="160" w:line="259" w:lineRule="auto"/>
-              <w:cnfStyle w:val="000000100000" w:firstRow="0" w:lastRow="0" w:firstColumn="0" w:lastColumn="0" w:oddVBand="0" w:evenVBand="0" w:oddHBand="1" w:evenHBand="0" w:firstRowFirstColumn="0" w:firstRowLastColumn="0" w:lastRowFirstColumn="0" w:lastRowLastColumn="0"/>
-            </w:pPr>
-            <w:r>
-              <w:t>Botones del menú lateral. Fondo transparente, texto #44cbea, alineado a la izquierda</w:t>
-            </w:r>
-          </w:p>
-        </w:tc>
-      </w:tr>
-      <w:tr>
-        <w:tc>
-          <w:tcPr>
-            <w:cnfStyle w:val="001000000000" w:firstRow="0" w:lastRow="0" w:firstColumn="1" w:lastColumn="0" w:oddVBand="0" w:evenVBand="0" w:oddHBand="0" w:evenHBand="0" w:firstRowFirstColumn="0" w:firstRowLastColumn="0" w:lastRowFirstColumn="0" w:lastRowLastColumn="0"/>
-            <w:tcW w:w="2800" w:type="dxa"/>
-            <w:hideMark/>
-          </w:tcPr>
-          <w:p>
-            <w:pPr>
-              <w:spacing w:after="160" w:line="259" w:lineRule="auto"/>
-            </w:pPr>
-            <w:r>
-              <w:t>.</w:t>
-            </w:r>
-            <w:proofErr w:type="spellStart"/>
-            <w:r>
-              <w:t>btn-menu:hover</w:t>
-            </w:r>
-            <w:proofErr w:type="spellEnd"/>
-          </w:p>
-        </w:tc>
-        <w:tc>
-          <w:tcPr>
-            <w:tcW w:w="6400" w:type="dxa"/>
-            <w:hideMark/>
-          </w:tcPr>
-          <w:p>
-            <w:pPr>
-              <w:spacing w:after="160" w:line="259" w:lineRule="auto"/>
-              <w:cnfStyle w:val="000000000000" w:firstRow="0" w:lastRow="0" w:firstColumn="0" w:lastColumn="0" w:oddVBand="0" w:evenVBand="0" w:oddHBand="0" w:evenHBand="0" w:firstRowFirstColumn="0" w:firstRowLastColumn="0" w:lastRowFirstColumn="0" w:lastRowLastColumn="0"/>
-            </w:pPr>
-            <w:r>
-              <w:t xml:space="preserve">Estado </w:t>
-            </w:r>
-            <w:proofErr w:type="spellStart"/>
-            <w:r>
-              <w:t>hover</w:t>
-            </w:r>
-            <w:proofErr w:type="spellEnd"/>
-            <w:r>
-              <w:t xml:space="preserve"> de los botones del menú. Fondo #4c85b9, texto blanco</w:t>
-            </w:r>
-          </w:p>
-        </w:tc>
-      </w:tr>
-      <w:tr>
-        <w:trPr>
-          <w:cnfStyle w:val="000000100000" w:firstRow="0" w:lastRow="0" w:firstColumn="0" w:lastColumn="0" w:oddVBand="0" w:evenVBand="0" w:oddHBand="1" w:evenHBand="0" w:firstRowFirstColumn="0" w:firstRowLastColumn="0" w:lastRowFirstColumn="0" w:lastRowLastColumn="0"/>
-        </w:trPr>
-        <w:tc>
-          <w:tcPr>
-            <w:cnfStyle w:val="001000000000" w:firstRow="0" w:lastRow="0" w:firstColumn="1" w:lastColumn="0" w:oddVBand="0" w:evenVBand="0" w:oddHBand="0" w:evenHBand="0" w:firstRowFirstColumn="0" w:firstRowLastColumn="0" w:lastRowFirstColumn="0" w:lastRowLastColumn="0"/>
-            <w:tcW w:w="2800" w:type="dxa"/>
-          </w:tcPr>
-          <w:p>
-            <w:r>
-              <w:t>.barra-superior</w:t>
-            </w:r>
-          </w:p>
-        </w:tc>
-        <w:tc>
-          <w:tcPr>
-            <w:tcW w:w="6400" w:type="dxa"/>
-          </w:tcPr>
-          <w:p>
-            <w:pPr>
-              <w:cnfStyle w:val="000000100000" w:firstRow="0" w:lastRow="0" w:firstColumn="0" w:lastColumn="0" w:oddVBand="0" w:evenVBand="0" w:oddHBand="1" w:evenHBand="0" w:firstRowFirstColumn="0" w:firstRowLastColumn="0" w:lastRowFirstColumn="0" w:lastRowLastColumn="0"/>
-            </w:pPr>
-            <w:r>
-              <w:t>Fondo de la barra superior de la aplicación. Color #18406a</w:t>
-            </w:r>
-          </w:p>
-        </w:tc>
-      </w:tr>
-      <w:tr>
-        <w:tc>
-          <w:tcPr>
-            <w:cnfStyle w:val="001000000000" w:firstRow="0" w:lastRow="0" w:firstColumn="1" w:lastColumn="0" w:oddVBand="0" w:evenVBand="0" w:oddHBand="0" w:evenHBand="0" w:firstRowFirstColumn="0" w:firstRowLastColumn="0" w:lastRowFirstColumn="0" w:lastRowLastColumn="0"/>
-            <w:tcW w:w="2800" w:type="dxa"/>
-          </w:tcPr>
-          <w:p>
-            <w:r>
-              <w:t>.</w:t>
-            </w:r>
-            <w:proofErr w:type="spellStart"/>
-            <w:r>
-              <w:t>label</w:t>
-            </w:r>
-            <w:proofErr w:type="spellEnd"/>
-            <w:r>
-              <w:t>-rol</w:t>
-            </w:r>
-            <w:r>
-              <w:t xml:space="preserve"> </w:t>
-            </w:r>
-          </w:p>
-        </w:tc>
-        <w:tc>
-          <w:tcPr>
-            <w:tcW w:w="6400" w:type="dxa"/>
-          </w:tcPr>
-          <w:p>
-            <w:pPr>
-              <w:cnfStyle w:val="000000000000" w:firstRow="0" w:lastRow="0" w:firstColumn="0" w:lastColumn="0" w:oddVBand="0" w:evenVBand="0" w:oddHBand="0" w:evenHBand="0" w:firstRowFirstColumn="0" w:firstRowLastColumn="0" w:lastRowFirstColumn="0" w:lastRowLastColumn="0"/>
-            </w:pPr>
-            <w:r>
-              <w:t>Etiqueta que muestra el rol del usuario activo. Color #44cbea, tamaño 12px</w:t>
-            </w:r>
-          </w:p>
-        </w:tc>
-      </w:tr>
-      <w:tr>
-        <w:trPr>
-          <w:cnfStyle w:val="000000100000" w:firstRow="0" w:lastRow="0" w:firstColumn="0" w:lastColumn="0" w:oddVBand="0" w:evenVBand="0" w:oddHBand="1" w:evenHBand="0" w:firstRowFirstColumn="0" w:firstRowLastColumn="0" w:lastRowFirstColumn="0" w:lastRowLastColumn="0"/>
-        </w:trPr>
-        <w:tc>
-          <w:tcPr>
-            <w:cnfStyle w:val="001000000000" w:firstRow="0" w:lastRow="0" w:firstColumn="1" w:lastColumn="0" w:oddVBand="0" w:evenVBand="0" w:oddHBand="0" w:evenHBand="0" w:firstRowFirstColumn="0" w:firstRowLastColumn="0" w:lastRowFirstColumn="0" w:lastRowLastColumn="0"/>
-            <w:tcW w:w="2800" w:type="dxa"/>
-          </w:tcPr>
-          <w:p>
-            <w:r>
-              <w:t>.</w:t>
-            </w:r>
-            <w:proofErr w:type="spellStart"/>
-            <w:r>
-              <w:t>label</w:t>
-            </w:r>
-            <w:proofErr w:type="spellEnd"/>
-            <w:r>
-              <w:t>-nombre-usuario</w:t>
-            </w:r>
-            <w:r>
-              <w:t xml:space="preserve"> </w:t>
-            </w:r>
-          </w:p>
-        </w:tc>
-        <w:tc>
-          <w:tcPr>
-            <w:tcW w:w="6400" w:type="dxa"/>
-          </w:tcPr>
-          <w:p>
-            <w:pPr>
-              <w:cnfStyle w:val="000000100000" w:firstRow="0" w:lastRow="0" w:firstColumn="0" w:lastColumn="0" w:oddVBand="0" w:evenVBand="0" w:oddHBand="1" w:evenHBand="0" w:firstRowFirstColumn="0" w:firstRowLastColumn="0" w:lastRowFirstColumn="0" w:lastRowLastColumn="0"/>
-            </w:pPr>
-            <w:r>
-              <w:t>Etiqueta</w:t>
-            </w:r>
-            <w:r>
-              <w:t xml:space="preserve"> </w:t>
-            </w:r>
-            <w:r>
-              <w:t>que muestra el nombre del usuario activo. Color #e1e8ee, tamaño 13px, negrita</w:t>
-            </w:r>
-          </w:p>
-        </w:tc>
-      </w:tr>
-      <w:tr>
-        <w:tc>
-          <w:tcPr>
-            <w:cnfStyle w:val="001000000000" w:firstRow="0" w:lastRow="0" w:firstColumn="1" w:lastColumn="0" w:oddVBand="0" w:evenVBand="0" w:oddHBand="0" w:evenHBand="0" w:firstRowFirstColumn="0" w:firstRowLastColumn="0" w:lastRowFirstColumn="0" w:lastRowLastColumn="0"/>
-            <w:tcW w:w="2800" w:type="dxa"/>
-          </w:tcPr>
-          <w:p>
-            <w:r>
-              <w:t>.</w:t>
-            </w:r>
-            <w:proofErr w:type="spellStart"/>
-            <w:r>
-              <w:t>btn-logout</w:t>
-            </w:r>
-            <w:proofErr w:type="spellEnd"/>
-            <w:r>
-              <w:t xml:space="preserve"> </w:t>
-            </w:r>
-          </w:p>
-        </w:tc>
-        <w:tc>
-          <w:tcPr>
-            <w:tcW w:w="6400" w:type="dxa"/>
-          </w:tcPr>
-          <w:p>
-            <w:pPr>
-              <w:cnfStyle w:val="000000000000" w:firstRow="0" w:lastRow="0" w:firstColumn="0" w:lastColumn="0" w:oddVBand="0" w:evenVBand="0" w:oddHBand="0" w:evenHBand="0" w:firstRowFirstColumn="0" w:firstRowLastColumn="0" w:lastRowFirstColumn="0" w:lastRowLastColumn="0"/>
-            </w:pPr>
-            <w:r>
-              <w:t>Botón de cerrar sesión. Fondo transparente, borde y texto #e1e8ee</w:t>
-            </w:r>
-          </w:p>
-        </w:tc>
-      </w:tr>
-      <w:tr>
-        <w:trPr>
-          <w:cnfStyle w:val="000000100000" w:firstRow="0" w:lastRow="0" w:firstColumn="0" w:lastColumn="0" w:oddVBand="0" w:evenVBand="0" w:oddHBand="1" w:evenHBand="0" w:firstRowFirstColumn="0" w:firstRowLastColumn="0" w:lastRowFirstColumn="0" w:lastRowLastColumn="0"/>
-        </w:trPr>
-        <w:tc>
-          <w:tcPr>
-            <w:cnfStyle w:val="001000000000" w:firstRow="0" w:lastRow="0" w:firstColumn="1" w:lastColumn="0" w:oddVBand="0" w:evenVBand="0" w:oddHBand="0" w:evenHBand="0" w:firstRowFirstColumn="0" w:firstRowLastColumn="0" w:lastRowFirstColumn="0" w:lastRowLastColumn="0"/>
-            <w:tcW w:w="2800" w:type="dxa"/>
-          </w:tcPr>
-          <w:p>
-            <w:r>
-              <w:t>.</w:t>
-            </w:r>
-            <w:proofErr w:type="spellStart"/>
-            <w:r>
-              <w:t>btn-logout:hover</w:t>
-            </w:r>
-            <w:proofErr w:type="spellEnd"/>
-            <w:r>
-              <w:t xml:space="preserve"> </w:t>
-            </w:r>
-          </w:p>
-        </w:tc>
-        <w:tc>
-          <w:tcPr>
-            <w:tcW w:w="6400" w:type="dxa"/>
-          </w:tcPr>
-          <w:p>
-            <w:pPr>
-              <w:cnfStyle w:val="000000100000" w:firstRow="0" w:lastRow="0" w:firstColumn="0" w:lastColumn="0" w:oddVBand="0" w:evenVBand="0" w:oddHBand="1" w:evenHBand="0" w:firstRowFirstColumn="0" w:firstRowLastColumn="0" w:lastRowFirstColumn="0" w:lastRowLastColumn="0"/>
-            </w:pPr>
-            <w:r>
-              <w:t xml:space="preserve">Estado </w:t>
-            </w:r>
-            <w:proofErr w:type="spellStart"/>
-            <w:r>
-              <w:t>hover</w:t>
-            </w:r>
-            <w:proofErr w:type="spellEnd"/>
-            <w:r>
-              <w:t xml:space="preserve"> del botón </w:t>
-            </w:r>
-            <w:proofErr w:type="spellStart"/>
-            <w:r>
-              <w:t>logout</w:t>
-            </w:r>
-            <w:proofErr w:type="spellEnd"/>
-            <w:r>
-              <w:t>. Fondo #4c85b9, texto blanco</w:t>
-            </w:r>
-          </w:p>
-        </w:tc>
-      </w:tr>
-      <w:tr>
-        <w:tc>
-          <w:tcPr>
-            <w:cnfStyle w:val="001000000000" w:firstRow="0" w:lastRow="0" w:firstColumn="1" w:lastColumn="0" w:oddVBand="0" w:evenVBand="0" w:oddHBand="0" w:evenHBand="0" w:firstRowFirstColumn="0" w:firstRowLastColumn="0" w:lastRowFirstColumn="0" w:lastRowLastColumn="0"/>
-            <w:tcW w:w="2800" w:type="dxa"/>
-          </w:tcPr>
-          <w:p>
-            <w:r>
-              <w:t>.</w:t>
-            </w:r>
-            <w:proofErr w:type="spellStart"/>
-            <w:r>
-              <w:t>btn</w:t>
-            </w:r>
-            <w:proofErr w:type="spellEnd"/>
-            <w:r>
-              <w:t>-ayuda</w:t>
-            </w:r>
-            <w:r>
-              <w:t xml:space="preserve"> </w:t>
-            </w:r>
-          </w:p>
-        </w:tc>
-        <w:tc>
-          <w:tcPr>
-            <w:tcW w:w="6400" w:type="dxa"/>
-          </w:tcPr>
-          <w:p>
-            <w:pPr>
-              <w:cnfStyle w:val="000000000000" w:firstRow="0" w:lastRow="0" w:firstColumn="0" w:lastColumn="0" w:oddVBand="0" w:evenVBand="0" w:oddHBand="0" w:evenHBand="0" w:firstRowFirstColumn="0" w:firstRowLastColumn="0" w:lastRowFirstColumn="0" w:lastRowLastColumn="0"/>
-            </w:pPr>
-            <w:r>
-              <w:t>Botón de ayuda. Fondo transparente, borde y texto #44cbea</w:t>
-            </w:r>
-          </w:p>
-        </w:tc>
-      </w:tr>
-      <w:tr>
-        <w:trPr>
-          <w:cnfStyle w:val="000000100000" w:firstRow="0" w:lastRow="0" w:firstColumn="0" w:lastColumn="0" w:oddVBand="0" w:evenVBand="0" w:oddHBand="1" w:evenHBand="0" w:firstRowFirstColumn="0" w:firstRowLastColumn="0" w:lastRowFirstColumn="0" w:lastRowLastColumn="0"/>
-        </w:trPr>
-        <w:tc>
-          <w:tcPr>
-            <w:cnfStyle w:val="001000000000" w:firstRow="0" w:lastRow="0" w:firstColumn="1" w:lastColumn="0" w:oddVBand="0" w:evenVBand="0" w:oddHBand="0" w:evenHBand="0" w:firstRowFirstColumn="0" w:firstRowLastColumn="0" w:lastRowFirstColumn="0" w:lastRowLastColumn="0"/>
-            <w:tcW w:w="2800" w:type="dxa"/>
-          </w:tcPr>
-          <w:p>
-            <w:r>
-              <w:t>.</w:t>
-            </w:r>
-            <w:proofErr w:type="spellStart"/>
-            <w:r>
-              <w:t>btn-ayuda:hover</w:t>
-            </w:r>
-            <w:proofErr w:type="spellEnd"/>
-            <w:r>
-              <w:t xml:space="preserve"> </w:t>
-            </w:r>
-          </w:p>
-        </w:tc>
-        <w:tc>
-          <w:tcPr>
-            <w:tcW w:w="6400" w:type="dxa"/>
-          </w:tcPr>
-          <w:p>
-            <w:pPr>
-              <w:cnfStyle w:val="000000100000" w:firstRow="0" w:lastRow="0" w:firstColumn="0" w:lastColumn="0" w:oddVBand="0" w:evenVBand="0" w:oddHBand="1" w:evenHBand="0" w:firstRowFirstColumn="0" w:firstRowLastColumn="0" w:lastRowFirstColumn="0" w:lastRowLastColumn="0"/>
-            </w:pPr>
-            <w:r>
-              <w:t xml:space="preserve">Estado </w:t>
-            </w:r>
-            <w:proofErr w:type="spellStart"/>
-            <w:r>
-              <w:t>hover</w:t>
-            </w:r>
-            <w:proofErr w:type="spellEnd"/>
-            <w:r>
-              <w:t xml:space="preserve"> del botón ayuda. Fondo #44cbea, texto #18406a</w:t>
-            </w:r>
-          </w:p>
-        </w:tc>
-      </w:tr>
-      <w:tr>
-        <w:tc>
-          <w:tcPr>
-            <w:cnfStyle w:val="001000000000" w:firstRow="0" w:lastRow="0" w:firstColumn="1" w:lastColumn="0" w:oddVBand="0" w:evenVBand="0" w:oddHBand="0" w:evenHBand="0" w:firstRowFirstColumn="0" w:firstRowLastColumn="0" w:lastRowFirstColumn="0" w:lastRowLastColumn="0"/>
-            <w:tcW w:w="2800" w:type="dxa"/>
-          </w:tcPr>
-          <w:p>
-            <w:r>
-              <w:t>.</w:t>
-            </w:r>
-            <w:proofErr w:type="spellStart"/>
-            <w:r>
-              <w:t>btn</w:t>
-            </w:r>
-            <w:proofErr w:type="spellEnd"/>
-            <w:r>
-              <w:t>-volver</w:t>
-            </w:r>
-            <w:r>
-              <w:t xml:space="preserve"> </w:t>
-            </w:r>
-          </w:p>
-        </w:tc>
-        <w:tc>
-          <w:tcPr>
-            <w:tcW w:w="6400" w:type="dxa"/>
-          </w:tcPr>
-          <w:p>
-            <w:pPr>
-              <w:cnfStyle w:val="000000000000" w:firstRow="0" w:lastRow="0" w:firstColumn="0" w:lastColumn="0" w:oddVBand="0" w:evenVBand="0" w:oddHBand="0" w:evenHBand="0" w:firstRowFirstColumn="0" w:firstRowLastColumn="0" w:lastRowFirstColumn="0" w:lastRowLastColumn="0"/>
-            </w:pPr>
-            <w:r>
-              <w:t>Botón para volver a la pantalla anterior. Fondo #6188d8, texto blanco</w:t>
-            </w:r>
-          </w:p>
-        </w:tc>
-      </w:tr>
-      <w:tr>
-        <w:trPr>
-          <w:cnfStyle w:val="000000100000" w:firstRow="0" w:lastRow="0" w:firstColumn="0" w:lastColumn="0" w:oddVBand="0" w:evenVBand="0" w:oddHBand="1" w:evenHBand="0" w:firstRowFirstColumn="0" w:firstRowLastColumn="0" w:lastRowFirstColumn="0" w:lastRowLastColumn="0"/>
-        </w:trPr>
-        <w:tc>
-          <w:tcPr>
-            <w:cnfStyle w:val="001000000000" w:firstRow="0" w:lastRow="0" w:firstColumn="1" w:lastColumn="0" w:oddVBand="0" w:evenVBand="0" w:oddHBand="0" w:evenHBand="0" w:firstRowFirstColumn="0" w:firstRowLastColumn="0" w:lastRowFirstColumn="0" w:lastRowLastColumn="0"/>
-            <w:tcW w:w="2800" w:type="dxa"/>
-          </w:tcPr>
-          <w:p>
-            <w:r>
-              <w:t>.</w:t>
-            </w:r>
-            <w:proofErr w:type="spellStart"/>
-            <w:r>
-              <w:t>titled-pane-menu</w:t>
-            </w:r>
-            <w:proofErr w:type="spellEnd"/>
-            <w:r>
-              <w:t xml:space="preserve"> </w:t>
-            </w:r>
-          </w:p>
-        </w:tc>
-        <w:tc>
-          <w:tcPr>
-            <w:tcW w:w="6400" w:type="dxa"/>
-          </w:tcPr>
-          <w:p>
-            <w:pPr>
-              <w:cnfStyle w:val="000000100000" w:firstRow="0" w:lastRow="0" w:firstColumn="0" w:lastColumn="0" w:oddVBand="0" w:evenVBand="0" w:oddHBand="1" w:evenHBand="0" w:firstRowFirstColumn="0" w:firstRowLastColumn="0" w:lastRowFirstColumn="0" w:lastRowLastColumn="0"/>
-            </w:pPr>
-            <w:r>
-              <w:t>Acordeón del menú lateral con cabecera #1e5080 y contenido #18406a</w:t>
-            </w:r>
-          </w:p>
-        </w:tc>
-      </w:tr>
-      <w:tr>
-        <w:tc>
-          <w:tcPr>
-            <w:cnfStyle w:val="001000000000" w:firstRow="0" w:lastRow="0" w:firstColumn="1" w:lastColumn="0" w:oddVBand="0" w:evenVBand="0" w:oddHBand="0" w:evenHBand="0" w:firstRowFirstColumn="0" w:firstRowLastColumn="0" w:lastRowFirstColumn="0" w:lastRowLastColumn="0"/>
-            <w:tcW w:w="2800" w:type="dxa"/>
-          </w:tcPr>
-          <w:p>
-            <w:r>
-              <w:t>.</w:t>
-            </w:r>
-            <w:proofErr w:type="spellStart"/>
-            <w:r>
-              <w:t>titled-pane-menu:hover</w:t>
-            </w:r>
-            <w:proofErr w:type="spellEnd"/>
-            <w:r>
-              <w:t xml:space="preserve"> </w:t>
-            </w:r>
-          </w:p>
-        </w:tc>
-        <w:tc>
-          <w:tcPr>
-            <w:tcW w:w="6400" w:type="dxa"/>
-          </w:tcPr>
-          <w:p>
-            <w:pPr>
-              <w:cnfStyle w:val="000000000000" w:firstRow="0" w:lastRow="0" w:firstColumn="0" w:lastColumn="0" w:oddVBand="0" w:evenVBand="0" w:oddHBand="0" w:evenHBand="0" w:firstRowFirstColumn="0" w:firstRowLastColumn="0" w:lastRowFirstColumn="0" w:lastRowLastColumn="0"/>
-            </w:pPr>
-            <w:r>
-              <w:t xml:space="preserve">Estado </w:t>
-            </w:r>
-            <w:proofErr w:type="spellStart"/>
-            <w:r>
-              <w:t>hover</w:t>
-            </w:r>
-            <w:proofErr w:type="spellEnd"/>
-            <w:r>
-              <w:t xml:space="preserve"> de la cabecera del acordeón. Fondo #4c85b9</w:t>
-            </w:r>
-          </w:p>
-        </w:tc>
-      </w:tr>
-      <w:tr>
-        <w:trPr>
-          <w:cnfStyle w:val="000000100000" w:firstRow="0" w:lastRow="0" w:firstColumn="0" w:lastColumn="0" w:oddVBand="0" w:evenVBand="0" w:oddHBand="1" w:evenHBand="0" w:firstRowFirstColumn="0" w:firstRowLastColumn="0" w:lastRowFirstColumn="0" w:lastRowLastColumn="0"/>
-        </w:trPr>
-        <w:tc>
-          <w:tcPr>
-            <w:cnfStyle w:val="001000000000" w:firstRow="0" w:lastRow="0" w:firstColumn="1" w:lastColumn="0" w:oddVBand="0" w:evenVBand="0" w:oddHBand="0" w:evenHBand="0" w:firstRowFirstColumn="0" w:firstRowLastColumn="0" w:lastRowFirstColumn="0" w:lastRowLastColumn="0"/>
-            <w:tcW w:w="2800" w:type="dxa"/>
-          </w:tcPr>
-          <w:p>
-            <w:r>
-              <w:t>.</w:t>
-            </w:r>
-            <w:proofErr w:type="spellStart"/>
-            <w:r>
-              <w:t>text-field</w:t>
-            </w:r>
-            <w:proofErr w:type="spellEnd"/>
-            <w:r>
-              <w:t xml:space="preserve"> </w:t>
-            </w:r>
-          </w:p>
-        </w:tc>
-        <w:tc>
-          <w:tcPr>
-            <w:tcW w:w="6400" w:type="dxa"/>
-          </w:tcPr>
-          <w:p>
-            <w:pPr>
-              <w:cnfStyle w:val="000000100000" w:firstRow="0" w:lastRow="0" w:firstColumn="0" w:lastColumn="0" w:oddVBand="0" w:evenVBand="0" w:oddHBand="1" w:evenHBand="0" w:firstRowFirstColumn="0" w:firstRowLastColumn="0" w:lastRowFirstColumn="0" w:lastRowLastColumn="0"/>
-            </w:pPr>
-            <w:r>
-              <w:t>Campo de texto general. Borde #b0bec5, radio 4px, tamaño 12px</w:t>
-            </w:r>
-          </w:p>
-        </w:tc>
-      </w:tr>
-      <w:tr>
-        <w:tc>
-          <w:tcPr>
-            <w:cnfStyle w:val="001000000000" w:firstRow="0" w:lastRow="0" w:firstColumn="1" w:lastColumn="0" w:oddVBand="0" w:evenVBand="0" w:oddHBand="0" w:evenHBand="0" w:firstRowFirstColumn="0" w:firstRowLastColumn="0" w:lastRowFirstColumn="0" w:lastRowLastColumn="0"/>
-            <w:tcW w:w="2800" w:type="dxa"/>
-          </w:tcPr>
-          <w:p>
-            <w:r>
-              <w:t>.</w:t>
-            </w:r>
-            <w:proofErr w:type="spellStart"/>
-            <w:r>
-              <w:t>text-field:focused</w:t>
-            </w:r>
-            <w:proofErr w:type="spellEnd"/>
-            <w:r>
-              <w:t xml:space="preserve"> </w:t>
-            </w:r>
-          </w:p>
-        </w:tc>
-        <w:tc>
-          <w:tcPr>
-            <w:tcW w:w="6400" w:type="dxa"/>
-          </w:tcPr>
-          <w:p>
-            <w:pPr>
-              <w:cnfStyle w:val="000000000000" w:firstRow="0" w:lastRow="0" w:firstColumn="0" w:lastColumn="0" w:oddVBand="0" w:evenVBand="0" w:oddHBand="0" w:evenHBand="0" w:firstRowFirstColumn="0" w:firstRowLastColumn="0" w:lastRowFirstColumn="0" w:lastRowLastColumn="0"/>
-            </w:pPr>
-            <w:r>
-              <w:t>Estado activo del campo de texto. Borde #53ade1</w:t>
-            </w:r>
-          </w:p>
-        </w:tc>
-      </w:tr>
-      <w:tr>
-        <w:trPr>
-          <w:cnfStyle w:val="000000100000" w:firstRow="0" w:lastRow="0" w:firstColumn="0" w:lastColumn="0" w:oddVBand="0" w:evenVBand="0" w:oddHBand="1" w:evenHBand="0" w:firstRowFirstColumn="0" w:firstRowLastColumn="0" w:lastRowFirstColumn="0" w:lastRowLastColumn="0"/>
-        </w:trPr>
-        <w:tc>
-          <w:tcPr>
-            <w:cnfStyle w:val="001000000000" w:firstRow="0" w:lastRow="0" w:firstColumn="1" w:lastColumn="0" w:oddVBand="0" w:evenVBand="0" w:oddHBand="0" w:evenHBand="0" w:firstRowFirstColumn="0" w:firstRowLastColumn="0" w:lastRowFirstColumn="0" w:lastRowLastColumn="0"/>
-            <w:tcW w:w="2800" w:type="dxa"/>
-          </w:tcPr>
-          <w:p>
-            <w:r>
-              <w:t>.table-</w:t>
-            </w:r>
-            <w:proofErr w:type="spellStart"/>
-            <w:r>
-              <w:t>view</w:t>
-            </w:r>
-            <w:proofErr w:type="spellEnd"/>
-            <w:r>
-              <w:t xml:space="preserve"> </w:t>
-            </w:r>
-          </w:p>
-        </w:tc>
-        <w:tc>
-          <w:tcPr>
-            <w:tcW w:w="6400" w:type="dxa"/>
-          </w:tcPr>
-          <w:p>
-            <w:pPr>
-              <w:cnfStyle w:val="000000100000" w:firstRow="0" w:lastRow="0" w:firstColumn="0" w:lastColumn="0" w:oddVBand="0" w:evenVBand="0" w:oddHBand="1" w:evenHBand="0" w:firstRowFirstColumn="0" w:firstRowLastColumn="0" w:lastRowFirstColumn="0" w:lastRowLastColumn="0"/>
-            </w:pPr>
-            <w:r>
-              <w:t>Tabla de datos. Fondo blanco, borde #b0bec5</w:t>
-            </w:r>
-          </w:p>
-        </w:tc>
-      </w:tr>
-      <w:tr>
-        <w:tc>
-          <w:tcPr>
-            <w:cnfStyle w:val="001000000000" w:firstRow="0" w:lastRow="0" w:firstColumn="1" w:lastColumn="0" w:oddVBand="0" w:evenVBand="0" w:oddHBand="0" w:evenHBand="0" w:firstRowFirstColumn="0" w:firstRowLastColumn="0" w:lastRowFirstColumn="0" w:lastRowLastColumn="0"/>
-            <w:tcW w:w="2800" w:type="dxa"/>
-          </w:tcPr>
-          <w:p>
-            <w:r>
-              <w:t>.table-</w:t>
-            </w:r>
-            <w:proofErr w:type="spellStart"/>
-            <w:r>
-              <w:t>view</w:t>
-            </w:r>
-            <w:proofErr w:type="spellEnd"/>
-            <w:r>
-              <w:t xml:space="preserve"> .</w:t>
-            </w:r>
-            <w:proofErr w:type="spellStart"/>
-            <w:r>
-              <w:t>column</w:t>
-            </w:r>
-            <w:proofErr w:type="spellEnd"/>
-            <w:r>
-              <w:t>-header</w:t>
-            </w:r>
-            <w:r>
-              <w:t xml:space="preserve"> </w:t>
-            </w:r>
-          </w:p>
-        </w:tc>
-        <w:tc>
-          <w:tcPr>
-            <w:tcW w:w="6400" w:type="dxa"/>
-          </w:tcPr>
-          <w:p>
-            <w:pPr>
-              <w:cnfStyle w:val="000000000000" w:firstRow="0" w:lastRow="0" w:firstColumn="0" w:lastColumn="0" w:oddVBand="0" w:evenVBand="0" w:oddHBand="0" w:evenHBand="0" w:firstRowFirstColumn="0" w:firstRowLastColumn="0" w:lastRowFirstColumn="0" w:lastRowLastColumn="0"/>
-            </w:pPr>
-            <w:r>
-              <w:t>Cabecera de columna de tabla. Fondo #18406a, texto blanco, negrita</w:t>
-            </w:r>
-          </w:p>
-        </w:tc>
-      </w:tr>
-      <w:tr>
-        <w:trPr>
-          <w:cnfStyle w:val="000000100000" w:firstRow="0" w:lastRow="0" w:firstColumn="0" w:lastColumn="0" w:oddVBand="0" w:evenVBand="0" w:oddHBand="1" w:evenHBand="0" w:firstRowFirstColumn="0" w:firstRowLastColumn="0" w:lastRowFirstColumn="0" w:lastRowLastColumn="0"/>
-        </w:trPr>
-        <w:tc>
-          <w:tcPr>
-            <w:cnfStyle w:val="001000000000" w:firstRow="0" w:lastRow="0" w:firstColumn="1" w:lastColumn="0" w:oddVBand="0" w:evenVBand="0" w:oddHBand="0" w:evenHBand="0" w:firstRowFirstColumn="0" w:firstRowLastColumn="0" w:lastRowFirstColumn="0" w:lastRowLastColumn="0"/>
-            <w:tcW w:w="2800" w:type="dxa"/>
-          </w:tcPr>
-          <w:p>
-            <w:pPr>
-              <w:jc w:val="center"/>
-            </w:pPr>
-            <w:r>
-              <w:t>.</w:t>
-            </w:r>
-            <w:proofErr w:type="spellStart"/>
-            <w:r>
-              <w:t>table-row-cell:selected</w:t>
-            </w:r>
-            <w:proofErr w:type="spellEnd"/>
-            <w:r>
-              <w:t xml:space="preserve"> </w:t>
-            </w:r>
-          </w:p>
-        </w:tc>
-        <w:tc>
-          <w:tcPr>
-            <w:tcW w:w="6400" w:type="dxa"/>
-          </w:tcPr>
-          <w:p>
-            <w:pPr>
-              <w:cnfStyle w:val="000000100000" w:firstRow="0" w:lastRow="0" w:firstColumn="0" w:lastColumn="0" w:oddVBand="0" w:evenVBand="0" w:oddHBand="1" w:evenHBand="0" w:firstRowFirstColumn="0" w:firstRowLastColumn="0" w:lastRowFirstColumn="0" w:lastRowLastColumn="0"/>
-            </w:pPr>
-            <w:r>
-              <w:t>Fila seleccionada en tabla. Fondo #53ade1, texto blanco</w:t>
-            </w:r>
-          </w:p>
-        </w:tc>
-      </w:tr>
-    </w:tbl>
-    <w:p/>
-    <w:p>
-      <w:pPr>
-        <w:pStyle w:val="Ttulo3"/>
-      </w:pPr>
-      <w:bookmarkStart w:id="129" w:name="_Toc230171274"/>
-      <w:r>
-        <w:t>10.1.4. IMÁGENES E ICONOS</w:t>
-      </w:r>
-      <w:bookmarkEnd w:id="129"/>
-    </w:p>
-    <w:p>
-      <w:pPr>
-        <w:keepNext/>
-        <w:jc w:val="center"/>
-      </w:pPr>
-      <w:r>
-        <w:rPr>
-          <w:noProof/>
-        </w:rPr>
-        <w:drawing>
-          <wp:inline distT="0" distB="0" distL="0" distR="0" wp14:anchorId="075E3C6F" wp14:editId="0F24AAC5">
-            <wp:extent cx="2368550" cy="2368550"/>
-            <wp:effectExtent l="0" t="0" r="0" b="0"/>
-            <wp:docPr id="2039016050" name="Imagen 7" descr="Imagen que contiene Icono&#10;&#10;El contenido generado por IA puede ser incorrecto."/>
-            <wp:cNvGraphicFramePr>
-              <a:graphicFrameLocks xmlns:a="http://schemas.openxmlformats.org/drawingml/2006/main" noChangeAspect="1"/>
-            </wp:cNvGraphicFramePr>
-            <a:graphic xmlns:a="http://schemas.openxmlformats.org/drawingml/2006/main">
-              <a:graphicData uri="http://schemas.openxmlformats.org/drawingml/2006/picture">
-                <pic:pic xmlns:pic="http://schemas.openxmlformats.org/drawingml/2006/picture">
-                  <pic:nvPicPr>
-                    <pic:cNvPr id="2039016050" name="Imagen 7" descr="Imagen que contiene Icono&#10;&#10;El contenido generado por IA puede ser incorrecto."/>
-                    <pic:cNvPicPr/>
-                  </pic:nvPicPr>
-                  <pic:blipFill>
-                    <a:blip r:embed="rId29" cstate="print">
-                      <a:extLst>
-                        <a:ext uri="{28A0092B-C50C-407E-A947-70E740481C1C}">
-                          <a14:useLocalDpi xmlns:a14="http://schemas.microsoft.com/office/drawing/2010/main" val="0"/>
-                        </a:ext>
-                      </a:extLst>
-                    </a:blip>
-                    <a:stretch>
-                      <a:fillRect/>
-                    </a:stretch>
-                  </pic:blipFill>
-                  <pic:spPr>
-                    <a:xfrm>
-                      <a:off x="0" y="0"/>
-                      <a:ext cx="2386074" cy="2386074"/>
-                    </a:xfrm>
-                    <a:prstGeom prst="rect">
-                      <a:avLst/>
-                    </a:prstGeom>
-                  </pic:spPr>
-                </pic:pic>
-              </a:graphicData>
-            </a:graphic>
-          </wp:inline>
-        </w:drawing>
-      </w:r>
-    </w:p>
-    <w:p>
-      <w:pPr>
-        <w:pStyle w:val="Descripcin"/>
-        <w:jc w:val="center"/>
-      </w:pPr>
-      <w:bookmarkStart w:id="130" w:name="_Toc230033121"/>
-      <w:r>
-        <w:t xml:space="preserve">Figura </w:t>
-      </w:r>
-      <w:r>
-        <w:fldChar w:fldCharType="begin"/>
-      </w:r>
-      <w:r>
-        <w:instrText xml:space="preserve"> SEQ Figura \* ARABIC </w:instrText>
-      </w:r>
-      <w:r>
-        <w:fldChar w:fldCharType="separate"/>
-      </w:r>
-      <w:r>
-        <w:rPr>
-          <w:noProof/>
-        </w:rPr>
-        <w:t>14</w:t>
-      </w:r>
-      <w:r>
-        <w:fldChar w:fldCharType="end"/>
-      </w:r>
-      <w:r>
-        <w:t>. Logo Gestiona</w:t>
-      </w:r>
-      <w:bookmarkEnd w:id="130"/>
-    </w:p>
-    <w:p/>
-    <w:p>
-      <w:pPr>
-        <w:keepNext/>
-        <w:jc w:val="center"/>
-      </w:pPr>
-      <w:r>
-        <w:rPr>
-          <w:noProof/>
-        </w:rPr>
-        <w:drawing>
-          <wp:inline distT="0" distB="0" distL="0" distR="0" wp14:anchorId="39FF7544" wp14:editId="16C9AD15">
-            <wp:extent cx="3479800" cy="1479129"/>
-            <wp:effectExtent l="533400" t="457200" r="806450" b="807085"/>
-            <wp:docPr id="1579107418" name="Imagen 7"/>
-            <wp:cNvGraphicFramePr>
-              <a:graphicFrameLocks xmlns:a="http://schemas.openxmlformats.org/drawingml/2006/main" noChangeAspect="1"/>
-            </wp:cNvGraphicFramePr>
-            <a:graphic xmlns:a="http://schemas.openxmlformats.org/drawingml/2006/main">
-              <a:graphicData uri="http://schemas.openxmlformats.org/drawingml/2006/picture">
-                <pic:pic xmlns:pic="http://schemas.openxmlformats.org/drawingml/2006/picture">
-                  <pic:nvPicPr>
-                    <pic:cNvPr id="0" name="Picture 6"/>
-                    <pic:cNvPicPr>
-                      <a:picLocks noChangeAspect="1" noChangeArrowheads="1"/>
-                    </pic:cNvPicPr>
-                  </pic:nvPicPr>
-                  <pic:blipFill>
-                    <a:blip r:embed="rId30">
-                      <a:extLst>
-                        <a:ext uri="{28A0092B-C50C-407E-A947-70E740481C1C}">
-                          <a14:useLocalDpi xmlns:a14="http://schemas.microsoft.com/office/drawing/2010/main" val="0"/>
-                        </a:ext>
-                      </a:extLst>
-                    </a:blip>
-                    <a:srcRect/>
-                    <a:stretch>
-                      <a:fillRect/>
-                    </a:stretch>
-                  </pic:blipFill>
-                  <pic:spPr bwMode="auto">
-                    <a:xfrm>
-                      <a:off x="0" y="0"/>
-                      <a:ext cx="3493548" cy="1484973"/>
-                    </a:xfrm>
-                    <a:prstGeom prst="rect">
-                      <a:avLst/>
-                    </a:prstGeom>
-                    <a:solidFill>
-                      <a:srgbClr val="000000">
-                        <a:shade val="95000"/>
-                      </a:srgbClr>
-                    </a:solidFill>
-                    <a:ln w="444500" cap="sq">
-                      <a:solidFill>
-                        <a:srgbClr val="000000"/>
-                      </a:solidFill>
-                      <a:miter lim="800000"/>
-                    </a:ln>
-                    <a:effectLst>
-                      <a:outerShdw blurRad="254000" dist="190500" dir="2700000" sy="90000" algn="bl" rotWithShape="0">
-                        <a:srgbClr val="000000">
-                          <a:alpha val="40000"/>
-                        </a:srgbClr>
-                      </a:outerShdw>
-                    </a:effectLst>
-                  </pic:spPr>
-                </pic:pic>
-              </a:graphicData>
-            </a:graphic>
-          </wp:inline>
-        </w:drawing>
-      </w:r>
-    </w:p>
-    <w:p>
-      <w:pPr>
-        <w:pStyle w:val="Descripcin"/>
-        <w:jc w:val="center"/>
-      </w:pPr>
-      <w:bookmarkStart w:id="131" w:name="_Toc230033122"/>
-      <w:r>
-        <w:t xml:space="preserve">Figura </w:t>
-      </w:r>
-      <w:r>
-        <w:fldChar w:fldCharType="begin"/>
-      </w:r>
-      <w:r>
-        <w:instrText xml:space="preserve"> SEQ Figura \* ARABIC </w:instrText>
-      </w:r>
-      <w:r>
-        <w:fldChar w:fldCharType="separate"/>
-      </w:r>
-      <w:r>
-        <w:rPr>
-          <w:noProof/>
-        </w:rPr>
-        <w:t>15</w:t>
-      </w:r>
-      <w:r>
-        <w:fldChar w:fldCharType="end"/>
-      </w:r>
-      <w:r>
-        <w:t>. Logo Centro Educativo</w:t>
-      </w:r>
-      <w:bookmarkEnd w:id="131"/>
-    </w:p>
-    <w:p>
-      <w:r>
-        <w:br w:type="page"/>
-      </w:r>
-    </w:p>
-    <w:p/>
-    <w:tbl>
-      <w:tblPr>
-        <w:tblStyle w:val="Tablaconcuadrcula1clara-nfasis1"/>
-        <w:tblW w:w="0" w:type="auto"/>
-        <w:tblLook w:val="04A0" w:firstRow="1" w:lastRow="0" w:firstColumn="1" w:lastColumn="0" w:noHBand="0" w:noVBand="1"/>
-      </w:tblPr>
-      <w:tblGrid>
-        <w:gridCol w:w="4814"/>
-        <w:gridCol w:w="4814"/>
-      </w:tblGrid>
-      <w:tr>
-        <w:trPr>
-          <w:cnfStyle w:val="100000000000" w:firstRow="1" w:lastRow="0" w:firstColumn="0" w:lastColumn="0" w:oddVBand="0" w:evenVBand="0" w:oddHBand="0" w:evenHBand="0" w:firstRowFirstColumn="0" w:firstRowLastColumn="0" w:lastRowFirstColumn="0" w:lastRowLastColumn="0"/>
-        </w:trPr>
-        <w:tc>
-          <w:tcPr>
-            <w:cnfStyle w:val="001000000000" w:firstRow="0" w:lastRow="0" w:firstColumn="1" w:lastColumn="0" w:oddVBand="0" w:evenVBand="0" w:oddHBand="0" w:evenHBand="0" w:firstRowFirstColumn="0" w:firstRowLastColumn="0" w:lastRowFirstColumn="0" w:lastRowLastColumn="0"/>
-            <w:tcW w:w="4814" w:type="dxa"/>
-          </w:tcPr>
-          <w:p>
-            <w:pPr>
-              <w:jc w:val="center"/>
-            </w:pPr>
-            <w:r>
-              <w:t>ICONO</w:t>
-            </w:r>
-          </w:p>
-        </w:tc>
-        <w:tc>
-          <w:tcPr>
-            <w:tcW w:w="4814" w:type="dxa"/>
-          </w:tcPr>
-          <w:p>
-            <w:pPr>
-              <w:jc w:val="center"/>
-              <w:cnfStyle w:val="100000000000" w:firstRow="1" w:lastRow="0" w:firstColumn="0" w:lastColumn="0" w:oddVBand="0" w:evenVBand="0" w:oddHBand="0" w:evenHBand="0" w:firstRowFirstColumn="0" w:firstRowLastColumn="0" w:lastRowFirstColumn="0" w:lastRowLastColumn="0"/>
-            </w:pPr>
-            <w:r>
-              <w:t>UTILIDAD</w:t>
-            </w:r>
-          </w:p>
-        </w:tc>
-      </w:tr>
-      <w:tr>
-        <w:tc>
-          <w:tcPr>
-            <w:cnfStyle w:val="001000000000" w:firstRow="0" w:lastRow="0" w:firstColumn="1" w:lastColumn="0" w:oddVBand="0" w:evenVBand="0" w:oddHBand="0" w:evenHBand="0" w:firstRowFirstColumn="0" w:firstRowLastColumn="0" w:lastRowFirstColumn="0" w:lastRowLastColumn="0"/>
-            <w:tcW w:w="4814" w:type="dxa"/>
-          </w:tcPr>
-          <w:p>
-            <w:pPr>
-              <w:keepNext/>
-              <w:jc w:val="center"/>
-              <w:rPr>
-                <w:b w:val="0"/>
-                <w:bCs w:val="0"/>
-              </w:rPr>
-            </w:pPr>
-            <w:r>
-              <w:rPr>
-                <w:noProof/>
-              </w:rPr>
-              <w:drawing>
-                <wp:inline distT="0" distB="0" distL="0" distR="0" wp14:anchorId="7ADF2637" wp14:editId="093A72BE">
-                  <wp:extent cx="565150" cy="565150"/>
-                  <wp:effectExtent l="0" t="0" r="6350" b="6350"/>
-                  <wp:docPr id="601757383" name="Imagen 8"/>
-                  <wp:cNvGraphicFramePr>
-                    <a:graphicFrameLocks xmlns:a="http://schemas.openxmlformats.org/drawingml/2006/main" noChangeAspect="1"/>
-                  </wp:cNvGraphicFramePr>
-                  <a:graphic xmlns:a="http://schemas.openxmlformats.org/drawingml/2006/main">
-                    <a:graphicData uri="http://schemas.openxmlformats.org/drawingml/2006/picture">
-                      <pic:pic xmlns:pic="http://schemas.openxmlformats.org/drawingml/2006/picture">
-                        <pic:nvPicPr>
-                          <pic:cNvPr id="0" name="Picture 7"/>
-                          <pic:cNvPicPr>
-                            <a:picLocks noChangeAspect="1" noChangeArrowheads="1"/>
-                          </pic:cNvPicPr>
-                        </pic:nvPicPr>
-                        <pic:blipFill>
-                          <a:blip r:embed="rId31" cstate="print">
-                            <a:extLst>
-                              <a:ext uri="{28A0092B-C50C-407E-A947-70E740481C1C}">
-                                <a14:useLocalDpi xmlns:a14="http://schemas.microsoft.com/office/drawing/2010/main" val="0"/>
-                              </a:ext>
-                            </a:extLst>
-                          </a:blip>
-                          <a:srcRect/>
-                          <a:stretch>
-                            <a:fillRect/>
-                          </a:stretch>
-                        </pic:blipFill>
-                        <pic:spPr bwMode="auto">
-                          <a:xfrm>
-                            <a:off x="0" y="0"/>
-                            <a:ext cx="565150" cy="565150"/>
-                          </a:xfrm>
-                          <a:prstGeom prst="rect">
-                            <a:avLst/>
-                          </a:prstGeom>
-                          <a:noFill/>
-                          <a:ln>
-                            <a:noFill/>
-                          </a:ln>
-                        </pic:spPr>
-                      </pic:pic>
-                    </a:graphicData>
-                  </a:graphic>
-                </wp:inline>
-              </w:drawing>
-            </w:r>
-          </w:p>
-          <w:p>
-            <w:pPr>
-              <w:pStyle w:val="Descripcin"/>
-              <w:jc w:val="center"/>
-              <w:rPr>
-                <w:b w:val="0"/>
-                <w:bCs w:val="0"/>
-              </w:rPr>
-            </w:pPr>
-            <w:bookmarkStart w:id="132" w:name="_Toc230033363"/>
-            <w:r>
-              <w:t xml:space="preserve">Icono </w:t>
-            </w:r>
-            <w:r>
-              <w:fldChar w:fldCharType="begin"/>
-            </w:r>
-            <w:r>
-              <w:instrText xml:space="preserve"> SEQ Icono \* ARABIC </w:instrText>
-            </w:r>
-            <w:r>
-              <w:fldChar w:fldCharType="separate"/>
-            </w:r>
-            <w:r>
-              <w:rPr>
-                <w:noProof/>
-              </w:rPr>
-              <w:t>1</w:t>
-            </w:r>
-            <w:bookmarkEnd w:id="132"/>
-            <w:r>
-              <w:fldChar w:fldCharType="end"/>
-            </w:r>
-          </w:p>
-        </w:tc>
-        <w:tc>
-          <w:tcPr>
-            <w:tcW w:w="4814" w:type="dxa"/>
-          </w:tcPr>
-          <w:p>
-            <w:pPr>
-              <w:jc w:val="center"/>
-              <w:cnfStyle w:val="000000000000" w:firstRow="0" w:lastRow="0" w:firstColumn="0" w:lastColumn="0" w:oddVBand="0" w:evenVBand="0" w:oddHBand="0" w:evenHBand="0" w:firstRowFirstColumn="0" w:firstRowLastColumn="0" w:lastRowFirstColumn="0" w:lastRowLastColumn="0"/>
-            </w:pPr>
-            <w:r>
-              <w:t>Icono para foto de usuario. Se muestra por defecto cuando el usuario no tiene una foto asignada.</w:t>
-            </w:r>
-          </w:p>
-        </w:tc>
-      </w:tr>
-      <w:tr>
-        <w:tc>
-          <w:tcPr>
-            <w:cnfStyle w:val="001000000000" w:firstRow="0" w:lastRow="0" w:firstColumn="1" w:lastColumn="0" w:oddVBand="0" w:evenVBand="0" w:oddHBand="0" w:evenHBand="0" w:firstRowFirstColumn="0" w:firstRowLastColumn="0" w:lastRowFirstColumn="0" w:lastRowLastColumn="0"/>
-            <w:tcW w:w="4814" w:type="dxa"/>
-          </w:tcPr>
-          <w:p>
-            <w:pPr>
-              <w:keepNext/>
-              <w:jc w:val="center"/>
-              <w:rPr>
-                <w:b w:val="0"/>
-                <w:bCs w:val="0"/>
-              </w:rPr>
-            </w:pPr>
-            <w:r>
-              <w:rPr>
-                <w:noProof/>
-              </w:rPr>
-              <w:drawing>
-                <wp:inline distT="0" distB="0" distL="0" distR="0" wp14:anchorId="782E52B2" wp14:editId="22253A4D">
-                  <wp:extent cx="628650" cy="628650"/>
-                  <wp:effectExtent l="0" t="0" r="0" b="0"/>
-                  <wp:docPr id="271971043" name="Imagen 9"/>
-                  <wp:cNvGraphicFramePr>
-                    <a:graphicFrameLocks xmlns:a="http://schemas.openxmlformats.org/drawingml/2006/main" noChangeAspect="1"/>
-                  </wp:cNvGraphicFramePr>
-                  <a:graphic xmlns:a="http://schemas.openxmlformats.org/drawingml/2006/main">
-                    <a:graphicData uri="http://schemas.openxmlformats.org/drawingml/2006/picture">
-                      <pic:pic xmlns:pic="http://schemas.openxmlformats.org/drawingml/2006/picture">
-                        <pic:nvPicPr>
-                          <pic:cNvPr id="0" name="Picture 8"/>
-                          <pic:cNvPicPr>
-                            <a:picLocks noChangeAspect="1" noChangeArrowheads="1"/>
-                          </pic:cNvPicPr>
-                        </pic:nvPicPr>
-                        <pic:blipFill>
-                          <a:blip r:embed="rId32" cstate="print">
-                            <a:extLst>
-                              <a:ext uri="{28A0092B-C50C-407E-A947-70E740481C1C}">
-                                <a14:useLocalDpi xmlns:a14="http://schemas.microsoft.com/office/drawing/2010/main" val="0"/>
-                              </a:ext>
-                            </a:extLst>
-                          </a:blip>
-                          <a:srcRect/>
-                          <a:stretch>
-                            <a:fillRect/>
-                          </a:stretch>
-                        </pic:blipFill>
-                        <pic:spPr bwMode="auto">
-                          <a:xfrm>
-                            <a:off x="0" y="0"/>
-                            <a:ext cx="628650" cy="628650"/>
-                          </a:xfrm>
-                          <a:prstGeom prst="rect">
-                            <a:avLst/>
-                          </a:prstGeom>
-                          <a:noFill/>
-                          <a:ln>
-                            <a:noFill/>
-                          </a:ln>
-                        </pic:spPr>
-                      </pic:pic>
-                    </a:graphicData>
-                  </a:graphic>
-                </wp:inline>
-              </w:drawing>
-            </w:r>
-          </w:p>
-          <w:p>
-            <w:pPr>
-              <w:pStyle w:val="Descripcin"/>
-              <w:jc w:val="center"/>
-              <w:rPr>
-                <w:b w:val="0"/>
-                <w:bCs w:val="0"/>
-              </w:rPr>
-            </w:pPr>
-            <w:bookmarkStart w:id="133" w:name="_Toc230033364"/>
-            <w:r>
-              <w:t xml:space="preserve">Icono </w:t>
-            </w:r>
-            <w:r>
-              <w:fldChar w:fldCharType="begin"/>
-            </w:r>
-            <w:r>
-              <w:instrText xml:space="preserve"> SEQ Icono \* ARABIC </w:instrText>
-            </w:r>
-            <w:r>
-              <w:fldChar w:fldCharType="separate"/>
-            </w:r>
-            <w:r>
-              <w:rPr>
-                <w:noProof/>
-              </w:rPr>
-              <w:t>2</w:t>
-            </w:r>
-            <w:bookmarkEnd w:id="133"/>
-            <w:r>
-              <w:fldChar w:fldCharType="end"/>
-            </w:r>
-          </w:p>
-          <w:p>
-            <w:pPr>
-              <w:pStyle w:val="Descripcin"/>
-              <w:jc w:val="center"/>
-              <w:rPr>
-                <w:b w:val="0"/>
-                <w:bCs w:val="0"/>
-              </w:rPr>
-            </w:pPr>
-          </w:p>
-        </w:tc>
-        <w:tc>
-          <w:tcPr>
-            <w:tcW w:w="4814" w:type="dxa"/>
-          </w:tcPr>
-          <w:p>
-            <w:pPr>
-              <w:jc w:val="center"/>
-              <w:cnfStyle w:val="000000000000" w:firstRow="0" w:lastRow="0" w:firstColumn="0" w:lastColumn="0" w:oddVBand="0" w:evenVBand="0" w:oddHBand="0" w:evenHBand="0" w:firstRowFirstColumn="0" w:firstRowLastColumn="0" w:lastRowFirstColumn="0" w:lastRowLastColumn="0"/>
-            </w:pPr>
-            <w:r>
-              <w:t>Icono para el botón de edición.</w:t>
-            </w:r>
-          </w:p>
-        </w:tc>
-      </w:tr>
-    </w:tbl>
-    <w:p>
-      <w:pPr>
-        <w:jc w:val="center"/>
-      </w:pPr>
-    </w:p>
-    <w:p/>
-    <w:p/>
-    <w:p>
-      <w:r>
-        <w:t>(...)</w:t>
+        <w:t xml:space="preserve"> de las interfaces, referencia de clases CSS e interfaces finales de la aplicación.</w:t>
       </w:r>
     </w:p>
     <w:p>
@@ -15695,11 +13246,11 @@
           <w:numId w:val="3"/>
         </w:numPr>
       </w:pPr>
-      <w:bookmarkStart w:id="134" w:name="_Toc230171275"/>
+      <w:bookmarkStart w:id="140" w:name="_Toc230268546"/>
       <w:r>
         <w:t>MANUAL DE USUARIO</w:t>
       </w:r>
-      <w:bookmarkEnd w:id="134"/>
+      <w:bookmarkEnd w:id="140"/>
     </w:p>
     <w:p>
       <w:r>
@@ -15714,26 +13265,166 @@
           <w:numId w:val="2"/>
         </w:numPr>
       </w:pPr>
-      <w:bookmarkStart w:id="135" w:name="_Toc230171276"/>
-      <w:r>
+      <w:bookmarkStart w:id="141" w:name="_Toc230268547"/>
+      <w:r>
+        <w:lastRenderedPageBreak/>
         <w:t>WEBGRAFÍA Y FUENTES DE INFORMACIÓN</w:t>
       </w:r>
-      <w:bookmarkEnd w:id="135"/>
-    </w:p>
-    <w:p>
-      <w:r>
-        <w:t>(...)</w:t>
-      </w:r>
-    </w:p>
-    <w:p>
-      <w:r>
-        <w:t>(...)</w:t>
+      <w:bookmarkEnd w:id="141"/>
+    </w:p>
+    <w:p/>
+    <w:p>
+      <w:r>
+        <w:t>BCrypt</w:t>
+      </w:r>
+      <w:r>
+        <w:t xml:space="preserve">: </w:t>
+      </w:r>
+      <w:hyperlink r:id="rId28" w:history="1">
+        <w:r>
+          <w:rPr>
+            <w:rStyle w:val="Hipervnculo"/>
+          </w:rPr>
+          <w:t>https://www.webempresa.com/blog/bcrypt-que-es-y-para-que-funciona.html</w:t>
+        </w:r>
+      </w:hyperlink>
+      <w:r>
+        <w:t xml:space="preserve"> </w:t>
+      </w:r>
+    </w:p>
+    <w:p>
+      <w:pPr>
+        <w:ind w:firstLine="708"/>
+      </w:pPr>
+      <w:hyperlink r:id="rId29" w:history="1">
+        <w:r>
+          <w:rPr>
+            <w:rStyle w:val="Hipervnculo"/>
+          </w:rPr>
+          <w:t>https://dzone.com/articles/hashing-passwords-in-java-with-bcrypt</w:t>
+        </w:r>
+      </w:hyperlink>
+      <w:r>
+        <w:t xml:space="preserve"> </w:t>
+      </w:r>
+    </w:p>
+    <w:p>
+      <w:proofErr w:type="spellStart"/>
+      <w:r>
+        <w:t>CalendarFX</w:t>
+      </w:r>
+      <w:proofErr w:type="spellEnd"/>
+      <w:r>
+        <w:t xml:space="preserve">: </w:t>
+      </w:r>
+      <w:hyperlink r:id="rId30" w:history="1">
+        <w:r>
+          <w:rPr>
+            <w:rStyle w:val="Hipervnculo"/>
+          </w:rPr>
+          <w:t>https://dlsc.com/products/calendarfx/</w:t>
+        </w:r>
+      </w:hyperlink>
+    </w:p>
+    <w:p>
+      <w:r>
+        <w:t xml:space="preserve">Draw.io: </w:t>
+      </w:r>
+      <w:hyperlink r:id="rId31" w:history="1">
+        <w:r>
+          <w:rPr>
+            <w:rStyle w:val="Hipervnculo"/>
+          </w:rPr>
+          <w:t>https://www.drawio.com</w:t>
+        </w:r>
+      </w:hyperlink>
+    </w:p>
+    <w:p>
+      <w:proofErr w:type="spellStart"/>
+      <w:r>
+        <w:t>DesarrolloSoftware</w:t>
+      </w:r>
+      <w:proofErr w:type="spellEnd"/>
+      <w:r>
+        <w:t xml:space="preserve">: </w:t>
+      </w:r>
+      <w:hyperlink r:id="rId32" w:history="1">
+        <w:r>
+          <w:rPr>
+            <w:rStyle w:val="Hipervnculo"/>
+          </w:rPr>
+          <w:t>https://desarrollosoftware.es/salarios-desarrolladores-espana-2026/</w:t>
+        </w:r>
+      </w:hyperlink>
+      <w:r>
+        <w:t xml:space="preserve"> </w:t>
+      </w:r>
+    </w:p>
+    <w:p>
+      <w:r>
+        <w:t xml:space="preserve">Adobe Color (paleta de colores): </w:t>
+      </w:r>
+      <w:hyperlink r:id="rId33" w:history="1">
+        <w:r>
+          <w:rPr>
+            <w:rStyle w:val="Hipervnculo"/>
+          </w:rPr>
+          <w:t>https://color.adobe.com</w:t>
+        </w:r>
+      </w:hyperlink>
+    </w:p>
+    <w:p>
+      <w:r>
+        <w:t xml:space="preserve">Stack </w:t>
+      </w:r>
+      <w:proofErr w:type="spellStart"/>
+      <w:r>
+        <w:t>Overflow</w:t>
+      </w:r>
+      <w:proofErr w:type="spellEnd"/>
+      <w:r>
+        <w:t xml:space="preserve">: </w:t>
+      </w:r>
+      <w:hyperlink r:id="rId34" w:history="1">
+        <w:r>
+          <w:rPr>
+            <w:rStyle w:val="Hipervnculo"/>
+          </w:rPr>
+          <w:t>https://stackoverflow.com</w:t>
+        </w:r>
+      </w:hyperlink>
+      <w:r>
+        <w:t xml:space="preserve"> </w:t>
+      </w:r>
+    </w:p>
+    <w:p>
+      <w:r>
+        <w:t xml:space="preserve">Maven </w:t>
+      </w:r>
+      <w:proofErr w:type="spellStart"/>
+      <w:r>
+        <w:t>Reposiroty</w:t>
+      </w:r>
+      <w:proofErr w:type="spellEnd"/>
+      <w:r>
+        <w:t xml:space="preserve">: </w:t>
+      </w:r>
+      <w:hyperlink r:id="rId35" w:history="1">
+        <w:r>
+          <w:rPr>
+            <w:rStyle w:val="Hipervnculo"/>
+          </w:rPr>
+          <w:t>https://mvnrepository.com</w:t>
+        </w:r>
+      </w:hyperlink>
+      <w:r>
+        <w:t xml:space="preserve"> </w:t>
       </w:r>
     </w:p>
     <w:p/>
     <w:p/>
     <w:sectPr>
-      <w:footerReference w:type="default" r:id="rId33"/>
+      <w:footerReference w:type="default" r:id="rId36"/>
       <w:pgSz w:w="11906" w:h="16838"/>
       <w:pgMar w:top="1134" w:right="1134" w:bottom="1418" w:left="1134" w:header="709" w:footer="709" w:gutter="0"/>
       <w:pgNumType w:start="1"/>
@@ -18502,10 +16193,6 @@
 </file>
 
 <file path=customXml/item1.xml><?xml version="1.0" encoding="utf-8"?>
-<b:Sources xmlns:b="http://schemas.openxmlformats.org/officeDocument/2006/bibliography" xmlns="http://schemas.openxmlformats.org/officeDocument/2006/bibliography" SelectedStyle="\APASixthEditionOfficeOnline.xsl" StyleName="APA" Version="6"/>
-</file>
-
-<file path=customXml/item2.xml><?xml version="1.0" encoding="utf-8"?>
 <?mso-contentType ?>
 <FormTemplates xmlns="http://schemas.microsoft.com/sharepoint/v3/contenttype/forms">
   <Display>DocumentLibraryForm</Display>
@@ -18514,7 +16201,19 @@
 </FormTemplates>
 </file>
 
+<file path=customXml/item2.xml><?xml version="1.0" encoding="utf-8"?>
+<b:Sources xmlns:b="http://schemas.openxmlformats.org/officeDocument/2006/bibliography" xmlns="http://schemas.openxmlformats.org/officeDocument/2006/bibliography" SelectedStyle="\APASixthEditionOfficeOnline.xsl" StyleName="APA" Version="6"/>
+</file>
+
 <file path=customXml/item3.xml><?xml version="1.0" encoding="utf-8"?>
+<p:properties xmlns:p="http://schemas.microsoft.com/office/2006/metadata/properties" xmlns:xsi="http://www.w3.org/2001/XMLSchema-instance" xmlns:pc="http://schemas.microsoft.com/office/infopath/2007/PartnerControls">
+  <documentManagement>
+    <_activity xmlns="d07641f9-f1a5-43c1-ac16-fa53e6c318bc" xsi:nil="true"/>
+  </documentManagement>
+</p:properties>
+</file>
+
+<file path=customXml/item4.xml><?xml version="1.0" encoding="utf-8"?>
 <ct:contentTypeSchema xmlns:ct="http://schemas.microsoft.com/office/2006/metadata/contentType" xmlns:ma="http://schemas.microsoft.com/office/2006/metadata/properties/metaAttributes" ct:_="" ma:_="" ma:contentTypeName="Documento" ma:contentTypeID="0x010100089FBA7B0FAFA84E9F1E615D3FC0A129" ma:contentTypeVersion="11" ma:contentTypeDescription="Crear nuevo documento." ma:contentTypeScope="" ma:versionID="fa55cfaacbcd603bd53d850e3b8176f7">
   <xsd:schema xmlns:xsd="http://www.w3.org/2001/XMLSchema" xmlns:xs="http://www.w3.org/2001/XMLSchema" xmlns:p="http://schemas.microsoft.com/office/2006/metadata/properties" xmlns:ns3="d07641f9-f1a5-43c1-ac16-fa53e6c318bc" targetNamespace="http://schemas.microsoft.com/office/2006/metadata/properties" ma:root="true" ma:fieldsID="78f989df160fe6a5ee2e0e0b0bfde0e3" ns3:_="">
     <xsd:import namespace="d07641f9-f1a5-43c1-ac16-fa53e6c318bc"/>
@@ -18702,15 +16401,15 @@
 </ct:contentTypeSchema>
 </file>
 
-<file path=customXml/item4.xml><?xml version="1.0" encoding="utf-8"?>
-<p:properties xmlns:p="http://schemas.microsoft.com/office/2006/metadata/properties" xmlns:xsi="http://www.w3.org/2001/XMLSchema-instance" xmlns:pc="http://schemas.microsoft.com/office/infopath/2007/PartnerControls">
-  <documentManagement>
-    <_activity xmlns="d07641f9-f1a5-43c1-ac16-fa53e6c318bc" xsi:nil="true"/>
-  </documentManagement>
-</p:properties>
+<file path=customXml/itemProps1.xml><?xml version="1.0" encoding="utf-8"?>
+<ds:datastoreItem xmlns:ds="http://schemas.openxmlformats.org/officeDocument/2006/customXml" ds:itemID="{480B8420-1B48-4D23-8D6E-64373AC5070B}">
+  <ds:schemaRefs>
+    <ds:schemaRef ds:uri="http://schemas.microsoft.com/sharepoint/v3/contenttype/forms"/>
+  </ds:schemaRefs>
+</ds:datastoreItem>
 </file>
 
-<file path=customXml/itemProps1.xml><?xml version="1.0" encoding="utf-8"?>
+<file path=customXml/itemProps2.xml><?xml version="1.0" encoding="utf-8"?>
 <ds:datastoreItem xmlns:ds="http://schemas.openxmlformats.org/officeDocument/2006/customXml" ds:itemID="{453714F8-FBC3-4DCC-8DCB-89BB58DCF76F}">
   <ds:schemaRefs>
     <ds:schemaRef ds:uri="http://schemas.openxmlformats.org/officeDocument/2006/bibliography"/>
@@ -18718,15 +16417,17 @@
 </ds:datastoreItem>
 </file>
 
-<file path=customXml/itemProps2.xml><?xml version="1.0" encoding="utf-8"?>
-<ds:datastoreItem xmlns:ds="http://schemas.openxmlformats.org/officeDocument/2006/customXml" ds:itemID="{480B8420-1B48-4D23-8D6E-64373AC5070B}">
+<file path=customXml/itemProps3.xml><?xml version="1.0" encoding="utf-8"?>
+<ds:datastoreItem xmlns:ds="http://schemas.openxmlformats.org/officeDocument/2006/customXml" ds:itemID="{7F0B1298-25D5-45B9-909D-DD837044A49E}">
   <ds:schemaRefs>
-    <ds:schemaRef ds:uri="http://schemas.microsoft.com/sharepoint/v3/contenttype/forms"/>
+    <ds:schemaRef ds:uri="http://schemas.microsoft.com/office/2006/metadata/properties"/>
+    <ds:schemaRef ds:uri="http://schemas.microsoft.com/office/infopath/2007/PartnerControls"/>
+    <ds:schemaRef ds:uri="d07641f9-f1a5-43c1-ac16-fa53e6c318bc"/>
   </ds:schemaRefs>
 </ds:datastoreItem>
 </file>
 
-<file path=customXml/itemProps3.xml><?xml version="1.0" encoding="utf-8"?>
+<file path=customXml/itemProps4.xml><?xml version="1.0" encoding="utf-8"?>
 <ds:datastoreItem xmlns:ds="http://schemas.openxmlformats.org/officeDocument/2006/customXml" ds:itemID="{B3C09D93-2BDC-4563-9759-9158244E5DE7}">
   <ds:schemaRefs>
     <ds:schemaRef ds:uri="http://schemas.microsoft.com/office/2006/metadata/contentType"/>
@@ -18742,14 +16443,4 @@
     <ds:schemaRef ds:uri="http://schemas.microsoft.com/internal/obd"/>
   </ds:schemaRefs>
 </ds:datastoreItem>
-</file>
-
-<file path=customXml/itemProps4.xml><?xml version="1.0" encoding="utf-8"?>
-<ds:datastoreItem xmlns:ds="http://schemas.openxmlformats.org/officeDocument/2006/customXml" ds:itemID="{7F0B1298-25D5-45B9-909D-DD837044A49E}">
-  <ds:schemaRefs>
-    <ds:schemaRef ds:uri="http://schemas.microsoft.com/office/2006/metadata/properties"/>
-    <ds:schemaRef ds:uri="http://schemas.microsoft.com/office/infopath/2007/PartnerControls"/>
-    <ds:schemaRef ds:uri="d07641f9-f1a5-43c1-ac16-fa53e6c318bc"/>
-  </ds:schemaRefs>
-</ds:datastoreItem>
 </file>
--- a/documentacion/provisional_DocumentacionProyecto_2VIFC302.docx
+++ b/documentacion/provisional_DocumentacionProyecto_2VIFC302.docx
@@ -1218,7 +1218,7 @@
           <w:lang w:eastAsia="es-VE"/>
         </w:rPr>
         <w:drawing>
-          <wp:inline distT="0" distB="0" distL="0" distR="0" wp14:anchorId="1183C0B2" wp14:editId="3541654A">
+          <wp:inline distT="0" distB="0" distL="0" distR="0" wp14:anchorId="1183C0B2" wp14:editId="4CCE4C89">
             <wp:extent cx="7556500" cy="10599420"/>
             <wp:effectExtent l="0" t="0" r="6350" b="0"/>
             <wp:docPr id="2" name="Imagen 2" descr="D:\servicios forobeta posts\diseño grafico\CLIENTES\Feelmusic - 05.11.18\archivos\11\11.jpg"/>
@@ -1550,7 +1550,21 @@
                 <w:rStyle w:val="Hipervnculo"/>
                 <w:noProof/>
               </w:rPr>
-              <w:t>OBJETIVO GENERAL DEL PROYECTO</w:t>
+              <w:t>OBJETIVO GENE</w:t>
+            </w:r>
+            <w:r>
+              <w:rPr>
+                <w:rStyle w:val="Hipervnculo"/>
+                <w:noProof/>
+              </w:rPr>
+              <w:t>R</w:t>
+            </w:r>
+            <w:r>
+              <w:rPr>
+                <w:rStyle w:val="Hipervnculo"/>
+                <w:noProof/>
+              </w:rPr>
+              <w:t>AL DEL PROYECTO</w:t>
             </w:r>
             <w:r>
               <w:rPr>
@@ -3622,21 +3636,7 @@
                 <w:rStyle w:val="Hipervnculo"/>
                 <w:noProof/>
               </w:rPr>
-              <w:t>RELACI</w:t>
-            </w:r>
-            <w:r>
-              <w:rPr>
-                <w:rStyle w:val="Hipervnculo"/>
-                <w:noProof/>
-              </w:rPr>
-              <w:t>Ó</w:t>
-            </w:r>
-            <w:r>
-              <w:rPr>
-                <w:rStyle w:val="Hipervnculo"/>
-                <w:noProof/>
-              </w:rPr>
-              <w:t>N CON LOS MÓDULOS DEL CICLO</w:t>
+              <w:t>RELACIÓN CON LOS MÓDULOS DEL CICLO</w:t>
             </w:r>
             <w:r>
               <w:rPr>
@@ -4765,7 +4765,21 @@
             <w:rStyle w:val="Hipervnculo"/>
             <w:noProof/>
           </w:rPr>
-          <w:t>Figura 6. Pantalla nueva FCT – Profesor</w:t>
+          <w:t xml:space="preserve">Figura 6. Pantalla nueva </w:t>
+        </w:r>
+        <w:r>
+          <w:rPr>
+            <w:rStyle w:val="Hipervnculo"/>
+            <w:noProof/>
+          </w:rPr>
+          <w:t>FE</w:t>
+        </w:r>
+        <w:r>
+          <w:rPr>
+            <w:rStyle w:val="Hipervnculo"/>
+            <w:noProof/>
+          </w:rPr>
+          <w:t xml:space="preserve"> – Profesor</w:t>
         </w:r>
         <w:r>
           <w:rPr>
@@ -5670,7 +5684,19 @@
     </w:p>
     <w:p>
       <w:r>
-        <w:t>Las Formaciones en Centros de Trabajo (FCT) son los periodos de prácticas obligatorios que realizan los alumnos de Formación Profesional en empresas colaboradoras con el centro. En el Departamento de Informática y Comunicaciones de La Laboral, los alumnos de primer curso realizan una FCT de aproximadamente tres semanas, mientras que los de segundo curso realizan una de casi tres meses durante el segundo trimestre. Durante este periodo, las empresas son responsables de trabajar y evaluar los Resultados de Aprendizaje de los módulos correspondientes, de forma que, al reincorporarse al centro, dichos contenidos ya han sido impartidos y calificados. La gestión de toda esta información —empresas, tutores, asignaciones, evaluaciones y documentación asociada— se realiza actualmente de forma manual o dispersa, lo que dificulta el seguimiento y control por parte del profesorado y la administración.</w:t>
+        <w:t>Las Formaciones en Centros de Trabajo (</w:t>
+      </w:r>
+      <w:r>
+        <w:t>FE</w:t>
+      </w:r>
+      <w:r>
+        <w:t xml:space="preserve">) son los periodos de prácticas obligatorios que realizan los alumnos de Formación Profesional en empresas colaboradoras con el centro. En el Departamento de Informática y Comunicaciones de La Laboral, los alumnos de primer curso realizan una </w:t>
+      </w:r>
+      <w:r>
+        <w:t>FE</w:t>
+      </w:r>
+      <w:r>
+        <w:t xml:space="preserve"> de aproximadamente tres semanas, mientras que los de segundo curso realizan una de casi tres meses durante el segundo trimestre. Durante este periodo, las empresas son responsables de trabajar y evaluar los Resultados de Aprendizaje de los módulos correspondientes, de forma que, al reincorporarse al centro, dichos contenidos ya han sido impartidos y calificados. La gestión de toda esta información —empresas, tutores, asignaciones, evaluaciones y documentación asociada— se realiza actualmente de forma manual o dispersa, lo que dificulta el seguimiento y control por parte del profesorado y la administración.</w:t>
       </w:r>
     </w:p>
     <w:p>
@@ -5703,7 +5729,13 @@
         <w:t>de estas formaciones en empresas de trabajo.</w:t>
       </w:r>
       <w:r>
-        <w:t xml:space="preserve"> Se trata de una aplicación de escritorio, complementada con una aplicación móvil para el perfil Estudiante, que permite administrar de forma centralizada todas las FCTs del departamento. El sistema contempla cuatro perfiles de usuario —Administrador, Profesor, Tutor de Empresa y Estudiante— cada uno con acceso únicamente a las funcionalidades que le corresponden, garantizando así la seguridad y la integridad de los datos.</w:t>
+        <w:t xml:space="preserve"> Se trata de una aplicación de escritorio, complementada con una aplicación móvil para el perfil Estudiante, que permite administrar de forma centralizada todas las </w:t>
+      </w:r>
+      <w:r>
+        <w:t>FE</w:t>
+      </w:r>
+      <w:r>
+        <w:t>s del departamento. El sistema contempla cuatro perfiles de usuario —Administrador, Profesor, Tutor de Empresa y Estudiante— cada uno con acceso únicamente a las funcionalidades que le corresponden, garantizando así la seguridad y la integridad de los datos.</w:t>
       </w:r>
     </w:p>
     <w:p>
@@ -5789,7 +5821,13 @@
         <w:t xml:space="preserve">: </w:t>
       </w:r>
       <w:r>
-        <w:t>el sistema permitirá administrar simultáneamente los cuatro ciclos del departamento (DAW diurno, DAW vespertino, DAW a distancia y DAM), ya que todos realizan FCTs en el mismo periodo académico y comparten la misma estructura de gestión.</w:t>
+        <w:t xml:space="preserve">el sistema permitirá administrar simultáneamente los cuatro ciclos del departamento (DAW diurno, DAW vespertino, DAW a distancia y DAM), ya que todos realizan </w:t>
+      </w:r>
+      <w:r>
+        <w:t>FE</w:t>
+      </w:r>
+      <w:r>
+        <w:t>s en el mismo periodo académico y comparten la misma estructura de gestión.</w:t>
       </w:r>
     </w:p>
     <w:p>
@@ -5804,7 +5842,13 @@
         <w:t xml:space="preserve">Cobertura de periodos: </w:t>
       </w:r>
       <w:r>
-        <w:t>se gestionarán todos los periodos de FCT posibles —primer y segundo curso, periodo ordinario y extraordinario— dado que no todos los alumnos realizan las prácticas en el mismo momento del curso.</w:t>
+        <w:t xml:space="preserve">se gestionarán todos los periodos de </w:t>
+      </w:r>
+      <w:r>
+        <w:t>FE</w:t>
+      </w:r>
+      <w:r>
+        <w:t xml:space="preserve"> posibles —primer y segundo curso, periodo ordinario y extraordinario— dado que no todos los alumnos realizan las prácticas en el mismo momento del curso.</w:t>
       </w:r>
     </w:p>
     <w:p>
@@ -5834,11 +5878,20 @@
         </w:numPr>
       </w:pPr>
       <w:r>
+        <w:t>Gestión documental:</w:t>
+      </w:r>
+      <w:r>
+        <w:t xml:space="preserve"> </w:t>
+      </w:r>
+      <w:r>
+        <w:t xml:space="preserve">El sistema incluye un módulo de documentación que permite generar informes en PDF: una ficha de estudiante, un listado de FEs y un informe estadístico con datos </w:t>
+      </w:r>
+      <w:r>
         <w:lastRenderedPageBreak/>
-        <w:t xml:space="preserve">Gestión documental: </w:t>
-      </w:r>
-      <w:r>
-        <w:t>el sistema incluirá un módulo de almacenamiento para toda la documentación generada durante las FCTs, como convenios, justificantes de asistencia y evaluaciones, accesible según el perfil del usuario.</w:t>
+        <w:t>del departamento. Los informes se generan automáticamente y se guardan en la carpeta de reportes de la aplicación</w:t>
+      </w:r>
+      <w:r>
+        <w:t>.</w:t>
       </w:r>
     </w:p>
     <w:p>
@@ -5868,7 +5921,7 @@
         <w:t xml:space="preserve">Multiplataforma: </w:t>
       </w:r>
       <w:r>
-        <w:t>además de la aplicación de escritorio, se desarrollará una aplicación móvil Android específica para el perfil Estudiante, centrada en la consulta de su FCT y el registro de faltas de asistencia.</w:t>
+        <w:t>Además de la aplicación de escritorio, se ha desarrollado una aplicación móvil Android específica para el perfil Estudiante, centrada en la consulta de los datos de su FE y la visualización del calendario de asistencia mensual.</w:t>
       </w:r>
     </w:p>
     <w:p>
@@ -5883,7 +5936,15 @@
         <w:t xml:space="preserve">Seguridad y contraseñas: </w:t>
       </w:r>
       <w:r>
-        <w:t>el sistema generará automáticamente contraseñas iniciales para los nuevos usuarios y ofrecerá un mecanismo seguro de recuperación, almacenando todas las contraseñas con hash BCrypt.</w:t>
+        <w:t xml:space="preserve">El sistema almacena todas las contraseñas de forma segura mediante el algoritmo de hash BCrypt, garantizando que nunca se guardan en texto plano. La verificación se realiza en el proceso de </w:t>
+      </w:r>
+      <w:proofErr w:type="spellStart"/>
+      <w:r>
+        <w:t>login</w:t>
+      </w:r>
+      <w:proofErr w:type="spellEnd"/>
+      <w:r>
+        <w:t xml:space="preserve"> sin exponer las credenciales en ningún momento.</w:t>
       </w:r>
     </w:p>
     <w:p>
@@ -6202,7 +6263,13 @@
               <w:t xml:space="preserve">, </w:t>
             </w:r>
             <w:r>
-              <w:t>de forma que el historial de FCTs anteriores quede accesible y consultable en el sistema.</w:t>
+              <w:t xml:space="preserve">de forma que el historial de </w:t>
+            </w:r>
+            <w:r>
+              <w:t>FE</w:t>
+            </w:r>
+            <w:r>
+              <w:t>s anteriores quede accesible y consultable en el sistema.</w:t>
             </w:r>
           </w:p>
         </w:tc>
@@ -6261,7 +6328,21 @@
                 <w:sz w:val="20"/>
                 <w:szCs w:val="20"/>
               </w:rPr>
-              <w:t>El sistema gestionará todos los periodos de FCT: primer y segundo curso, en periodo ordinario y extraordinario</w:t>
+              <w:t xml:space="preserve">El sistema gestionará todos los periodos de </w:t>
+            </w:r>
+            <w:r>
+              <w:rPr>
+                <w:sz w:val="20"/>
+                <w:szCs w:val="20"/>
+              </w:rPr>
+              <w:t>FE</w:t>
+            </w:r>
+            <w:r>
+              <w:rPr>
+                <w:sz w:val="20"/>
+                <w:szCs w:val="20"/>
+              </w:rPr>
+              <w:t>: primer y segundo curso, en periodo ordinario y extraordinario</w:t>
             </w:r>
             <w:r>
               <w:rPr>
@@ -6319,7 +6400,10 @@
               <w:cnfStyle w:val="000000100000" w:firstRow="0" w:lastRow="0" w:firstColumn="0" w:lastColumn="0" w:oddVBand="0" w:evenVBand="0" w:oddHBand="1" w:evenHBand="0" w:firstRowFirstColumn="0" w:firstRowLastColumn="0" w:lastRowFirstColumn="0" w:lastRowLastColumn="0"/>
             </w:pPr>
             <w:r>
-              <w:t>Registro de características de FCT</w:t>
+              <w:t xml:space="preserve">Registro de características de </w:t>
+            </w:r>
+            <w:r>
+              <w:t>FE</w:t>
             </w:r>
           </w:p>
         </w:tc>
@@ -6333,7 +6417,13 @@
               <w:cnfStyle w:val="000000100000" w:firstRow="0" w:lastRow="0" w:firstColumn="0" w:lastColumn="0" w:oddVBand="0" w:evenVBand="0" w:oddHBand="1" w:evenHBand="0" w:firstRowFirstColumn="0" w:firstRowLastColumn="0" w:lastRowFirstColumn="0" w:lastRowLastColumn="0"/>
             </w:pPr>
             <w:r>
-              <w:t>El sistema registrará los datos de cada FCT: empresa asignada, periodo, y resultados de aprendizaje de cada módulo impartido en la formación</w:t>
+              <w:t xml:space="preserve">El sistema registrará los datos de cada </w:t>
+            </w:r>
+            <w:r>
+              <w:t>FE</w:t>
+            </w:r>
+            <w:r>
+              <w:t>: empresa asignada, periodo, y resultados de aprendizaje de cada módulo impartido en la formación</w:t>
             </w:r>
           </w:p>
         </w:tc>
@@ -6388,7 +6478,13 @@
               <w:cnfStyle w:val="000000000000" w:firstRow="0" w:lastRow="0" w:firstColumn="0" w:lastColumn="0" w:oddVBand="0" w:evenVBand="0" w:oddHBand="0" w:evenHBand="0" w:firstRowFirstColumn="0" w:firstRowLastColumn="0" w:lastRowFirstColumn="0" w:lastRowLastColumn="0"/>
             </w:pPr>
             <w:r>
-              <w:t>El sistema almacenará la documentación asociada a cada FCT, generada por cualquiera de los perfiles de usuario (justificantes, evaluaciones, convenios).</w:t>
+              <w:t xml:space="preserve">El sistema almacenará la documentación asociada a cada </w:t>
+            </w:r>
+            <w:r>
+              <w:t>FE</w:t>
+            </w:r>
+            <w:r>
+              <w:t>, generada por cualquiera de los perfiles de usuario (justificantes, evaluaciones, convenios).</w:t>
             </w:r>
           </w:p>
         </w:tc>
@@ -6670,7 +6766,6 @@
           </w:tcPr>
           <w:p>
             <w:r>
-              <w:lastRenderedPageBreak/>
               <w:t>RF11</w:t>
             </w:r>
           </w:p>
@@ -6699,7 +6794,13 @@
               <w:cnfStyle w:val="000000100000" w:firstRow="0" w:lastRow="0" w:firstColumn="0" w:lastColumn="0" w:oddVBand="0" w:evenVBand="0" w:oddHBand="1" w:evenHBand="0" w:firstRowFirstColumn="0" w:firstRowLastColumn="0" w:lastRowFirstColumn="0" w:lastRowLastColumn="0"/>
             </w:pPr>
             <w:r>
-              <w:t>El sistema permitirá realizar búsquedas y aplicar filtros en los listados de estudiantes, empresas y FCTs.</w:t>
+              <w:t xml:space="preserve">El sistema permitirá realizar búsquedas y aplicar filtros en los listados de estudiantes, empresas y </w:t>
+            </w:r>
+            <w:r>
+              <w:t>FE</w:t>
+            </w:r>
+            <w:r>
+              <w:t>s.</w:t>
             </w:r>
           </w:p>
         </w:tc>
@@ -6726,6 +6827,7 @@
           </w:tcPr>
           <w:p>
             <w:r>
+              <w:lastRenderedPageBreak/>
               <w:t>RF12</w:t>
             </w:r>
           </w:p>
@@ -7708,7 +7810,19 @@
         <w:rPr>
           <w:rFonts w:asciiTheme="minorHAnsi" w:hAnsiTheme="minorHAnsi"/>
         </w:rPr>
-        <w:t xml:space="preserve"> personas responsables de la tutoría de alguno de los grupos de los ciclos del departamento. Actúan como intermediarios entre la empresa y el alumno. En cada curso académico, uno de ellos asume el rol de Profesor Coordinador, siendo el encargado de asociar a cada estudiante con una empresa y un tutor de empresa para su FCT.</w:t>
+        <w:t xml:space="preserve"> personas responsables de la tutoría de alguno de los grupos de los ciclos del departamento. Actúan como intermediarios entre la empresa y el alumno. En cada curso académico, uno de ellos asume el rol de Profesor Coordinador, siendo el encargado de asociar a cada estudiante con una empresa y un tutor de empresa para su </w:t>
+      </w:r>
+      <w:r>
+        <w:rPr>
+          <w:rFonts w:asciiTheme="minorHAnsi" w:hAnsiTheme="minorHAnsi"/>
+        </w:rPr>
+        <w:t>FE</w:t>
+      </w:r>
+      <w:r>
+        <w:rPr>
+          <w:rFonts w:asciiTheme="minorHAnsi" w:hAnsiTheme="minorHAnsi"/>
+        </w:rPr>
+        <w:t>.</w:t>
       </w:r>
     </w:p>
     <w:p>
@@ -7733,7 +7847,19 @@
         <w:rPr>
           <w:rFonts w:asciiTheme="minorHAnsi" w:hAnsiTheme="minorHAnsi"/>
         </w:rPr>
-        <w:t xml:space="preserve"> persona perteneciente a una empresa colaboradora, encargada de supervisar y tutorizar al estudiante durante su formación en el centro de trabajo. Es responsable de evaluar al alumno y de registrar las faltas de asistencia que se produzcan durante el periodo de FCT.</w:t>
+        <w:t xml:space="preserve"> persona perteneciente a una empresa colaboradora, encargada de supervisar y tutorizar al estudiante durante su formación en el centro de trabajo. Es responsable de evaluar al alumno y de registrar las faltas de asistencia que se produzcan durante el periodo de </w:t>
+      </w:r>
+      <w:r>
+        <w:rPr>
+          <w:rFonts w:asciiTheme="minorHAnsi" w:hAnsiTheme="minorHAnsi"/>
+        </w:rPr>
+        <w:t>FE</w:t>
+      </w:r>
+      <w:r>
+        <w:rPr>
+          <w:rFonts w:asciiTheme="minorHAnsi" w:hAnsiTheme="minorHAnsi"/>
+        </w:rPr>
+        <w:t>.</w:t>
       </w:r>
     </w:p>
     <w:p>
@@ -7759,7 +7885,19 @@
         <w:rPr>
           <w:rFonts w:asciiTheme="minorHAnsi" w:hAnsiTheme="minorHAnsi"/>
         </w:rPr>
-        <w:t xml:space="preserve"> alumnado del departamento que realiza la FCT en el periodo que le corresponde. A través de la aplicación puede consultar los datos de su formación, ver sus faltas de asistencia y subir justificantes desde la aplicación móvil.</w:t>
+        <w:t xml:space="preserve"> alumnado del departamento que realiza la </w:t>
+      </w:r>
+      <w:r>
+        <w:rPr>
+          <w:rFonts w:asciiTheme="minorHAnsi" w:hAnsiTheme="minorHAnsi"/>
+        </w:rPr>
+        <w:t>FE</w:t>
+      </w:r>
+      <w:r>
+        <w:rPr>
+          <w:rFonts w:asciiTheme="minorHAnsi" w:hAnsiTheme="minorHAnsi"/>
+        </w:rPr>
+        <w:t xml:space="preserve"> en el periodo que le corresponde. A través de la aplicación puede consultar los datos de su formación, ver sus faltas de asistencia y subir justificantes desde la aplicación móvil.</w:t>
       </w:r>
     </w:p>
     <w:p>
@@ -8745,7 +8883,15 @@
                 <w:bCs w:val="0"/>
                 <w:color w:val="FFFFFF"/>
               </w:rPr>
-              <w:t>CU04 – Gestión de FCT</w:t>
+              <w:t xml:space="preserve">CU04 – Gestión de </w:t>
+            </w:r>
+            <w:r>
+              <w:rPr>
+                <w:b w:val="0"/>
+                <w:bCs w:val="0"/>
+                <w:color w:val="FFFFFF"/>
+              </w:rPr>
+              <w:t>FE</w:t>
             </w:r>
           </w:p>
         </w:tc>
@@ -8820,7 +8966,14 @@
                 <w:sz w:val="20"/>
                 <w:szCs w:val="20"/>
               </w:rPr>
-              <w:t>Gestión de FCT</w:t>
+              <w:t xml:space="preserve">Gestión de </w:t>
+            </w:r>
+            <w:r>
+              <w:rPr>
+                <w:sz w:val="20"/>
+                <w:szCs w:val="20"/>
+              </w:rPr>
+              <w:t>FE</w:t>
             </w:r>
           </w:p>
         </w:tc>
@@ -8935,7 +9088,49 @@
                 <w:sz w:val="20"/>
                 <w:szCs w:val="20"/>
               </w:rPr>
-              <w:t>1. El profesor accede al apartado de gestión de FCTs. 2. Selecciona un estudiante y una empresa. 3. Asigna el periodo (ordinario/extraordinario, 1º/2º curso) y las fechas. 4. Indica los resultados de aprendizaje de cada módulo que se trabajarán en la FCT. 5. Guarda la FCT.</w:t>
+              <w:t xml:space="preserve">1. El profesor accede al apartado de gestión de </w:t>
+            </w:r>
+            <w:r>
+              <w:rPr>
+                <w:sz w:val="20"/>
+                <w:szCs w:val="20"/>
+              </w:rPr>
+              <w:t>FE</w:t>
+            </w:r>
+            <w:r>
+              <w:rPr>
+                <w:sz w:val="20"/>
+                <w:szCs w:val="20"/>
+              </w:rPr>
+              <w:t xml:space="preserve">s. 2. Selecciona un estudiante y una empresa. 3. Asigna el periodo (ordinario/extraordinario, 1º/2º curso) y las fechas. 4. Indica los resultados de aprendizaje de cada módulo que se trabajarán en la </w:t>
+            </w:r>
+            <w:r>
+              <w:rPr>
+                <w:sz w:val="20"/>
+                <w:szCs w:val="20"/>
+              </w:rPr>
+              <w:t>FE</w:t>
+            </w:r>
+            <w:r>
+              <w:rPr>
+                <w:sz w:val="20"/>
+                <w:szCs w:val="20"/>
+              </w:rPr>
+              <w:t xml:space="preserve">. 5. Guarda la </w:t>
+            </w:r>
+            <w:r>
+              <w:rPr>
+                <w:sz w:val="20"/>
+                <w:szCs w:val="20"/>
+              </w:rPr>
+              <w:t>FE</w:t>
+            </w:r>
+            <w:r>
+              <w:rPr>
+                <w:sz w:val="20"/>
+                <w:szCs w:val="20"/>
+              </w:rPr>
+              <w:t>.</w:t>
             </w:r>
           </w:p>
         </w:tc>
@@ -8971,7 +9166,21 @@
                 <w:sz w:val="20"/>
                 <w:szCs w:val="20"/>
               </w:rPr>
-              <w:t>La FCT queda registrada y asociada al estudiante, empresa y tutor de empresa.</w:t>
+              <w:t xml:space="preserve">La </w:t>
+            </w:r>
+            <w:r>
+              <w:rPr>
+                <w:sz w:val="20"/>
+                <w:szCs w:val="20"/>
+              </w:rPr>
+              <w:t>FE</w:t>
+            </w:r>
+            <w:r>
+              <w:rPr>
+                <w:sz w:val="20"/>
+                <w:szCs w:val="20"/>
+              </w:rPr>
+              <w:t xml:space="preserve"> queda registrada y asociada al estudiante, empresa y tutor de empresa.</w:t>
             </w:r>
           </w:p>
         </w:tc>
@@ -9201,7 +9410,21 @@
                 <w:sz w:val="20"/>
                 <w:szCs w:val="20"/>
               </w:rPr>
-              <w:t>El estudiante ha iniciado sesión. Tiene una FCT asignada.</w:t>
+              <w:t xml:space="preserve">El estudiante ha iniciado sesión. Tiene una </w:t>
+            </w:r>
+            <w:r>
+              <w:rPr>
+                <w:sz w:val="20"/>
+                <w:szCs w:val="20"/>
+              </w:rPr>
+              <w:t>FE</w:t>
+            </w:r>
+            <w:r>
+              <w:rPr>
+                <w:sz w:val="20"/>
+                <w:szCs w:val="20"/>
+              </w:rPr>
+              <w:t xml:space="preserve"> asignada.</w:t>
             </w:r>
           </w:p>
         </w:tc>
@@ -9240,7 +9463,21 @@
                 <w:sz w:val="20"/>
                 <w:szCs w:val="20"/>
               </w:rPr>
-              <w:t>1. El estudiante accede a su pantalla principal. 2. Puede consultar los datos de su FCT: empresa, tutor, fechas y periodo. 3. Puede consultar sus faltas de asistencia registradas. 4. Puede consultar sus datos personales.</w:t>
+              <w:t xml:space="preserve">1. El estudiante accede a su pantalla principal. 2. Puede consultar los datos de su </w:t>
+            </w:r>
+            <w:r>
+              <w:rPr>
+                <w:sz w:val="20"/>
+                <w:szCs w:val="20"/>
+              </w:rPr>
+              <w:t>FE</w:t>
+            </w:r>
+            <w:r>
+              <w:rPr>
+                <w:sz w:val="20"/>
+                <w:szCs w:val="20"/>
+              </w:rPr>
+              <w:t>: empresa, tutor, fechas y periodo. 3. Puede consultar sus faltas de asistencia registradas. 4. Puede consultar sus datos personales.</w:t>
             </w:r>
           </w:p>
         </w:tc>
@@ -9315,7 +9552,21 @@
                 <w:sz w:val="20"/>
                 <w:szCs w:val="20"/>
               </w:rPr>
-              <w:t>2a. Si no tiene FCT asignada, el sistema le informa de que aún no tiene ninguna asignación.</w:t>
+              <w:t xml:space="preserve">2a. Si no tiene </w:t>
+            </w:r>
+            <w:r>
+              <w:rPr>
+                <w:sz w:val="20"/>
+                <w:szCs w:val="20"/>
+              </w:rPr>
+              <w:t>FE</w:t>
+            </w:r>
+            <w:r>
+              <w:rPr>
+                <w:sz w:val="20"/>
+                <w:szCs w:val="20"/>
+              </w:rPr>
+              <w:t xml:space="preserve"> asignada, el sistema le informa de que aún no tiene ninguna asignación.</w:t>
             </w:r>
           </w:p>
         </w:tc>
@@ -9506,7 +9757,21 @@
                 <w:sz w:val="20"/>
                 <w:szCs w:val="20"/>
               </w:rPr>
-              <w:t>El usuario ha iniciado sesión. Existe una FCT activa.</w:t>
+              <w:t xml:space="preserve">El usuario ha iniciado sesión. Existe una </w:t>
+            </w:r>
+            <w:r>
+              <w:rPr>
+                <w:sz w:val="20"/>
+                <w:szCs w:val="20"/>
+              </w:rPr>
+              <w:t>FE</w:t>
+            </w:r>
+            <w:r>
+              <w:rPr>
+                <w:sz w:val="20"/>
+                <w:szCs w:val="20"/>
+              </w:rPr>
+              <w:t xml:space="preserve"> activa.</w:t>
             </w:r>
           </w:p>
         </w:tc>
@@ -9581,7 +9846,21 @@
                 <w:sz w:val="20"/>
                 <w:szCs w:val="20"/>
               </w:rPr>
-              <w:t>La falta queda registrada y asociada a la FCT correspondiente.</w:t>
+              <w:t xml:space="preserve">La falta queda registrada y asociada a la </w:t>
+            </w:r>
+            <w:r>
+              <w:rPr>
+                <w:sz w:val="20"/>
+                <w:szCs w:val="20"/>
+              </w:rPr>
+              <w:t>FE</w:t>
+            </w:r>
+            <w:r>
+              <w:rPr>
+                <w:sz w:val="20"/>
+                <w:szCs w:val="20"/>
+              </w:rPr>
+              <w:t xml:space="preserve"> correspondiente.</w:t>
             </w:r>
           </w:p>
         </w:tc>
@@ -9811,7 +10090,21 @@
                 <w:sz w:val="20"/>
                 <w:szCs w:val="20"/>
               </w:rPr>
-              <w:t>El usuario ha iniciado sesión. Existe una FCT activa con el estudiante asignado.</w:t>
+              <w:t xml:space="preserve">El usuario ha iniciado sesión. Existe una </w:t>
+            </w:r>
+            <w:r>
+              <w:rPr>
+                <w:sz w:val="20"/>
+                <w:szCs w:val="20"/>
+              </w:rPr>
+              <w:t>FE</w:t>
+            </w:r>
+            <w:r>
+              <w:rPr>
+                <w:sz w:val="20"/>
+                <w:szCs w:val="20"/>
+              </w:rPr>
+              <w:t xml:space="preserve"> activa con el estudiante asignado.</w:t>
             </w:r>
           </w:p>
         </w:tc>
@@ -9886,7 +10179,21 @@
                 <w:sz w:val="20"/>
                 <w:szCs w:val="20"/>
               </w:rPr>
-              <w:t>La evaluación queda registrada y asociada a la FCT.</w:t>
+              <w:t xml:space="preserve">La evaluación queda registrada y asociada a la </w:t>
+            </w:r>
+            <w:r>
+              <w:rPr>
+                <w:sz w:val="20"/>
+                <w:szCs w:val="20"/>
+              </w:rPr>
+              <w:t>FE</w:t>
+            </w:r>
+            <w:r>
+              <w:rPr>
+                <w:sz w:val="20"/>
+                <w:szCs w:val="20"/>
+              </w:rPr>
+              <w:t>.</w:t>
             </w:r>
           </w:p>
         </w:tc>
@@ -10280,24 +10587,14 @@
       <w:r>
         <w:t xml:space="preserve">Figura </w:t>
       </w:r>
-      <w:r>
-        <w:fldChar w:fldCharType="begin"/>
-      </w:r>
-      <w:r>
-        <w:instrText xml:space="preserve"> SEQ Figura \* ARABIC </w:instrText>
-      </w:r>
-      <w:r>
-        <w:fldChar w:fldCharType="separate"/>
-      </w:r>
-      <w:r>
-        <w:rPr>
-          <w:noProof/>
-        </w:rPr>
-        <w:t>4</w:t>
-      </w:r>
-      <w:r>
-        <w:fldChar w:fldCharType="end"/>
-      </w:r>
+      <w:fldSimple w:instr=" SEQ Figura \* ARABIC ">
+        <w:r>
+          <w:rPr>
+            <w:noProof/>
+          </w:rPr>
+          <w:t>4</w:t>
+        </w:r>
+      </w:fldSimple>
       <w:r>
         <w:t>. Diagrama de paquetes</w:t>
       </w:r>
@@ -10390,24 +10687,14 @@
       <w:r>
         <w:t xml:space="preserve">Figura </w:t>
       </w:r>
-      <w:r>
-        <w:fldChar w:fldCharType="begin"/>
-      </w:r>
-      <w:r>
-        <w:instrText xml:space="preserve"> SEQ Figura \* ARABIC </w:instrText>
-      </w:r>
-      <w:r>
-        <w:fldChar w:fldCharType="separate"/>
-      </w:r>
-      <w:r>
-        <w:rPr>
-          <w:noProof/>
-        </w:rPr>
-        <w:t>5</w:t>
-      </w:r>
-      <w:r>
-        <w:fldChar w:fldCharType="end"/>
-      </w:r>
+      <w:fldSimple w:instr=" SEQ Figura \* ARABIC ">
+        <w:r>
+          <w:rPr>
+            <w:noProof/>
+          </w:rPr>
+          <w:t>5</w:t>
+        </w:r>
+      </w:fldSimple>
       <w:r>
         <w:t>. Pantalla inicio sesión</w:t>
       </w:r>
@@ -10475,26 +10762,22 @@
       <w:r>
         <w:t xml:space="preserve">Figura </w:t>
       </w:r>
-      <w:r>
-        <w:fldChar w:fldCharType="begin"/>
-      </w:r>
-      <w:r>
-        <w:instrText xml:space="preserve"> SEQ Figura \* ARABIC </w:instrText>
-      </w:r>
-      <w:r>
-        <w:fldChar w:fldCharType="separate"/>
-      </w:r>
-      <w:r>
-        <w:rPr>
-          <w:noProof/>
-        </w:rPr>
-        <w:t>6</w:t>
-      </w:r>
-      <w:r>
-        <w:fldChar w:fldCharType="end"/>
-      </w:r>
-      <w:r>
-        <w:t>. Pantalla nueva FCT – Profesor</w:t>
+      <w:fldSimple w:instr=" SEQ Figura \* ARABIC ">
+        <w:r>
+          <w:rPr>
+            <w:noProof/>
+          </w:rPr>
+          <w:t>6</w:t>
+        </w:r>
+      </w:fldSimple>
+      <w:r>
+        <w:t xml:space="preserve">. Pantalla nueva </w:t>
+      </w:r>
+      <w:r>
+        <w:t>FE</w:t>
+      </w:r>
+      <w:r>
+        <w:t xml:space="preserve"> – Profesor</w:t>
       </w:r>
       <w:bookmarkEnd w:id="34"/>
     </w:p>
@@ -10562,24 +10845,14 @@
       <w:r>
         <w:t xml:space="preserve">Figura </w:t>
       </w:r>
-      <w:r>
-        <w:fldChar w:fldCharType="begin"/>
-      </w:r>
-      <w:r>
-        <w:instrText xml:space="preserve"> SEQ Figura \* ARABIC </w:instrText>
-      </w:r>
-      <w:r>
-        <w:fldChar w:fldCharType="separate"/>
-      </w:r>
-      <w:r>
-        <w:rPr>
-          <w:noProof/>
-        </w:rPr>
-        <w:t>7</w:t>
-      </w:r>
-      <w:r>
-        <w:fldChar w:fldCharType="end"/>
-      </w:r>
+      <w:fldSimple w:instr=" SEQ Figura \* ARABIC ">
+        <w:r>
+          <w:rPr>
+            <w:noProof/>
+          </w:rPr>
+          <w:t>7</w:t>
+        </w:r>
+      </w:fldSimple>
       <w:r>
         <w:t>. Pantalla Consultar empresas – Administrador</w:t>
       </w:r>
@@ -10656,24 +10929,14 @@
       <w:r>
         <w:t xml:space="preserve">Figura </w:t>
       </w:r>
-      <w:r>
-        <w:fldChar w:fldCharType="begin"/>
-      </w:r>
-      <w:r>
-        <w:instrText xml:space="preserve"> SEQ Figura \* ARABIC </w:instrText>
-      </w:r>
-      <w:r>
-        <w:fldChar w:fldCharType="separate"/>
-      </w:r>
-      <w:r>
-        <w:rPr>
-          <w:noProof/>
-        </w:rPr>
-        <w:t>8</w:t>
-      </w:r>
-      <w:r>
-        <w:fldChar w:fldCharType="end"/>
-      </w:r>
+      <w:fldSimple w:instr=" SEQ Figura \* ARABIC ">
+        <w:r>
+          <w:rPr>
+            <w:noProof/>
+          </w:rPr>
+          <w:t>8</w:t>
+        </w:r>
+      </w:fldSimple>
       <w:r>
         <w:t>. Pantalla principal Estudiante</w:t>
       </w:r>
@@ -10750,24 +11013,14 @@
       <w:r>
         <w:t xml:space="preserve">Figura </w:t>
       </w:r>
-      <w:r>
-        <w:fldChar w:fldCharType="begin"/>
-      </w:r>
-      <w:r>
-        <w:instrText xml:space="preserve"> SEQ Figura \* ARABIC </w:instrText>
-      </w:r>
-      <w:r>
-        <w:fldChar w:fldCharType="separate"/>
-      </w:r>
-      <w:r>
-        <w:rPr>
-          <w:noProof/>
-        </w:rPr>
-        <w:t>9</w:t>
-      </w:r>
-      <w:r>
-        <w:fldChar w:fldCharType="end"/>
-      </w:r>
+      <w:fldSimple w:instr=" SEQ Figura \* ARABIC ">
+        <w:r>
+          <w:rPr>
+            <w:noProof/>
+          </w:rPr>
+          <w:t>9</w:t>
+        </w:r>
+      </w:fldSimple>
       <w:r>
         <w:t>. Pantalla principal Estudiante – Móvil</w:t>
       </w:r>
@@ -10835,24 +11088,14 @@
       <w:r>
         <w:t xml:space="preserve">Figura </w:t>
       </w:r>
-      <w:r>
-        <w:fldChar w:fldCharType="begin"/>
-      </w:r>
-      <w:r>
-        <w:instrText xml:space="preserve"> SEQ Figura \* ARABIC </w:instrText>
-      </w:r>
-      <w:r>
-        <w:fldChar w:fldCharType="separate"/>
-      </w:r>
-      <w:r>
-        <w:rPr>
-          <w:noProof/>
-        </w:rPr>
-        <w:t>10</w:t>
-      </w:r>
-      <w:r>
-        <w:fldChar w:fldCharType="end"/>
-      </w:r>
+      <w:fldSimple w:instr=" SEQ Figura \* ARABIC ">
+        <w:r>
+          <w:rPr>
+            <w:noProof/>
+          </w:rPr>
+          <w:t>10</w:t>
+        </w:r>
+      </w:fldSimple>
       <w:r>
         <w:t>. Pantalla Justificar falta – Estudiante - Móvil</w:t>
       </w:r>
@@ -10997,24 +11240,14 @@
       <w:r>
         <w:t xml:space="preserve">Figura </w:t>
       </w:r>
-      <w:r>
-        <w:fldChar w:fldCharType="begin"/>
-      </w:r>
-      <w:r>
-        <w:instrText xml:space="preserve"> SEQ Figura \* ARABIC </w:instrText>
-      </w:r>
-      <w:r>
-        <w:fldChar w:fldCharType="separate"/>
-      </w:r>
-      <w:r>
-        <w:rPr>
-          <w:noProof/>
-        </w:rPr>
-        <w:t>11</w:t>
-      </w:r>
-      <w:r>
-        <w:fldChar w:fldCharType="end"/>
-      </w:r>
+      <w:fldSimple w:instr=" SEQ Figura \* ARABIC ">
+        <w:r>
+          <w:rPr>
+            <w:noProof/>
+          </w:rPr>
+          <w:t>11</w:t>
+        </w:r>
+      </w:fldSimple>
       <w:r>
         <w:t>. Mapa de Navegabilidad</w:t>
       </w:r>
@@ -11070,7 +11303,11 @@
     </w:p>
     <w:p>
       <w:r>
-        <w:t xml:space="preserve">El plan de pruebas del proyecto se recoge en un documento independiente adjunto a esta documentación. En él se define la estrategia de pruebas seguida, los tipos de pruebas realizadas y los casos de prueba concretos con sus resultados. Las pruebas contemplan los niveles </w:t>
+        <w:t xml:space="preserve">El plan de pruebas del proyecto se recoge en un documento independiente adjunto a esta documentación. En él se define la estrategia de pruebas seguida, los tipos de pruebas realizadas y los casos de prueba concretos con sus resultados. Las pruebas contemplan los </w:t>
+      </w:r>
+      <w:proofErr w:type="gramStart"/>
+      <w:r>
+        <w:t xml:space="preserve">niveles </w:t>
       </w:r>
       <w:r>
         <w:rPr>
@@ -11079,6 +11316,7 @@
         </w:rPr>
         <w:t>unitario</w:t>
       </w:r>
+      <w:proofErr w:type="gramEnd"/>
       <w:r>
         <w:t xml:space="preserve">, de </w:t>
       </w:r>
@@ -11802,24 +12040,14 @@
       <w:r>
         <w:t xml:space="preserve">Figura </w:t>
       </w:r>
-      <w:r>
-        <w:fldChar w:fldCharType="begin"/>
-      </w:r>
-      <w:r>
-        <w:instrText xml:space="preserve"> SEQ Figura \* ARABIC </w:instrText>
-      </w:r>
-      <w:r>
-        <w:fldChar w:fldCharType="separate"/>
-      </w:r>
-      <w:r>
-        <w:rPr>
-          <w:noProof/>
-        </w:rPr>
-        <w:t>12</w:t>
-      </w:r>
-      <w:r>
-        <w:fldChar w:fldCharType="end"/>
-      </w:r>
+      <w:fldSimple w:instr=" SEQ Figura \* ARABIC ">
+        <w:r>
+          <w:rPr>
+            <w:noProof/>
+          </w:rPr>
+          <w:t>12</w:t>
+        </w:r>
+      </w:fldSimple>
       <w:r>
         <w:t>. Diagrama de Gantt</w:t>
       </w:r>
@@ -11958,13 +12186,8 @@
             <w:tcW w:w="3209" w:type="dxa"/>
           </w:tcPr>
           <w:p>
-            <w:proofErr w:type="spellStart"/>
-            <w:r>
-              <w:t>Figma</w:t>
-            </w:r>
-            <w:proofErr w:type="spellEnd"/>
-            <w:r>
-              <w:t xml:space="preserve"> Professional</w:t>
+            <w:r>
+              <w:t>Figma Professional</w:t>
             </w:r>
           </w:p>
         </w:tc>
@@ -12313,13 +12536,7 @@
     </w:p>
     <w:p>
       <w:r>
-        <w:t xml:space="preserve">A </w:t>
-      </w:r>
-      <w:r>
-        <w:t>continuación,</w:t>
-      </w:r>
-      <w:r>
-        <w:t xml:space="preserve"> se recogen las principales propuestas de mejora y ampliación identificadas para versiones futuras de la aplicación Gestiona, partiendo de las especificaciones </w:t>
+        <w:t xml:space="preserve">A continuación, se recogen las principales propuestas de mejora y ampliación identificadas para versiones futuras de la aplicación Gestiona, partiendo de las especificaciones </w:t>
       </w:r>
       <w:r>
         <w:t>que hemos estipulado con anterioridad.</w:t>
@@ -12397,7 +12614,21 @@
           <w:rStyle w:val="Fuerte"/>
           <w:rFonts w:asciiTheme="minorHAnsi" w:hAnsiTheme="minorHAnsi"/>
         </w:rPr>
-        <w:t>Mejora 1 — Recuperación de contraseña</w:t>
+        <w:t xml:space="preserve">Mejora 1 </w:t>
+      </w:r>
+      <w:r>
+        <w:rPr>
+          <w:rStyle w:val="Fuerte"/>
+          <w:rFonts w:asciiTheme="minorHAnsi" w:hAnsiTheme="minorHAnsi"/>
+        </w:rPr>
+        <w:t>-</w:t>
+      </w:r>
+      <w:r>
+        <w:rPr>
+          <w:rStyle w:val="Fuerte"/>
+          <w:rFonts w:asciiTheme="minorHAnsi" w:hAnsiTheme="minorHAnsi"/>
+        </w:rPr>
+        <w:t xml:space="preserve"> Recuperación de contraseña</w:t>
       </w:r>
       <w:r>
         <w:rPr>
@@ -12425,20 +12656,60 @@
           <w:rStyle w:val="Fuerte"/>
           <w:rFonts w:asciiTheme="minorHAnsi" w:hAnsiTheme="minorHAnsi"/>
         </w:rPr>
-        <w:t>Mejora 2 — Generación automática de documentos PDF</w:t>
+        <w:t xml:space="preserve">Mejora </w:t>
       </w:r>
       <w:r>
         <w:rPr>
           <w:rStyle w:val="Fuerte"/>
           <w:rFonts w:asciiTheme="minorHAnsi" w:hAnsiTheme="minorHAnsi"/>
         </w:rPr>
+        <w:t>2</w:t>
+      </w:r>
+      <w:r>
+        <w:rPr>
+          <w:rStyle w:val="Fuerte"/>
+          <w:rFonts w:asciiTheme="minorHAnsi" w:hAnsiTheme="minorHAnsi"/>
+        </w:rPr>
+        <w:t xml:space="preserve"> </w:t>
+      </w:r>
+      <w:r>
+        <w:rPr>
+          <w:rStyle w:val="Fuerte"/>
+          <w:rFonts w:asciiTheme="minorHAnsi" w:hAnsiTheme="minorHAnsi"/>
+        </w:rPr>
+        <w:t>-</w:t>
+      </w:r>
+      <w:r>
+        <w:rPr>
+          <w:rStyle w:val="Fuerte"/>
+          <w:rFonts w:asciiTheme="minorHAnsi" w:hAnsiTheme="minorHAnsi"/>
+        </w:rPr>
+        <w:t xml:space="preserve"> Notificaciones por correo electrónico</w:t>
+      </w:r>
+      <w:r>
+        <w:rPr>
+          <w:rStyle w:val="Fuerte"/>
+          <w:rFonts w:asciiTheme="minorHAnsi" w:hAnsiTheme="minorHAnsi"/>
+        </w:rPr>
         <w:t>:</w:t>
       </w:r>
       <w:r>
         <w:rPr>
           <w:rFonts w:asciiTheme="minorHAnsi" w:hAnsiTheme="minorHAnsi"/>
         </w:rPr>
-        <w:t xml:space="preserve"> Implementar la generación automática de documentos PDF a partir de los datos registrados en el sistema, como convenios de prácticas, informes de evaluación y certificados de realización de FCT. Esto eliminaría la necesidad de gestionar estos documentos de forma manual fuera de la aplicación.</w:t>
+        <w:t xml:space="preserve"> Implementar un sistema de notificaciones automáticas por email que informe a los usuarios ante eventos relevantes, como la asignación de una </w:t>
+      </w:r>
+      <w:r>
+        <w:rPr>
+          <w:rFonts w:asciiTheme="minorHAnsi" w:hAnsiTheme="minorHAnsi"/>
+        </w:rPr>
+        <w:t>FE</w:t>
+      </w:r>
+      <w:r>
+        <w:rPr>
+          <w:rFonts w:asciiTheme="minorHAnsi" w:hAnsiTheme="minorHAnsi"/>
+        </w:rPr>
+        <w:t>, el registro de una falta de asistencia o una evaluación pendiente de completar.</w:t>
       </w:r>
     </w:p>
     <w:p>
@@ -12446,28 +12717,36 @@
         <w:pStyle w:val="font-claude-response-body"/>
         <w:ind w:left="360"/>
         <w:rPr>
-          <w:rFonts w:asciiTheme="minorHAnsi" w:hAnsiTheme="minorHAnsi"/>
-        </w:rPr>
-      </w:pPr>
-      <w:r>
-        <w:rPr>
           <w:rStyle w:val="Fuerte"/>
           <w:rFonts w:asciiTheme="minorHAnsi" w:hAnsiTheme="minorHAnsi"/>
-        </w:rPr>
-        <w:t>Mejora 3 — Notificaciones por correo electrónico</w:t>
-      </w:r>
+          <w:b w:val="0"/>
+          <w:bCs w:val="0"/>
+        </w:rPr>
+      </w:pPr>
       <w:r>
         <w:rPr>
           <w:rStyle w:val="Fuerte"/>
           <w:rFonts w:asciiTheme="minorHAnsi" w:hAnsiTheme="minorHAnsi"/>
         </w:rPr>
+        <w:t>Mejora 3 – Registro y justificación de faltas de asistencia</w:t>
+      </w:r>
+      <w:r>
+        <w:rPr>
+          <w:rStyle w:val="Fuerte"/>
+          <w:rFonts w:asciiTheme="minorHAnsi" w:hAnsiTheme="minorHAnsi"/>
+          <w:b w:val="0"/>
+          <w:bCs w:val="0"/>
+        </w:rPr>
         <w:t>:</w:t>
       </w:r>
       <w:r>
         <w:rPr>
+          <w:rStyle w:val="Fuerte"/>
           <w:rFonts w:asciiTheme="minorHAnsi" w:hAnsiTheme="minorHAnsi"/>
-        </w:rPr>
-        <w:t xml:space="preserve"> Implementar un sistema de notificaciones automáticas por email que informe a los usuarios ante eventos relevantes, como la asignación de una FCT, el registro de una falta de asistencia o una evaluación pendiente de completar.</w:t>
+          <w:b w:val="0"/>
+          <w:bCs w:val="0"/>
+        </w:rPr>
+        <w:t xml:space="preserve"> implementar la gestión completa de asistencia durante el periodo de FE, permitiendo al tutor de empresa registrar las faltas desde su menú, y al estudiante justificarlas desde la aplicación móvil o de escritorio.</w:t>
       </w:r>
     </w:p>
     <w:p>
@@ -12483,20 +12762,24 @@
           <w:rStyle w:val="Fuerte"/>
           <w:rFonts w:asciiTheme="minorHAnsi" w:hAnsiTheme="minorHAnsi"/>
         </w:rPr>
-        <w:t>Mejora 4 — Estadísticas avanzadas</w:t>
-      </w:r>
-      <w:r>
-        <w:rPr>
-          <w:rStyle w:val="Fuerte"/>
+        <w:t xml:space="preserve">Mejora 4 </w:t>
+      </w:r>
+      <w:r>
+        <w:t>–</w:t>
+      </w:r>
+      <w:r>
+        <w:rPr>
           <w:rFonts w:asciiTheme="minorHAnsi" w:hAnsiTheme="minorHAnsi"/>
-        </w:rPr>
-        <w:t>:</w:t>
+          <w:b/>
+          <w:bCs/>
+        </w:rPr>
+        <w:t xml:space="preserve"> Evaluación: </w:t>
       </w:r>
       <w:r>
         <w:rPr>
           <w:rFonts w:asciiTheme="minorHAnsi" w:hAnsiTheme="minorHAnsi"/>
         </w:rPr>
-        <w:t xml:space="preserve"> Ampliar el panel de estadísticas actual con gráficas e informes detallados sobre el estado de las FCTs por curso, empresa o periodo académico, permitiendo al Administrador y al Profesorado tomar decisiones basadas en datos históricos.</w:t>
+        <w:t>implementar el módulo de evaluación disponible para profesores y tutores de empresa, que permita registrar las calificaciones de los RAs de cada módulo trabajado durante las FEs.</w:t>
       </w:r>
     </w:p>
     <w:p/>
@@ -12540,6 +12823,24 @@
         <w:ind w:firstLine="708"/>
       </w:pPr>
       <w:r>
+        <w:t xml:space="preserve"> </w:t>
+      </w:r>
+      <w:r>
+        <w:rPr>
+          <w:i/>
+          <w:iCs/>
+        </w:rPr>
+        <w:t>Impacto:</w:t>
+      </w:r>
+      <w:r>
+        <w:t xml:space="preserve"> mejora significativa en la usabilidad y autonomía del usuario, eliminando la dependencia del Administrador para restablecer credenciales manualmente.</w:t>
+      </w:r>
+    </w:p>
+    <w:p>
+      <w:pPr>
+        <w:ind w:firstLine="708"/>
+      </w:pPr>
+      <w:r>
         <w:lastRenderedPageBreak/>
         <w:t xml:space="preserve"> </w:t>
       </w:r>
@@ -12548,10 +12849,30 @@
           <w:i/>
           <w:iCs/>
         </w:rPr>
-        <w:t>Impacto:</w:t>
-      </w:r>
-      <w:r>
-        <w:t xml:space="preserve"> mejora significativa en la usabilidad y autonomía del usuario, eliminando la dependencia del Administrador para restablecer credenciales manualmente.</w:t>
+        <w:t>Riesgo:</w:t>
+      </w:r>
+      <w:r>
+        <w:t xml:space="preserve"> requiere integrar un servicio de envío de correo electrónico y gestionar correctamente la caducidad de las contraseñas temporales para evitar vulnerabilidades de seguridad.</w:t>
+      </w:r>
+    </w:p>
+    <w:p>
+      <w:pPr>
+        <w:rPr>
+          <w:rStyle w:val="Fuerte"/>
+        </w:rPr>
+      </w:pPr>
+      <w:r>
+        <w:rPr>
+          <w:b/>
+          <w:bCs/>
+        </w:rPr>
+        <w:t xml:space="preserve">Mejora 2 — </w:t>
+      </w:r>
+      <w:r>
+        <w:rPr>
+          <w:rStyle w:val="Fuerte"/>
+        </w:rPr>
+        <w:t>Notificaciones por correo electrónico</w:t>
       </w:r>
     </w:p>
     <w:p>
@@ -12566,30 +12887,115 @@
           <w:i/>
           <w:iCs/>
         </w:rPr>
+        <w:t>Impacto:</w:t>
+      </w:r>
+      <w:r>
+        <w:t xml:space="preserve"> mejora la comunicación entre los distintos perfiles de usuario y reduce el riesgo de que algún usuario no sea informado a tiempo de eventos relevantes.</w:t>
+      </w:r>
+    </w:p>
+    <w:p>
+      <w:pPr>
+        <w:ind w:firstLine="708"/>
+      </w:pPr>
+      <w:r>
+        <w:t xml:space="preserve"> </w:t>
+      </w:r>
+      <w:r>
+        <w:rPr>
+          <w:i/>
+          <w:iCs/>
+        </w:rPr>
         <w:t>Riesgo:</w:t>
       </w:r>
       <w:r>
-        <w:t xml:space="preserve"> requiere integrar un servicio de envío de correo electrónico y gestionar correctamente la caducidad de las contraseñas temporales para evitar vulnerabilidades de seguridad.</w:t>
-      </w:r>
-    </w:p>
-    <w:p>
-      <w:pPr>
+        <w:t xml:space="preserve"> requiere configurar un servidor de correo saliente y gestionar correctamente los errores de envío, además de garantizar que los correos no sean clasificados como spam.</w:t>
+      </w:r>
+    </w:p>
+    <w:p>
+      <w:r>
         <w:rPr>
           <w:b/>
           <w:bCs/>
         </w:rPr>
-      </w:pPr>
-      <w:r>
+        <w:t xml:space="preserve">Mejora 3 — </w:t>
+      </w:r>
+      <w:r>
+        <w:rPr>
+          <w:rStyle w:val="Fuerte"/>
+        </w:rPr>
+        <w:t>Registro y justificación de faltas de asistencia</w:t>
+      </w:r>
+    </w:p>
+    <w:p>
+      <w:pPr>
+        <w:ind w:firstLine="708"/>
+      </w:pPr>
+      <w:r>
+        <w:rPr>
+          <w:i/>
+          <w:iCs/>
+        </w:rPr>
+        <w:t>Impacto:</w:t>
+      </w:r>
+      <w:r>
+        <w:t xml:space="preserve"> </w:t>
+      </w:r>
+      <w:r>
+        <w:t>permitiría centralizar en el sistema toda la gestión de asistencia durante el periodo de FE, evitando el uso de herramientas externas. El estudiante podría consultar sus faltas desde la app móvil y adjuntar justificantes directamente</w:t>
+      </w:r>
+      <w:r>
+        <w:t>.</w:t>
+      </w:r>
+    </w:p>
+    <w:p>
+      <w:pPr>
+        <w:ind w:firstLine="708"/>
+      </w:pPr>
+      <w:r>
+        <w:t xml:space="preserve"> </w:t>
+      </w:r>
+      <w:r>
+        <w:rPr>
+          <w:i/>
+          <w:iCs/>
+        </w:rPr>
+        <w:t>Riesgo:</w:t>
+      </w:r>
+      <w:r>
+        <w:t xml:space="preserve"> </w:t>
+      </w:r>
+      <w:r>
+        <w:t>requiere implementar el almacenamiento de documentos adjuntos y definir el flujo de validación entre el tutor de empresa y el profesor</w:t>
+      </w:r>
+      <w:r>
+        <w:t>.</w:t>
+      </w:r>
+    </w:p>
+    <w:p>
+      <w:pPr>
         <w:rPr>
           <w:b/>
           <w:bCs/>
         </w:rPr>
-        <w:t>Mejora 2 — Generación automática de documentos PDF</w:t>
-      </w:r>
-    </w:p>
-    <w:p>
-      <w:pPr>
-        <w:ind w:firstLine="708"/>
+      </w:pPr>
+      <w:r>
+        <w:rPr>
+          <w:b/>
+          <w:bCs/>
+        </w:rPr>
+        <w:t xml:space="preserve">Mejora 4 — </w:t>
+      </w:r>
+      <w:r>
+        <w:rPr>
+          <w:b/>
+          <w:bCs/>
+        </w:rPr>
+        <w:t>Evaluación</w:t>
+      </w:r>
+    </w:p>
+    <w:p>
+      <w:pPr>
+        <w:ind w:firstLine="360"/>
       </w:pPr>
       <w:r>
         <w:t xml:space="preserve"> </w:t>
@@ -12602,13 +13008,25 @@
         <w:t>Impacto:</w:t>
       </w:r>
       <w:r>
-        <w:t xml:space="preserve"> reducción significativa del trabajo manual asociado a la documentación de las FCTs, garantizando además que todos los documentos generados siguen el mismo formato. </w:t>
-      </w:r>
-    </w:p>
-    <w:p>
-      <w:pPr>
-        <w:ind w:firstLine="708"/>
-      </w:pPr>
+        <w:t xml:space="preserve"> </w:t>
+      </w:r>
+      <w:r>
+        <w:t>permiti</w:t>
+      </w:r>
+      <w:r>
+        <w:t>ría</w:t>
+      </w:r>
+      <w:r>
+        <w:t xml:space="preserve"> al tutor de empresa y al profesor registrar las evaluaciones directamente en el sistema en lugar de hacerlo en papel o con herramientas externas.</w:t>
+      </w:r>
+    </w:p>
+    <w:p>
+      <w:pPr>
+        <w:ind w:firstLine="360"/>
+      </w:pPr>
+      <w:r>
+        <w:t xml:space="preserve"> </w:t>
+      </w:r>
       <w:r>
         <w:rPr>
           <w:i/>
@@ -12617,117 +13035,13 @@
         <w:t>Riesgo:</w:t>
       </w:r>
       <w:r>
-        <w:t xml:space="preserve"> requiere integrar una librería externa de generación de PDF</w:t>
-      </w:r>
-      <w:r>
         <w:t xml:space="preserve"> </w:t>
       </w:r>
       <w:r>
-        <w:t>y definir plantillas para cada tipo de documento, lo que supone un esfuerzo de desarrollo considerable.</w:t>
-      </w:r>
-    </w:p>
-    <w:p>
-      <w:r>
-        <w:rPr>
-          <w:b/>
-          <w:bCs/>
-        </w:rPr>
-        <w:t>Mejora 3 — Notificaciones por correo electrónico</w:t>
-      </w:r>
-      <w:r>
-        <w:t xml:space="preserve"> </w:t>
-      </w:r>
-    </w:p>
-    <w:p>
-      <w:pPr>
-        <w:ind w:firstLine="708"/>
-      </w:pPr>
-      <w:r>
-        <w:rPr>
-          <w:i/>
-          <w:iCs/>
-        </w:rPr>
-        <w:t>Impacto:</w:t>
-      </w:r>
-      <w:r>
-        <w:t xml:space="preserve"> mejora la comunicación entre los distintos perfiles de usuario y reduce el riesgo de que algún usuario no sea informado a tiempo de eventos relevantes.</w:t>
-      </w:r>
-    </w:p>
-    <w:p>
-      <w:pPr>
-        <w:ind w:firstLine="708"/>
-      </w:pPr>
-      <w:r>
-        <w:t xml:space="preserve"> </w:t>
-      </w:r>
-      <w:r>
-        <w:rPr>
-          <w:i/>
-          <w:iCs/>
-        </w:rPr>
-        <w:t>Riesgo:</w:t>
-      </w:r>
-      <w:r>
-        <w:t xml:space="preserve"> requiere configurar un servidor de correo saliente y gestionar correctamente los errores de envío, además de garantizar que los correos no sean clasificados como spam.</w:t>
-      </w:r>
-    </w:p>
-    <w:p>
-      <w:pPr>
-        <w:rPr>
-          <w:b/>
-          <w:bCs/>
-        </w:rPr>
-      </w:pPr>
-      <w:r>
-        <w:rPr>
-          <w:b/>
-          <w:bCs/>
-        </w:rPr>
-        <w:t>Mejora 4 — Estadísticas avanzadas</w:t>
-      </w:r>
-    </w:p>
-    <w:p>
-      <w:pPr>
-        <w:ind w:firstLine="360"/>
-      </w:pPr>
-      <w:r>
-        <w:t xml:space="preserve"> </w:t>
-      </w:r>
-      <w:r>
-        <w:rPr>
-          <w:i/>
-          <w:iCs/>
-        </w:rPr>
-        <w:t>Impacto:</w:t>
-      </w:r>
-      <w:r>
-        <w:t xml:space="preserve"> proporciona al Administrador y al Profesorado una visión global del estado de las FCTs, facilitando la toma de decisiones y la detección de problemas.</w:t>
-      </w:r>
-    </w:p>
-    <w:p>
-      <w:pPr>
-        <w:ind w:firstLine="360"/>
-      </w:pPr>
-      <w:r>
-        <w:t xml:space="preserve"> </w:t>
-      </w:r>
-      <w:r>
-        <w:rPr>
-          <w:i/>
-          <w:iCs/>
-        </w:rPr>
-        <w:t>Riesgo:</w:t>
-      </w:r>
-      <w:r>
-        <w:t xml:space="preserve"> requiere diseñar e implementar consultas complejas a la base de datos y elegir una librería de gráficas compatible con JavaFX, como </w:t>
-      </w:r>
-      <w:proofErr w:type="spellStart"/>
-      <w:r>
-        <w:t>JFreeChart</w:t>
-      </w:r>
-      <w:proofErr w:type="spellEnd"/>
-      <w:r>
-        <w:t>, lo que puede aumentar la complejidad del proyecto.</w:t>
+        <w:t>requiere diseñar el modelo de evaluación adaptado a los resultados de aprendizaje de cada módulo, lo que implica un esfuerzo de análisis considerable antes de la implementación</w:t>
+      </w:r>
+      <w:r>
+        <w:t>.</w:t>
       </w:r>
     </w:p>
     <w:p/>
@@ -12802,11 +13116,25 @@
         <w:t xml:space="preserve"> se ha integrado una librería externa de calendario para la pantalla del perfil Estudiante, permitiendo visualizar las faltas de asistencia de forma gráfica sobre un calendario mensual. Esto demuestra la capacidad de incorporar y adaptar componentes de terceros al proyecto.</w:t>
       </w:r>
       <w:r>
-        <w:t xml:space="preserve">  El layout de cada pantalla ha sido diseñado con criterios de usabilidad y accesibilidad, usando los contenedores más adecuados según cada vista. Además, el código fuente está documentado </w:t>
+        <w:t xml:space="preserve">  El layout de cada pantalla ha sido diseñado con criterios de usabilidad y accesibilidad, usando los contenedores más adecuados según cada vista. Además, el código fuente está documentado mediante comentarios Javadoc, y la aplicación incluye un sistema de ayuda para orientar al usuario en cada pantalla.</w:t>
+      </w:r>
+      <w:r>
+        <w:t xml:space="preserve"> También </w:t>
+      </w:r>
+      <w:r>
+        <w:t xml:space="preserve">se ha integrado la librería </w:t>
+      </w:r>
+      <w:proofErr w:type="spellStart"/>
+      <w:r>
+        <w:t>JasperReports</w:t>
+      </w:r>
+      <w:proofErr w:type="spellEnd"/>
+      <w:r>
+        <w:t xml:space="preserve"> para la generación de informes en </w:t>
       </w:r>
       <w:r>
         <w:lastRenderedPageBreak/>
-        <w:t>mediante comentarios Javadoc, y la aplicación incluye un sistema de ayuda para orientar al usuario en cada pantalla.</w:t>
+        <w:t>PDF, incluyendo una ficha de estudiante, un listado de FEs y un informe estadístico con gráfico de tarta, lo que demuestra la capacidad de integrar herramientas externas en una aplicación JavaFX.</w:t>
       </w:r>
     </w:p>
     <w:p>
@@ -12826,15 +13154,21 @@
       </w:r>
       <w:proofErr w:type="spellEnd"/>
       <w:r>
-        <w:t xml:space="preserve"> y Android SDK. La aplicación permite al estudiante consultar los datos de su FCT, ver sus faltas de asistencia y subir justificantes desde su dispositivo móvil, siguiendo las convenciones de diseño de Material </w:t>
+        <w:t xml:space="preserve"> y Android SDK.</w:t>
+      </w:r>
+      <w:r>
+        <w:t xml:space="preserve"> </w:t>
+      </w:r>
+      <w:r>
+        <w:t xml:space="preserve">La aplicación se comunica con la aplicación de escritorio mediante una API REST desarrollada con Spring Boot, usando </w:t>
       </w:r>
       <w:proofErr w:type="spellStart"/>
       <w:r>
-        <w:t>Design</w:t>
+        <w:t>Retrofit</w:t>
       </w:r>
       <w:proofErr w:type="spellEnd"/>
       <w:r>
-        <w:t>.</w:t>
+        <w:t xml:space="preserve"> como cliente HTTP en el lado Android. Esto permite al estudiante autenticarse desde el móvil y consultar los datos de su FE y su calendario de asistencia mensual.</w:t>
       </w:r>
     </w:p>
     <w:p>
@@ -12866,6 +13200,7 @@
         <w:t xml:space="preserve"> con el método </w:t>
       </w:r>
       <w:proofErr w:type="spellStart"/>
+      <w:proofErr w:type="gramStart"/>
       <w:r>
         <w:rPr>
           <w:rFonts w:ascii="Courier New" w:hAnsi="Courier New" w:cs="Courier New"/>
@@ -12877,12 +13212,20 @@
         <w:rPr>
           <w:rFonts w:ascii="Courier New" w:hAnsi="Courier New" w:cs="Courier New"/>
         </w:rPr>
-        <w:t>()</w:t>
+        <w:t>(</w:t>
+      </w:r>
+      <w:proofErr w:type="gramEnd"/>
+      <w:r>
+        <w:rPr>
+          <w:rFonts w:ascii="Courier New" w:hAnsi="Courier New" w:cs="Courier New"/>
+        </w:rPr>
+        <w:t>)</w:t>
       </w:r>
       <w:r>
         <w:t xml:space="preserve"> y verificado con el método </w:t>
       </w:r>
       <w:proofErr w:type="spellStart"/>
+      <w:proofErr w:type="gramStart"/>
       <w:r>
         <w:rPr>
           <w:rFonts w:ascii="Courier New" w:hAnsi="Courier New" w:cs="Courier New"/>
@@ -12896,6 +13239,7 @@
         </w:rPr>
         <w:t>(</w:t>
       </w:r>
+      <w:proofErr w:type="gramEnd"/>
       <w:r>
         <w:rPr>
           <w:rFonts w:ascii="Courier New" w:hAnsi="Courier New" w:cs="Courier New"/>
@@ -12915,7 +13259,35 @@
         <w:rPr>
           <w:rFonts w:cs="Courier New"/>
         </w:rPr>
-        <w:t>Además, el mecanismo de recuperación de contraseña, que implica la generación y envío de credenciales temporales, es otro elemento directamente relacionado con estos contenidos.</w:t>
+        <w:t xml:space="preserve">Además, se ha desarrollado un </w:t>
+      </w:r>
+      <w:proofErr w:type="spellStart"/>
+      <w:r>
+        <w:rPr>
+          <w:rFonts w:cs="Courier New"/>
+        </w:rPr>
+        <w:t>endpoint</w:t>
+      </w:r>
+      <w:proofErr w:type="spellEnd"/>
+      <w:r>
+        <w:rPr>
+          <w:rFonts w:cs="Courier New"/>
+        </w:rPr>
+        <w:t xml:space="preserve"> REST con Spring Boot (</w:t>
+      </w:r>
+      <w:proofErr w:type="spellStart"/>
+      <w:r>
+        <w:rPr>
+          <w:rFonts w:cs="Courier New"/>
+        </w:rPr>
+        <w:t>ApiController</w:t>
+      </w:r>
+      <w:proofErr w:type="spellEnd"/>
+      <w:r>
+        <w:rPr>
+          <w:rFonts w:cs="Courier New"/>
+        </w:rPr>
+        <w:t>) que expone los datos del estudiante a la aplicación móvil, gestionando la autenticación y la serialización de la respuesta en formato JSON.</w:t>
       </w:r>
     </w:p>
     <w:p>
@@ -13209,36 +13581,6 @@
       <w:bookmarkEnd w:id="139"/>
     </w:p>
     <w:p>
-      <w:r>
-        <w:t xml:space="preserve">Los criterios visuales y de diseño aplicados en el desarrollo de la interfaz gráfica de la aplicación Gestiona se recogen en detalle en el documento independiente </w:t>
-      </w:r>
-      <w:r>
-        <w:rPr>
-          <w:b/>
-          <w:bCs/>
-        </w:rPr>
-        <w:t xml:space="preserve">Guía de Estilos – </w:t>
-      </w:r>
-      <w:r>
-        <w:rPr>
-          <w:b/>
-          <w:bCs/>
-        </w:rPr>
-        <w:t>Gestiona.pdf,</w:t>
-      </w:r>
-      <w:r>
-        <w:t xml:space="preserve"> adjunto a esta documentación. Dicho documento incluye la paleta de colores, tipografía, componentes principales, componente personalizado, </w:t>
-      </w:r>
-      <w:proofErr w:type="spellStart"/>
-      <w:r>
-        <w:t>layouts</w:t>
-      </w:r>
-      <w:proofErr w:type="spellEnd"/>
-      <w:r>
-        <w:t xml:space="preserve"> de las interfaces, referencia de clases CSS e interfaces finales de la aplicación.</w:t>
-      </w:r>
-    </w:p>
-    <w:p>
       <w:pPr>
         <w:pStyle w:val="Ttulo2"/>
         <w:numPr>
@@ -13254,9 +13596,3395 @@
     </w:p>
     <w:p>
       <w:r>
-        <w:t>(...)</w:t>
-      </w:r>
-    </w:p>
+        <w:t xml:space="preserve">Este </w:t>
+      </w:r>
+      <w:r>
+        <w:t>manual describe el funcionamiento de la aplicación Gestiona, desarrollada para la gestión de las Formaciones en Empresa del Departamento de Informática y Comunicaciones del CIFP La Laboral de Gijón. Va dirigido a los usuarios finales del sistema: Administrador, Profesor, Tutor de Empresa y Estudiante.</w:t>
+      </w:r>
+    </w:p>
+    <w:p>
+      <w:pPr>
+        <w:rPr>
+          <w:b/>
+          <w:bCs/>
+        </w:rPr>
+      </w:pPr>
+      <w:r>
+        <w:rPr>
+          <w:b/>
+          <w:bCs/>
+        </w:rPr>
+        <w:t>Requisitos del sistema</w:t>
+      </w:r>
+    </w:p>
+    <w:p>
+      <w:pPr>
+        <w:pStyle w:val="Prrafodelista"/>
+        <w:numPr>
+          <w:ilvl w:val="0"/>
+          <w:numId w:val="6"/>
+        </w:numPr>
+        <w:rPr>
+          <w:b/>
+          <w:bCs/>
+        </w:rPr>
+      </w:pPr>
+      <w:r>
+        <w:rPr>
+          <w:b/>
+          <w:bCs/>
+        </w:rPr>
+        <w:lastRenderedPageBreak/>
+        <w:t xml:space="preserve">Sistema operativo Windows 10 o superior. </w:t>
+      </w:r>
+    </w:p>
+    <w:p>
+      <w:pPr>
+        <w:pStyle w:val="Prrafodelista"/>
+        <w:numPr>
+          <w:ilvl w:val="0"/>
+          <w:numId w:val="6"/>
+        </w:numPr>
+        <w:rPr>
+          <w:b/>
+          <w:bCs/>
+        </w:rPr>
+      </w:pPr>
+      <w:r>
+        <w:rPr>
+          <w:b/>
+          <w:bCs/>
+        </w:rPr>
+        <w:t xml:space="preserve">Java 23 instalado en el equipo. </w:t>
+      </w:r>
+    </w:p>
+    <w:p>
+      <w:pPr>
+        <w:pStyle w:val="Prrafodelista"/>
+        <w:numPr>
+          <w:ilvl w:val="0"/>
+          <w:numId w:val="6"/>
+        </w:numPr>
+        <w:rPr>
+          <w:b/>
+          <w:bCs/>
+        </w:rPr>
+      </w:pPr>
+      <w:r>
+        <w:rPr>
+          <w:b/>
+          <w:bCs/>
+        </w:rPr>
+        <w:t xml:space="preserve">XAMPP con el servidor MySQL activo y la base de datos del proyecto importada. </w:t>
+      </w:r>
+    </w:p>
+    <w:p>
+      <w:pPr>
+        <w:pStyle w:val="Prrafodelista"/>
+        <w:numPr>
+          <w:ilvl w:val="0"/>
+          <w:numId w:val="6"/>
+        </w:numPr>
+        <w:rPr>
+          <w:b/>
+          <w:bCs/>
+        </w:rPr>
+      </w:pPr>
+      <w:r>
+        <w:rPr>
+          <w:b/>
+          <w:bCs/>
+        </w:rPr>
+        <w:t>Conexión a la red local del centro para que la aplicación móvil pueda comunicarse con la aplicación de escritorio.</w:t>
+      </w:r>
+    </w:p>
+    <w:p>
+      <w:pPr>
+        <w:rPr>
+          <w:b/>
+          <w:bCs/>
+        </w:rPr>
+      </w:pPr>
+    </w:p>
+    <w:p>
+      <w:pPr>
+        <w:rPr>
+          <w:b/>
+          <w:bCs/>
+        </w:rPr>
+      </w:pPr>
+      <w:r>
+        <w:drawing>
+          <wp:anchor distT="0" distB="0" distL="114300" distR="114300" simplePos="0" relativeHeight="251445248" behindDoc="0" locked="0" layoutInCell="1" allowOverlap="1" wp14:anchorId="25809452" wp14:editId="0EC2B8E9">
+            <wp:simplePos x="0" y="0"/>
+            <wp:positionH relativeFrom="margin">
+              <wp:posOffset>4106545</wp:posOffset>
+            </wp:positionH>
+            <wp:positionV relativeFrom="paragraph">
+              <wp:posOffset>12405</wp:posOffset>
+            </wp:positionV>
+            <wp:extent cx="1977390" cy="1592580"/>
+            <wp:effectExtent l="0" t="0" r="3810" b="7620"/>
+            <wp:wrapSquare wrapText="bothSides"/>
+            <wp:docPr id="868974748" name="Imagen 1"/>
+            <wp:cNvGraphicFramePr>
+              <a:graphicFrameLocks xmlns:a="http://schemas.openxmlformats.org/drawingml/2006/main" noChangeAspect="1"/>
+            </wp:cNvGraphicFramePr>
+            <a:graphic xmlns:a="http://schemas.openxmlformats.org/drawingml/2006/main">
+              <a:graphicData uri="http://schemas.openxmlformats.org/drawingml/2006/picture">
+                <pic:pic xmlns:pic="http://schemas.openxmlformats.org/drawingml/2006/picture">
+                  <pic:nvPicPr>
+                    <pic:cNvPr id="868974748" name=""/>
+                    <pic:cNvPicPr/>
+                  </pic:nvPicPr>
+                  <pic:blipFill>
+                    <a:blip r:embed="rId28" cstate="print">
+                      <a:extLst>
+                        <a:ext uri="{28A0092B-C50C-407E-A947-70E740481C1C}">
+                          <a14:useLocalDpi xmlns:a14="http://schemas.microsoft.com/office/drawing/2010/main" val="0"/>
+                        </a:ext>
+                      </a:extLst>
+                    </a:blip>
+                    <a:stretch>
+                      <a:fillRect/>
+                    </a:stretch>
+                  </pic:blipFill>
+                  <pic:spPr>
+                    <a:xfrm>
+                      <a:off x="0" y="0"/>
+                      <a:ext cx="1977390" cy="1592580"/>
+                    </a:xfrm>
+                    <a:prstGeom prst="rect">
+                      <a:avLst/>
+                    </a:prstGeom>
+                  </pic:spPr>
+                </pic:pic>
+              </a:graphicData>
+            </a:graphic>
+            <wp14:sizeRelH relativeFrom="margin">
+              <wp14:pctWidth>0</wp14:pctWidth>
+            </wp14:sizeRelH>
+            <wp14:sizeRelV relativeFrom="margin">
+              <wp14:pctHeight>0</wp14:pctHeight>
+            </wp14:sizeRelV>
+          </wp:anchor>
+        </w:drawing>
+      </w:r>
+    </w:p>
+    <w:p>
+      <w:pPr>
+        <w:rPr>
+          <w:b/>
+          <w:bCs/>
+        </w:rPr>
+      </w:pPr>
+      <w:r>
+        <w:rPr>
+          <w:b/>
+          <w:bCs/>
+        </w:rPr>
+        <w:t>Acceso a la aplicación de escritorio</w:t>
+      </w:r>
+    </w:p>
+    <w:p>
+      <w:r>
+        <w:rPr>
+          <w:noProof/>
+        </w:rPr>
+        <w:drawing>
+          <wp:anchor distT="0" distB="0" distL="114300" distR="114300" simplePos="0" relativeHeight="251465728" behindDoc="0" locked="0" layoutInCell="1" allowOverlap="1" wp14:anchorId="45AB8424" wp14:editId="3AF3635A">
+            <wp:simplePos x="0" y="0"/>
+            <wp:positionH relativeFrom="column">
+              <wp:posOffset>5382570</wp:posOffset>
+            </wp:positionH>
+            <wp:positionV relativeFrom="paragraph">
+              <wp:posOffset>268265</wp:posOffset>
+            </wp:positionV>
+            <wp:extent cx="914400" cy="914400"/>
+            <wp:effectExtent l="0" t="0" r="0" b="0"/>
+            <wp:wrapNone/>
+            <wp:docPr id="279952732" name="Gráfico 7" descr="Flecha lineal: curva con sentido de las agujas del reloj con relleno sólido"/>
+            <wp:cNvGraphicFramePr>
+              <a:graphicFrameLocks xmlns:a="http://schemas.openxmlformats.org/drawingml/2006/main" noChangeAspect="1"/>
+            </wp:cNvGraphicFramePr>
+            <a:graphic xmlns:a="http://schemas.openxmlformats.org/drawingml/2006/main">
+              <a:graphicData uri="http://schemas.openxmlformats.org/drawingml/2006/picture">
+                <pic:pic xmlns:pic="http://schemas.openxmlformats.org/drawingml/2006/picture">
+                  <pic:nvPicPr>
+                    <pic:cNvPr id="279952732" name="Gráfico 279952732" descr="Flecha lineal: curva con sentido de las agujas del reloj con relleno sólido"/>
+                    <pic:cNvPicPr/>
+                  </pic:nvPicPr>
+                  <pic:blipFill>
+                    <a:blip r:embed="rId29">
+                      <a:extLst>
+                        <a:ext uri="{96DAC541-7B7A-43D3-8B79-37D633B846F1}">
+                          <asvg:svgBlip xmlns:asvg="http://schemas.microsoft.com/office/drawing/2016/SVG/main" r:embed="rId30"/>
+                        </a:ext>
+                      </a:extLst>
+                    </a:blip>
+                    <a:stretch>
+                      <a:fillRect/>
+                    </a:stretch>
+                  </pic:blipFill>
+                  <pic:spPr>
+                    <a:xfrm rot="10800000">
+                      <a:off x="0" y="0"/>
+                      <a:ext cx="914400" cy="914400"/>
+                    </a:xfrm>
+                    <a:prstGeom prst="rect">
+                      <a:avLst/>
+                    </a:prstGeom>
+                  </pic:spPr>
+                </pic:pic>
+              </a:graphicData>
+            </a:graphic>
+          </wp:anchor>
+        </w:drawing>
+      </w:r>
+      <w:r>
+        <w:drawing>
+          <wp:anchor distT="0" distB="0" distL="114300" distR="114300" simplePos="0" relativeHeight="251457536" behindDoc="0" locked="0" layoutInCell="1" allowOverlap="1" wp14:anchorId="16DB3885" wp14:editId="1BAD9273">
+            <wp:simplePos x="0" y="0"/>
+            <wp:positionH relativeFrom="column">
+              <wp:posOffset>4499610</wp:posOffset>
+            </wp:positionH>
+            <wp:positionV relativeFrom="paragraph">
+              <wp:posOffset>639740</wp:posOffset>
+            </wp:positionV>
+            <wp:extent cx="2136775" cy="1728470"/>
+            <wp:effectExtent l="0" t="0" r="0" b="5080"/>
+            <wp:wrapSquare wrapText="bothSides"/>
+            <wp:docPr id="1551824864" name="Imagen 1"/>
+            <wp:cNvGraphicFramePr>
+              <a:graphicFrameLocks xmlns:a="http://schemas.openxmlformats.org/drawingml/2006/main" noChangeAspect="1"/>
+            </wp:cNvGraphicFramePr>
+            <a:graphic xmlns:a="http://schemas.openxmlformats.org/drawingml/2006/main">
+              <a:graphicData uri="http://schemas.openxmlformats.org/drawingml/2006/picture">
+                <pic:pic xmlns:pic="http://schemas.openxmlformats.org/drawingml/2006/picture">
+                  <pic:nvPicPr>
+                    <pic:cNvPr id="1551824864" name=""/>
+                    <pic:cNvPicPr/>
+                  </pic:nvPicPr>
+                  <pic:blipFill>
+                    <a:blip r:embed="rId31" cstate="print">
+                      <a:extLst>
+                        <a:ext uri="{28A0092B-C50C-407E-A947-70E740481C1C}">
+                          <a14:useLocalDpi xmlns:a14="http://schemas.microsoft.com/office/drawing/2010/main" val="0"/>
+                        </a:ext>
+                      </a:extLst>
+                    </a:blip>
+                    <a:stretch>
+                      <a:fillRect/>
+                    </a:stretch>
+                  </pic:blipFill>
+                  <pic:spPr>
+                    <a:xfrm>
+                      <a:off x="0" y="0"/>
+                      <a:ext cx="2136775" cy="1728470"/>
+                    </a:xfrm>
+                    <a:prstGeom prst="rect">
+                      <a:avLst/>
+                    </a:prstGeom>
+                  </pic:spPr>
+                </pic:pic>
+              </a:graphicData>
+            </a:graphic>
+          </wp:anchor>
+        </w:drawing>
+      </w:r>
+      <w:r>
+        <w:t xml:space="preserve">Al iniciar la aplicación se muestra la pantalla de inicio de sesión. El usuario debe introducir su nombre de usuario y su contraseña en los campos correspondientes y pulsar el botón Entrar. Si las credenciales son correctas, el sistema redirige automáticamente al menú correspondiente al perfil del usuario. Si son incorrectas, se muestra un mensaje de error bajo el formulario y no se permite el acceso. Para cerrar sesión, el usuario puede pulsar el botón </w:t>
+      </w:r>
+      <w:r>
+        <w:rPr>
+          <w:b/>
+          <w:bCs/>
+        </w:rPr>
+        <w:t>Cerrar sesión</w:t>
+      </w:r>
+      <w:r>
+        <w:t xml:space="preserve"> situado en la barra superior en cualquier momento, lo que devuelve a la pantalla de inicio de sesión.</w:t>
+      </w:r>
+    </w:p>
+    <w:p/>
+    <w:p/>
+    <w:p>
+      <w:r>
+        <w:drawing>
+          <wp:anchor distT="0" distB="0" distL="114300" distR="114300" simplePos="0" relativeHeight="251470848" behindDoc="0" locked="0" layoutInCell="1" allowOverlap="1" wp14:anchorId="3D050C23" wp14:editId="2CCF8132">
+            <wp:simplePos x="0" y="0"/>
+            <wp:positionH relativeFrom="column">
+              <wp:posOffset>-295172</wp:posOffset>
+            </wp:positionH>
+            <wp:positionV relativeFrom="paragraph">
+              <wp:posOffset>5523</wp:posOffset>
+            </wp:positionV>
+            <wp:extent cx="2038350" cy="1647825"/>
+            <wp:effectExtent l="0" t="0" r="0" b="9525"/>
+            <wp:wrapSquare wrapText="bothSides"/>
+            <wp:docPr id="552377359" name="Imagen 1"/>
+            <wp:cNvGraphicFramePr>
+              <a:graphicFrameLocks xmlns:a="http://schemas.openxmlformats.org/drawingml/2006/main" noChangeAspect="1"/>
+            </wp:cNvGraphicFramePr>
+            <a:graphic xmlns:a="http://schemas.openxmlformats.org/drawingml/2006/main">
+              <a:graphicData uri="http://schemas.openxmlformats.org/drawingml/2006/picture">
+                <pic:pic xmlns:pic="http://schemas.openxmlformats.org/drawingml/2006/picture">
+                  <pic:nvPicPr>
+                    <pic:cNvPr id="552377359" name=""/>
+                    <pic:cNvPicPr/>
+                  </pic:nvPicPr>
+                  <pic:blipFill>
+                    <a:blip r:embed="rId32" cstate="print">
+                      <a:extLst>
+                        <a:ext uri="{28A0092B-C50C-407E-A947-70E740481C1C}">
+                          <a14:useLocalDpi xmlns:a14="http://schemas.microsoft.com/office/drawing/2010/main" val="0"/>
+                        </a:ext>
+                      </a:extLst>
+                    </a:blip>
+                    <a:stretch>
+                      <a:fillRect/>
+                    </a:stretch>
+                  </pic:blipFill>
+                  <pic:spPr>
+                    <a:xfrm>
+                      <a:off x="0" y="0"/>
+                      <a:ext cx="2038350" cy="1647825"/>
+                    </a:xfrm>
+                    <a:prstGeom prst="rect">
+                      <a:avLst/>
+                    </a:prstGeom>
+                  </pic:spPr>
+                </pic:pic>
+              </a:graphicData>
+            </a:graphic>
+            <wp14:sizeRelH relativeFrom="margin">
+              <wp14:pctWidth>0</wp14:pctWidth>
+            </wp14:sizeRelH>
+            <wp14:sizeRelV relativeFrom="margin">
+              <wp14:pctHeight>0</wp14:pctHeight>
+            </wp14:sizeRelV>
+          </wp:anchor>
+        </w:drawing>
+      </w:r>
+    </w:p>
+    <w:p>
+      <w:r>
+        <w:t xml:space="preserve">El </w:t>
+      </w:r>
+      <w:r>
+        <w:rPr>
+          <w:b/>
+          <w:bCs/>
+          <w:u w:val="single"/>
+        </w:rPr>
+        <w:t>Administrador</w:t>
+      </w:r>
+      <w:r>
+        <w:t xml:space="preserve"> tiene acceso completo a todas las funcionalidades del sistema. Al iniciar sesión accede a su pantalla principal, donde se muestra un panel de bienvenida con el número total de estudiantes, empresas y FEs registradas en el sistema.</w:t>
+      </w:r>
+    </w:p>
+    <w:p>
+      <w:r>
+        <w:t>El menú lateral izquierdo está organizado en cuatro secciones: Gestión de usuarios, Gestión de empresas, Gestión de FEs y Documentación.</w:t>
+      </w:r>
+    </w:p>
+    <w:p/>
+    <w:p>
+      <w:r>
+        <w:rPr>
+          <w:b/>
+          <w:bCs/>
+        </w:rPr>
+        <w:t>Gestión de usuarios</w:t>
+      </w:r>
+    </w:p>
+    <w:p>
+      <w:r>
+        <w:drawing>
+          <wp:anchor distT="0" distB="0" distL="114300" distR="114300" simplePos="0" relativeHeight="251472896" behindDoc="0" locked="0" layoutInCell="1" allowOverlap="1" wp14:anchorId="49393318" wp14:editId="7A83C953">
+            <wp:simplePos x="0" y="0"/>
+            <wp:positionH relativeFrom="column">
+              <wp:posOffset>3936365</wp:posOffset>
+            </wp:positionH>
+            <wp:positionV relativeFrom="paragraph">
+              <wp:posOffset>9525</wp:posOffset>
+            </wp:positionV>
+            <wp:extent cx="2478405" cy="2009140"/>
+            <wp:effectExtent l="0" t="0" r="0" b="0"/>
+            <wp:wrapSquare wrapText="bothSides"/>
+            <wp:docPr id="1634347540" name="Imagen 1"/>
+            <wp:cNvGraphicFramePr>
+              <a:graphicFrameLocks xmlns:a="http://schemas.openxmlformats.org/drawingml/2006/main" noChangeAspect="1"/>
+            </wp:cNvGraphicFramePr>
+            <a:graphic xmlns:a="http://schemas.openxmlformats.org/drawingml/2006/main">
+              <a:graphicData uri="http://schemas.openxmlformats.org/drawingml/2006/picture">
+                <pic:pic xmlns:pic="http://schemas.openxmlformats.org/drawingml/2006/picture">
+                  <pic:nvPicPr>
+                    <pic:cNvPr id="1634347540" name=""/>
+                    <pic:cNvPicPr/>
+                  </pic:nvPicPr>
+                  <pic:blipFill>
+                    <a:blip r:embed="rId33" cstate="print">
+                      <a:extLst>
+                        <a:ext uri="{28A0092B-C50C-407E-A947-70E740481C1C}">
+                          <a14:useLocalDpi xmlns:a14="http://schemas.microsoft.com/office/drawing/2010/main" val="0"/>
+                        </a:ext>
+                      </a:extLst>
+                    </a:blip>
+                    <a:stretch>
+                      <a:fillRect/>
+                    </a:stretch>
+                  </pic:blipFill>
+                  <pic:spPr>
+                    <a:xfrm>
+                      <a:off x="0" y="0"/>
+                      <a:ext cx="2478405" cy="2009140"/>
+                    </a:xfrm>
+                    <a:prstGeom prst="rect">
+                      <a:avLst/>
+                    </a:prstGeom>
+                  </pic:spPr>
+                </pic:pic>
+              </a:graphicData>
+            </a:graphic>
+          </wp:anchor>
+        </w:drawing>
+      </w:r>
+      <w:r>
+        <w:t>Desde esta sección el Administrador puede crear, modificar y consultar los usuarios del sistema.</w:t>
+      </w:r>
+    </w:p>
+    <w:p>
+      <w:r>
+        <w:t xml:space="preserve">Para crear un </w:t>
+      </w:r>
+      <w:r>
+        <w:rPr>
+          <w:b/>
+          <w:bCs/>
+        </w:rPr>
+        <w:t>nuevo usuario</w:t>
+      </w:r>
+      <w:r>
+        <w:t>, accede a Nuev</w:t>
+      </w:r>
+      <w:r>
+        <w:t>o usuario</w:t>
+      </w:r>
+      <w:r>
+        <w:t>. Debe seleccionar primero el rol del usuario en el desplegable, ya que los campos disponibles varían según el perfil: los Estudiantes requieren número de la Seguridad Social y curso, los Tutores de Empresa requieren una empresa asociada, y los Profesores requieren un curso. Una vez rellenados todos los campos obligatorios, se pulsa Guardar. Si algún campo tiene un formato incorrecto o el usuario o email ya existen en el sistema, el campo correspondiente se marca en rojo y no se permite guardar.</w:t>
+      </w:r>
+    </w:p>
+    <w:p>
+      <w:r>
+        <w:lastRenderedPageBreak/>
+        <w:drawing>
+          <wp:anchor distT="0" distB="0" distL="114300" distR="114300" simplePos="0" relativeHeight="251479040" behindDoc="0" locked="0" layoutInCell="1" allowOverlap="1" wp14:anchorId="5F2A8B83" wp14:editId="6C366ED0">
+            <wp:simplePos x="0" y="0"/>
+            <wp:positionH relativeFrom="margin">
+              <wp:posOffset>15875</wp:posOffset>
+            </wp:positionH>
+            <wp:positionV relativeFrom="paragraph">
+              <wp:posOffset>27940</wp:posOffset>
+            </wp:positionV>
+            <wp:extent cx="3312795" cy="2713990"/>
+            <wp:effectExtent l="0" t="0" r="1905" b="0"/>
+            <wp:wrapSquare wrapText="bothSides"/>
+            <wp:docPr id="1888711155" name="Imagen 1"/>
+            <wp:cNvGraphicFramePr>
+              <a:graphicFrameLocks xmlns:a="http://schemas.openxmlformats.org/drawingml/2006/main" noChangeAspect="1"/>
+            </wp:cNvGraphicFramePr>
+            <a:graphic xmlns:a="http://schemas.openxmlformats.org/drawingml/2006/main">
+              <a:graphicData uri="http://schemas.openxmlformats.org/drawingml/2006/picture">
+                <pic:pic xmlns:pic="http://schemas.openxmlformats.org/drawingml/2006/picture">
+                  <pic:nvPicPr>
+                    <pic:cNvPr id="1888711155" name=""/>
+                    <pic:cNvPicPr/>
+                  </pic:nvPicPr>
+                  <pic:blipFill>
+                    <a:blip r:embed="rId34" cstate="print">
+                      <a:extLst>
+                        <a:ext uri="{28A0092B-C50C-407E-A947-70E740481C1C}">
+                          <a14:useLocalDpi xmlns:a14="http://schemas.microsoft.com/office/drawing/2010/main" val="0"/>
+                        </a:ext>
+                      </a:extLst>
+                    </a:blip>
+                    <a:stretch>
+                      <a:fillRect/>
+                    </a:stretch>
+                  </pic:blipFill>
+                  <pic:spPr>
+                    <a:xfrm>
+                      <a:off x="0" y="0"/>
+                      <a:ext cx="3312795" cy="2713990"/>
+                    </a:xfrm>
+                    <a:prstGeom prst="rect">
+                      <a:avLst/>
+                    </a:prstGeom>
+                  </pic:spPr>
+                </pic:pic>
+              </a:graphicData>
+            </a:graphic>
+            <wp14:sizeRelH relativeFrom="margin">
+              <wp14:pctWidth>0</wp14:pctWidth>
+            </wp14:sizeRelH>
+            <wp14:sizeRelV relativeFrom="margin">
+              <wp14:pctHeight>0</wp14:pctHeight>
+            </wp14:sizeRelV>
+          </wp:anchor>
+        </w:drawing>
+      </w:r>
+      <w:r>
+        <w:rPr>
+          <w:noProof/>
+        </w:rPr>
+        <w:drawing>
+          <wp:anchor distT="0" distB="0" distL="114300" distR="114300" simplePos="0" relativeHeight="251485184" behindDoc="0" locked="0" layoutInCell="1" allowOverlap="1" wp14:anchorId="588253EC" wp14:editId="203278D2">
+            <wp:simplePos x="0" y="0"/>
+            <wp:positionH relativeFrom="column">
+              <wp:posOffset>1635760</wp:posOffset>
+            </wp:positionH>
+            <wp:positionV relativeFrom="paragraph">
+              <wp:posOffset>1699260</wp:posOffset>
+            </wp:positionV>
+            <wp:extent cx="425450" cy="425450"/>
+            <wp:effectExtent l="0" t="0" r="0" b="0"/>
+            <wp:wrapNone/>
+            <wp:docPr id="1796491455" name="Gráfico 8" descr="Cursor contorno"/>
+            <wp:cNvGraphicFramePr>
+              <a:graphicFrameLocks xmlns:a="http://schemas.openxmlformats.org/drawingml/2006/main" noChangeAspect="1"/>
+            </wp:cNvGraphicFramePr>
+            <a:graphic xmlns:a="http://schemas.openxmlformats.org/drawingml/2006/main">
+              <a:graphicData uri="http://schemas.openxmlformats.org/drawingml/2006/picture">
+                <pic:pic xmlns:pic="http://schemas.openxmlformats.org/drawingml/2006/picture">
+                  <pic:nvPicPr>
+                    <pic:cNvPr id="1796491455" name="Gráfico 1796491455" descr="Cursor contorno"/>
+                    <pic:cNvPicPr/>
+                  </pic:nvPicPr>
+                  <pic:blipFill>
+                    <a:blip r:embed="rId35">
+                      <a:extLst>
+                        <a:ext uri="{96DAC541-7B7A-43D3-8B79-37D633B846F1}">
+                          <asvg:svgBlip xmlns:asvg="http://schemas.microsoft.com/office/drawing/2016/SVG/main" r:embed="rId36"/>
+                        </a:ext>
+                      </a:extLst>
+                    </a:blip>
+                    <a:stretch>
+                      <a:fillRect/>
+                    </a:stretch>
+                  </pic:blipFill>
+                  <pic:spPr>
+                    <a:xfrm>
+                      <a:off x="0" y="0"/>
+                      <a:ext cx="425450" cy="425450"/>
+                    </a:xfrm>
+                    <a:prstGeom prst="rect">
+                      <a:avLst/>
+                    </a:prstGeom>
+                  </pic:spPr>
+                </pic:pic>
+              </a:graphicData>
+            </a:graphic>
+            <wp14:sizeRelH relativeFrom="margin">
+              <wp14:pctWidth>0</wp14:pctWidth>
+            </wp14:sizeRelH>
+            <wp14:sizeRelV relativeFrom="margin">
+              <wp14:pctHeight>0</wp14:pctHeight>
+            </wp14:sizeRelV>
+          </wp:anchor>
+        </w:drawing>
+      </w:r>
+      <w:r>
+        <w:t xml:space="preserve">Para </w:t>
+      </w:r>
+      <w:r>
+        <w:rPr>
+          <w:b/>
+          <w:bCs/>
+        </w:rPr>
+        <w:t>modificar un usuario</w:t>
+      </w:r>
+      <w:r>
+        <w:t xml:space="preserve"> existente, accede a Modificar </w:t>
+      </w:r>
+      <w:r>
+        <w:t>usuario</w:t>
+      </w:r>
+      <w:r>
+        <w:t>. Se muestra una tabla con todos los usuarios del sistema, filtrable por nombre y por rol. Al seleccionar un usuario en la tabla, se cargan sus datos en el formulario de la derecha. Los campos están bloqueados por defecto; para editar uno concreto hay que pulsar el icono de edición situado junto a él. Una vez hechos los cambios, se pulsa Guardar.</w:t>
+      </w:r>
+    </w:p>
+    <w:p>
+      <w:r>
+        <w:t xml:space="preserve">Para </w:t>
+      </w:r>
+      <w:r>
+        <w:rPr>
+          <w:b/>
+          <w:bCs/>
+        </w:rPr>
+        <w:t>consultar</w:t>
+      </w:r>
+      <w:r>
+        <w:t xml:space="preserve"> los datos de un usuario sin modificarlos, accede a Consultar </w:t>
+      </w:r>
+      <w:r>
+        <w:t>usuario</w:t>
+      </w:r>
+      <w:r>
+        <w:t xml:space="preserve">. Funciona igual que la </w:t>
+      </w:r>
+      <w:r>
+        <w:t>modificación,</w:t>
+      </w:r>
+      <w:r>
+        <w:t xml:space="preserve"> pero sin posibilidad de editar.</w:t>
+      </w:r>
+    </w:p>
+    <w:p/>
+    <w:p>
+      <w:r>
+        <w:drawing>
+          <wp:anchor distT="0" distB="0" distL="114300" distR="114300" simplePos="0" relativeHeight="251492352" behindDoc="0" locked="0" layoutInCell="1" allowOverlap="1" wp14:anchorId="750F4ECC" wp14:editId="0D3CAFF1">
+            <wp:simplePos x="0" y="0"/>
+            <wp:positionH relativeFrom="margin">
+              <wp:posOffset>4160520</wp:posOffset>
+            </wp:positionH>
+            <wp:positionV relativeFrom="paragraph">
+              <wp:posOffset>14605</wp:posOffset>
+            </wp:positionV>
+            <wp:extent cx="2147570" cy="1709420"/>
+            <wp:effectExtent l="0" t="0" r="5080" b="5080"/>
+            <wp:wrapSquare wrapText="bothSides"/>
+            <wp:docPr id="2110293937" name="Imagen 1"/>
+            <wp:cNvGraphicFramePr>
+              <a:graphicFrameLocks xmlns:a="http://schemas.openxmlformats.org/drawingml/2006/main" noChangeAspect="1"/>
+            </wp:cNvGraphicFramePr>
+            <a:graphic xmlns:a="http://schemas.openxmlformats.org/drawingml/2006/main">
+              <a:graphicData uri="http://schemas.openxmlformats.org/drawingml/2006/picture">
+                <pic:pic xmlns:pic="http://schemas.openxmlformats.org/drawingml/2006/picture">
+                  <pic:nvPicPr>
+                    <pic:cNvPr id="2110293937" name=""/>
+                    <pic:cNvPicPr/>
+                  </pic:nvPicPr>
+                  <pic:blipFill>
+                    <a:blip r:embed="rId37" cstate="print">
+                      <a:extLst>
+                        <a:ext uri="{28A0092B-C50C-407E-A947-70E740481C1C}">
+                          <a14:useLocalDpi xmlns:a14="http://schemas.microsoft.com/office/drawing/2010/main" val="0"/>
+                        </a:ext>
+                      </a:extLst>
+                    </a:blip>
+                    <a:stretch>
+                      <a:fillRect/>
+                    </a:stretch>
+                  </pic:blipFill>
+                  <pic:spPr>
+                    <a:xfrm>
+                      <a:off x="0" y="0"/>
+                      <a:ext cx="2147570" cy="1709420"/>
+                    </a:xfrm>
+                    <a:prstGeom prst="rect">
+                      <a:avLst/>
+                    </a:prstGeom>
+                  </pic:spPr>
+                </pic:pic>
+              </a:graphicData>
+            </a:graphic>
+            <wp14:sizeRelH relativeFrom="margin">
+              <wp14:pctWidth>0</wp14:pctWidth>
+            </wp14:sizeRelH>
+            <wp14:sizeRelV relativeFrom="margin">
+              <wp14:pctHeight>0</wp14:pctHeight>
+            </wp14:sizeRelV>
+          </wp:anchor>
+        </w:drawing>
+      </w:r>
+      <w:r>
+        <w:rPr>
+          <w:b/>
+          <w:bCs/>
+        </w:rPr>
+        <w:t>Gestión de empresas</w:t>
+      </w:r>
+    </w:p>
+    <w:p>
+      <w:r>
+        <w:t>Desde esta sección el Administrador puede crear, modificar y consultar las empresas colaboradoras.</w:t>
+      </w:r>
+    </w:p>
+    <w:p>
+      <w:r>
+        <w:drawing>
+          <wp:anchor distT="0" distB="0" distL="114300" distR="114300" simplePos="0" relativeHeight="251499520" behindDoc="0" locked="0" layoutInCell="1" allowOverlap="1" wp14:anchorId="11F4DE51" wp14:editId="77DDA62B">
+            <wp:simplePos x="0" y="0"/>
+            <wp:positionH relativeFrom="column">
+              <wp:posOffset>3577475</wp:posOffset>
+            </wp:positionH>
+            <wp:positionV relativeFrom="paragraph">
+              <wp:posOffset>1133920</wp:posOffset>
+            </wp:positionV>
+            <wp:extent cx="2206625" cy="1757045"/>
+            <wp:effectExtent l="0" t="0" r="3175" b="0"/>
+            <wp:wrapSquare wrapText="bothSides"/>
+            <wp:docPr id="2137013019" name="Imagen 1"/>
+            <wp:cNvGraphicFramePr>
+              <a:graphicFrameLocks xmlns:a="http://schemas.openxmlformats.org/drawingml/2006/main" noChangeAspect="1"/>
+            </wp:cNvGraphicFramePr>
+            <a:graphic xmlns:a="http://schemas.openxmlformats.org/drawingml/2006/main">
+              <a:graphicData uri="http://schemas.openxmlformats.org/drawingml/2006/picture">
+                <pic:pic xmlns:pic="http://schemas.openxmlformats.org/drawingml/2006/picture">
+                  <pic:nvPicPr>
+                    <pic:cNvPr id="2137013019" name=""/>
+                    <pic:cNvPicPr/>
+                  </pic:nvPicPr>
+                  <pic:blipFill>
+                    <a:blip r:embed="rId38" cstate="print">
+                      <a:extLst>
+                        <a:ext uri="{28A0092B-C50C-407E-A947-70E740481C1C}">
+                          <a14:useLocalDpi xmlns:a14="http://schemas.microsoft.com/office/drawing/2010/main" val="0"/>
+                        </a:ext>
+                      </a:extLst>
+                    </a:blip>
+                    <a:stretch>
+                      <a:fillRect/>
+                    </a:stretch>
+                  </pic:blipFill>
+                  <pic:spPr>
+                    <a:xfrm>
+                      <a:off x="0" y="0"/>
+                      <a:ext cx="2206625" cy="1757045"/>
+                    </a:xfrm>
+                    <a:prstGeom prst="rect">
+                      <a:avLst/>
+                    </a:prstGeom>
+                  </pic:spPr>
+                </pic:pic>
+              </a:graphicData>
+            </a:graphic>
+            <wp14:sizeRelH relativeFrom="margin">
+              <wp14:pctWidth>0</wp14:pctWidth>
+            </wp14:sizeRelH>
+            <wp14:sizeRelV relativeFrom="margin">
+              <wp14:pctHeight>0</wp14:pctHeight>
+            </wp14:sizeRelV>
+          </wp:anchor>
+        </w:drawing>
+      </w:r>
+      <w:r>
+        <w:t xml:space="preserve">Para </w:t>
+      </w:r>
+      <w:r>
+        <w:rPr>
+          <w:b/>
+          <w:bCs/>
+        </w:rPr>
+        <w:t>crear una nueva empresa</w:t>
+      </w:r>
+      <w:r>
+        <w:t>, accede a Nueva empresa</w:t>
+      </w:r>
+      <w:r>
+        <w:t xml:space="preserve"> asociada</w:t>
+      </w:r>
+      <w:r>
+        <w:t>. Se rellenan el nombre, la dirección y el teléfono. Opcionalmente se pueden introducir también los datos de un tutor de empresa asociado a ella. Si se rellenan los campos del tutor, el sistema creará también el usuario del tutor automáticamente al guardar la empresa.</w:t>
+      </w:r>
+    </w:p>
+    <w:p>
+      <w:r>
+        <w:rPr>
+          <w:noProof/>
+        </w:rPr>
+        <w:drawing>
+          <wp:anchor distT="0" distB="0" distL="114300" distR="114300" simplePos="0" relativeHeight="251505664" behindDoc="0" locked="0" layoutInCell="1" allowOverlap="1" wp14:anchorId="3403D3D7" wp14:editId="5E6E031E">
+            <wp:simplePos x="0" y="0"/>
+            <wp:positionH relativeFrom="column">
+              <wp:posOffset>5640779</wp:posOffset>
+            </wp:positionH>
+            <wp:positionV relativeFrom="paragraph">
+              <wp:posOffset>231726</wp:posOffset>
+            </wp:positionV>
+            <wp:extent cx="914400" cy="914400"/>
+            <wp:effectExtent l="0" t="0" r="0" b="0"/>
+            <wp:wrapNone/>
+            <wp:docPr id="1872379863" name="Gráfico 7" descr="Flecha lineal: curva con sentido de las agujas del reloj con relleno sólido"/>
+            <wp:cNvGraphicFramePr>
+              <a:graphicFrameLocks xmlns:a="http://schemas.openxmlformats.org/drawingml/2006/main" noChangeAspect="1"/>
+            </wp:cNvGraphicFramePr>
+            <a:graphic xmlns:a="http://schemas.openxmlformats.org/drawingml/2006/main">
+              <a:graphicData uri="http://schemas.openxmlformats.org/drawingml/2006/picture">
+                <pic:pic xmlns:pic="http://schemas.openxmlformats.org/drawingml/2006/picture">
+                  <pic:nvPicPr>
+                    <pic:cNvPr id="279952732" name="Gráfico 279952732" descr="Flecha lineal: curva con sentido de las agujas del reloj con relleno sólido"/>
+                    <pic:cNvPicPr/>
+                  </pic:nvPicPr>
+                  <pic:blipFill>
+                    <a:blip r:embed="rId29">
+                      <a:extLst>
+                        <a:ext uri="{96DAC541-7B7A-43D3-8B79-37D633B846F1}">
+                          <asvg:svgBlip xmlns:asvg="http://schemas.microsoft.com/office/drawing/2016/SVG/main" r:embed="rId30"/>
+                        </a:ext>
+                      </a:extLst>
+                    </a:blip>
+                    <a:stretch>
+                      <a:fillRect/>
+                    </a:stretch>
+                  </pic:blipFill>
+                  <pic:spPr>
+                    <a:xfrm rot="10800000">
+                      <a:off x="0" y="0"/>
+                      <a:ext cx="914400" cy="914400"/>
+                    </a:xfrm>
+                    <a:prstGeom prst="rect">
+                      <a:avLst/>
+                    </a:prstGeom>
+                  </pic:spPr>
+                </pic:pic>
+              </a:graphicData>
+            </a:graphic>
+          </wp:anchor>
+        </w:drawing>
+      </w:r>
+      <w:r>
+        <w:drawing>
+          <wp:anchor distT="0" distB="0" distL="114300" distR="114300" simplePos="0" relativeHeight="251503616" behindDoc="0" locked="0" layoutInCell="1" allowOverlap="1" wp14:anchorId="511D163D" wp14:editId="140DFE33">
+            <wp:simplePos x="0" y="0"/>
+            <wp:positionH relativeFrom="margin">
+              <wp:posOffset>4267547</wp:posOffset>
+            </wp:positionH>
+            <wp:positionV relativeFrom="paragraph">
+              <wp:posOffset>1080794</wp:posOffset>
+            </wp:positionV>
+            <wp:extent cx="2137410" cy="1699895"/>
+            <wp:effectExtent l="0" t="0" r="0" b="0"/>
+            <wp:wrapSquare wrapText="bothSides"/>
+            <wp:docPr id="249138899" name="Imagen 1"/>
+            <wp:cNvGraphicFramePr>
+              <a:graphicFrameLocks xmlns:a="http://schemas.openxmlformats.org/drawingml/2006/main" noChangeAspect="1"/>
+            </wp:cNvGraphicFramePr>
+            <a:graphic xmlns:a="http://schemas.openxmlformats.org/drawingml/2006/main">
+              <a:graphicData uri="http://schemas.openxmlformats.org/drawingml/2006/picture">
+                <pic:pic xmlns:pic="http://schemas.openxmlformats.org/drawingml/2006/picture">
+                  <pic:nvPicPr>
+                    <pic:cNvPr id="249138899" name=""/>
+                    <pic:cNvPicPr/>
+                  </pic:nvPicPr>
+                  <pic:blipFill>
+                    <a:blip r:embed="rId39" cstate="print">
+                      <a:extLst>
+                        <a:ext uri="{28A0092B-C50C-407E-A947-70E740481C1C}">
+                          <a14:useLocalDpi xmlns:a14="http://schemas.microsoft.com/office/drawing/2010/main" val="0"/>
+                        </a:ext>
+                      </a:extLst>
+                    </a:blip>
+                    <a:stretch>
+                      <a:fillRect/>
+                    </a:stretch>
+                  </pic:blipFill>
+                  <pic:spPr>
+                    <a:xfrm>
+                      <a:off x="0" y="0"/>
+                      <a:ext cx="2137410" cy="1699895"/>
+                    </a:xfrm>
+                    <a:prstGeom prst="rect">
+                      <a:avLst/>
+                    </a:prstGeom>
+                  </pic:spPr>
+                </pic:pic>
+              </a:graphicData>
+            </a:graphic>
+            <wp14:sizeRelH relativeFrom="margin">
+              <wp14:pctWidth>0</wp14:pctWidth>
+            </wp14:sizeRelH>
+            <wp14:sizeRelV relativeFrom="margin">
+              <wp14:pctHeight>0</wp14:pctHeight>
+            </wp14:sizeRelV>
+          </wp:anchor>
+        </w:drawing>
+      </w:r>
+      <w:r>
+        <w:t xml:space="preserve">Para </w:t>
+      </w:r>
+      <w:r>
+        <w:rPr>
+          <w:b/>
+          <w:bCs/>
+        </w:rPr>
+        <w:t>modificar una empresa</w:t>
+      </w:r>
+      <w:r>
+        <w:t xml:space="preserve"> existente, accede a Modificar empresa. Se muestra una tabla con todas las empresas, filtrable por nombre. Al hacer doble clic sobre una empresa, se cargan sus datos en el formulario. Los campos están bloqueados por defecto y se activan pulsando el icono de edición correspondiente.</w:t>
+      </w:r>
+    </w:p>
+    <w:p>
+      <w:r>
+        <w:t xml:space="preserve">Para consultar los datos de una empresa sin modificarlos, accede a </w:t>
+      </w:r>
+      <w:r>
+        <w:rPr>
+          <w:b/>
+          <w:bCs/>
+        </w:rPr>
+        <w:t>Consultar empresa</w:t>
+      </w:r>
+      <w:r>
+        <w:t xml:space="preserve">, que funciona igual que la </w:t>
+      </w:r>
+      <w:r>
+        <w:t>modificación,</w:t>
+      </w:r>
+      <w:r>
+        <w:t xml:space="preserve"> pero en modo solo lectura.</w:t>
+      </w:r>
+    </w:p>
+    <w:p/>
+    <w:p/>
+    <w:p>
+      <w:r>
+        <w:br w:type="page"/>
+      </w:r>
+    </w:p>
+    <w:p>
+      <w:r>
+        <w:lastRenderedPageBreak/>
+        <w:drawing>
+          <wp:anchor distT="0" distB="0" distL="114300" distR="114300" simplePos="0" relativeHeight="251508736" behindDoc="0" locked="0" layoutInCell="1" allowOverlap="1" wp14:anchorId="16790E9D" wp14:editId="5EA6667C">
+            <wp:simplePos x="0" y="0"/>
+            <wp:positionH relativeFrom="margin">
+              <wp:posOffset>4191990</wp:posOffset>
+            </wp:positionH>
+            <wp:positionV relativeFrom="paragraph">
+              <wp:posOffset>388</wp:posOffset>
+            </wp:positionV>
+            <wp:extent cx="2315210" cy="1837690"/>
+            <wp:effectExtent l="0" t="0" r="8890" b="0"/>
+            <wp:wrapSquare wrapText="bothSides"/>
+            <wp:docPr id="796760776" name="Imagen 1"/>
+            <wp:cNvGraphicFramePr>
+              <a:graphicFrameLocks xmlns:a="http://schemas.openxmlformats.org/drawingml/2006/main" noChangeAspect="1"/>
+            </wp:cNvGraphicFramePr>
+            <a:graphic xmlns:a="http://schemas.openxmlformats.org/drawingml/2006/main">
+              <a:graphicData uri="http://schemas.openxmlformats.org/drawingml/2006/picture">
+                <pic:pic xmlns:pic="http://schemas.openxmlformats.org/drawingml/2006/picture">
+                  <pic:nvPicPr>
+                    <pic:cNvPr id="796760776" name=""/>
+                    <pic:cNvPicPr/>
+                  </pic:nvPicPr>
+                  <pic:blipFill>
+                    <a:blip r:embed="rId40" cstate="print">
+                      <a:extLst>
+                        <a:ext uri="{28A0092B-C50C-407E-A947-70E740481C1C}">
+                          <a14:useLocalDpi xmlns:a14="http://schemas.microsoft.com/office/drawing/2010/main" val="0"/>
+                        </a:ext>
+                      </a:extLst>
+                    </a:blip>
+                    <a:stretch>
+                      <a:fillRect/>
+                    </a:stretch>
+                  </pic:blipFill>
+                  <pic:spPr>
+                    <a:xfrm>
+                      <a:off x="0" y="0"/>
+                      <a:ext cx="2315210" cy="1837690"/>
+                    </a:xfrm>
+                    <a:prstGeom prst="rect">
+                      <a:avLst/>
+                    </a:prstGeom>
+                  </pic:spPr>
+                </pic:pic>
+              </a:graphicData>
+            </a:graphic>
+            <wp14:sizeRelH relativeFrom="margin">
+              <wp14:pctWidth>0</wp14:pctWidth>
+            </wp14:sizeRelH>
+            <wp14:sizeRelV relativeFrom="margin">
+              <wp14:pctHeight>0</wp14:pctHeight>
+            </wp14:sizeRelV>
+          </wp:anchor>
+        </w:drawing>
+      </w:r>
+    </w:p>
+    <w:p>
+      <w:r>
+        <w:rPr>
+          <w:b/>
+          <w:bCs/>
+        </w:rPr>
+        <w:t>Gestión de FEs</w:t>
+      </w:r>
+    </w:p>
+    <w:p>
+      <w:r>
+        <w:t>Desde esta sección el Administrador puede crear, modificar y consultar las Formaciones en Empresa registradas.</w:t>
+      </w:r>
+    </w:p>
+    <w:p>
+      <w:r>
+        <w:t xml:space="preserve">Para crear una nueva FE, accede a </w:t>
+      </w:r>
+      <w:r>
+        <w:rPr>
+          <w:b/>
+          <w:bCs/>
+        </w:rPr>
+        <w:t>Nueva FE</w:t>
+      </w:r>
+      <w:r>
+        <w:t>. Debe seleccionar el estudiante, el tutor de empresa, el periodo y las fechas de inicio y fin. El sistema valida que la diferencia entre las fechas esté entre uno y cuatro meses, y comprueba que el estudiante no tenga ya una FE asignada en el mismo periodo antes de guardar.</w:t>
+      </w:r>
+    </w:p>
+    <w:p>
+      <w:r>
+        <w:drawing>
+          <wp:anchor distT="0" distB="0" distL="114300" distR="114300" simplePos="0" relativeHeight="251516928" behindDoc="0" locked="0" layoutInCell="1" allowOverlap="1" wp14:anchorId="5C737D0F" wp14:editId="6F8BBB89">
+            <wp:simplePos x="0" y="0"/>
+            <wp:positionH relativeFrom="margin">
+              <wp:align>left</wp:align>
+            </wp:positionH>
+            <wp:positionV relativeFrom="paragraph">
+              <wp:posOffset>6993</wp:posOffset>
+            </wp:positionV>
+            <wp:extent cx="2125345" cy="1687195"/>
+            <wp:effectExtent l="0" t="0" r="8255" b="8255"/>
+            <wp:wrapSquare wrapText="bothSides"/>
+            <wp:docPr id="1054902469" name="Imagen 1"/>
+            <wp:cNvGraphicFramePr>
+              <a:graphicFrameLocks xmlns:a="http://schemas.openxmlformats.org/drawingml/2006/main" noChangeAspect="1"/>
+            </wp:cNvGraphicFramePr>
+            <a:graphic xmlns:a="http://schemas.openxmlformats.org/drawingml/2006/main">
+              <a:graphicData uri="http://schemas.openxmlformats.org/drawingml/2006/picture">
+                <pic:pic xmlns:pic="http://schemas.openxmlformats.org/drawingml/2006/picture">
+                  <pic:nvPicPr>
+                    <pic:cNvPr id="1054902469" name=""/>
+                    <pic:cNvPicPr/>
+                  </pic:nvPicPr>
+                  <pic:blipFill>
+                    <a:blip r:embed="rId41" cstate="print">
+                      <a:extLst>
+                        <a:ext uri="{28A0092B-C50C-407E-A947-70E740481C1C}">
+                          <a14:useLocalDpi xmlns:a14="http://schemas.microsoft.com/office/drawing/2010/main" val="0"/>
+                        </a:ext>
+                      </a:extLst>
+                    </a:blip>
+                    <a:stretch>
+                      <a:fillRect/>
+                    </a:stretch>
+                  </pic:blipFill>
+                  <pic:spPr>
+                    <a:xfrm>
+                      <a:off x="0" y="0"/>
+                      <a:ext cx="2128605" cy="1690115"/>
+                    </a:xfrm>
+                    <a:prstGeom prst="rect">
+                      <a:avLst/>
+                    </a:prstGeom>
+                  </pic:spPr>
+                </pic:pic>
+              </a:graphicData>
+            </a:graphic>
+            <wp14:sizeRelH relativeFrom="margin">
+              <wp14:pctWidth>0</wp14:pctWidth>
+            </wp14:sizeRelH>
+            <wp14:sizeRelV relativeFrom="margin">
+              <wp14:pctHeight>0</wp14:pctHeight>
+            </wp14:sizeRelV>
+          </wp:anchor>
+        </w:drawing>
+      </w:r>
+      <w:r>
+        <w:t xml:space="preserve">Para </w:t>
+      </w:r>
+      <w:r>
+        <w:rPr>
+          <w:b/>
+          <w:bCs/>
+        </w:rPr>
+        <w:t>modificar una FE</w:t>
+      </w:r>
+      <w:r>
+        <w:t xml:space="preserve"> existente, accede a Modificar FE. Se muestra la tabla de FEs filtrable por nombre de estudiante y periodo. Al hacer doble clic sobre una FE se accede al formulario de modificación, donde se puede cambiar el tutor y las fechas.</w:t>
+      </w:r>
+    </w:p>
+    <w:p>
+      <w:r>
+        <w:rPr>
+          <w:noProof/>
+        </w:rPr>
+        <w:drawing>
+          <wp:anchor distT="0" distB="0" distL="114300" distR="114300" simplePos="0" relativeHeight="251525120" behindDoc="0" locked="0" layoutInCell="1" allowOverlap="1" wp14:anchorId="2A187F22" wp14:editId="68551885">
+            <wp:simplePos x="0" y="0"/>
+            <wp:positionH relativeFrom="column">
+              <wp:posOffset>-126819</wp:posOffset>
+            </wp:positionH>
+            <wp:positionV relativeFrom="paragraph">
+              <wp:posOffset>672695</wp:posOffset>
+            </wp:positionV>
+            <wp:extent cx="914400" cy="914400"/>
+            <wp:effectExtent l="0" t="0" r="0" b="0"/>
+            <wp:wrapNone/>
+            <wp:docPr id="770401161" name="Gráfico 9" descr="Flecha lineal: curva en sentido contrario de las agujas del reloj con relleno sólido"/>
+            <wp:cNvGraphicFramePr>
+              <a:graphicFrameLocks xmlns:a="http://schemas.openxmlformats.org/drawingml/2006/main" noChangeAspect="1"/>
+            </wp:cNvGraphicFramePr>
+            <a:graphic xmlns:a="http://schemas.openxmlformats.org/drawingml/2006/main">
+              <a:graphicData uri="http://schemas.openxmlformats.org/drawingml/2006/picture">
+                <pic:pic xmlns:pic="http://schemas.openxmlformats.org/drawingml/2006/picture">
+                  <pic:nvPicPr>
+                    <pic:cNvPr id="770401161" name="Gráfico 770401161" descr="Flecha lineal: curva en sentido contrario de las agujas del reloj con relleno sólido"/>
+                    <pic:cNvPicPr/>
+                  </pic:nvPicPr>
+                  <pic:blipFill>
+                    <a:blip r:embed="rId42">
+                      <a:extLst>
+                        <a:ext uri="{96DAC541-7B7A-43D3-8B79-37D633B846F1}">
+                          <asvg:svgBlip xmlns:asvg="http://schemas.microsoft.com/office/drawing/2016/SVG/main" r:embed="rId43"/>
+                        </a:ext>
+                      </a:extLst>
+                    </a:blip>
+                    <a:stretch>
+                      <a:fillRect/>
+                    </a:stretch>
+                  </pic:blipFill>
+                  <pic:spPr>
+                    <a:xfrm rot="10800000">
+                      <a:off x="0" y="0"/>
+                      <a:ext cx="914400" cy="914400"/>
+                    </a:xfrm>
+                    <a:prstGeom prst="rect">
+                      <a:avLst/>
+                    </a:prstGeom>
+                  </pic:spPr>
+                </pic:pic>
+              </a:graphicData>
+            </a:graphic>
+          </wp:anchor>
+        </w:drawing>
+      </w:r>
+      <w:r>
+        <w:drawing>
+          <wp:anchor distT="0" distB="0" distL="114300" distR="114300" simplePos="0" relativeHeight="251522048" behindDoc="0" locked="0" layoutInCell="1" allowOverlap="1" wp14:anchorId="27DBDC8B" wp14:editId="6B3F1EC1">
+            <wp:simplePos x="0" y="0"/>
+            <wp:positionH relativeFrom="margin">
+              <wp:posOffset>629392</wp:posOffset>
+            </wp:positionH>
+            <wp:positionV relativeFrom="paragraph">
+              <wp:posOffset>149752</wp:posOffset>
+            </wp:positionV>
+            <wp:extent cx="2266950" cy="1816735"/>
+            <wp:effectExtent l="0" t="0" r="0" b="0"/>
+            <wp:wrapSquare wrapText="bothSides"/>
+            <wp:docPr id="1245470395" name="Imagen 1"/>
+            <wp:cNvGraphicFramePr>
+              <a:graphicFrameLocks xmlns:a="http://schemas.openxmlformats.org/drawingml/2006/main" noChangeAspect="1"/>
+            </wp:cNvGraphicFramePr>
+            <a:graphic xmlns:a="http://schemas.openxmlformats.org/drawingml/2006/main">
+              <a:graphicData uri="http://schemas.openxmlformats.org/drawingml/2006/picture">
+                <pic:pic xmlns:pic="http://schemas.openxmlformats.org/drawingml/2006/picture">
+                  <pic:nvPicPr>
+                    <pic:cNvPr id="1245470395" name=""/>
+                    <pic:cNvPicPr/>
+                  </pic:nvPicPr>
+                  <pic:blipFill>
+                    <a:blip r:embed="rId44" cstate="print">
+                      <a:extLst>
+                        <a:ext uri="{28A0092B-C50C-407E-A947-70E740481C1C}">
+                          <a14:useLocalDpi xmlns:a14="http://schemas.microsoft.com/office/drawing/2010/main" val="0"/>
+                        </a:ext>
+                      </a:extLst>
+                    </a:blip>
+                    <a:stretch>
+                      <a:fillRect/>
+                    </a:stretch>
+                  </pic:blipFill>
+                  <pic:spPr>
+                    <a:xfrm>
+                      <a:off x="0" y="0"/>
+                      <a:ext cx="2266950" cy="1816735"/>
+                    </a:xfrm>
+                    <a:prstGeom prst="rect">
+                      <a:avLst/>
+                    </a:prstGeom>
+                  </pic:spPr>
+                </pic:pic>
+              </a:graphicData>
+            </a:graphic>
+            <wp14:sizeRelH relativeFrom="margin">
+              <wp14:pctWidth>0</wp14:pctWidth>
+            </wp14:sizeRelH>
+            <wp14:sizeRelV relativeFrom="margin">
+              <wp14:pctHeight>0</wp14:pctHeight>
+            </wp14:sizeRelV>
+          </wp:anchor>
+        </w:drawing>
+      </w:r>
+      <w:r>
+        <w:t xml:space="preserve">Para consultar los datos de una FE, accede a </w:t>
+      </w:r>
+      <w:r>
+        <w:rPr>
+          <w:b/>
+          <w:bCs/>
+        </w:rPr>
+        <w:t>Consultar FE</w:t>
+      </w:r>
+      <w:r>
+        <w:t>. Al hacer clic sobre una FE en la tabla se muestra su información completa en la parte inferior de la pantalla.</w:t>
+      </w:r>
+    </w:p>
+    <w:p/>
+    <w:p/>
+    <w:p/>
+    <w:p/>
+    <w:p/>
+    <w:p>
+      <w:r>
+        <w:rPr>
+          <w:b/>
+          <w:bCs/>
+        </w:rPr>
+        <w:t>Documentación</w:t>
+      </w:r>
+    </w:p>
+    <w:p>
+      <w:r>
+        <w:t>Desde esta sección el Administrador puede generar los informes en PDF disponibles en el sistema. Al pulsar el botón correspondiente, el informe se genera automáticamente y se guarda en la carpeta reportes_generados dentro del directorio de la aplicación. Una vez generado, el sistema muestra un mensaje confirmando la ruta donde se ha guardado el archivo.</w:t>
+      </w:r>
+    </w:p>
+    <w:p>
+      <w:r>
+        <w:drawing>
+          <wp:anchor distT="0" distB="0" distL="114300" distR="114300" simplePos="0" relativeHeight="251532288" behindDoc="0" locked="0" layoutInCell="1" allowOverlap="1" wp14:anchorId="2ED5AE3B" wp14:editId="20334DDF">
+            <wp:simplePos x="0" y="0"/>
+            <wp:positionH relativeFrom="margin">
+              <wp:posOffset>248970</wp:posOffset>
+            </wp:positionH>
+            <wp:positionV relativeFrom="paragraph">
+              <wp:posOffset>689610</wp:posOffset>
+            </wp:positionV>
+            <wp:extent cx="2416242" cy="1900052"/>
+            <wp:effectExtent l="0" t="0" r="3175" b="5080"/>
+            <wp:wrapSquare wrapText="bothSides"/>
+            <wp:docPr id="389278343" name="Imagen 1"/>
+            <wp:cNvGraphicFramePr>
+              <a:graphicFrameLocks xmlns:a="http://schemas.openxmlformats.org/drawingml/2006/main" noChangeAspect="1"/>
+            </wp:cNvGraphicFramePr>
+            <a:graphic xmlns:a="http://schemas.openxmlformats.org/drawingml/2006/main">
+              <a:graphicData uri="http://schemas.openxmlformats.org/drawingml/2006/picture">
+                <pic:pic xmlns:pic="http://schemas.openxmlformats.org/drawingml/2006/picture">
+                  <pic:nvPicPr>
+                    <pic:cNvPr id="389278343" name=""/>
+                    <pic:cNvPicPr/>
+                  </pic:nvPicPr>
+                  <pic:blipFill>
+                    <a:blip r:embed="rId45" cstate="print">
+                      <a:extLst>
+                        <a:ext uri="{28A0092B-C50C-407E-A947-70E740481C1C}">
+                          <a14:useLocalDpi xmlns:a14="http://schemas.microsoft.com/office/drawing/2010/main" val="0"/>
+                        </a:ext>
+                      </a:extLst>
+                    </a:blip>
+                    <a:stretch>
+                      <a:fillRect/>
+                    </a:stretch>
+                  </pic:blipFill>
+                  <pic:spPr>
+                    <a:xfrm>
+                      <a:off x="0" y="0"/>
+                      <a:ext cx="2416242" cy="1900052"/>
+                    </a:xfrm>
+                    <a:prstGeom prst="rect">
+                      <a:avLst/>
+                    </a:prstGeom>
+                  </pic:spPr>
+                </pic:pic>
+              </a:graphicData>
+            </a:graphic>
+          </wp:anchor>
+        </w:drawing>
+      </w:r>
+      <w:r>
+        <w:drawing>
+          <wp:anchor distT="0" distB="0" distL="114300" distR="114300" simplePos="0" relativeHeight="251536384" behindDoc="0" locked="0" layoutInCell="1" allowOverlap="1" wp14:anchorId="7A5CFACF" wp14:editId="33539967">
+            <wp:simplePos x="0" y="0"/>
+            <wp:positionH relativeFrom="column">
+              <wp:posOffset>2948891</wp:posOffset>
+            </wp:positionH>
+            <wp:positionV relativeFrom="paragraph">
+              <wp:posOffset>1094567</wp:posOffset>
+            </wp:positionV>
+            <wp:extent cx="3265714" cy="1299068"/>
+            <wp:effectExtent l="0" t="0" r="0" b="0"/>
+            <wp:wrapSquare wrapText="bothSides"/>
+            <wp:docPr id="494095550" name="Imagen 1"/>
+            <wp:cNvGraphicFramePr>
+              <a:graphicFrameLocks xmlns:a="http://schemas.openxmlformats.org/drawingml/2006/main" noChangeAspect="1"/>
+            </wp:cNvGraphicFramePr>
+            <a:graphic xmlns:a="http://schemas.openxmlformats.org/drawingml/2006/main">
+              <a:graphicData uri="http://schemas.openxmlformats.org/drawingml/2006/picture">
+                <pic:pic xmlns:pic="http://schemas.openxmlformats.org/drawingml/2006/picture">
+                  <pic:nvPicPr>
+                    <pic:cNvPr id="494095550" name=""/>
+                    <pic:cNvPicPr/>
+                  </pic:nvPicPr>
+                  <pic:blipFill>
+                    <a:blip r:embed="rId46">
+                      <a:extLst>
+                        <a:ext uri="{28A0092B-C50C-407E-A947-70E740481C1C}">
+                          <a14:useLocalDpi xmlns:a14="http://schemas.microsoft.com/office/drawing/2010/main" val="0"/>
+                        </a:ext>
+                      </a:extLst>
+                    </a:blip>
+                    <a:stretch>
+                      <a:fillRect/>
+                    </a:stretch>
+                  </pic:blipFill>
+                  <pic:spPr>
+                    <a:xfrm>
+                      <a:off x="0" y="0"/>
+                      <a:ext cx="3265714" cy="1299068"/>
+                    </a:xfrm>
+                    <a:prstGeom prst="rect">
+                      <a:avLst/>
+                    </a:prstGeom>
+                  </pic:spPr>
+                </pic:pic>
+              </a:graphicData>
+            </a:graphic>
+          </wp:anchor>
+        </w:drawing>
+      </w:r>
+      <w:r>
+        <w:t>Los informes disponibles son los siguientes: el informe estadístico, que muestra un gráfico con el número de estudiantes con y sin FE asignada junto con los totales del sistema; el listado de FEs, que recoge todas las FEs registradas con los datos del estudiante, tutor y empresa; y la ficha de estudiante, que genera un documento con los datos personales y de FE de un estudiante concreto seleccionado en un desplegable.</w:t>
+      </w:r>
+    </w:p>
+    <w:p/>
+    <w:p>
+      <w:r>
+        <w:lastRenderedPageBreak/>
+        <w:drawing>
+          <wp:anchor distT="0" distB="0" distL="114300" distR="114300" simplePos="0" relativeHeight="251538432" behindDoc="0" locked="0" layoutInCell="1" allowOverlap="1" wp14:anchorId="0CAC350E" wp14:editId="13861809">
+            <wp:simplePos x="0" y="0"/>
+            <wp:positionH relativeFrom="margin">
+              <wp:posOffset>-106878</wp:posOffset>
+            </wp:positionH>
+            <wp:positionV relativeFrom="paragraph">
+              <wp:posOffset>50</wp:posOffset>
+            </wp:positionV>
+            <wp:extent cx="2280920" cy="1864360"/>
+            <wp:effectExtent l="0" t="0" r="5080" b="2540"/>
+            <wp:wrapSquare wrapText="bothSides"/>
+            <wp:docPr id="833767262" name="Imagen 1"/>
+            <wp:cNvGraphicFramePr>
+              <a:graphicFrameLocks xmlns:a="http://schemas.openxmlformats.org/drawingml/2006/main" noChangeAspect="1"/>
+            </wp:cNvGraphicFramePr>
+            <a:graphic xmlns:a="http://schemas.openxmlformats.org/drawingml/2006/main">
+              <a:graphicData uri="http://schemas.openxmlformats.org/drawingml/2006/picture">
+                <pic:pic xmlns:pic="http://schemas.openxmlformats.org/drawingml/2006/picture">
+                  <pic:nvPicPr>
+                    <pic:cNvPr id="833767262" name=""/>
+                    <pic:cNvPicPr/>
+                  </pic:nvPicPr>
+                  <pic:blipFill>
+                    <a:blip r:embed="rId47" cstate="print">
+                      <a:extLst>
+                        <a:ext uri="{28A0092B-C50C-407E-A947-70E740481C1C}">
+                          <a14:useLocalDpi xmlns:a14="http://schemas.microsoft.com/office/drawing/2010/main" val="0"/>
+                        </a:ext>
+                      </a:extLst>
+                    </a:blip>
+                    <a:stretch>
+                      <a:fillRect/>
+                    </a:stretch>
+                  </pic:blipFill>
+                  <pic:spPr>
+                    <a:xfrm>
+                      <a:off x="0" y="0"/>
+                      <a:ext cx="2280920" cy="1864360"/>
+                    </a:xfrm>
+                    <a:prstGeom prst="rect">
+                      <a:avLst/>
+                    </a:prstGeom>
+                  </pic:spPr>
+                </pic:pic>
+              </a:graphicData>
+            </a:graphic>
+            <wp14:sizeRelH relativeFrom="margin">
+              <wp14:pctWidth>0</wp14:pctWidth>
+            </wp14:sizeRelH>
+            <wp14:sizeRelV relativeFrom="margin">
+              <wp14:pctHeight>0</wp14:pctHeight>
+            </wp14:sizeRelV>
+          </wp:anchor>
+        </w:drawing>
+      </w:r>
+      <w:r>
+        <w:t xml:space="preserve">Al iniciar sesión el </w:t>
+      </w:r>
+      <w:r>
+        <w:rPr>
+          <w:b/>
+          <w:bCs/>
+          <w:u w:val="single"/>
+        </w:rPr>
+        <w:t>Profesor</w:t>
+      </w:r>
+      <w:r>
+        <w:t xml:space="preserve"> accede a su pantalla principal, donde se muestra un panel de bienvenida con su nombre, su curso asignado y el número de estudiantes y FEs correspondientes a ese curso.</w:t>
+      </w:r>
+    </w:p>
+    <w:p>
+      <w:r>
+        <w:t>El menú lateral está organizado en las mismas secciones que el Administrador, con la diferencia de que el Profesor solo puede gestionar usuarios con perfil Estudiante y Tutor de Empresa, no puede crear ni modificar otros Profesores.</w:t>
+      </w:r>
+    </w:p>
+    <w:p/>
+    <w:p>
+      <w:r>
+        <w:drawing>
+          <wp:anchor distT="0" distB="0" distL="114300" distR="114300" simplePos="0" relativeHeight="251540480" behindDoc="0" locked="0" layoutInCell="1" allowOverlap="1" wp14:anchorId="55DEEF1A" wp14:editId="528355F9">
+            <wp:simplePos x="0" y="0"/>
+            <wp:positionH relativeFrom="column">
+              <wp:posOffset>3957716</wp:posOffset>
+            </wp:positionH>
+            <wp:positionV relativeFrom="paragraph">
+              <wp:posOffset>13954</wp:posOffset>
+            </wp:positionV>
+            <wp:extent cx="2113280" cy="1720215"/>
+            <wp:effectExtent l="0" t="0" r="1270" b="0"/>
+            <wp:wrapSquare wrapText="bothSides"/>
+            <wp:docPr id="798535104" name="Imagen 1"/>
+            <wp:cNvGraphicFramePr>
+              <a:graphicFrameLocks xmlns:a="http://schemas.openxmlformats.org/drawingml/2006/main" noChangeAspect="1"/>
+            </wp:cNvGraphicFramePr>
+            <a:graphic xmlns:a="http://schemas.openxmlformats.org/drawingml/2006/main">
+              <a:graphicData uri="http://schemas.openxmlformats.org/drawingml/2006/picture">
+                <pic:pic xmlns:pic="http://schemas.openxmlformats.org/drawingml/2006/picture">
+                  <pic:nvPicPr>
+                    <pic:cNvPr id="798535104" name=""/>
+                    <pic:cNvPicPr/>
+                  </pic:nvPicPr>
+                  <pic:blipFill>
+                    <a:blip r:embed="rId48" cstate="print">
+                      <a:extLst>
+                        <a:ext uri="{28A0092B-C50C-407E-A947-70E740481C1C}">
+                          <a14:useLocalDpi xmlns:a14="http://schemas.microsoft.com/office/drawing/2010/main" val="0"/>
+                        </a:ext>
+                      </a:extLst>
+                    </a:blip>
+                    <a:stretch>
+                      <a:fillRect/>
+                    </a:stretch>
+                  </pic:blipFill>
+                  <pic:spPr>
+                    <a:xfrm>
+                      <a:off x="0" y="0"/>
+                      <a:ext cx="2113280" cy="1720215"/>
+                    </a:xfrm>
+                    <a:prstGeom prst="rect">
+                      <a:avLst/>
+                    </a:prstGeom>
+                  </pic:spPr>
+                </pic:pic>
+              </a:graphicData>
+            </a:graphic>
+          </wp:anchor>
+        </w:drawing>
+      </w:r>
+    </w:p>
+    <w:p>
+      <w:r>
+        <w:rPr>
+          <w:b/>
+          <w:bCs/>
+        </w:rPr>
+        <w:t>Gestión de usuarios</w:t>
+      </w:r>
+    </w:p>
+    <w:p>
+      <w:r>
+        <w:t xml:space="preserve">El funcionamiento es idéntico al del Administrador para los perfiles Estudiante y Tutor de Empresa. El Profesor puede </w:t>
+      </w:r>
+      <w:r>
+        <w:rPr>
+          <w:b/>
+          <w:bCs/>
+        </w:rPr>
+        <w:t>crear, modificar y consultar</w:t>
+      </w:r>
+      <w:r>
+        <w:t xml:space="preserve"> estos usuarios siguiendo los mismos pasos descritos en el perfil Administrador.</w:t>
+      </w:r>
+    </w:p>
+    <w:p/>
+    <w:p>
+      <w:r>
+        <w:rPr>
+          <w:b/>
+          <w:bCs/>
+        </w:rPr>
+        <w:drawing>
+          <wp:anchor distT="0" distB="0" distL="114300" distR="114300" simplePos="0" relativeHeight="251545600" behindDoc="0" locked="0" layoutInCell="1" allowOverlap="1" wp14:anchorId="73E0E411" wp14:editId="5025BAFD">
+            <wp:simplePos x="0" y="0"/>
+            <wp:positionH relativeFrom="margin">
+              <wp:posOffset>3972114</wp:posOffset>
+            </wp:positionH>
+            <wp:positionV relativeFrom="paragraph">
+              <wp:posOffset>148260</wp:posOffset>
+            </wp:positionV>
+            <wp:extent cx="2136140" cy="1638300"/>
+            <wp:effectExtent l="0" t="0" r="0" b="0"/>
+            <wp:wrapSquare wrapText="bothSides"/>
+            <wp:docPr id="888714632" name="Imagen 1"/>
+            <wp:cNvGraphicFramePr>
+              <a:graphicFrameLocks xmlns:a="http://schemas.openxmlformats.org/drawingml/2006/main" noChangeAspect="1"/>
+            </wp:cNvGraphicFramePr>
+            <a:graphic xmlns:a="http://schemas.openxmlformats.org/drawingml/2006/main">
+              <a:graphicData uri="http://schemas.openxmlformats.org/drawingml/2006/picture">
+                <pic:pic xmlns:pic="http://schemas.openxmlformats.org/drawingml/2006/picture">
+                  <pic:nvPicPr>
+                    <pic:cNvPr id="888714632" name=""/>
+                    <pic:cNvPicPr/>
+                  </pic:nvPicPr>
+                  <pic:blipFill>
+                    <a:blip r:embed="rId49" cstate="print">
+                      <a:extLst>
+                        <a:ext uri="{28A0092B-C50C-407E-A947-70E740481C1C}">
+                          <a14:useLocalDpi xmlns:a14="http://schemas.microsoft.com/office/drawing/2010/main" val="0"/>
+                        </a:ext>
+                      </a:extLst>
+                    </a:blip>
+                    <a:stretch>
+                      <a:fillRect/>
+                    </a:stretch>
+                  </pic:blipFill>
+                  <pic:spPr>
+                    <a:xfrm>
+                      <a:off x="0" y="0"/>
+                      <a:ext cx="2136140" cy="1638300"/>
+                    </a:xfrm>
+                    <a:prstGeom prst="rect">
+                      <a:avLst/>
+                    </a:prstGeom>
+                  </pic:spPr>
+                </pic:pic>
+              </a:graphicData>
+            </a:graphic>
+            <wp14:sizeRelH relativeFrom="margin">
+              <wp14:pctWidth>0</wp14:pctWidth>
+            </wp14:sizeRelH>
+            <wp14:sizeRelV relativeFrom="margin">
+              <wp14:pctHeight>0</wp14:pctHeight>
+            </wp14:sizeRelV>
+          </wp:anchor>
+        </w:drawing>
+      </w:r>
+    </w:p>
+    <w:p>
+      <w:r>
+        <w:rPr>
+          <w:b/>
+          <w:bCs/>
+        </w:rPr>
+        <w:t>Gestión de empresas</w:t>
+      </w:r>
+    </w:p>
+    <w:p>
+      <w:r>
+        <w:t xml:space="preserve">El funcionamiento es idéntico al del Administrador. El Profesor puede </w:t>
+      </w:r>
+      <w:r>
+        <w:rPr>
+          <w:b/>
+          <w:bCs/>
+        </w:rPr>
+        <w:t>crear, modificar y consultar</w:t>
+      </w:r>
+      <w:r>
+        <w:t xml:space="preserve"> empresas siguiendo los mismos pasos descritos anteriormente.</w:t>
+      </w:r>
+    </w:p>
+    <w:p/>
+    <w:p/>
+    <w:p>
+      <w:r>
+        <w:drawing>
+          <wp:anchor distT="0" distB="0" distL="114300" distR="114300" simplePos="0" relativeHeight="251553792" behindDoc="0" locked="0" layoutInCell="1" allowOverlap="1" wp14:anchorId="61C65824" wp14:editId="61ECAFEB">
+            <wp:simplePos x="0" y="0"/>
+            <wp:positionH relativeFrom="margin">
+              <wp:posOffset>3994595</wp:posOffset>
+            </wp:positionH>
+            <wp:positionV relativeFrom="paragraph">
+              <wp:posOffset>73998</wp:posOffset>
+            </wp:positionV>
+            <wp:extent cx="2137410" cy="1436370"/>
+            <wp:effectExtent l="0" t="0" r="0" b="0"/>
+            <wp:wrapSquare wrapText="bothSides"/>
+            <wp:docPr id="1695429214" name="Imagen 1"/>
+            <wp:cNvGraphicFramePr>
+              <a:graphicFrameLocks xmlns:a="http://schemas.openxmlformats.org/drawingml/2006/main" noChangeAspect="1"/>
+            </wp:cNvGraphicFramePr>
+            <a:graphic xmlns:a="http://schemas.openxmlformats.org/drawingml/2006/main">
+              <a:graphicData uri="http://schemas.openxmlformats.org/drawingml/2006/picture">
+                <pic:pic xmlns:pic="http://schemas.openxmlformats.org/drawingml/2006/picture">
+                  <pic:nvPicPr>
+                    <pic:cNvPr id="1695429214" name=""/>
+                    <pic:cNvPicPr/>
+                  </pic:nvPicPr>
+                  <pic:blipFill>
+                    <a:blip r:embed="rId50" cstate="print">
+                      <a:extLst>
+                        <a:ext uri="{28A0092B-C50C-407E-A947-70E740481C1C}">
+                          <a14:useLocalDpi xmlns:a14="http://schemas.microsoft.com/office/drawing/2010/main" val="0"/>
+                        </a:ext>
+                      </a:extLst>
+                    </a:blip>
+                    <a:stretch>
+                      <a:fillRect/>
+                    </a:stretch>
+                  </pic:blipFill>
+                  <pic:spPr>
+                    <a:xfrm>
+                      <a:off x="0" y="0"/>
+                      <a:ext cx="2137410" cy="1436370"/>
+                    </a:xfrm>
+                    <a:prstGeom prst="rect">
+                      <a:avLst/>
+                    </a:prstGeom>
+                  </pic:spPr>
+                </pic:pic>
+              </a:graphicData>
+            </a:graphic>
+            <wp14:sizeRelH relativeFrom="margin">
+              <wp14:pctWidth>0</wp14:pctWidth>
+            </wp14:sizeRelH>
+            <wp14:sizeRelV relativeFrom="margin">
+              <wp14:pctHeight>0</wp14:pctHeight>
+            </wp14:sizeRelV>
+          </wp:anchor>
+        </w:drawing>
+      </w:r>
+    </w:p>
+    <w:p>
+      <w:r>
+        <w:rPr>
+          <w:b/>
+          <w:bCs/>
+        </w:rPr>
+        <w:t>Gestión de FEs</w:t>
+      </w:r>
+    </w:p>
+    <w:p>
+      <w:pPr>
+        <w:rPr>
+          <w:noProof/>
+        </w:rPr>
+      </w:pPr>
+      <w:r>
+        <w:t xml:space="preserve">El funcionamiento es idéntico al del Administrador. El Profesor puede </w:t>
+      </w:r>
+      <w:r>
+        <w:rPr>
+          <w:b/>
+          <w:bCs/>
+        </w:rPr>
+        <w:t>crear, modificar y consultar</w:t>
+      </w:r>
+      <w:r>
+        <w:t xml:space="preserve"> FEs siguiendo los mismos pasos descritos anteriormente.</w:t>
+      </w:r>
+      <w:r>
+        <w:rPr>
+          <w:noProof/>
+        </w:rPr>
+        <w:t xml:space="preserve"> </w:t>
+      </w:r>
+    </w:p>
+    <w:p>
+      <w:pPr>
+        <w:rPr>
+          <w:noProof/>
+        </w:rPr>
+      </w:pPr>
+    </w:p>
+    <w:p>
+      <w:r>
+        <w:drawing>
+          <wp:anchor distT="0" distB="0" distL="114300" distR="114300" simplePos="0" relativeHeight="251681796" behindDoc="0" locked="0" layoutInCell="1" allowOverlap="1" wp14:anchorId="7ECE2DF6" wp14:editId="6E44D6AD">
+            <wp:simplePos x="0" y="0"/>
+            <wp:positionH relativeFrom="column">
+              <wp:posOffset>4305</wp:posOffset>
+            </wp:positionH>
+            <wp:positionV relativeFrom="paragraph">
+              <wp:posOffset>470</wp:posOffset>
+            </wp:positionV>
+            <wp:extent cx="2161309" cy="1489908"/>
+            <wp:effectExtent l="0" t="0" r="0" b="0"/>
+            <wp:wrapSquare wrapText="bothSides"/>
+            <wp:docPr id="224574254" name="Imagen 1"/>
+            <wp:cNvGraphicFramePr>
+              <a:graphicFrameLocks xmlns:a="http://schemas.openxmlformats.org/drawingml/2006/main" noChangeAspect="1"/>
+            </wp:cNvGraphicFramePr>
+            <a:graphic xmlns:a="http://schemas.openxmlformats.org/drawingml/2006/main">
+              <a:graphicData uri="http://schemas.openxmlformats.org/drawingml/2006/picture">
+                <pic:pic xmlns:pic="http://schemas.openxmlformats.org/drawingml/2006/picture">
+                  <pic:nvPicPr>
+                    <pic:cNvPr id="224574254" name=""/>
+                    <pic:cNvPicPr/>
+                  </pic:nvPicPr>
+                  <pic:blipFill>
+                    <a:blip r:embed="rId51" cstate="print">
+                      <a:extLst>
+                        <a:ext uri="{28A0092B-C50C-407E-A947-70E740481C1C}">
+                          <a14:useLocalDpi xmlns:a14="http://schemas.microsoft.com/office/drawing/2010/main" val="0"/>
+                        </a:ext>
+                      </a:extLst>
+                    </a:blip>
+                    <a:stretch>
+                      <a:fillRect/>
+                    </a:stretch>
+                  </pic:blipFill>
+                  <pic:spPr>
+                    <a:xfrm>
+                      <a:off x="0" y="0"/>
+                      <a:ext cx="2161309" cy="1489908"/>
+                    </a:xfrm>
+                    <a:prstGeom prst="rect">
+                      <a:avLst/>
+                    </a:prstGeom>
+                  </pic:spPr>
+                </pic:pic>
+              </a:graphicData>
+            </a:graphic>
+          </wp:anchor>
+        </w:drawing>
+      </w:r>
+    </w:p>
+    <w:p>
+      <w:r>
+        <w:rPr>
+          <w:b/>
+          <w:bCs/>
+        </w:rPr>
+        <w:t>Documentación</w:t>
+      </w:r>
+    </w:p>
+    <w:p>
+      <w:r>
+        <w:t>El Profesor tiene acceso al listado de FEs en PDF. El funcionamiento es el mismo que en el perfil Administrador.</w:t>
+      </w:r>
+    </w:p>
+    <w:p/>
+    <w:p/>
+    <w:p/>
+    <w:p>
+      <w:r>
+        <w:lastRenderedPageBreak/>
+        <w:drawing>
+          <wp:anchor distT="0" distB="0" distL="114300" distR="114300" simplePos="0" relativeHeight="251555840" behindDoc="0" locked="0" layoutInCell="1" allowOverlap="1" wp14:anchorId="7B18BA68" wp14:editId="06F8EE2E">
+            <wp:simplePos x="0" y="0"/>
+            <wp:positionH relativeFrom="column">
+              <wp:posOffset>4124465</wp:posOffset>
+            </wp:positionH>
+            <wp:positionV relativeFrom="paragraph">
+              <wp:posOffset>8</wp:posOffset>
+            </wp:positionV>
+            <wp:extent cx="1816735" cy="1372235"/>
+            <wp:effectExtent l="0" t="0" r="0" b="0"/>
+            <wp:wrapSquare wrapText="bothSides"/>
+            <wp:docPr id="466642207" name="Imagen 1"/>
+            <wp:cNvGraphicFramePr>
+              <a:graphicFrameLocks xmlns:a="http://schemas.openxmlformats.org/drawingml/2006/main" noChangeAspect="1"/>
+            </wp:cNvGraphicFramePr>
+            <a:graphic xmlns:a="http://schemas.openxmlformats.org/drawingml/2006/main">
+              <a:graphicData uri="http://schemas.openxmlformats.org/drawingml/2006/picture">
+                <pic:pic xmlns:pic="http://schemas.openxmlformats.org/drawingml/2006/picture">
+                  <pic:nvPicPr>
+                    <pic:cNvPr id="466642207" name=""/>
+                    <pic:cNvPicPr/>
+                  </pic:nvPicPr>
+                  <pic:blipFill>
+                    <a:blip r:embed="rId52" cstate="print">
+                      <a:extLst>
+                        <a:ext uri="{28A0092B-C50C-407E-A947-70E740481C1C}">
+                          <a14:useLocalDpi xmlns:a14="http://schemas.microsoft.com/office/drawing/2010/main" val="0"/>
+                        </a:ext>
+                      </a:extLst>
+                    </a:blip>
+                    <a:stretch>
+                      <a:fillRect/>
+                    </a:stretch>
+                  </pic:blipFill>
+                  <pic:spPr>
+                    <a:xfrm>
+                      <a:off x="0" y="0"/>
+                      <a:ext cx="1816735" cy="1372235"/>
+                    </a:xfrm>
+                    <a:prstGeom prst="rect">
+                      <a:avLst/>
+                    </a:prstGeom>
+                  </pic:spPr>
+                </pic:pic>
+              </a:graphicData>
+            </a:graphic>
+            <wp14:sizeRelH relativeFrom="margin">
+              <wp14:pctWidth>0</wp14:pctWidth>
+            </wp14:sizeRelH>
+            <wp14:sizeRelV relativeFrom="margin">
+              <wp14:pctHeight>0</wp14:pctHeight>
+            </wp14:sizeRelV>
+          </wp:anchor>
+        </w:drawing>
+      </w:r>
+      <w:r>
+        <w:t xml:space="preserve">Al iniciar sesión el </w:t>
+      </w:r>
+      <w:r>
+        <w:rPr>
+          <w:b/>
+          <w:bCs/>
+          <w:u w:val="single"/>
+        </w:rPr>
+        <w:t>Tutor de Empresa</w:t>
+      </w:r>
+      <w:r>
+        <w:t xml:space="preserve"> accede a su pantalla principal, donde se muestra un panel de bienvenida con su nombre y su rol.</w:t>
+      </w:r>
+      <w:r>
+        <w:rPr>
+          <w:noProof/>
+        </w:rPr>
+        <w:t xml:space="preserve"> </w:t>
+      </w:r>
+    </w:p>
+    <w:p>
+      <w:r>
+        <w:t>El menú lateral contiene una única sección operativa: Tutorías.</w:t>
+      </w:r>
+    </w:p>
+    <w:p/>
+    <w:p/>
+    <w:p/>
+    <w:p>
+      <w:r>
+        <w:drawing>
+          <wp:anchor distT="0" distB="0" distL="114300" distR="114300" simplePos="0" relativeHeight="251566080" behindDoc="0" locked="0" layoutInCell="1" allowOverlap="1" wp14:anchorId="63782AFA" wp14:editId="555DB516">
+            <wp:simplePos x="0" y="0"/>
+            <wp:positionH relativeFrom="column">
+              <wp:posOffset>-352425</wp:posOffset>
+            </wp:positionH>
+            <wp:positionV relativeFrom="paragraph">
+              <wp:posOffset>119380</wp:posOffset>
+            </wp:positionV>
+            <wp:extent cx="2771775" cy="2125345"/>
+            <wp:effectExtent l="0" t="0" r="9525" b="8255"/>
+            <wp:wrapSquare wrapText="bothSides"/>
+            <wp:docPr id="3127712" name="Imagen 1"/>
+            <wp:cNvGraphicFramePr>
+              <a:graphicFrameLocks xmlns:a="http://schemas.openxmlformats.org/drawingml/2006/main" noChangeAspect="1"/>
+            </wp:cNvGraphicFramePr>
+            <a:graphic xmlns:a="http://schemas.openxmlformats.org/drawingml/2006/main">
+              <a:graphicData uri="http://schemas.openxmlformats.org/drawingml/2006/picture">
+                <pic:pic xmlns:pic="http://schemas.openxmlformats.org/drawingml/2006/picture">
+                  <pic:nvPicPr>
+                    <pic:cNvPr id="3127712" name=""/>
+                    <pic:cNvPicPr/>
+                  </pic:nvPicPr>
+                  <pic:blipFill>
+                    <a:blip r:embed="rId53" cstate="print">
+                      <a:extLst>
+                        <a:ext uri="{28A0092B-C50C-407E-A947-70E740481C1C}">
+                          <a14:useLocalDpi xmlns:a14="http://schemas.microsoft.com/office/drawing/2010/main" val="0"/>
+                        </a:ext>
+                      </a:extLst>
+                    </a:blip>
+                    <a:stretch>
+                      <a:fillRect/>
+                    </a:stretch>
+                  </pic:blipFill>
+                  <pic:spPr>
+                    <a:xfrm>
+                      <a:off x="0" y="0"/>
+                      <a:ext cx="2771775" cy="2125345"/>
+                    </a:xfrm>
+                    <a:prstGeom prst="rect">
+                      <a:avLst/>
+                    </a:prstGeom>
+                  </pic:spPr>
+                </pic:pic>
+              </a:graphicData>
+            </a:graphic>
+            <wp14:sizeRelH relativeFrom="margin">
+              <wp14:pctWidth>0</wp14:pctWidth>
+            </wp14:sizeRelH>
+            <wp14:sizeRelV relativeFrom="margin">
+              <wp14:pctHeight>0</wp14:pctHeight>
+            </wp14:sizeRelV>
+          </wp:anchor>
+        </w:drawing>
+      </w:r>
+      <w:r>
+        <w:rPr>
+          <w:b/>
+          <w:bCs/>
+        </w:rPr>
+        <w:t>Tutorías</w:t>
+      </w:r>
+    </w:p>
+    <w:p>
+      <w:r>
+        <w:t>Al acceder a esta sección se muestra una tabla con todas las FEs asignadas al tutor que ha iniciado sesión. La tabla muestra el nombre del estudiante, el periodo y las fechas de inicio y fin de cada FE.</w:t>
+      </w:r>
+    </w:p>
+    <w:p>
+      <w:r>
+        <w:t>Desde esta misma sección el tutor puede generar un listado en PDF con todas sus FEs pulsando el botón Generar listado. El archivo se guarda automáticamente en la carpeta reportes_generados y el sistema muestra un mensaje confirmando la ruta donde se ha guardado. Si el tutor no tiene ninguna FE asignada, el sistema muestra un aviso y no genera el archivo.</w:t>
+      </w:r>
+    </w:p>
+    <w:p/>
+    <w:p>
+      <w:r>
+        <w:drawing>
+          <wp:anchor distT="0" distB="0" distL="114300" distR="114300" simplePos="0" relativeHeight="251688964" behindDoc="0" locked="0" layoutInCell="1" allowOverlap="1" wp14:anchorId="3605786E" wp14:editId="2AF00788">
+            <wp:simplePos x="0" y="0"/>
+            <wp:positionH relativeFrom="margin">
+              <wp:align>right</wp:align>
+            </wp:positionH>
+            <wp:positionV relativeFrom="paragraph">
+              <wp:posOffset>16510</wp:posOffset>
+            </wp:positionV>
+            <wp:extent cx="2356485" cy="1792605"/>
+            <wp:effectExtent l="0" t="0" r="5715" b="0"/>
+            <wp:wrapSquare wrapText="bothSides"/>
+            <wp:docPr id="778148971" name="Imagen 1"/>
+            <wp:cNvGraphicFramePr>
+              <a:graphicFrameLocks xmlns:a="http://schemas.openxmlformats.org/drawingml/2006/main" noChangeAspect="1"/>
+            </wp:cNvGraphicFramePr>
+            <a:graphic xmlns:a="http://schemas.openxmlformats.org/drawingml/2006/main">
+              <a:graphicData uri="http://schemas.openxmlformats.org/drawingml/2006/picture">
+                <pic:pic xmlns:pic="http://schemas.openxmlformats.org/drawingml/2006/picture">
+                  <pic:nvPicPr>
+                    <pic:cNvPr id="778148971" name=""/>
+                    <pic:cNvPicPr/>
+                  </pic:nvPicPr>
+                  <pic:blipFill>
+                    <a:blip r:embed="rId54" cstate="print">
+                      <a:extLst>
+                        <a:ext uri="{28A0092B-C50C-407E-A947-70E740481C1C}">
+                          <a14:useLocalDpi xmlns:a14="http://schemas.microsoft.com/office/drawing/2010/main" val="0"/>
+                        </a:ext>
+                      </a:extLst>
+                    </a:blip>
+                    <a:stretch>
+                      <a:fillRect/>
+                    </a:stretch>
+                  </pic:blipFill>
+                  <pic:spPr>
+                    <a:xfrm>
+                      <a:off x="0" y="0"/>
+                      <a:ext cx="2356485" cy="1792605"/>
+                    </a:xfrm>
+                    <a:prstGeom prst="rect">
+                      <a:avLst/>
+                    </a:prstGeom>
+                  </pic:spPr>
+                </pic:pic>
+              </a:graphicData>
+            </a:graphic>
+            <wp14:sizeRelH relativeFrom="margin">
+              <wp14:pctWidth>0</wp14:pctWidth>
+            </wp14:sizeRelH>
+            <wp14:sizeRelV relativeFrom="margin">
+              <wp14:pctHeight>0</wp14:pctHeight>
+            </wp14:sizeRelV>
+          </wp:anchor>
+        </w:drawing>
+      </w:r>
+    </w:p>
+    <w:p>
+      <w:r>
+        <w:t xml:space="preserve">Al iniciar sesión el </w:t>
+      </w:r>
+      <w:r>
+        <w:rPr>
+          <w:b/>
+          <w:bCs/>
+          <w:u w:val="single"/>
+        </w:rPr>
+        <w:t>Estudiante</w:t>
+      </w:r>
+      <w:r>
+        <w:t xml:space="preserve"> accede a su pantalla principal, donde se muestra su calendario de asistencia mensual con la semana actual resaltada.</w:t>
+      </w:r>
+    </w:p>
+    <w:p>
+      <w:r>
+        <w:t>El menú lateral contiene tres secciones: Mis datos, Mi FE y Documentación.</w:t>
+      </w:r>
+    </w:p>
+    <w:p/>
+    <w:p>
+      <w:r>
+        <w:drawing>
+          <wp:anchor distT="0" distB="0" distL="114300" distR="114300" simplePos="0" relativeHeight="251592704" behindDoc="0" locked="0" layoutInCell="1" allowOverlap="1" wp14:anchorId="1C212098" wp14:editId="35C9965E">
+            <wp:simplePos x="0" y="0"/>
+            <wp:positionH relativeFrom="column">
+              <wp:posOffset>-19784</wp:posOffset>
+            </wp:positionH>
+            <wp:positionV relativeFrom="paragraph">
+              <wp:posOffset>43979</wp:posOffset>
+            </wp:positionV>
+            <wp:extent cx="1637030" cy="1234440"/>
+            <wp:effectExtent l="0" t="0" r="1270" b="3810"/>
+            <wp:wrapSquare wrapText="bothSides"/>
+            <wp:docPr id="51280811" name="Imagen 1"/>
+            <wp:cNvGraphicFramePr>
+              <a:graphicFrameLocks xmlns:a="http://schemas.openxmlformats.org/drawingml/2006/main" noChangeAspect="1"/>
+            </wp:cNvGraphicFramePr>
+            <a:graphic xmlns:a="http://schemas.openxmlformats.org/drawingml/2006/main">
+              <a:graphicData uri="http://schemas.openxmlformats.org/drawingml/2006/picture">
+                <pic:pic xmlns:pic="http://schemas.openxmlformats.org/drawingml/2006/picture">
+                  <pic:nvPicPr>
+                    <pic:cNvPr id="51280811" name=""/>
+                    <pic:cNvPicPr/>
+                  </pic:nvPicPr>
+                  <pic:blipFill>
+                    <a:blip r:embed="rId55" cstate="print">
+                      <a:extLst>
+                        <a:ext uri="{28A0092B-C50C-407E-A947-70E740481C1C}">
+                          <a14:useLocalDpi xmlns:a14="http://schemas.microsoft.com/office/drawing/2010/main" val="0"/>
+                        </a:ext>
+                      </a:extLst>
+                    </a:blip>
+                    <a:stretch>
+                      <a:fillRect/>
+                    </a:stretch>
+                  </pic:blipFill>
+                  <pic:spPr>
+                    <a:xfrm>
+                      <a:off x="0" y="0"/>
+                      <a:ext cx="1637030" cy="1234440"/>
+                    </a:xfrm>
+                    <a:prstGeom prst="rect">
+                      <a:avLst/>
+                    </a:prstGeom>
+                  </pic:spPr>
+                </pic:pic>
+              </a:graphicData>
+            </a:graphic>
+            <wp14:sizeRelH relativeFrom="margin">
+              <wp14:pctWidth>0</wp14:pctWidth>
+            </wp14:sizeRelH>
+            <wp14:sizeRelV relativeFrom="margin">
+              <wp14:pctHeight>0</wp14:pctHeight>
+            </wp14:sizeRelV>
+          </wp:anchor>
+        </w:drawing>
+      </w:r>
+    </w:p>
+    <w:p>
+      <w:r>
+        <w:rPr>
+          <w:b/>
+          <w:bCs/>
+        </w:rPr>
+        <w:t>Mis datos</w:t>
+      </w:r>
+    </w:p>
+    <w:p>
+      <w:r>
+        <w:rPr>
+          <w:noProof/>
+        </w:rPr>
+        <w:drawing>
+          <wp:anchor distT="0" distB="0" distL="114300" distR="114300" simplePos="0" relativeHeight="251609088" behindDoc="0" locked="0" layoutInCell="1" allowOverlap="1" wp14:anchorId="5272967A" wp14:editId="3F6FC911">
+            <wp:simplePos x="0" y="0"/>
+            <wp:positionH relativeFrom="column">
+              <wp:posOffset>1666097</wp:posOffset>
+            </wp:positionH>
+            <wp:positionV relativeFrom="paragraph">
+              <wp:posOffset>814705</wp:posOffset>
+            </wp:positionV>
+            <wp:extent cx="356259" cy="356259"/>
+            <wp:effectExtent l="0" t="0" r="0" b="0"/>
+            <wp:wrapSquare wrapText="bothSides"/>
+            <wp:docPr id="667886393" name="Gráfico 10" descr="Cursor con relleno sólido"/>
+            <wp:cNvGraphicFramePr>
+              <a:graphicFrameLocks xmlns:a="http://schemas.openxmlformats.org/drawingml/2006/main" noChangeAspect="1"/>
+            </wp:cNvGraphicFramePr>
+            <a:graphic xmlns:a="http://schemas.openxmlformats.org/drawingml/2006/main">
+              <a:graphicData uri="http://schemas.openxmlformats.org/drawingml/2006/picture">
+                <pic:pic xmlns:pic="http://schemas.openxmlformats.org/drawingml/2006/picture">
+                  <pic:nvPicPr>
+                    <pic:cNvPr id="667886393" name="Gráfico 667886393" descr="Cursor con relleno sólido"/>
+                    <pic:cNvPicPr/>
+                  </pic:nvPicPr>
+                  <pic:blipFill>
+                    <a:blip r:embed="rId56">
+                      <a:extLst>
+                        <a:ext uri="{96DAC541-7B7A-43D3-8B79-37D633B846F1}">
+                          <asvg:svgBlip xmlns:asvg="http://schemas.microsoft.com/office/drawing/2016/SVG/main" r:embed="rId57"/>
+                        </a:ext>
+                      </a:extLst>
+                    </a:blip>
+                    <a:stretch>
+                      <a:fillRect/>
+                    </a:stretch>
+                  </pic:blipFill>
+                  <pic:spPr>
+                    <a:xfrm>
+                      <a:off x="0" y="0"/>
+                      <a:ext cx="356259" cy="356259"/>
+                    </a:xfrm>
+                    <a:prstGeom prst="rect">
+                      <a:avLst/>
+                    </a:prstGeom>
+                  </pic:spPr>
+                </pic:pic>
+              </a:graphicData>
+            </a:graphic>
+          </wp:anchor>
+        </w:drawing>
+      </w:r>
+      <w:r>
+        <w:rPr>
+          <w:noProof/>
+        </w:rPr>
+        <w:drawing>
+          <wp:anchor distT="0" distB="0" distL="114300" distR="114300" simplePos="0" relativeHeight="251608064" behindDoc="0" locked="0" layoutInCell="1" allowOverlap="1" wp14:anchorId="029EAFA2" wp14:editId="0D2A7A56">
+            <wp:simplePos x="0" y="0"/>
+            <wp:positionH relativeFrom="column">
+              <wp:posOffset>-506730</wp:posOffset>
+            </wp:positionH>
+            <wp:positionV relativeFrom="paragraph">
+              <wp:posOffset>612445</wp:posOffset>
+            </wp:positionV>
+            <wp:extent cx="914400" cy="914400"/>
+            <wp:effectExtent l="0" t="0" r="0" b="19050"/>
+            <wp:wrapNone/>
+            <wp:docPr id="834670699" name="Gráfico 9" descr="Flecha lineal: curva en sentido contrario de las agujas del reloj con relleno sólido"/>
+            <wp:cNvGraphicFramePr>
+              <a:graphicFrameLocks xmlns:a="http://schemas.openxmlformats.org/drawingml/2006/main" noChangeAspect="1"/>
+            </wp:cNvGraphicFramePr>
+            <a:graphic xmlns:a="http://schemas.openxmlformats.org/drawingml/2006/main">
+              <a:graphicData uri="http://schemas.openxmlformats.org/drawingml/2006/picture">
+                <pic:pic xmlns:pic="http://schemas.openxmlformats.org/drawingml/2006/picture">
+                  <pic:nvPicPr>
+                    <pic:cNvPr id="770401161" name="Gráfico 770401161" descr="Flecha lineal: curva en sentido contrario de las agujas del reloj con relleno sólido"/>
+                    <pic:cNvPicPr/>
+                  </pic:nvPicPr>
+                  <pic:blipFill>
+                    <a:blip r:embed="rId42">
+                      <a:extLst>
+                        <a:ext uri="{96DAC541-7B7A-43D3-8B79-37D633B846F1}">
+                          <asvg:svgBlip xmlns:asvg="http://schemas.microsoft.com/office/drawing/2016/SVG/main" r:embed="rId43"/>
+                        </a:ext>
+                      </a:extLst>
+                    </a:blip>
+                    <a:stretch>
+                      <a:fillRect/>
+                    </a:stretch>
+                  </pic:blipFill>
+                  <pic:spPr>
+                    <a:xfrm rot="10094018">
+                      <a:off x="0" y="0"/>
+                      <a:ext cx="914400" cy="914400"/>
+                    </a:xfrm>
+                    <a:prstGeom prst="rect">
+                      <a:avLst/>
+                    </a:prstGeom>
+                  </pic:spPr>
+                </pic:pic>
+              </a:graphicData>
+            </a:graphic>
+          </wp:anchor>
+        </w:drawing>
+      </w:r>
+      <w:r>
+        <w:drawing>
+          <wp:anchor distT="0" distB="0" distL="114300" distR="114300" simplePos="0" relativeHeight="251603968" behindDoc="0" locked="0" layoutInCell="1" allowOverlap="1" wp14:anchorId="31E819BE" wp14:editId="13942BE5">
+            <wp:simplePos x="0" y="0"/>
+            <wp:positionH relativeFrom="column">
+              <wp:posOffset>336525</wp:posOffset>
+            </wp:positionH>
+            <wp:positionV relativeFrom="paragraph">
+              <wp:posOffset>302590</wp:posOffset>
+            </wp:positionV>
+            <wp:extent cx="1757045" cy="1332230"/>
+            <wp:effectExtent l="0" t="0" r="0" b="1270"/>
+            <wp:wrapSquare wrapText="bothSides"/>
+            <wp:docPr id="1971908011" name="Imagen 1"/>
+            <wp:cNvGraphicFramePr>
+              <a:graphicFrameLocks xmlns:a="http://schemas.openxmlformats.org/drawingml/2006/main" noChangeAspect="1"/>
+            </wp:cNvGraphicFramePr>
+            <a:graphic xmlns:a="http://schemas.openxmlformats.org/drawingml/2006/main">
+              <a:graphicData uri="http://schemas.openxmlformats.org/drawingml/2006/picture">
+                <pic:pic xmlns:pic="http://schemas.openxmlformats.org/drawingml/2006/picture">
+                  <pic:nvPicPr>
+                    <pic:cNvPr id="1971908011" name=""/>
+                    <pic:cNvPicPr/>
+                  </pic:nvPicPr>
+                  <pic:blipFill>
+                    <a:blip r:embed="rId58" cstate="print">
+                      <a:extLst>
+                        <a:ext uri="{28A0092B-C50C-407E-A947-70E740481C1C}">
+                          <a14:useLocalDpi xmlns:a14="http://schemas.microsoft.com/office/drawing/2010/main" val="0"/>
+                        </a:ext>
+                      </a:extLst>
+                    </a:blip>
+                    <a:stretch>
+                      <a:fillRect/>
+                    </a:stretch>
+                  </pic:blipFill>
+                  <pic:spPr>
+                    <a:xfrm>
+                      <a:off x="0" y="0"/>
+                      <a:ext cx="1757045" cy="1332230"/>
+                    </a:xfrm>
+                    <a:prstGeom prst="rect">
+                      <a:avLst/>
+                    </a:prstGeom>
+                  </pic:spPr>
+                </pic:pic>
+              </a:graphicData>
+            </a:graphic>
+            <wp14:sizeRelH relativeFrom="margin">
+              <wp14:pctWidth>0</wp14:pctWidth>
+            </wp14:sizeRelH>
+            <wp14:sizeRelV relativeFrom="margin">
+              <wp14:pctHeight>0</wp14:pctHeight>
+            </wp14:sizeRelV>
+          </wp:anchor>
+        </w:drawing>
+      </w:r>
+      <w:r>
+        <w:t xml:space="preserve">Al acceder a esta sección se muestran los datos personales del estudiante: nombre, apellidos, email, teléfono, número de la Seguridad Social, curso y usuario. La mayoría de los campos están bloqueados para evitar modificaciones accidentales. Para editar un campo concreto hay que pulsar el icono de </w:t>
+      </w:r>
+      <w:r>
+        <w:rPr>
+          <w:b/>
+          <w:bCs/>
+        </w:rPr>
+        <w:t>edición</w:t>
+      </w:r>
+      <w:r>
+        <w:t xml:space="preserve"> situado junto a él. Una vez hechos los cambios, se pulsa </w:t>
+      </w:r>
+      <w:r>
+        <w:rPr>
+          <w:b/>
+          <w:bCs/>
+        </w:rPr>
+        <w:t>Guardar</w:t>
+      </w:r>
+      <w:r>
+        <w:t>.</w:t>
+      </w:r>
+    </w:p>
+    <w:p/>
+    <w:p/>
+    <w:p/>
+    <w:p>
+      <w:r>
+        <w:lastRenderedPageBreak/>
+        <w:drawing>
+          <wp:anchor distT="0" distB="0" distL="114300" distR="114300" simplePos="0" relativeHeight="251585536" behindDoc="0" locked="0" layoutInCell="1" allowOverlap="1" wp14:anchorId="56EFCF44" wp14:editId="778F50C4">
+            <wp:simplePos x="0" y="0"/>
+            <wp:positionH relativeFrom="margin">
+              <wp:align>right</wp:align>
+            </wp:positionH>
+            <wp:positionV relativeFrom="paragraph">
+              <wp:posOffset>2540</wp:posOffset>
+            </wp:positionV>
+            <wp:extent cx="1795780" cy="1358265"/>
+            <wp:effectExtent l="0" t="0" r="0" b="0"/>
+            <wp:wrapSquare wrapText="bothSides"/>
+            <wp:docPr id="1060764916" name="Imagen 1"/>
+            <wp:cNvGraphicFramePr>
+              <a:graphicFrameLocks xmlns:a="http://schemas.openxmlformats.org/drawingml/2006/main" noChangeAspect="1"/>
+            </wp:cNvGraphicFramePr>
+            <a:graphic xmlns:a="http://schemas.openxmlformats.org/drawingml/2006/main">
+              <a:graphicData uri="http://schemas.openxmlformats.org/drawingml/2006/picture">
+                <pic:pic xmlns:pic="http://schemas.openxmlformats.org/drawingml/2006/picture">
+                  <pic:nvPicPr>
+                    <pic:cNvPr id="1060764916" name=""/>
+                    <pic:cNvPicPr/>
+                  </pic:nvPicPr>
+                  <pic:blipFill>
+                    <a:blip r:embed="rId59" cstate="print">
+                      <a:extLst>
+                        <a:ext uri="{28A0092B-C50C-407E-A947-70E740481C1C}">
+                          <a14:useLocalDpi xmlns:a14="http://schemas.microsoft.com/office/drawing/2010/main" val="0"/>
+                        </a:ext>
+                      </a:extLst>
+                    </a:blip>
+                    <a:stretch>
+                      <a:fillRect/>
+                    </a:stretch>
+                  </pic:blipFill>
+                  <pic:spPr>
+                    <a:xfrm>
+                      <a:off x="0" y="0"/>
+                      <a:ext cx="1795780" cy="1358265"/>
+                    </a:xfrm>
+                    <a:prstGeom prst="rect">
+                      <a:avLst/>
+                    </a:prstGeom>
+                  </pic:spPr>
+                </pic:pic>
+              </a:graphicData>
+            </a:graphic>
+            <wp14:sizeRelH relativeFrom="margin">
+              <wp14:pctWidth>0</wp14:pctWidth>
+            </wp14:sizeRelH>
+            <wp14:sizeRelV relativeFrom="margin">
+              <wp14:pctHeight>0</wp14:pctHeight>
+            </wp14:sizeRelV>
+          </wp:anchor>
+        </w:drawing>
+      </w:r>
+      <w:r>
+        <w:rPr>
+          <w:b/>
+          <w:bCs/>
+        </w:rPr>
+        <w:t>Mi FE</w:t>
+      </w:r>
+    </w:p>
+    <w:p>
+      <w:r>
+        <w:t xml:space="preserve">Al acceder a esta sección se muestran los </w:t>
+      </w:r>
+      <w:r>
+        <w:rPr>
+          <w:b/>
+          <w:bCs/>
+        </w:rPr>
+        <w:t>datos de la FE</w:t>
+      </w:r>
+      <w:r>
+        <w:t xml:space="preserve"> asignada al estudiante: empresa, tutor de empresa, periodo y fechas de inicio y fin. Si el estudiante aún no tiene una FE asignada, el sistema muestra un mensaje informativo.</w:t>
+      </w:r>
+    </w:p>
+    <w:p/>
+    <w:p>
+      <w:r>
+        <w:drawing>
+          <wp:anchor distT="0" distB="0" distL="114300" distR="114300" simplePos="0" relativeHeight="251579392" behindDoc="0" locked="0" layoutInCell="1" allowOverlap="1" wp14:anchorId="54ABD2FB" wp14:editId="0D6BB1C3">
+            <wp:simplePos x="0" y="0"/>
+            <wp:positionH relativeFrom="margin">
+              <wp:align>right</wp:align>
+            </wp:positionH>
+            <wp:positionV relativeFrom="paragraph">
+              <wp:posOffset>123885</wp:posOffset>
+            </wp:positionV>
+            <wp:extent cx="1743710" cy="1334770"/>
+            <wp:effectExtent l="0" t="0" r="8890" b="0"/>
+            <wp:wrapSquare wrapText="bothSides"/>
+            <wp:docPr id="245763119" name="Imagen 1"/>
+            <wp:cNvGraphicFramePr>
+              <a:graphicFrameLocks xmlns:a="http://schemas.openxmlformats.org/drawingml/2006/main" noChangeAspect="1"/>
+            </wp:cNvGraphicFramePr>
+            <a:graphic xmlns:a="http://schemas.openxmlformats.org/drawingml/2006/main">
+              <a:graphicData uri="http://schemas.openxmlformats.org/drawingml/2006/picture">
+                <pic:pic xmlns:pic="http://schemas.openxmlformats.org/drawingml/2006/picture">
+                  <pic:nvPicPr>
+                    <pic:cNvPr id="245763119" name=""/>
+                    <pic:cNvPicPr/>
+                  </pic:nvPicPr>
+                  <pic:blipFill>
+                    <a:blip r:embed="rId60" cstate="print">
+                      <a:extLst>
+                        <a:ext uri="{28A0092B-C50C-407E-A947-70E740481C1C}">
+                          <a14:useLocalDpi xmlns:a14="http://schemas.microsoft.com/office/drawing/2010/main" val="0"/>
+                        </a:ext>
+                      </a:extLst>
+                    </a:blip>
+                    <a:stretch>
+                      <a:fillRect/>
+                    </a:stretch>
+                  </pic:blipFill>
+                  <pic:spPr>
+                    <a:xfrm>
+                      <a:off x="0" y="0"/>
+                      <a:ext cx="1743710" cy="1334770"/>
+                    </a:xfrm>
+                    <a:prstGeom prst="rect">
+                      <a:avLst/>
+                    </a:prstGeom>
+                  </pic:spPr>
+                </pic:pic>
+              </a:graphicData>
+            </a:graphic>
+            <wp14:sizeRelH relativeFrom="margin">
+              <wp14:pctWidth>0</wp14:pctWidth>
+            </wp14:sizeRelH>
+            <wp14:sizeRelV relativeFrom="margin">
+              <wp14:pctHeight>0</wp14:pctHeight>
+            </wp14:sizeRelV>
+          </wp:anchor>
+        </w:drawing>
+      </w:r>
+    </w:p>
+    <w:p>
+      <w:r>
+        <w:rPr>
+          <w:b/>
+          <w:bCs/>
+        </w:rPr>
+        <w:t>Documentación</w:t>
+      </w:r>
+    </w:p>
+    <w:p>
+      <w:r>
+        <w:t>Desde esta sección el estudiante puede generar su ficha en PDF pulsando el botón Generar ficha. El archivo se guarda automáticamente en la carpeta reportes_generados y el sistema muestra un mensaje confirmando la ruta donde se ha guardado.</w:t>
+      </w:r>
+    </w:p>
+    <w:p/>
+    <w:p/>
+    <w:p>
+      <w:pPr>
+        <w:rPr>
+          <w:sz w:val="32"/>
+          <w:szCs w:val="32"/>
+        </w:rPr>
+      </w:pPr>
+      <w:r>
+        <w:drawing>
+          <wp:anchor distT="0" distB="0" distL="114300" distR="114300" simplePos="0" relativeHeight="251613184" behindDoc="0" locked="0" layoutInCell="1" allowOverlap="1" wp14:anchorId="461ECF30" wp14:editId="0924365B">
+            <wp:simplePos x="0" y="0"/>
+            <wp:positionH relativeFrom="column">
+              <wp:posOffset>-443378</wp:posOffset>
+            </wp:positionH>
+            <wp:positionV relativeFrom="paragraph">
+              <wp:posOffset>371667</wp:posOffset>
+            </wp:positionV>
+            <wp:extent cx="1099185" cy="2423795"/>
+            <wp:effectExtent l="0" t="0" r="5715" b="0"/>
+            <wp:wrapSquare wrapText="bothSides"/>
+            <wp:docPr id="2140079287" name="Imagen 1"/>
+            <wp:cNvGraphicFramePr>
+              <a:graphicFrameLocks xmlns:a="http://schemas.openxmlformats.org/drawingml/2006/main" noChangeAspect="1"/>
+            </wp:cNvGraphicFramePr>
+            <a:graphic xmlns:a="http://schemas.openxmlformats.org/drawingml/2006/main">
+              <a:graphicData uri="http://schemas.openxmlformats.org/drawingml/2006/picture">
+                <pic:pic xmlns:pic="http://schemas.openxmlformats.org/drawingml/2006/picture">
+                  <pic:nvPicPr>
+                    <pic:cNvPr id="2140079287" name=""/>
+                    <pic:cNvPicPr/>
+                  </pic:nvPicPr>
+                  <pic:blipFill>
+                    <a:blip r:embed="rId61" cstate="print">
+                      <a:extLst>
+                        <a:ext uri="{28A0092B-C50C-407E-A947-70E740481C1C}">
+                          <a14:useLocalDpi xmlns:a14="http://schemas.microsoft.com/office/drawing/2010/main" val="0"/>
+                        </a:ext>
+                      </a:extLst>
+                    </a:blip>
+                    <a:stretch>
+                      <a:fillRect/>
+                    </a:stretch>
+                  </pic:blipFill>
+                  <pic:spPr>
+                    <a:xfrm>
+                      <a:off x="0" y="0"/>
+                      <a:ext cx="1099185" cy="2423795"/>
+                    </a:xfrm>
+                    <a:prstGeom prst="rect">
+                      <a:avLst/>
+                    </a:prstGeom>
+                  </pic:spPr>
+                </pic:pic>
+              </a:graphicData>
+            </a:graphic>
+          </wp:anchor>
+        </w:drawing>
+      </w:r>
+      <w:r>
+        <w:rPr>
+          <w:b/>
+          <w:bCs/>
+          <w:sz w:val="32"/>
+          <w:szCs w:val="32"/>
+        </w:rPr>
+        <w:t>Aplicación móvil</w:t>
+      </w:r>
+    </w:p>
+    <w:p>
+      <w:pPr>
+        <w:jc w:val="both"/>
+      </w:pPr>
+      <w:r>
+        <w:rPr>
+          <w:noProof/>
+        </w:rPr>
+        <w:drawing>
+          <wp:anchor distT="0" distB="0" distL="114300" distR="114300" simplePos="0" relativeHeight="251764736" behindDoc="0" locked="0" layoutInCell="1" allowOverlap="1" wp14:anchorId="64F4BA8E" wp14:editId="46B38573">
+            <wp:simplePos x="0" y="0"/>
+            <wp:positionH relativeFrom="column">
+              <wp:posOffset>769606</wp:posOffset>
+            </wp:positionH>
+            <wp:positionV relativeFrom="paragraph">
+              <wp:posOffset>1054187</wp:posOffset>
+            </wp:positionV>
+            <wp:extent cx="839181" cy="839181"/>
+            <wp:effectExtent l="0" t="0" r="0" b="0"/>
+            <wp:wrapNone/>
+            <wp:docPr id="1286615416" name="Gráfico 7" descr="Flecha lineal: curva con sentido de las agujas del reloj con relleno sólido"/>
+            <wp:cNvGraphicFramePr>
+              <a:graphicFrameLocks xmlns:a="http://schemas.openxmlformats.org/drawingml/2006/main" noChangeAspect="1"/>
+            </wp:cNvGraphicFramePr>
+            <a:graphic xmlns:a="http://schemas.openxmlformats.org/drawingml/2006/main">
+              <a:graphicData uri="http://schemas.openxmlformats.org/drawingml/2006/picture">
+                <pic:pic xmlns:pic="http://schemas.openxmlformats.org/drawingml/2006/picture">
+                  <pic:nvPicPr>
+                    <pic:cNvPr id="279952732" name="Gráfico 279952732" descr="Flecha lineal: curva con sentido de las agujas del reloj con relleno sólido"/>
+                    <pic:cNvPicPr/>
+                  </pic:nvPicPr>
+                  <pic:blipFill>
+                    <a:blip r:embed="rId29">
+                      <a:extLst>
+                        <a:ext uri="{96DAC541-7B7A-43D3-8B79-37D633B846F1}">
+                          <asvg:svgBlip xmlns:asvg="http://schemas.microsoft.com/office/drawing/2016/SVG/main" r:embed="rId30"/>
+                        </a:ext>
+                      </a:extLst>
+                    </a:blip>
+                    <a:stretch>
+                      <a:fillRect/>
+                    </a:stretch>
+                  </pic:blipFill>
+                  <pic:spPr>
+                    <a:xfrm rot="8151330">
+                      <a:off x="0" y="0"/>
+                      <a:ext cx="839181" cy="839181"/>
+                    </a:xfrm>
+                    <a:prstGeom prst="rect">
+                      <a:avLst/>
+                    </a:prstGeom>
+                  </pic:spPr>
+                </pic:pic>
+              </a:graphicData>
+            </a:graphic>
+            <wp14:sizeRelH relativeFrom="margin">
+              <wp14:pctWidth>0</wp14:pctWidth>
+            </wp14:sizeRelH>
+            <wp14:sizeRelV relativeFrom="margin">
+              <wp14:pctHeight>0</wp14:pctHeight>
+            </wp14:sizeRelV>
+          </wp:anchor>
+        </w:drawing>
+      </w:r>
+      <w:r>
+        <w:drawing>
+          <wp:anchor distT="0" distB="0" distL="114300" distR="114300" simplePos="0" relativeHeight="251630592" behindDoc="0" locked="0" layoutInCell="1" allowOverlap="1" wp14:anchorId="7C947B0C" wp14:editId="2BF036E6">
+            <wp:simplePos x="0" y="0"/>
+            <wp:positionH relativeFrom="column">
+              <wp:posOffset>4832217</wp:posOffset>
+            </wp:positionH>
+            <wp:positionV relativeFrom="paragraph">
+              <wp:posOffset>157214</wp:posOffset>
+            </wp:positionV>
+            <wp:extent cx="1125220" cy="2530475"/>
+            <wp:effectExtent l="0" t="0" r="0" b="3175"/>
+            <wp:wrapSquare wrapText="bothSides"/>
+            <wp:docPr id="22601125" name="Imagen 1"/>
+            <wp:cNvGraphicFramePr>
+              <a:graphicFrameLocks xmlns:a="http://schemas.openxmlformats.org/drawingml/2006/main" noChangeAspect="1"/>
+            </wp:cNvGraphicFramePr>
+            <a:graphic xmlns:a="http://schemas.openxmlformats.org/drawingml/2006/main">
+              <a:graphicData uri="http://schemas.openxmlformats.org/drawingml/2006/picture">
+                <pic:pic xmlns:pic="http://schemas.openxmlformats.org/drawingml/2006/picture">
+                  <pic:nvPicPr>
+                    <pic:cNvPr id="22601125" name=""/>
+                    <pic:cNvPicPr/>
+                  </pic:nvPicPr>
+                  <pic:blipFill>
+                    <a:blip r:embed="rId62" cstate="print">
+                      <a:extLst>
+                        <a:ext uri="{28A0092B-C50C-407E-A947-70E740481C1C}">
+                          <a14:useLocalDpi xmlns:a14="http://schemas.microsoft.com/office/drawing/2010/main" val="0"/>
+                        </a:ext>
+                      </a:extLst>
+                    </a:blip>
+                    <a:stretch>
+                      <a:fillRect/>
+                    </a:stretch>
+                  </pic:blipFill>
+                  <pic:spPr>
+                    <a:xfrm>
+                      <a:off x="0" y="0"/>
+                      <a:ext cx="1125220" cy="2530475"/>
+                    </a:xfrm>
+                    <a:prstGeom prst="rect">
+                      <a:avLst/>
+                    </a:prstGeom>
+                  </pic:spPr>
+                </pic:pic>
+              </a:graphicData>
+            </a:graphic>
+          </wp:anchor>
+        </w:drawing>
+      </w:r>
+      <w:r>
+        <w:t xml:space="preserve">La aplicación móvil de Gestiona está disponible para dispositivos Android y está destinada exclusivamente al perfil </w:t>
+      </w:r>
+      <w:r>
+        <w:rPr>
+          <w:b/>
+          <w:bCs/>
+        </w:rPr>
+        <w:t>Estudiante</w:t>
+      </w:r>
+      <w:r>
+        <w:t>. Para acceder, el estudiante introduce su usuario y contraseña en la pantalla de inicio de sesión. Si las credenciales son correctas, el sistema muestra la pantalla principal con sus datos de FE y su calendario de asistencia mensual. Si son incorrectas, se muestra un mensaje de error y no se permite el acceso.</w:t>
+      </w:r>
+      <w:r>
+        <w:rPr>
+          <w:noProof/>
+        </w:rPr>
+        <w:t xml:space="preserve"> </w:t>
+      </w:r>
+    </w:p>
+    <w:p>
+      <w:r>
+        <w:drawing>
+          <wp:anchor distT="0" distB="0" distL="114300" distR="114300" simplePos="0" relativeHeight="251712512" behindDoc="0" locked="0" layoutInCell="1" allowOverlap="1" wp14:anchorId="0C28E433" wp14:editId="001C6600">
+            <wp:simplePos x="0" y="0"/>
+            <wp:positionH relativeFrom="column">
+              <wp:posOffset>1565748</wp:posOffset>
+            </wp:positionH>
+            <wp:positionV relativeFrom="paragraph">
+              <wp:posOffset>32001</wp:posOffset>
+            </wp:positionV>
+            <wp:extent cx="1243965" cy="2747645"/>
+            <wp:effectExtent l="0" t="0" r="0" b="0"/>
+            <wp:wrapSquare wrapText="bothSides"/>
+            <wp:docPr id="2121214681" name="Imagen 1"/>
+            <wp:cNvGraphicFramePr>
+              <a:graphicFrameLocks xmlns:a="http://schemas.openxmlformats.org/drawingml/2006/main" noChangeAspect="1"/>
+            </wp:cNvGraphicFramePr>
+            <a:graphic xmlns:a="http://schemas.openxmlformats.org/drawingml/2006/main">
+              <a:graphicData uri="http://schemas.openxmlformats.org/drawingml/2006/picture">
+                <pic:pic xmlns:pic="http://schemas.openxmlformats.org/drawingml/2006/picture">
+                  <pic:nvPicPr>
+                    <pic:cNvPr id="2121214681" name=""/>
+                    <pic:cNvPicPr/>
+                  </pic:nvPicPr>
+                  <pic:blipFill>
+                    <a:blip r:embed="rId63" cstate="print">
+                      <a:extLst>
+                        <a:ext uri="{28A0092B-C50C-407E-A947-70E740481C1C}">
+                          <a14:useLocalDpi xmlns:a14="http://schemas.microsoft.com/office/drawing/2010/main" val="0"/>
+                        </a:ext>
+                      </a:extLst>
+                    </a:blip>
+                    <a:stretch>
+                      <a:fillRect/>
+                    </a:stretch>
+                  </pic:blipFill>
+                  <pic:spPr>
+                    <a:xfrm>
+                      <a:off x="0" y="0"/>
+                      <a:ext cx="1243965" cy="2747645"/>
+                    </a:xfrm>
+                    <a:prstGeom prst="rect">
+                      <a:avLst/>
+                    </a:prstGeom>
+                  </pic:spPr>
+                </pic:pic>
+              </a:graphicData>
+            </a:graphic>
+            <wp14:sizeRelH relativeFrom="margin">
+              <wp14:pctWidth>0</wp14:pctWidth>
+            </wp14:sizeRelH>
+            <wp14:sizeRelV relativeFrom="margin">
+              <wp14:pctHeight>0</wp14:pctHeight>
+            </wp14:sizeRelV>
+          </wp:anchor>
+        </w:drawing>
+      </w:r>
+      <w:r>
+        <w:rPr>
+          <w:noProof/>
+        </w:rPr>
+        <w:drawing>
+          <wp:anchor distT="0" distB="0" distL="114300" distR="114300" simplePos="0" relativeHeight="251792384" behindDoc="0" locked="0" layoutInCell="1" allowOverlap="1" wp14:anchorId="6646C591" wp14:editId="2ED2E261">
+            <wp:simplePos x="0" y="0"/>
+            <wp:positionH relativeFrom="column">
+              <wp:posOffset>862788</wp:posOffset>
+            </wp:positionH>
+            <wp:positionV relativeFrom="paragraph">
+              <wp:posOffset>785894</wp:posOffset>
+            </wp:positionV>
+            <wp:extent cx="685230" cy="685230"/>
+            <wp:effectExtent l="19050" t="0" r="0" b="0"/>
+            <wp:wrapNone/>
+            <wp:docPr id="2128901132" name="Gráfico 9" descr="Flecha lineal: curva en sentido contrario de las agujas del reloj con relleno sólido"/>
+            <wp:cNvGraphicFramePr>
+              <a:graphicFrameLocks xmlns:a="http://schemas.openxmlformats.org/drawingml/2006/main" noChangeAspect="1"/>
+            </wp:cNvGraphicFramePr>
+            <a:graphic xmlns:a="http://schemas.openxmlformats.org/drawingml/2006/main">
+              <a:graphicData uri="http://schemas.openxmlformats.org/drawingml/2006/picture">
+                <pic:pic xmlns:pic="http://schemas.openxmlformats.org/drawingml/2006/picture">
+                  <pic:nvPicPr>
+                    <pic:cNvPr id="770401161" name="Gráfico 770401161" descr="Flecha lineal: curva en sentido contrario de las agujas del reloj con relleno sólido"/>
+                    <pic:cNvPicPr/>
+                  </pic:nvPicPr>
+                  <pic:blipFill>
+                    <a:blip r:embed="rId42">
+                      <a:extLst>
+                        <a:ext uri="{96DAC541-7B7A-43D3-8B79-37D633B846F1}">
+                          <asvg:svgBlip xmlns:asvg="http://schemas.microsoft.com/office/drawing/2016/SVG/main" r:embed="rId43"/>
+                        </a:ext>
+                      </a:extLst>
+                    </a:blip>
+                    <a:stretch>
+                      <a:fillRect/>
+                    </a:stretch>
+                  </pic:blipFill>
+                  <pic:spPr>
+                    <a:xfrm rot="14946372">
+                      <a:off x="0" y="0"/>
+                      <a:ext cx="685230" cy="685230"/>
+                    </a:xfrm>
+                    <a:prstGeom prst="rect">
+                      <a:avLst/>
+                    </a:prstGeom>
+                  </pic:spPr>
+                </pic:pic>
+              </a:graphicData>
+            </a:graphic>
+            <wp14:sizeRelH relativeFrom="margin">
+              <wp14:pctWidth>0</wp14:pctWidth>
+            </wp14:sizeRelH>
+            <wp14:sizeRelV relativeFrom="margin">
+              <wp14:pctHeight>0</wp14:pctHeight>
+            </wp14:sizeRelV>
+          </wp:anchor>
+        </w:drawing>
+      </w:r>
+      <w:r>
+        <w:drawing>
+          <wp:anchor distT="0" distB="0" distL="114300" distR="114300" simplePos="0" relativeHeight="251758592" behindDoc="0" locked="0" layoutInCell="1" allowOverlap="1" wp14:anchorId="7D488855" wp14:editId="73B48390">
+            <wp:simplePos x="0" y="0"/>
+            <wp:positionH relativeFrom="margin">
+              <wp:align>left</wp:align>
+            </wp:positionH>
+            <wp:positionV relativeFrom="paragraph">
+              <wp:posOffset>1463040</wp:posOffset>
+            </wp:positionV>
+            <wp:extent cx="1116330" cy="2434590"/>
+            <wp:effectExtent l="0" t="0" r="7620" b="3810"/>
+            <wp:wrapSquare wrapText="bothSides"/>
+            <wp:docPr id="917796877" name="Imagen 1"/>
+            <wp:cNvGraphicFramePr>
+              <a:graphicFrameLocks xmlns:a="http://schemas.openxmlformats.org/drawingml/2006/main" noChangeAspect="1"/>
+            </wp:cNvGraphicFramePr>
+            <a:graphic xmlns:a="http://schemas.openxmlformats.org/drawingml/2006/main">
+              <a:graphicData uri="http://schemas.openxmlformats.org/drawingml/2006/picture">
+                <pic:pic xmlns:pic="http://schemas.openxmlformats.org/drawingml/2006/picture">
+                  <pic:nvPicPr>
+                    <pic:cNvPr id="917796877" name=""/>
+                    <pic:cNvPicPr/>
+                  </pic:nvPicPr>
+                  <pic:blipFill>
+                    <a:blip r:embed="rId64" cstate="print">
+                      <a:extLst>
+                        <a:ext uri="{28A0092B-C50C-407E-A947-70E740481C1C}">
+                          <a14:useLocalDpi xmlns:a14="http://schemas.microsoft.com/office/drawing/2010/main" val="0"/>
+                        </a:ext>
+                      </a:extLst>
+                    </a:blip>
+                    <a:stretch>
+                      <a:fillRect/>
+                    </a:stretch>
+                  </pic:blipFill>
+                  <pic:spPr>
+                    <a:xfrm>
+                      <a:off x="0" y="0"/>
+                      <a:ext cx="1116330" cy="2434590"/>
+                    </a:xfrm>
+                    <a:prstGeom prst="rect">
+                      <a:avLst/>
+                    </a:prstGeom>
+                  </pic:spPr>
+                </pic:pic>
+              </a:graphicData>
+            </a:graphic>
+          </wp:anchor>
+        </w:drawing>
+      </w:r>
+      <w:r>
+        <w:rPr>
+          <w:noProof/>
+        </w:rPr>
+        <w:drawing>
+          <wp:anchor distT="0" distB="0" distL="114300" distR="114300" simplePos="0" relativeHeight="251819008" behindDoc="0" locked="0" layoutInCell="1" allowOverlap="1" wp14:anchorId="02F8B97B" wp14:editId="3E5BDDC1">
+            <wp:simplePos x="0" y="0"/>
+            <wp:positionH relativeFrom="column">
+              <wp:posOffset>4820773</wp:posOffset>
+            </wp:positionH>
+            <wp:positionV relativeFrom="paragraph">
+              <wp:posOffset>1424320</wp:posOffset>
+            </wp:positionV>
+            <wp:extent cx="854397" cy="854397"/>
+            <wp:effectExtent l="0" t="0" r="0" b="0"/>
+            <wp:wrapNone/>
+            <wp:docPr id="1929570536" name="Gráfico 7" descr="Flecha lineal: curva con sentido de las agujas del reloj con relleno sólido"/>
+            <wp:cNvGraphicFramePr>
+              <a:graphicFrameLocks xmlns:a="http://schemas.openxmlformats.org/drawingml/2006/main" noChangeAspect="1"/>
+            </wp:cNvGraphicFramePr>
+            <a:graphic xmlns:a="http://schemas.openxmlformats.org/drawingml/2006/main">
+              <a:graphicData uri="http://schemas.openxmlformats.org/drawingml/2006/picture">
+                <pic:pic xmlns:pic="http://schemas.openxmlformats.org/drawingml/2006/picture">
+                  <pic:nvPicPr>
+                    <pic:cNvPr id="279952732" name="Gráfico 279952732" descr="Flecha lineal: curva con sentido de las agujas del reloj con relleno sólido"/>
+                    <pic:cNvPicPr/>
+                  </pic:nvPicPr>
+                  <pic:blipFill>
+                    <a:blip r:embed="rId29">
+                      <a:extLst>
+                        <a:ext uri="{96DAC541-7B7A-43D3-8B79-37D633B846F1}">
+                          <asvg:svgBlip xmlns:asvg="http://schemas.microsoft.com/office/drawing/2016/SVG/main" r:embed="rId30"/>
+                        </a:ext>
+                      </a:extLst>
+                    </a:blip>
+                    <a:stretch>
+                      <a:fillRect/>
+                    </a:stretch>
+                  </pic:blipFill>
+                  <pic:spPr>
+                    <a:xfrm rot="15286134">
+                      <a:off x="0" y="0"/>
+                      <a:ext cx="854397" cy="854397"/>
+                    </a:xfrm>
+                    <a:prstGeom prst="rect">
+                      <a:avLst/>
+                    </a:prstGeom>
+                  </pic:spPr>
+                </pic:pic>
+              </a:graphicData>
+            </a:graphic>
+            <wp14:sizeRelH relativeFrom="margin">
+              <wp14:pctWidth>0</wp14:pctWidth>
+            </wp14:sizeRelH>
+            <wp14:sizeRelV relativeFrom="margin">
+              <wp14:pctHeight>0</wp14:pctHeight>
+            </wp14:sizeRelV>
+          </wp:anchor>
+        </w:drawing>
+      </w:r>
+      <w:r>
+        <w:drawing>
+          <wp:anchor distT="0" distB="0" distL="114300" distR="114300" simplePos="0" relativeHeight="251663360" behindDoc="0" locked="0" layoutInCell="1" allowOverlap="1" wp14:anchorId="3FF4BB6A" wp14:editId="0966EB84">
+            <wp:simplePos x="0" y="0"/>
+            <wp:positionH relativeFrom="margin">
+              <wp:posOffset>3677004</wp:posOffset>
+            </wp:positionH>
+            <wp:positionV relativeFrom="paragraph">
+              <wp:posOffset>1349183</wp:posOffset>
+            </wp:positionV>
+            <wp:extent cx="1152525" cy="2551430"/>
+            <wp:effectExtent l="0" t="0" r="9525" b="1270"/>
+            <wp:wrapSquare wrapText="bothSides"/>
+            <wp:docPr id="1199510339" name="Imagen 1"/>
+            <wp:cNvGraphicFramePr>
+              <a:graphicFrameLocks xmlns:a="http://schemas.openxmlformats.org/drawingml/2006/main" noChangeAspect="1"/>
+            </wp:cNvGraphicFramePr>
+            <a:graphic xmlns:a="http://schemas.openxmlformats.org/drawingml/2006/main">
+              <a:graphicData uri="http://schemas.openxmlformats.org/drawingml/2006/picture">
+                <pic:pic xmlns:pic="http://schemas.openxmlformats.org/drawingml/2006/picture">
+                  <pic:nvPicPr>
+                    <pic:cNvPr id="1199510339" name=""/>
+                    <pic:cNvPicPr/>
+                  </pic:nvPicPr>
+                  <pic:blipFill>
+                    <a:blip r:embed="rId65" cstate="print">
+                      <a:extLst>
+                        <a:ext uri="{28A0092B-C50C-407E-A947-70E740481C1C}">
+                          <a14:useLocalDpi xmlns:a14="http://schemas.microsoft.com/office/drawing/2010/main" val="0"/>
+                        </a:ext>
+                      </a:extLst>
+                    </a:blip>
+                    <a:stretch>
+                      <a:fillRect/>
+                    </a:stretch>
+                  </pic:blipFill>
+                  <pic:spPr>
+                    <a:xfrm>
+                      <a:off x="0" y="0"/>
+                      <a:ext cx="1152525" cy="2551430"/>
+                    </a:xfrm>
+                    <a:prstGeom prst="rect">
+                      <a:avLst/>
+                    </a:prstGeom>
+                  </pic:spPr>
+                </pic:pic>
+              </a:graphicData>
+            </a:graphic>
+          </wp:anchor>
+        </w:drawing>
+      </w:r>
+      <w:r>
+        <w:br w:type="page"/>
+      </w:r>
+    </w:p>
+    <w:p>
+      <w:pPr>
+        <w:jc w:val="both"/>
+      </w:pPr>
+    </w:p>
+    <w:p>
+      <w:pPr>
+        <w:jc w:val="both"/>
+      </w:pPr>
+    </w:p>
+    <w:p>
+      <w:pPr>
+        <w:jc w:val="both"/>
+      </w:pPr>
+      <w:r>
+        <w:rPr>
+          <w:b/>
+          <w:bCs/>
+        </w:rPr>
+        <w:t>Sistema de ayuda</w:t>
+      </w:r>
+    </w:p>
+    <w:p>
+      <w:pPr>
+        <w:jc w:val="both"/>
+      </w:pPr>
+      <w:r>
+        <w:drawing>
+          <wp:anchor distT="0" distB="0" distL="114300" distR="114300" simplePos="0" relativeHeight="251823104" behindDoc="0" locked="0" layoutInCell="1" allowOverlap="1" wp14:anchorId="6CFCEAEA" wp14:editId="34775F20">
+            <wp:simplePos x="0" y="0"/>
+            <wp:positionH relativeFrom="column">
+              <wp:posOffset>-146050</wp:posOffset>
+            </wp:positionH>
+            <wp:positionV relativeFrom="paragraph">
+              <wp:posOffset>411480</wp:posOffset>
+            </wp:positionV>
+            <wp:extent cx="3051175" cy="1210310"/>
+            <wp:effectExtent l="0" t="0" r="0" b="8890"/>
+            <wp:wrapSquare wrapText="bothSides"/>
+            <wp:docPr id="990608319" name="Imagen 1"/>
+            <wp:cNvGraphicFramePr>
+              <a:graphicFrameLocks xmlns:a="http://schemas.openxmlformats.org/drawingml/2006/main" noChangeAspect="1"/>
+            </wp:cNvGraphicFramePr>
+            <a:graphic xmlns:a="http://schemas.openxmlformats.org/drawingml/2006/main">
+              <a:graphicData uri="http://schemas.openxmlformats.org/drawingml/2006/picture">
+                <pic:pic xmlns:pic="http://schemas.openxmlformats.org/drawingml/2006/picture">
+                  <pic:nvPicPr>
+                    <pic:cNvPr id="990608319" name=""/>
+                    <pic:cNvPicPr/>
+                  </pic:nvPicPr>
+                  <pic:blipFill>
+                    <a:blip r:embed="rId66">
+                      <a:extLst>
+                        <a:ext uri="{28A0092B-C50C-407E-A947-70E740481C1C}">
+                          <a14:useLocalDpi xmlns:a14="http://schemas.microsoft.com/office/drawing/2010/main" val="0"/>
+                        </a:ext>
+                      </a:extLst>
+                    </a:blip>
+                    <a:stretch>
+                      <a:fillRect/>
+                    </a:stretch>
+                  </pic:blipFill>
+                  <pic:spPr>
+                    <a:xfrm>
+                      <a:off x="0" y="0"/>
+                      <a:ext cx="3051175" cy="1210310"/>
+                    </a:xfrm>
+                    <a:prstGeom prst="rect">
+                      <a:avLst/>
+                    </a:prstGeom>
+                  </pic:spPr>
+                </pic:pic>
+              </a:graphicData>
+            </a:graphic>
+            <wp14:sizeRelH relativeFrom="margin">
+              <wp14:pctWidth>0</wp14:pctWidth>
+            </wp14:sizeRelH>
+            <wp14:sizeRelV relativeFrom="margin">
+              <wp14:pctHeight>0</wp14:pctHeight>
+            </wp14:sizeRelV>
+          </wp:anchor>
+        </w:drawing>
+      </w:r>
+      <w:r>
+        <w:t>La aplicación dispone de un sistema de ayuda accesible desde cualquier pantalla. Para abrirlo se puede pulsar el botón de ayuda situado en la barra superior o usar el atajo de teclado F1. Al abrirlo se muestra una ventana con información sobre las funcionalidades disponibles para el perfil activo.</w:t>
+      </w:r>
+    </w:p>
+    <w:p>
+      <w:r>
+        <w:rPr>
+          <w:noProof/>
+        </w:rPr>
+        <w:drawing>
+          <wp:anchor distT="0" distB="0" distL="114300" distR="114300" simplePos="0" relativeHeight="251714564" behindDoc="0" locked="0" layoutInCell="1" allowOverlap="1" wp14:anchorId="617CE2CC" wp14:editId="1CBB1908">
+            <wp:simplePos x="0" y="0"/>
+            <wp:positionH relativeFrom="column">
+              <wp:posOffset>2508265</wp:posOffset>
+            </wp:positionH>
+            <wp:positionV relativeFrom="paragraph">
+              <wp:posOffset>237888</wp:posOffset>
+            </wp:positionV>
+            <wp:extent cx="647700" cy="647700"/>
+            <wp:effectExtent l="0" t="0" r="0" b="19050"/>
+            <wp:wrapSquare wrapText="bothSides"/>
+            <wp:docPr id="752409095" name="Gráfico 11" descr="Mano con dedo índice apuntando a la derecha con relleno sólido"/>
+            <wp:cNvGraphicFramePr>
+              <a:graphicFrameLocks xmlns:a="http://schemas.openxmlformats.org/drawingml/2006/main" noChangeAspect="1"/>
+            </wp:cNvGraphicFramePr>
+            <a:graphic xmlns:a="http://schemas.openxmlformats.org/drawingml/2006/main">
+              <a:graphicData uri="http://schemas.openxmlformats.org/drawingml/2006/picture">
+                <pic:pic xmlns:pic="http://schemas.openxmlformats.org/drawingml/2006/picture">
+                  <pic:nvPicPr>
+                    <pic:cNvPr id="752409095" name="Gráfico 752409095" descr="Mano con dedo índice apuntando a la derecha con relleno sólido"/>
+                    <pic:cNvPicPr/>
+                  </pic:nvPicPr>
+                  <pic:blipFill>
+                    <a:blip r:embed="rId67">
+                      <a:extLst>
+                        <a:ext uri="{96DAC541-7B7A-43D3-8B79-37D633B846F1}">
+                          <asvg:svgBlip xmlns:asvg="http://schemas.microsoft.com/office/drawing/2016/SVG/main" r:embed="rId68"/>
+                        </a:ext>
+                      </a:extLst>
+                    </a:blip>
+                    <a:stretch>
+                      <a:fillRect/>
+                    </a:stretch>
+                  </pic:blipFill>
+                  <pic:spPr>
+                    <a:xfrm rot="15803591">
+                      <a:off x="0" y="0"/>
+                      <a:ext cx="647700" cy="647700"/>
+                    </a:xfrm>
+                    <a:prstGeom prst="rect">
+                      <a:avLst/>
+                    </a:prstGeom>
+                  </pic:spPr>
+                </pic:pic>
+              </a:graphicData>
+            </a:graphic>
+            <wp14:sizeRelH relativeFrom="margin">
+              <wp14:pctWidth>0</wp14:pctWidth>
+            </wp14:sizeRelH>
+            <wp14:sizeRelV relativeFrom="margin">
+              <wp14:pctHeight>0</wp14:pctHeight>
+            </wp14:sizeRelV>
+          </wp:anchor>
+        </w:drawing>
+      </w:r>
+      <w:r>
+        <w:rPr>
+          <w:noProof/>
+          <w:highlight w:val="yellow"/>
+        </w:rPr>
+        <w:drawing>
+          <wp:anchor distT="0" distB="0" distL="114300" distR="114300" simplePos="0" relativeHeight="251881472" behindDoc="0" locked="0" layoutInCell="1" allowOverlap="1" wp14:anchorId="6C603FD1" wp14:editId="14077D53">
+            <wp:simplePos x="0" y="0"/>
+            <wp:positionH relativeFrom="column">
+              <wp:posOffset>95620</wp:posOffset>
+            </wp:positionH>
+            <wp:positionV relativeFrom="paragraph">
+              <wp:posOffset>3577531</wp:posOffset>
+            </wp:positionV>
+            <wp:extent cx="897441" cy="897441"/>
+            <wp:effectExtent l="0" t="0" r="0" b="17145"/>
+            <wp:wrapNone/>
+            <wp:docPr id="1265382954" name="Gráfico 9" descr="Flecha lineal: curva en sentido contrario de las agujas del reloj con relleno sólido"/>
+            <wp:cNvGraphicFramePr>
+              <a:graphicFrameLocks xmlns:a="http://schemas.openxmlformats.org/drawingml/2006/main" noChangeAspect="1"/>
+            </wp:cNvGraphicFramePr>
+            <a:graphic xmlns:a="http://schemas.openxmlformats.org/drawingml/2006/main">
+              <a:graphicData uri="http://schemas.openxmlformats.org/drawingml/2006/picture">
+                <pic:pic xmlns:pic="http://schemas.openxmlformats.org/drawingml/2006/picture">
+                  <pic:nvPicPr>
+                    <pic:cNvPr id="770401161" name="Gráfico 770401161" descr="Flecha lineal: curva en sentido contrario de las agujas del reloj con relleno sólido"/>
+                    <pic:cNvPicPr/>
+                  </pic:nvPicPr>
+                  <pic:blipFill>
+                    <a:blip r:embed="rId42">
+                      <a:extLst>
+                        <a:ext uri="{96DAC541-7B7A-43D3-8B79-37D633B846F1}">
+                          <asvg:svgBlip xmlns:asvg="http://schemas.microsoft.com/office/drawing/2016/SVG/main" r:embed="rId43"/>
+                        </a:ext>
+                      </a:extLst>
+                    </a:blip>
+                    <a:stretch>
+                      <a:fillRect/>
+                    </a:stretch>
+                  </pic:blipFill>
+                  <pic:spPr>
+                    <a:xfrm rot="13266976">
+                      <a:off x="0" y="0"/>
+                      <a:ext cx="897441" cy="897441"/>
+                    </a:xfrm>
+                    <a:prstGeom prst="rect">
+                      <a:avLst/>
+                    </a:prstGeom>
+                  </pic:spPr>
+                </pic:pic>
+              </a:graphicData>
+            </a:graphic>
+            <wp14:sizeRelH relativeFrom="margin">
+              <wp14:pctWidth>0</wp14:pctWidth>
+            </wp14:sizeRelH>
+            <wp14:sizeRelV relativeFrom="margin">
+              <wp14:pctHeight>0</wp14:pctHeight>
+            </wp14:sizeRelV>
+          </wp:anchor>
+        </w:drawing>
+      </w:r>
+      <w:r>
+        <w:rPr>
+          <w:noProof/>
+          <w:highlight w:val="yellow"/>
+        </w:rPr>
+        <w:drawing>
+          <wp:anchor distT="0" distB="0" distL="114300" distR="114300" simplePos="0" relativeHeight="251876352" behindDoc="0" locked="0" layoutInCell="1" allowOverlap="1" wp14:anchorId="51336022" wp14:editId="024B3339">
+            <wp:simplePos x="0" y="0"/>
+            <wp:positionH relativeFrom="column">
+              <wp:posOffset>3077818</wp:posOffset>
+            </wp:positionH>
+            <wp:positionV relativeFrom="paragraph">
+              <wp:posOffset>1913225</wp:posOffset>
+            </wp:positionV>
+            <wp:extent cx="854397" cy="854397"/>
+            <wp:effectExtent l="0" t="0" r="0" b="0"/>
+            <wp:wrapNone/>
+            <wp:docPr id="1896508698" name="Gráfico 7" descr="Flecha lineal: curva con sentido de las agujas del reloj con relleno sólido"/>
+            <wp:cNvGraphicFramePr>
+              <a:graphicFrameLocks xmlns:a="http://schemas.openxmlformats.org/drawingml/2006/main" noChangeAspect="1"/>
+            </wp:cNvGraphicFramePr>
+            <a:graphic xmlns:a="http://schemas.openxmlformats.org/drawingml/2006/main">
+              <a:graphicData uri="http://schemas.openxmlformats.org/drawingml/2006/picture">
+                <pic:pic xmlns:pic="http://schemas.openxmlformats.org/drawingml/2006/picture">
+                  <pic:nvPicPr>
+                    <pic:cNvPr id="279952732" name="Gráfico 279952732" descr="Flecha lineal: curva con sentido de las agujas del reloj con relleno sólido"/>
+                    <pic:cNvPicPr/>
+                  </pic:nvPicPr>
+                  <pic:blipFill>
+                    <a:blip r:embed="rId29">
+                      <a:extLst>
+                        <a:ext uri="{96DAC541-7B7A-43D3-8B79-37D633B846F1}">
+                          <asvg:svgBlip xmlns:asvg="http://schemas.microsoft.com/office/drawing/2016/SVG/main" r:embed="rId30"/>
+                        </a:ext>
+                      </a:extLst>
+                    </a:blip>
+                    <a:stretch>
+                      <a:fillRect/>
+                    </a:stretch>
+                  </pic:blipFill>
+                  <pic:spPr>
+                    <a:xfrm rot="8313585">
+                      <a:off x="0" y="0"/>
+                      <a:ext cx="854397" cy="854397"/>
+                    </a:xfrm>
+                    <a:prstGeom prst="rect">
+                      <a:avLst/>
+                    </a:prstGeom>
+                  </pic:spPr>
+                </pic:pic>
+              </a:graphicData>
+            </a:graphic>
+            <wp14:sizeRelH relativeFrom="margin">
+              <wp14:pctWidth>0</wp14:pctWidth>
+            </wp14:sizeRelH>
+            <wp14:sizeRelV relativeFrom="margin">
+              <wp14:pctHeight>0</wp14:pctHeight>
+            </wp14:sizeRelV>
+          </wp:anchor>
+        </w:drawing>
+      </w:r>
+      <w:r>
+        <w:rPr>
+          <w:highlight w:val="yellow"/>
+        </w:rPr>
+        <w:drawing>
+          <wp:anchor distT="0" distB="0" distL="114300" distR="114300" simplePos="0" relativeHeight="251872256" behindDoc="0" locked="0" layoutInCell="1" allowOverlap="1" wp14:anchorId="75A5AA1E" wp14:editId="601271D0">
+            <wp:simplePos x="0" y="0"/>
+            <wp:positionH relativeFrom="column">
+              <wp:posOffset>194074</wp:posOffset>
+            </wp:positionH>
+            <wp:positionV relativeFrom="paragraph">
+              <wp:posOffset>4729672</wp:posOffset>
+            </wp:positionV>
+            <wp:extent cx="3105150" cy="2625725"/>
+            <wp:effectExtent l="0" t="0" r="0" b="3175"/>
+            <wp:wrapSquare wrapText="bothSides"/>
+            <wp:docPr id="896861691" name="Imagen 1"/>
+            <wp:cNvGraphicFramePr>
+              <a:graphicFrameLocks xmlns:a="http://schemas.openxmlformats.org/drawingml/2006/main" noChangeAspect="1"/>
+            </wp:cNvGraphicFramePr>
+            <a:graphic xmlns:a="http://schemas.openxmlformats.org/drawingml/2006/main">
+              <a:graphicData uri="http://schemas.openxmlformats.org/drawingml/2006/picture">
+                <pic:pic xmlns:pic="http://schemas.openxmlformats.org/drawingml/2006/picture">
+                  <pic:nvPicPr>
+                    <pic:cNvPr id="896861691" name=""/>
+                    <pic:cNvPicPr/>
+                  </pic:nvPicPr>
+                  <pic:blipFill>
+                    <a:blip r:embed="rId69" cstate="print">
+                      <a:extLst>
+                        <a:ext uri="{28A0092B-C50C-407E-A947-70E740481C1C}">
+                          <a14:useLocalDpi xmlns:a14="http://schemas.microsoft.com/office/drawing/2010/main" val="0"/>
+                        </a:ext>
+                      </a:extLst>
+                    </a:blip>
+                    <a:stretch>
+                      <a:fillRect/>
+                    </a:stretch>
+                  </pic:blipFill>
+                  <pic:spPr>
+                    <a:xfrm>
+                      <a:off x="0" y="0"/>
+                      <a:ext cx="3105150" cy="2625725"/>
+                    </a:xfrm>
+                    <a:prstGeom prst="rect">
+                      <a:avLst/>
+                    </a:prstGeom>
+                  </pic:spPr>
+                </pic:pic>
+              </a:graphicData>
+            </a:graphic>
+            <wp14:sizeRelH relativeFrom="margin">
+              <wp14:pctWidth>0</wp14:pctWidth>
+            </wp14:sizeRelH>
+            <wp14:sizeRelV relativeFrom="margin">
+              <wp14:pctHeight>0</wp14:pctHeight>
+            </wp14:sizeRelV>
+          </wp:anchor>
+        </w:drawing>
+      </w:r>
+      <w:r>
+        <w:rPr>
+          <w:highlight w:val="yellow"/>
+        </w:rPr>
+        <w:drawing>
+          <wp:anchor distT="0" distB="0" distL="114300" distR="114300" simplePos="0" relativeHeight="251856896" behindDoc="0" locked="0" layoutInCell="1" allowOverlap="1" wp14:anchorId="50DE4BDA" wp14:editId="596DB054">
+            <wp:simplePos x="0" y="0"/>
+            <wp:positionH relativeFrom="column">
+              <wp:posOffset>3372795</wp:posOffset>
+            </wp:positionH>
+            <wp:positionV relativeFrom="paragraph">
+              <wp:posOffset>2730692</wp:posOffset>
+            </wp:positionV>
+            <wp:extent cx="3194050" cy="2700655"/>
+            <wp:effectExtent l="0" t="0" r="6350" b="4445"/>
+            <wp:wrapSquare wrapText="bothSides"/>
+            <wp:docPr id="1219960901" name="Imagen 1"/>
+            <wp:cNvGraphicFramePr>
+              <a:graphicFrameLocks xmlns:a="http://schemas.openxmlformats.org/drawingml/2006/main" noChangeAspect="1"/>
+            </wp:cNvGraphicFramePr>
+            <a:graphic xmlns:a="http://schemas.openxmlformats.org/drawingml/2006/main">
+              <a:graphicData uri="http://schemas.openxmlformats.org/drawingml/2006/picture">
+                <pic:pic xmlns:pic="http://schemas.openxmlformats.org/drawingml/2006/picture">
+                  <pic:nvPicPr>
+                    <pic:cNvPr id="1219960901" name=""/>
+                    <pic:cNvPicPr/>
+                  </pic:nvPicPr>
+                  <pic:blipFill>
+                    <a:blip r:embed="rId70" cstate="print">
+                      <a:extLst>
+                        <a:ext uri="{28A0092B-C50C-407E-A947-70E740481C1C}">
+                          <a14:useLocalDpi xmlns:a14="http://schemas.microsoft.com/office/drawing/2010/main" val="0"/>
+                        </a:ext>
+                      </a:extLst>
+                    </a:blip>
+                    <a:stretch>
+                      <a:fillRect/>
+                    </a:stretch>
+                  </pic:blipFill>
+                  <pic:spPr>
+                    <a:xfrm>
+                      <a:off x="0" y="0"/>
+                      <a:ext cx="3194050" cy="2700655"/>
+                    </a:xfrm>
+                    <a:prstGeom prst="rect">
+                      <a:avLst/>
+                    </a:prstGeom>
+                  </pic:spPr>
+                </pic:pic>
+              </a:graphicData>
+            </a:graphic>
+            <wp14:sizeRelH relativeFrom="margin">
+              <wp14:pctWidth>0</wp14:pctWidth>
+            </wp14:sizeRelH>
+            <wp14:sizeRelV relativeFrom="margin">
+              <wp14:pctHeight>0</wp14:pctHeight>
+            </wp14:sizeRelV>
+          </wp:anchor>
+        </w:drawing>
+      </w:r>
+      <w:r>
+        <w:rPr>
+          <w:highlight w:val="yellow"/>
+        </w:rPr>
+        <w:drawing>
+          <wp:anchor distT="0" distB="0" distL="114300" distR="114300" simplePos="0" relativeHeight="251838464" behindDoc="0" locked="0" layoutInCell="1" allowOverlap="1" wp14:anchorId="6E392A9D" wp14:editId="50BC0DE3">
+            <wp:simplePos x="0" y="0"/>
+            <wp:positionH relativeFrom="margin">
+              <wp:align>left</wp:align>
+            </wp:positionH>
+            <wp:positionV relativeFrom="paragraph">
+              <wp:posOffset>976468</wp:posOffset>
+            </wp:positionV>
+            <wp:extent cx="3007360" cy="2573020"/>
+            <wp:effectExtent l="0" t="0" r="2540" b="0"/>
+            <wp:wrapSquare wrapText="bothSides"/>
+            <wp:docPr id="421169231" name="Imagen 1"/>
+            <wp:cNvGraphicFramePr>
+              <a:graphicFrameLocks xmlns:a="http://schemas.openxmlformats.org/drawingml/2006/main" noChangeAspect="1"/>
+            </wp:cNvGraphicFramePr>
+            <a:graphic xmlns:a="http://schemas.openxmlformats.org/drawingml/2006/main">
+              <a:graphicData uri="http://schemas.openxmlformats.org/drawingml/2006/picture">
+                <pic:pic xmlns:pic="http://schemas.openxmlformats.org/drawingml/2006/picture">
+                  <pic:nvPicPr>
+                    <pic:cNvPr id="421169231" name=""/>
+                    <pic:cNvPicPr/>
+                  </pic:nvPicPr>
+                  <pic:blipFill>
+                    <a:blip r:embed="rId71" cstate="print">
+                      <a:extLst>
+                        <a:ext uri="{28A0092B-C50C-407E-A947-70E740481C1C}">
+                          <a14:useLocalDpi xmlns:a14="http://schemas.microsoft.com/office/drawing/2010/main" val="0"/>
+                        </a:ext>
+                      </a:extLst>
+                    </a:blip>
+                    <a:stretch>
+                      <a:fillRect/>
+                    </a:stretch>
+                  </pic:blipFill>
+                  <pic:spPr>
+                    <a:xfrm>
+                      <a:off x="0" y="0"/>
+                      <a:ext cx="3007360" cy="2573020"/>
+                    </a:xfrm>
+                    <a:prstGeom prst="rect">
+                      <a:avLst/>
+                    </a:prstGeom>
+                  </pic:spPr>
+                </pic:pic>
+              </a:graphicData>
+            </a:graphic>
+            <wp14:sizeRelH relativeFrom="margin">
+              <wp14:pctWidth>0</wp14:pctWidth>
+            </wp14:sizeRelH>
+            <wp14:sizeRelV relativeFrom="margin">
+              <wp14:pctHeight>0</wp14:pctHeight>
+            </wp14:sizeRelV>
+          </wp:anchor>
+        </w:drawing>
+      </w:r>
+      <w:r>
+        <w:br w:type="page"/>
+      </w:r>
+    </w:p>
+    <w:p/>
+    <w:p/>
     <w:p>
       <w:pPr>
         <w:pStyle w:val="Ttulo2"/>
@@ -13267,7 +16995,6 @@
       </w:pPr>
       <w:bookmarkStart w:id="141" w:name="_Toc230268547"/>
       <w:r>
-        <w:lastRenderedPageBreak/>
         <w:t>WEBGRAFÍA Y FUENTES DE INFORMACIÓN</w:t>
       </w:r>
       <w:bookmarkEnd w:id="141"/>
@@ -13280,7 +17007,7 @@
       <w:r>
         <w:t xml:space="preserve">: </w:t>
       </w:r>
-      <w:hyperlink r:id="rId28" w:history="1">
+      <w:hyperlink r:id="rId72" w:history="1">
         <w:r>
           <w:rPr>
             <w:rStyle w:val="Hipervnculo"/>
@@ -13296,7 +17023,7 @@
       <w:pPr>
         <w:ind w:firstLine="708"/>
       </w:pPr>
-      <w:hyperlink r:id="rId29" w:history="1">
+      <w:hyperlink r:id="rId73" w:history="1">
         <w:r>
           <w:rPr>
             <w:rStyle w:val="Hipervnculo"/>
@@ -13317,7 +17044,7 @@
       <w:r>
         <w:t xml:space="preserve">: </w:t>
       </w:r>
-      <w:hyperlink r:id="rId30" w:history="1">
+      <w:hyperlink r:id="rId74" w:history="1">
         <w:r>
           <w:rPr>
             <w:rStyle w:val="Hipervnculo"/>
@@ -13330,7 +17057,7 @@
       <w:r>
         <w:t xml:space="preserve">Draw.io: </w:t>
       </w:r>
-      <w:hyperlink r:id="rId31" w:history="1">
+      <w:hyperlink r:id="rId75" w:history="1">
         <w:r>
           <w:rPr>
             <w:rStyle w:val="Hipervnculo"/>
@@ -13348,7 +17075,7 @@
       <w:r>
         <w:t xml:space="preserve">: </w:t>
       </w:r>
-      <w:hyperlink r:id="rId32" w:history="1">
+      <w:hyperlink r:id="rId76" w:history="1">
         <w:r>
           <w:rPr>
             <w:rStyle w:val="Hipervnculo"/>
@@ -13364,7 +17091,7 @@
       <w:r>
         <w:t xml:space="preserve">Adobe Color (paleta de colores): </w:t>
       </w:r>
-      <w:hyperlink r:id="rId33" w:history="1">
+      <w:hyperlink r:id="rId77" w:history="1">
         <w:r>
           <w:rPr>
             <w:rStyle w:val="Hipervnculo"/>
@@ -13385,7 +17112,7 @@
       <w:r>
         <w:t xml:space="preserve">: </w:t>
       </w:r>
-      <w:hyperlink r:id="rId34" w:history="1">
+      <w:hyperlink r:id="rId78" w:history="1">
         <w:r>
           <w:rPr>
             <w:rStyle w:val="Hipervnculo"/>
@@ -13409,7 +17136,7 @@
       <w:r>
         <w:t xml:space="preserve">: </w:t>
       </w:r>
-      <w:hyperlink r:id="rId35" w:history="1">
+      <w:hyperlink r:id="rId79" w:history="1">
         <w:r>
           <w:rPr>
             <w:rStyle w:val="Hipervnculo"/>
@@ -13424,7 +17151,7 @@
     <w:p/>
     <w:p/>
     <w:sectPr>
-      <w:footerReference w:type="default" r:id="rId36"/>
+      <w:footerReference w:type="default" r:id="rId80"/>
       <w:pgSz w:w="11906" w:h="16838"/>
       <w:pgMar w:top="1134" w:right="1134" w:bottom="1418" w:left="1134" w:header="709" w:footer="709" w:gutter="0"/>
       <w:pgNumType w:start="1"/>

--- a/documentacion/provisional_DocumentacionProyecto_2VIFC302.docx
+++ b/documentacion/provisional_DocumentacionProyecto_2VIFC302.docx
@@ -1218,7 +1218,7 @@
           <w:lang w:eastAsia="es-VE"/>
         </w:rPr>
         <w:drawing>
-          <wp:inline distT="0" distB="0" distL="0" distR="0" wp14:anchorId="1183C0B2" wp14:editId="4CCE4C89">
+          <wp:inline distT="0" distB="0" distL="0" distR="0" wp14:anchorId="1183C0B2" wp14:editId="09ED0D3B">
             <wp:extent cx="7556500" cy="10599420"/>
             <wp:effectExtent l="0" t="0" r="6350" b="0"/>
             <wp:docPr id="2" name="Imagen 2" descr="D:\servicios forobeta posts\diseño grafico\CLIENTES\Feelmusic - 05.11.18\archivos\11\11.jpg"/>
@@ -1550,21 +1550,7 @@
                 <w:rStyle w:val="Hipervnculo"/>
                 <w:noProof/>
               </w:rPr>
-              <w:t>OBJETIVO GENE</w:t>
-            </w:r>
-            <w:r>
-              <w:rPr>
-                <w:rStyle w:val="Hipervnculo"/>
-                <w:noProof/>
-              </w:rPr>
-              <w:t>R</w:t>
-            </w:r>
-            <w:r>
-              <w:rPr>
-                <w:rStyle w:val="Hipervnculo"/>
-                <w:noProof/>
-              </w:rPr>
-              <w:t>AL DEL PROYECTO</w:t>
+              <w:t>OBJETIVO GENERAL DEL PROYECTO</w:t>
             </w:r>
             <w:r>
               <w:rPr>
@@ -10962,9 +10948,9 @@
         </w:rPr>
         <w:lastRenderedPageBreak/>
         <w:drawing>
-          <wp:inline distT="0" distB="0" distL="0" distR="0" wp14:anchorId="4333422A" wp14:editId="1785D7DB">
-            <wp:extent cx="3673928" cy="4029328"/>
-            <wp:effectExtent l="0" t="0" r="3175" b="0"/>
+          <wp:inline distT="0" distB="0" distL="0" distR="0" wp14:anchorId="4333422A" wp14:editId="31360F02">
+            <wp:extent cx="1837907" cy="4063217"/>
+            <wp:effectExtent l="0" t="0" r="0" b="0"/>
             <wp:docPr id="58759575" name="Imagen 3"/>
             <wp:cNvGraphicFramePr>
               <a:graphicFrameLocks xmlns:a="http://schemas.openxmlformats.org/drawingml/2006/main" noChangeAspect="1"/>
@@ -10991,7 +10977,7 @@
                   <pic:spPr>
                     <a:xfrm>
                       <a:off x="0" y="0"/>
-                      <a:ext cx="3704828" cy="4063217"/>
+                      <a:ext cx="1837907" cy="4063217"/>
                     </a:xfrm>
                     <a:prstGeom prst="rect">
                       <a:avLst/>
@@ -11037,9 +11023,9 @@
           <w:noProof/>
         </w:rPr>
         <w:drawing>
-          <wp:inline distT="0" distB="0" distL="0" distR="0" wp14:anchorId="6C646993" wp14:editId="36824A89">
-            <wp:extent cx="3401545" cy="3920128"/>
-            <wp:effectExtent l="0" t="0" r="8890" b="4445"/>
+          <wp:inline distT="0" distB="0" distL="0" distR="0" wp14:anchorId="6C646993" wp14:editId="5128F2A0">
+            <wp:extent cx="1809894" cy="3946163"/>
+            <wp:effectExtent l="0" t="0" r="0" b="0"/>
             <wp:docPr id="1157977682" name="Imagen 3"/>
             <wp:cNvGraphicFramePr>
               <a:graphicFrameLocks xmlns:a="http://schemas.openxmlformats.org/drawingml/2006/main" noChangeAspect="1"/>
@@ -11066,7 +11052,7 @@
                   <pic:spPr>
                     <a:xfrm>
                       <a:off x="0" y="0"/>
-                      <a:ext cx="3424136" cy="3946163"/>
+                      <a:ext cx="1809894" cy="3946163"/>
                     </a:xfrm>
                     <a:prstGeom prst="rect">
                       <a:avLst/>
@@ -11183,9 +11169,9 @@
           <w:noProof/>
         </w:rPr>
         <w:drawing>
-          <wp:inline distT="0" distB="0" distL="0" distR="0" wp14:anchorId="041199A3" wp14:editId="5E9093F5">
-            <wp:extent cx="6494137" cy="4870602"/>
-            <wp:effectExtent l="0" t="0" r="2540" b="6350"/>
+          <wp:inline distT="0" distB="0" distL="0" distR="0" wp14:anchorId="041199A3" wp14:editId="6753839D">
+            <wp:extent cx="6494137" cy="3652952"/>
+            <wp:effectExtent l="0" t="0" r="2540" b="5080"/>
             <wp:docPr id="963767397" name="Imagen 6"/>
             <wp:cNvGraphicFramePr>
               <a:graphicFrameLocks xmlns:a="http://schemas.openxmlformats.org/drawingml/2006/main" noChangeAspect="1"/>
@@ -11200,7 +11186,7 @@
                     </pic:cNvPicPr>
                   </pic:nvPicPr>
                   <pic:blipFill>
-                    <a:blip r:embed="rId26">
+                    <a:blip r:embed="rId26" cstate="print">
                       <a:extLst>
                         <a:ext uri="{28A0092B-C50C-407E-A947-70E740481C1C}">
                           <a14:useLocalDpi xmlns:a14="http://schemas.microsoft.com/office/drawing/2010/main" val="0"/>
@@ -11214,7 +11200,7 @@
                   <pic:spPr bwMode="auto">
                     <a:xfrm>
                       <a:off x="0" y="0"/>
-                      <a:ext cx="6494137" cy="4870602"/>
+                      <a:ext cx="6494137" cy="3652952"/>
                     </a:xfrm>
                     <a:prstGeom prst="rect">
                       <a:avLst/>
@@ -11256,30 +11242,27 @@
     <w:p>
       <w:pPr>
         <w:pStyle w:val="Prrafodelista"/>
-      </w:pPr>
+        <w:rPr>
+          <w:sz w:val="20"/>
+          <w:szCs w:val="20"/>
+        </w:rPr>
+      </w:pPr>
+      <w:r>
+        <w:rPr>
+          <w:sz w:val="20"/>
+          <w:szCs w:val="20"/>
+        </w:rPr>
+        <w:t>Cada pantalla de gestión dispondrá de un botón “volver” que regresará a la pantalla con el menú propio de cada rol. Además, cada pantalla con menú “de rol” lateral, tendrá un acceso directo a cada sección y botón de “Cerrar sesión”.</w:t>
+      </w:r>
     </w:p>
     <w:p>
       <w:pPr>
         <w:pStyle w:val="Prrafodelista"/>
-      </w:pPr>
-      <w:r>
-        <w:t xml:space="preserve">Cada pantalla de gestión dispondrá de un botón “volver” que regresará a la pantalla con el menú propio de cada rol. Además, cada pantalla con </w:t>
-      </w:r>
-      <w:r>
-        <w:t xml:space="preserve">menú </w:t>
-      </w:r>
-      <w:r>
-        <w:t xml:space="preserve">“de rol” </w:t>
-      </w:r>
-      <w:r>
-        <w:t>lateral</w:t>
-      </w:r>
-      <w:r>
-        <w:t xml:space="preserve">, tendrá un </w:t>
-      </w:r>
-      <w:r>
-        <w:t>acceso directo a cada sección y botón de “Cerrar sesión”.</w:t>
-      </w:r>
+        <w:rPr>
+          <w:sz w:val="20"/>
+          <w:szCs w:val="20"/>
+        </w:rPr>
+      </w:pPr>
     </w:p>
     <w:p>
       <w:pPr>
@@ -11296,18 +11279,13 @@
       </w:pPr>
       <w:bookmarkStart w:id="41" w:name="_Toc230268525"/>
       <w:r>
-        <w:lastRenderedPageBreak/>
         <w:t>PLAN DE PRUEBAS</w:t>
       </w:r>
       <w:bookmarkEnd w:id="41"/>
     </w:p>
     <w:p>
       <w:r>
-        <w:t xml:space="preserve">El plan de pruebas del proyecto se recoge en un documento independiente adjunto a esta documentación. En él se define la estrategia de pruebas seguida, los tipos de pruebas realizadas y los casos de prueba concretos con sus resultados. Las pruebas contemplan los </w:t>
-      </w:r>
-      <w:proofErr w:type="gramStart"/>
-      <w:r>
-        <w:t xml:space="preserve">niveles </w:t>
+        <w:t xml:space="preserve">El plan de pruebas del proyecto se recoge en un documento independiente adjunto a esta documentación. En él se define la estrategia de pruebas seguida, los tipos de pruebas realizadas y los casos de prueba concretos con sus resultados. Las pruebas contemplan los niveles </w:t>
       </w:r>
       <w:r>
         <w:rPr>
@@ -11316,7 +11294,6 @@
         </w:rPr>
         <w:t>unitario</w:t>
       </w:r>
-      <w:proofErr w:type="gramEnd"/>
       <w:r>
         <w:t xml:space="preserve">, de </w:t>
       </w:r>
@@ -11361,6 +11338,7 @@
       </w:pPr>
       <w:bookmarkStart w:id="42" w:name="_Toc230268526"/>
       <w:r>
+        <w:lastRenderedPageBreak/>
         <w:t>TECNOLOGÍAS EMPLEADAS</w:t>
       </w:r>
       <w:bookmarkEnd w:id="42"/>
@@ -11760,7 +11738,6 @@
           <w:b/>
           <w:bCs/>
         </w:rPr>
-        <w:lastRenderedPageBreak/>
         <w:t>JavaFX:</w:t>
       </w:r>
       <w:r>
@@ -11856,6 +11833,7 @@
       </w:pPr>
       <w:bookmarkStart w:id="43" w:name="_Toc230268527"/>
       <w:r>
+        <w:lastRenderedPageBreak/>
         <w:t>PLANIFICACIÓN Y PRESUPUESTO</w:t>
       </w:r>
       <w:bookmarkEnd w:id="43"/>
@@ -12101,7 +12079,6 @@
           </w:tcPr>
           <w:p>
             <w:r>
-              <w:lastRenderedPageBreak/>
               <w:t>Concepto</w:t>
             </w:r>
           </w:p>
@@ -12841,7 +12818,6 @@
         <w:ind w:firstLine="708"/>
       </w:pPr>
       <w:r>
-        <w:lastRenderedPageBreak/>
         <w:t xml:space="preserve"> </w:t>
       </w:r>
       <w:r>
@@ -12898,6 +12874,7 @@
         <w:ind w:firstLine="708"/>
       </w:pPr>
       <w:r>
+        <w:lastRenderedPageBreak/>
         <w:t xml:space="preserve"> </w:t>
       </w:r>
       <w:r>
@@ -13130,11 +13107,7 @@
       </w:r>
       <w:proofErr w:type="spellEnd"/>
       <w:r>
-        <w:t xml:space="preserve"> para la generación de informes en </w:t>
-      </w:r>
-      <w:r>
-        <w:lastRenderedPageBreak/>
-        <w:t>PDF, incluyendo una ficha de estudiante, un listado de FEs y un informe estadístico con gráfico de tarta, lo que demuestra la capacidad de integrar herramientas externas en una aplicación JavaFX.</w:t>
+        <w:t xml:space="preserve"> para la generación de informes en PDF, incluyendo una ficha de estudiante, un listado de FEs y un informe estadístico con gráfico de tarta, lo que demuestra la capacidad de integrar herramientas externas en una aplicación JavaFX.</w:t>
       </w:r>
     </w:p>
     <w:p>
@@ -13157,10 +13130,7 @@
         <w:t xml:space="preserve"> y Android SDK.</w:t>
       </w:r>
       <w:r>
-        <w:t xml:space="preserve"> </w:t>
-      </w:r>
-      <w:r>
-        <w:t xml:space="preserve">La aplicación se comunica con la aplicación de escritorio mediante una API REST desarrollada con Spring Boot, usando </w:t>
+        <w:t xml:space="preserve"> La aplicación se comunica con la aplicación de escritorio mediante una API REST desarrollada con Spring Boot, usando </w:t>
       </w:r>
       <w:proofErr w:type="spellStart"/>
       <w:r>
@@ -13182,6 +13152,7 @@
           <w:b/>
           <w:bCs/>
         </w:rPr>
+        <w:lastRenderedPageBreak/>
         <w:t>Programación de Servicios y Procesos</w:t>
       </w:r>
       <w:r>
@@ -13634,7 +13605,6 @@
           <w:b/>
           <w:bCs/>
         </w:rPr>
-        <w:lastRenderedPageBreak/>
         <w:t xml:space="preserve">Sistema operativo Windows 10 o superior. </w:t>
       </w:r>
     </w:p>
@@ -13714,6 +13684,10 @@
         </w:rPr>
       </w:pPr>
       <w:r>
+        <w:rPr>
+          <w:noProof/>
+        </w:rPr>
+        <w:lastRenderedPageBreak/>
         <w:drawing>
           <wp:anchor distT="0" distB="0" distL="114300" distR="114300" simplePos="0" relativeHeight="251445248" behindDoc="0" locked="0" layoutInCell="1" allowOverlap="1" wp14:anchorId="25809452" wp14:editId="0EC2B8E9">
             <wp:simplePos x="0" y="0"/>
@@ -13842,6 +13816,9 @@
         </w:drawing>
       </w:r>
       <w:r>
+        <w:rPr>
+          <w:noProof/>
+        </w:rPr>
         <w:drawing>
           <wp:anchor distT="0" distB="0" distL="114300" distR="114300" simplePos="0" relativeHeight="251457536" behindDoc="0" locked="0" layoutInCell="1" allowOverlap="1" wp14:anchorId="16DB3885" wp14:editId="1BAD9273">
             <wp:simplePos x="0" y="0"/>
@@ -13910,6 +13887,9 @@
     <w:p/>
     <w:p>
       <w:r>
+        <w:rPr>
+          <w:noProof/>
+        </w:rPr>
         <w:drawing>
           <wp:anchor distT="0" distB="0" distL="114300" distR="114300" simplePos="0" relativeHeight="251470848" behindDoc="0" locked="0" layoutInCell="1" allowOverlap="1" wp14:anchorId="3D050C23" wp14:editId="2CCF8132">
             <wp:simplePos x="0" y="0"/>
@@ -14000,6 +13980,9 @@
     </w:p>
     <w:p>
       <w:r>
+        <w:rPr>
+          <w:noProof/>
+        </w:rPr>
         <w:drawing>
           <wp:anchor distT="0" distB="0" distL="114300" distR="114300" simplePos="0" relativeHeight="251472896" behindDoc="0" locked="0" layoutInCell="1" allowOverlap="1" wp14:anchorId="49393318" wp14:editId="7A83C953">
             <wp:simplePos x="0" y="0"/>
@@ -14077,6 +14060,9 @@
     </w:p>
     <w:p>
       <w:r>
+        <w:rPr>
+          <w:noProof/>
+        </w:rPr>
         <w:lastRenderedPageBreak/>
         <w:drawing>
           <wp:anchor distT="0" distB="0" distL="114300" distR="114300" simplePos="0" relativeHeight="251479040" behindDoc="0" locked="0" layoutInCell="1" allowOverlap="1" wp14:anchorId="5F2A8B83" wp14:editId="6C366ED0">
@@ -14244,6 +14230,9 @@
     <w:p/>
     <w:p>
       <w:r>
+        <w:rPr>
+          <w:noProof/>
+        </w:rPr>
         <w:drawing>
           <wp:anchor distT="0" distB="0" distL="114300" distR="114300" simplePos="0" relativeHeight="251492352" behindDoc="0" locked="0" layoutInCell="1" allowOverlap="1" wp14:anchorId="750F4ECC" wp14:editId="0D3CAFF1">
             <wp:simplePos x="0" y="0"/>
@@ -14315,6 +14304,9 @@
     </w:p>
     <w:p>
       <w:r>
+        <w:rPr>
+          <w:noProof/>
+        </w:rPr>
         <w:drawing>
           <wp:anchor distT="0" distB="0" distL="114300" distR="114300" simplePos="0" relativeHeight="251499520" behindDoc="0" locked="0" layoutInCell="1" allowOverlap="1" wp14:anchorId="11F4DE51" wp14:editId="77DDA62B">
             <wp:simplePos x="0" y="0"/>
@@ -14447,6 +14439,9 @@
         </w:drawing>
       </w:r>
       <w:r>
+        <w:rPr>
+          <w:noProof/>
+        </w:rPr>
         <w:drawing>
           <wp:anchor distT="0" distB="0" distL="114300" distR="114300" simplePos="0" relativeHeight="251503616" behindDoc="0" locked="0" layoutInCell="1" allowOverlap="1" wp14:anchorId="511D163D" wp14:editId="140DFE33">
             <wp:simplePos x="0" y="0"/>
@@ -14547,6 +14542,9 @@
     </w:p>
     <w:p>
       <w:r>
+        <w:rPr>
+          <w:noProof/>
+        </w:rPr>
         <w:lastRenderedPageBreak/>
         <w:drawing>
           <wp:anchor distT="0" distB="0" distL="114300" distR="114300" simplePos="0" relativeHeight="251508736" behindDoc="0" locked="0" layoutInCell="1" allowOverlap="1" wp14:anchorId="16790E9D" wp14:editId="5EA6667C">
@@ -14636,6 +14634,9 @@
     </w:p>
     <w:p>
       <w:r>
+        <w:rPr>
+          <w:noProof/>
+        </w:rPr>
         <w:drawing>
           <wp:anchor distT="0" distB="0" distL="114300" distR="114300" simplePos="0" relativeHeight="251516928" behindDoc="0" locked="0" layoutInCell="1" allowOverlap="1" wp14:anchorId="5C737D0F" wp14:editId="6F8BBB89">
             <wp:simplePos x="0" y="0"/>
@@ -14762,6 +14763,9 @@
         </w:drawing>
       </w:r>
       <w:r>
+        <w:rPr>
+          <w:noProof/>
+        </w:rPr>
         <w:drawing>
           <wp:anchor distT="0" distB="0" distL="114300" distR="114300" simplePos="0" relativeHeight="251522048" behindDoc="0" locked="0" layoutInCell="1" allowOverlap="1" wp14:anchorId="27DBDC8B" wp14:editId="6B3F1EC1">
             <wp:simplePos x="0" y="0"/>
@@ -14853,6 +14857,9 @@
     </w:p>
     <w:p>
       <w:r>
+        <w:rPr>
+          <w:noProof/>
+        </w:rPr>
         <w:drawing>
           <wp:anchor distT="0" distB="0" distL="114300" distR="114300" simplePos="0" relativeHeight="251532288" behindDoc="0" locked="0" layoutInCell="1" allowOverlap="1" wp14:anchorId="2ED5AE3B" wp14:editId="20334DDF">
             <wp:simplePos x="0" y="0"/>
@@ -14904,6 +14911,9 @@
         </w:drawing>
       </w:r>
       <w:r>
+        <w:rPr>
+          <w:noProof/>
+        </w:rPr>
         <w:drawing>
           <wp:anchor distT="0" distB="0" distL="114300" distR="114300" simplePos="0" relativeHeight="251536384" behindDoc="0" locked="0" layoutInCell="1" allowOverlap="1" wp14:anchorId="7A5CFACF" wp14:editId="33539967">
             <wp:simplePos x="0" y="0"/>
@@ -14961,6 +14971,9 @@
     <w:p/>
     <w:p>
       <w:r>
+        <w:rPr>
+          <w:noProof/>
+        </w:rPr>
         <w:lastRenderedPageBreak/>
         <w:drawing>
           <wp:anchor distT="0" distB="0" distL="114300" distR="114300" simplePos="0" relativeHeight="251538432" behindDoc="0" locked="0" layoutInCell="1" allowOverlap="1" wp14:anchorId="0CAC350E" wp14:editId="13861809">
@@ -15041,6 +15054,9 @@
     <w:p/>
     <w:p>
       <w:r>
+        <w:rPr>
+          <w:noProof/>
+        </w:rPr>
         <w:drawing>
           <wp:anchor distT="0" distB="0" distL="114300" distR="114300" simplePos="0" relativeHeight="251540480" behindDoc="0" locked="0" layoutInCell="1" allowOverlap="1" wp14:anchorId="55DEEF1A" wp14:editId="528355F9">
             <wp:simplePos x="0" y="0"/>
@@ -15122,6 +15138,7 @@
         <w:rPr>
           <w:b/>
           <w:bCs/>
+          <w:noProof/>
         </w:rPr>
         <w:drawing>
           <wp:anchor distT="0" distB="0" distL="114300" distR="114300" simplePos="0" relativeHeight="251545600" behindDoc="0" locked="0" layoutInCell="1" allowOverlap="1" wp14:anchorId="73E0E411" wp14:editId="5025BAFD">
@@ -15208,6 +15225,9 @@
     <w:p/>
     <w:p>
       <w:r>
+        <w:rPr>
+          <w:noProof/>
+        </w:rPr>
         <w:drawing>
           <wp:anchor distT="0" distB="0" distL="114300" distR="114300" simplePos="0" relativeHeight="251553792" behindDoc="0" locked="0" layoutInCell="1" allowOverlap="1" wp14:anchorId="61C65824" wp14:editId="61ECAFEB">
             <wp:simplePos x="0" y="0"/>
@@ -15309,6 +15329,9 @@
     </w:p>
     <w:p>
       <w:r>
+        <w:rPr>
+          <w:noProof/>
+        </w:rPr>
         <w:drawing>
           <wp:anchor distT="0" distB="0" distL="114300" distR="114300" simplePos="0" relativeHeight="251681796" behindDoc="0" locked="0" layoutInCell="1" allowOverlap="1" wp14:anchorId="7ECE2DF6" wp14:editId="6E44D6AD">
             <wp:simplePos x="0" y="0"/>
@@ -15379,6 +15402,9 @@
     <w:p/>
     <w:p>
       <w:r>
+        <w:rPr>
+          <w:noProof/>
+        </w:rPr>
         <w:lastRenderedPageBreak/>
         <w:drawing>
           <wp:anchor distT="0" distB="0" distL="114300" distR="114300" simplePos="0" relativeHeight="251555840" behindDoc="0" locked="0" layoutInCell="1" allowOverlap="1" wp14:anchorId="7B18BA68" wp14:editId="06F8EE2E">
@@ -15467,6 +15493,9 @@
     <w:p/>
     <w:p>
       <w:r>
+        <w:rPr>
+          <w:noProof/>
+        </w:rPr>
         <w:drawing>
           <wp:anchor distT="0" distB="0" distL="114300" distR="114300" simplePos="0" relativeHeight="251566080" behindDoc="0" locked="0" layoutInCell="1" allowOverlap="1" wp14:anchorId="63782AFA" wp14:editId="555DB516">
             <wp:simplePos x="0" y="0"/>
@@ -15544,6 +15573,9 @@
     <w:p/>
     <w:p>
       <w:r>
+        <w:rPr>
+          <w:noProof/>
+        </w:rPr>
         <w:drawing>
           <wp:anchor distT="0" distB="0" distL="114300" distR="114300" simplePos="0" relativeHeight="251688964" behindDoc="0" locked="0" layoutInCell="1" allowOverlap="1" wp14:anchorId="3605786E" wp14:editId="2AF00788">
             <wp:simplePos x="0" y="0"/>
@@ -15625,6 +15657,9 @@
     <w:p/>
     <w:p>
       <w:r>
+        <w:rPr>
+          <w:noProof/>
+        </w:rPr>
         <w:drawing>
           <wp:anchor distT="0" distB="0" distL="114300" distR="114300" simplePos="0" relativeHeight="251592704" behindDoc="0" locked="0" layoutInCell="1" allowOverlap="1" wp14:anchorId="1C212098" wp14:editId="35C9965E">
             <wp:simplePos x="0" y="0"/>
@@ -15801,6 +15836,9 @@
         </w:drawing>
       </w:r>
       <w:r>
+        <w:rPr>
+          <w:noProof/>
+        </w:rPr>
         <w:drawing>
           <wp:anchor distT="0" distB="0" distL="114300" distR="114300" simplePos="0" relativeHeight="251603968" behindDoc="0" locked="0" layoutInCell="1" allowOverlap="1" wp14:anchorId="31E819BE" wp14:editId="13942BE5">
             <wp:simplePos x="0" y="0"/>
@@ -15886,6 +15924,9 @@
     <w:p/>
     <w:p>
       <w:r>
+        <w:rPr>
+          <w:noProof/>
+        </w:rPr>
         <w:lastRenderedPageBreak/>
         <w:drawing>
           <wp:anchor distT="0" distB="0" distL="114300" distR="114300" simplePos="0" relativeHeight="251585536" behindDoc="0" locked="0" layoutInCell="1" allowOverlap="1" wp14:anchorId="56EFCF44" wp14:editId="778F50C4">
@@ -15969,6 +16010,9 @@
     <w:p/>
     <w:p>
       <w:r>
+        <w:rPr>
+          <w:noProof/>
+        </w:rPr>
         <w:drawing>
           <wp:anchor distT="0" distB="0" distL="114300" distR="114300" simplePos="0" relativeHeight="251579392" behindDoc="0" locked="0" layoutInCell="1" allowOverlap="1" wp14:anchorId="54ABD2FB" wp14:editId="0D6BB1C3">
             <wp:simplePos x="0" y="0"/>
@@ -16050,6 +16094,9 @@
         </w:rPr>
       </w:pPr>
       <w:r>
+        <w:rPr>
+          <w:noProof/>
+        </w:rPr>
         <w:drawing>
           <wp:anchor distT="0" distB="0" distL="114300" distR="114300" simplePos="0" relativeHeight="251613184" behindDoc="0" locked="0" layoutInCell="1" allowOverlap="1" wp14:anchorId="461ECF30" wp14:editId="0924365B">
             <wp:simplePos x="0" y="0"/>
@@ -16175,6 +16222,9 @@
         </w:drawing>
       </w:r>
       <w:r>
+        <w:rPr>
+          <w:noProof/>
+        </w:rPr>
         <w:drawing>
           <wp:anchor distT="0" distB="0" distL="114300" distR="114300" simplePos="0" relativeHeight="251630592" behindDoc="0" locked="0" layoutInCell="1" allowOverlap="1" wp14:anchorId="7C947B0C" wp14:editId="2BF036E6">
             <wp:simplePos x="0" y="0"/>
@@ -16247,8 +16297,11 @@
     </w:p>
     <w:p>
       <w:r>
+        <w:rPr>
+          <w:noProof/>
+        </w:rPr>
         <w:drawing>
-          <wp:anchor distT="0" distB="0" distL="114300" distR="114300" simplePos="0" relativeHeight="251712512" behindDoc="0" locked="0" layoutInCell="1" allowOverlap="1" wp14:anchorId="0C28E433" wp14:editId="001C6600">
+          <wp:anchor distT="0" distB="0" distL="114300" distR="114300" simplePos="0" relativeHeight="251712512" behindDoc="0" locked="0" layoutInCell="1" allowOverlap="1" wp14:anchorId="0C28E433" wp14:editId="07C3384C">
             <wp:simplePos x="0" y="0"/>
             <wp:positionH relativeFrom="column">
               <wp:posOffset>1565748</wp:posOffset>
@@ -16364,6 +16417,9 @@
         </w:drawing>
       </w:r>
       <w:r>
+        <w:rPr>
+          <w:noProof/>
+        </w:rPr>
         <w:drawing>
           <wp:anchor distT="0" distB="0" distL="114300" distR="114300" simplePos="0" relativeHeight="251758592" behindDoc="0" locked="0" layoutInCell="1" allowOverlap="1" wp14:anchorId="7D488855" wp14:editId="73B48390">
             <wp:simplePos x="0" y="0"/>
@@ -16475,8 +16531,11 @@
         </w:drawing>
       </w:r>
       <w:r>
+        <w:rPr>
+          <w:noProof/>
+        </w:rPr>
         <w:drawing>
-          <wp:anchor distT="0" distB="0" distL="114300" distR="114300" simplePos="0" relativeHeight="251663360" behindDoc="0" locked="0" layoutInCell="1" allowOverlap="1" wp14:anchorId="3FF4BB6A" wp14:editId="0966EB84">
+          <wp:anchor distT="0" distB="0" distL="114300" distR="114300" simplePos="0" relativeHeight="251663360" behindDoc="0" locked="0" layoutInCell="1" allowOverlap="1" wp14:anchorId="3FF4BB6A" wp14:editId="35C5FE8D">
             <wp:simplePos x="0" y="0"/>
             <wp:positionH relativeFrom="margin">
               <wp:posOffset>3677004</wp:posOffset>
@@ -16556,6 +16615,9 @@
         <w:jc w:val="both"/>
       </w:pPr>
       <w:r>
+        <w:rPr>
+          <w:noProof/>
+        </w:rPr>
         <w:drawing>
           <wp:anchor distT="0" distB="0" distL="114300" distR="114300" simplePos="0" relativeHeight="251823104" behindDoc="0" locked="0" layoutInCell="1" allowOverlap="1" wp14:anchorId="6CFCEAEA" wp14:editId="34775F20">
             <wp:simplePos x="0" y="0"/>
@@ -16801,10 +16863,11 @@
       </w:r>
       <w:r>
         <w:rPr>
+          <w:noProof/>
           <w:highlight w:val="yellow"/>
         </w:rPr>
         <w:drawing>
-          <wp:anchor distT="0" distB="0" distL="114300" distR="114300" simplePos="0" relativeHeight="251872256" behindDoc="0" locked="0" layoutInCell="1" allowOverlap="1" wp14:anchorId="75A5AA1E" wp14:editId="601271D0">
+          <wp:anchor distT="0" distB="0" distL="114300" distR="114300" simplePos="0" relativeHeight="251872256" behindDoc="0" locked="0" layoutInCell="1" allowOverlap="1" wp14:anchorId="75A5AA1E" wp14:editId="1487B8B7">
             <wp:simplePos x="0" y="0"/>
             <wp:positionH relativeFrom="column">
               <wp:posOffset>194074</wp:posOffset>
@@ -16861,10 +16924,11 @@
       </w:r>
       <w:r>
         <w:rPr>
+          <w:noProof/>
           <w:highlight w:val="yellow"/>
         </w:rPr>
         <w:drawing>
-          <wp:anchor distT="0" distB="0" distL="114300" distR="114300" simplePos="0" relativeHeight="251856896" behindDoc="0" locked="0" layoutInCell="1" allowOverlap="1" wp14:anchorId="50DE4BDA" wp14:editId="596DB054">
+          <wp:anchor distT="0" distB="0" distL="114300" distR="114300" simplePos="0" relativeHeight="251856896" behindDoc="0" locked="0" layoutInCell="1" allowOverlap="1" wp14:anchorId="50DE4BDA" wp14:editId="70194562">
             <wp:simplePos x="0" y="0"/>
             <wp:positionH relativeFrom="column">
               <wp:posOffset>3372795</wp:posOffset>
@@ -16921,10 +16985,11 @@
       </w:r>
       <w:r>
         <w:rPr>
+          <w:noProof/>
           <w:highlight w:val="yellow"/>
         </w:rPr>
         <w:drawing>
-          <wp:anchor distT="0" distB="0" distL="114300" distR="114300" simplePos="0" relativeHeight="251838464" behindDoc="0" locked="0" layoutInCell="1" allowOverlap="1" wp14:anchorId="6E392A9D" wp14:editId="50BC0DE3">
+          <wp:anchor distT="0" distB="0" distL="114300" distR="114300" simplePos="0" relativeHeight="251838464" behindDoc="0" locked="0" layoutInCell="1" allowOverlap="1" wp14:anchorId="6E392A9D" wp14:editId="2AF0B9EB">
             <wp:simplePos x="0" y="0"/>
             <wp:positionH relativeFrom="margin">
               <wp:align>left</wp:align>
@@ -18772,6 +18837,7 @@
   <w:style w:type="character" w:default="1" w:styleId="Fuentedeprrafopredeter">
     <w:name w:val="Default Paragraph Font"/>
     <w:uiPriority w:val="1"/>
+    <w:semiHidden/>
     <w:unhideWhenUsed/>
   </w:style>
   <w:style w:type="table" w:default="1" w:styleId="Tablanormal">
@@ -19920,6 +19986,14 @@
 </file>
 
 <file path=customXml/item1.xml><?xml version="1.0" encoding="utf-8"?>
+<p:properties xmlns:p="http://schemas.microsoft.com/office/2006/metadata/properties" xmlns:xsi="http://www.w3.org/2001/XMLSchema-instance" xmlns:pc="http://schemas.microsoft.com/office/infopath/2007/PartnerControls">
+  <documentManagement>
+    <_activity xmlns="d07641f9-f1a5-43c1-ac16-fa53e6c318bc" xsi:nil="true"/>
+  </documentManagement>
+</p:properties>
+</file>
+
+<file path=customXml/item2.xml><?xml version="1.0" encoding="utf-8"?>
 <?mso-contentType ?>
 <FormTemplates xmlns="http://schemas.microsoft.com/sharepoint/v3/contenttype/forms">
   <Display>DocumentLibraryForm</Display>
@@ -19928,19 +20002,7 @@
 </FormTemplates>
 </file>
 
-<file path=customXml/item2.xml><?xml version="1.0" encoding="utf-8"?>
-<b:Sources xmlns:b="http://schemas.openxmlformats.org/officeDocument/2006/bibliography" xmlns="http://schemas.openxmlformats.org/officeDocument/2006/bibliography" SelectedStyle="\APASixthEditionOfficeOnline.xsl" StyleName="APA" Version="6"/>
-</file>
-
 <file path=customXml/item3.xml><?xml version="1.0" encoding="utf-8"?>
-<p:properties xmlns:p="http://schemas.microsoft.com/office/2006/metadata/properties" xmlns:xsi="http://www.w3.org/2001/XMLSchema-instance" xmlns:pc="http://schemas.microsoft.com/office/infopath/2007/PartnerControls">
-  <documentManagement>
-    <_activity xmlns="d07641f9-f1a5-43c1-ac16-fa53e6c318bc" xsi:nil="true"/>
-  </documentManagement>
-</p:properties>
-</file>
-
-<file path=customXml/item4.xml><?xml version="1.0" encoding="utf-8"?>
 <ct:contentTypeSchema xmlns:ct="http://schemas.microsoft.com/office/2006/metadata/contentType" xmlns:ma="http://schemas.microsoft.com/office/2006/metadata/properties/metaAttributes" ct:_="" ma:_="" ma:contentTypeName="Documento" ma:contentTypeID="0x010100089FBA7B0FAFA84E9F1E615D3FC0A129" ma:contentTypeVersion="11" ma:contentTypeDescription="Crear nuevo documento." ma:contentTypeScope="" ma:versionID="fa55cfaacbcd603bd53d850e3b8176f7">
   <xsd:schema xmlns:xsd="http://www.w3.org/2001/XMLSchema" xmlns:xs="http://www.w3.org/2001/XMLSchema" xmlns:p="http://schemas.microsoft.com/office/2006/metadata/properties" xmlns:ns3="d07641f9-f1a5-43c1-ac16-fa53e6c318bc" targetNamespace="http://schemas.microsoft.com/office/2006/metadata/properties" ma:root="true" ma:fieldsID="78f989df160fe6a5ee2e0e0b0bfde0e3" ns3:_="">
     <xsd:import namespace="d07641f9-f1a5-43c1-ac16-fa53e6c318bc"/>
@@ -20128,23 +20190,11 @@
 </ct:contentTypeSchema>
 </file>
 
-<file path=customXml/itemProps1.xml><?xml version="1.0" encoding="utf-8"?>
-<ds:datastoreItem xmlns:ds="http://schemas.openxmlformats.org/officeDocument/2006/customXml" ds:itemID="{480B8420-1B48-4D23-8D6E-64373AC5070B}">
-  <ds:schemaRefs>
-    <ds:schemaRef ds:uri="http://schemas.microsoft.com/sharepoint/v3/contenttype/forms"/>
-  </ds:schemaRefs>
-</ds:datastoreItem>
+<file path=customXml/item4.xml><?xml version="1.0" encoding="utf-8"?>
+<b:Sources xmlns:b="http://schemas.openxmlformats.org/officeDocument/2006/bibliography" xmlns="http://schemas.openxmlformats.org/officeDocument/2006/bibliography" SelectedStyle="\APASixthEditionOfficeOnline.xsl" StyleName="APA" Version="6"/>
 </file>
 
-<file path=customXml/itemProps2.xml><?xml version="1.0" encoding="utf-8"?>
-<ds:datastoreItem xmlns:ds="http://schemas.openxmlformats.org/officeDocument/2006/customXml" ds:itemID="{453714F8-FBC3-4DCC-8DCB-89BB58DCF76F}">
-  <ds:schemaRefs>
-    <ds:schemaRef ds:uri="http://schemas.openxmlformats.org/officeDocument/2006/bibliography"/>
-  </ds:schemaRefs>
-</ds:datastoreItem>
-</file>
-
-<file path=customXml/itemProps3.xml><?xml version="1.0" encoding="utf-8"?>
+<file path=customXml/itemProps1.xml><?xml version="1.0" encoding="utf-8"?>
 <ds:datastoreItem xmlns:ds="http://schemas.openxmlformats.org/officeDocument/2006/customXml" ds:itemID="{7F0B1298-25D5-45B9-909D-DD837044A49E}">
   <ds:schemaRefs>
     <ds:schemaRef ds:uri="http://schemas.microsoft.com/office/2006/metadata/properties"/>
@@ -20154,7 +20204,15 @@
 </ds:datastoreItem>
 </file>
 
-<file path=customXml/itemProps4.xml><?xml version="1.0" encoding="utf-8"?>
+<file path=customXml/itemProps2.xml><?xml version="1.0" encoding="utf-8"?>
+<ds:datastoreItem xmlns:ds="http://schemas.openxmlformats.org/officeDocument/2006/customXml" ds:itemID="{480B8420-1B48-4D23-8D6E-64373AC5070B}">
+  <ds:schemaRefs>
+    <ds:schemaRef ds:uri="http://schemas.microsoft.com/sharepoint/v3/contenttype/forms"/>
+  </ds:schemaRefs>
+</ds:datastoreItem>
+</file>
+
+<file path=customXml/itemProps3.xml><?xml version="1.0" encoding="utf-8"?>
 <ds:datastoreItem xmlns:ds="http://schemas.openxmlformats.org/officeDocument/2006/customXml" ds:itemID="{B3C09D93-2BDC-4563-9759-9158244E5DE7}">
   <ds:schemaRefs>
     <ds:schemaRef ds:uri="http://schemas.microsoft.com/office/2006/metadata/contentType"/>
@@ -20170,4 +20228,12 @@
     <ds:schemaRef ds:uri="http://schemas.microsoft.com/internal/obd"/>
   </ds:schemaRefs>
 </ds:datastoreItem>
+</file>
+
+<file path=customXml/itemProps4.xml><?xml version="1.0" encoding="utf-8"?>
+<ds:datastoreItem xmlns:ds="http://schemas.openxmlformats.org/officeDocument/2006/customXml" ds:itemID="{453714F8-FBC3-4DCC-8DCB-89BB58DCF76F}">
+  <ds:schemaRefs>
+    <ds:schemaRef ds:uri="http://schemas.openxmlformats.org/officeDocument/2006/bibliography"/>
+  </ds:schemaRefs>
+</ds:datastoreItem>
 </file>